--- a/docs/闪电树懒-技术说明文档.docx
+++ b/docs/闪电树懒-技术说明文档.docx
@@ -4,7 +4,7 @@
   <w:body>
     <w:p>
       <w:pPr>
-        <w:spacing w:after="20" w:before="0"/>
+        <w:spacing w:after="40" w:before="0"/>
         <w:jc w:val="center"/>
       </w:pPr>
       <w:r>
@@ -12,8 +12,8 @@
           <w:rFonts w:ascii="Arial" w:cs="Arial" w:eastAsia="Arial" w:hAnsi="Arial"/>
           <w:b/>
           <w:bCs/>
-          <w:sz w:val="40"/>
-          <w:szCs w:val="40"/>
+          <w:sz w:val="44"/>
+          <w:szCs w:val="44"/>
         </w:rPr>
         <w:t xml:space="preserve">闪电树懒 — 技术说明文档</w:t>
       </w:r>
@@ -37,28 +37,28 @@
         <w:pBdr>
           <w:bottom w:val="single" w:color="CCCCCC" w:sz="2" w:space="4"/>
         </w:pBdr>
-        <w:spacing w:after="20" w:before="20"/>
+        <w:spacing w:after="40" w:before="40"/>
       </w:pPr>
     </w:p>
     <w:p>
       <w:pPr>
         <w:pStyle w:val="Heading1"/>
-        <w:spacing w:after="20" w:before="40" w:line="260"/>
+        <w:spacing w:after="80" w:before="200" w:line="300"/>
       </w:pPr>
       <w:r>
         <w:rPr>
           <w:rFonts w:ascii="Arial" w:cs="Arial" w:eastAsia="Arial" w:hAnsi="Arial"/>
           <w:b/>
           <w:bCs/>
-          <w:sz w:val="30"/>
-          <w:szCs w:val="30"/>
+          <w:sz w:val="32"/>
+          <w:szCs w:val="32"/>
         </w:rPr>
         <w:t xml:space="preserve">一、项目概述</w:t>
       </w:r>
     </w:p>
     <w:p>
       <w:pPr>
-        <w:spacing w:after="40" w:before="0" w:line="250"/>
+        <w:spacing w:after="60" w:before="0" w:line="260"/>
       </w:pPr>
       <w:r>
         <w:rPr>
@@ -72,22 +72,23 @@
     <w:p>
       <w:pPr>
         <w:pStyle w:val="Heading3"/>
-        <w:spacing w:after="10" w:before="20" w:line="250"/>
+        <w:spacing w:after="40" w:before="120" w:line="260"/>
       </w:pPr>
       <w:r>
         <w:rPr>
           <w:rFonts w:ascii="Arial" w:cs="Arial" w:eastAsia="Arial" w:hAnsi="Arial"/>
           <w:b/>
           <w:bCs/>
-          <w:sz w:val="22"/>
-          <w:szCs w:val="22"/>
+          <w:sz w:val="24"/>
+          <w:szCs w:val="24"/>
         </w:rPr>
         <w:t xml:space="preserve">核心定位</w:t>
       </w:r>
     </w:p>
     <w:p>
       <w:pPr>
-        <w:spacing w:after="40" w:before="0" w:line="250"/>
+        <w:spacing w:after="30" w:before="0" w:line="250"/>
+        <w:ind w:left="360" w:hanging="180"/>
       </w:pPr>
       <w:r>
         <w:rPr>
@@ -95,12 +96,13 @@
           <w:sz w:val="20"/>
           <w:szCs w:val="20"/>
         </w:rPr>
-        <w:t xml:space="preserve">• 本地优先：所有用户数据（数据库、配置、沙箱文件）存储在 %APPDATA%\闪电树懒\，不上传云端</w:t>
-      </w:r>
-    </w:p>
-    <w:p>
-      <w:pPr>
-        <w:spacing w:after="40" w:before="0" w:line="250"/>
+        <w:t xml:space="preserve">本地优先：所有用户数据（数据库、配置、沙箱文件）存储在 %APPDATA%\闪电树懒\，不上传云端</w:t>
+      </w:r>
+    </w:p>
+    <w:p>
+      <w:pPr>
+        <w:spacing w:after="30" w:before="0" w:line="250"/>
+        <w:ind w:left="360" w:hanging="180"/>
       </w:pPr>
       <w:r>
         <w:rPr>
@@ -108,12 +110,13 @@
           <w:sz w:val="20"/>
           <w:szCs w:val="20"/>
         </w:rPr>
-        <w:t xml:space="preserve">• 自带运行时的桌面应用：内置 Node.js v24.14.0 运行时 + 完整 node_modules 依赖，零环境要求</w:t>
-      </w:r>
-    </w:p>
-    <w:p>
-      <w:pPr>
-        <w:spacing w:after="40" w:before="0" w:line="250"/>
+        <w:t xml:space="preserve">自带运行时的桌面应用：内置 Node.js v24.14.0 运行时 + 完整 node_modules 依赖，零环境要求</w:t>
+      </w:r>
+    </w:p>
+    <w:p>
+      <w:pPr>
+        <w:spacing w:after="30" w:before="0" w:line="250"/>
+        <w:ind w:left="360" w:hanging="180"/>
       </w:pPr>
       <w:r>
         <w:rPr>
@@ -121,12 +124,13 @@
           <w:sz w:val="20"/>
           <w:szCs w:val="20"/>
         </w:rPr>
-        <w:t xml:space="preserve">• 多模型接入：通过芯云 API 聚合平台一键接入 DeepSeek / GLM / Kimi / Qwen / MiniMax 等 17 个模型</w:t>
-      </w:r>
-    </w:p>
-    <w:p>
-      <w:pPr>
-        <w:spacing w:after="40" w:before="0" w:line="250"/>
+        <w:t xml:space="preserve">多模型接入：通过芯云 API 聚合平台一键接入 DeepSeek / GLM / Kimi / Qwen / MiniMax 等 17 个模型</w:t>
+      </w:r>
+    </w:p>
+    <w:p>
+      <w:pPr>
+        <w:spacing w:after="30" w:before="0" w:line="250"/>
+        <w:ind w:left="360" w:hanging="180"/>
       </w:pPr>
       <w:r>
         <w:rPr>
@@ -134,28 +138,28 @@
           <w:sz w:val="20"/>
           <w:szCs w:val="20"/>
         </w:rPr>
-        <w:t xml:space="preserve">• Agent 技能系统：35 个领域专家技能自动关键词匹配，覆盖创作、开发、产品、安全、销售等场景</w:t>
+        <w:t xml:space="preserve">Agent 技能系统：35 个领域专家技能自动关键词匹配，覆盖创作、开发、产品、安全、销售等场景</w:t>
       </w:r>
     </w:p>
     <w:p>
       <w:pPr>
         <w:pStyle w:val="Heading1"/>
-        <w:spacing w:after="20" w:before="40" w:line="260"/>
+        <w:spacing w:after="80" w:before="200" w:line="300"/>
       </w:pPr>
       <w:r>
         <w:rPr>
           <w:rFonts w:ascii="Arial" w:cs="Arial" w:eastAsia="Arial" w:hAnsi="Arial"/>
           <w:b/>
           <w:bCs/>
-          <w:sz w:val="30"/>
-          <w:szCs w:val="30"/>
+          <w:sz w:val="32"/>
+          <w:szCs w:val="32"/>
         </w:rPr>
         <w:t xml:space="preserve">二、系统架构</w:t>
       </w:r>
     </w:p>
     <w:p>
       <w:pPr>
-        <w:spacing w:after="0" w:before="0" w:line="200"/>
+        <w:spacing w:after="0" w:before="0" w:line="210"/>
       </w:pPr>
       <w:r>
         <w:rPr>
@@ -163,12 +167,12 @@
           <w:sz w:val="15"/>
           <w:szCs w:val="15"/>
         </w:rPr>
-        <w:t xml:space="preserve">┌────────────────────────────────────────────────┐</w:t>
-      </w:r>
-    </w:p>
-    <w:p>
-      <w:pPr>
-        <w:spacing w:after="0" w:before="0" w:line="200"/>
+        <w:t xml:space="preserve">┌──────────────────────────────────────────────────┐</w:t>
+      </w:r>
+    </w:p>
+    <w:p>
+      <w:pPr>
+        <w:spacing w:after="0" w:before="0" w:line="210"/>
       </w:pPr>
       <w:r>
         <w:rPr>
@@ -176,12 +180,12 @@
           <w:sz w:val="15"/>
           <w:szCs w:val="15"/>
         </w:rPr>
-        <w:t xml:space="preserve">│                闪电树懒 桌面客户端               │</w:t>
-      </w:r>
-    </w:p>
-    <w:p>
-      <w:pPr>
-        <w:spacing w:after="0" w:before="0" w:line="200"/>
+        <w:t xml:space="preserve">│              闪电树懒 桌面客户端                  │</w:t>
+      </w:r>
+    </w:p>
+    <w:p>
+      <w:pPr>
+        <w:spacing w:after="0" w:before="0" w:line="210"/>
       </w:pPr>
       <w:r>
         <w:rPr>
@@ -189,12 +193,12 @@
           <w:sz w:val="15"/>
           <w:szCs w:val="15"/>
         </w:rPr>
-        <w:t xml:space="preserve">├────────────────────────────────────────────────┤</w:t>
-      </w:r>
-    </w:p>
-    <w:p>
-      <w:pPr>
-        <w:spacing w:after="0" w:before="0" w:line="200"/>
+        <w:t xml:space="preserve">├──────────────────────────────────────────────────┤</w:t>
+      </w:r>
+    </w:p>
+    <w:p>
+      <w:pPr>
+        <w:spacing w:after="0" w:before="0" w:line="210"/>
       </w:pPr>
       <w:r>
         <w:rPr>
@@ -202,12 +206,12 @@
           <w:sz w:val="15"/>
           <w:szCs w:val="15"/>
         </w:rPr>
-        <w:t xml:space="preserve">│  Tauri Shell (Rust)                            │</w:t>
-      </w:r>
-    </w:p>
-    <w:p>
-      <w:pPr>
-        <w:spacing w:after="0" w:before="0" w:line="200"/>
+        <w:t xml:space="preserve">│  Tauri Shell (Rust)                              │</w:t>
+      </w:r>
+    </w:p>
+    <w:p>
+      <w:pPr>
+        <w:spacing w:after="0" w:before="0" w:line="210"/>
       </w:pPr>
       <w:r>
         <w:rPr>
@@ -215,12 +219,12 @@
           <w:sz w:val="15"/>
           <w:szCs w:val="15"/>
         </w:rPr>
-        <w:t xml:space="preserve">│  ├─ startup: 自动 spawn Node.js 后端            │</w:t>
-      </w:r>
-    </w:p>
-    <w:p>
-      <w:pPr>
-        <w:spacing w:after="0" w:before="0" w:line="200"/>
+        <w:t xml:space="preserve">│  ├─ startup: 自动 spawn Node.js 后端              │</w:t>
+      </w:r>
+    </w:p>
+    <w:p>
+      <w:pPr>
+        <w:spacing w:after="0" w:before="0" w:line="210"/>
       </w:pPr>
       <w:r>
         <w:rPr>
@@ -228,12 +232,12 @@
           <w:sz w:val="15"/>
           <w:szCs w:val="15"/>
         </w:rPr>
-        <w:t xml:space="preserve">│  ├─ setup: 注入环境变量 + 端口清理               │</w:t>
-      </w:r>
-    </w:p>
-    <w:p>
-      <w:pPr>
-        <w:spacing w:after="0" w:before="0" w:line="200"/>
+        <w:t xml:space="preserve">│  ├─ setup: 注入环境变量 + 端口清理                │</w:t>
+      </w:r>
+    </w:p>
+    <w:p>
+      <w:pPr>
+        <w:spacing w:after="0" w:before="0" w:line="210"/>
       </w:pPr>
       <w:r>
         <w:rPr>
@@ -241,12 +245,12 @@
           <w:sz w:val="15"/>
           <w:szCs w:val="15"/>
         </w:rPr>
-        <w:t xml:space="preserve">│  └─ shutdown: 窗口关闭时 kill 后端               │</w:t>
-      </w:r>
-    </w:p>
-    <w:p>
-      <w:pPr>
-        <w:spacing w:after="0" w:before="0" w:line="200"/>
+        <w:t xml:space="preserve">│  └─ shutdown: 窗口关闭时 kill 后端                │</w:t>
+      </w:r>
+    </w:p>
+    <w:p>
+      <w:pPr>
+        <w:spacing w:after="0" w:before="0" w:line="210"/>
       </w:pPr>
       <w:r>
         <w:rPr>
@@ -254,12 +258,12 @@
           <w:sz w:val="15"/>
           <w:szCs w:val="15"/>
         </w:rPr>
-        <w:t xml:space="preserve">├────────────────────────────────────────────────┤</w:t>
-      </w:r>
-    </w:p>
-    <w:p>
-      <w:pPr>
-        <w:spacing w:after="0" w:before="0" w:line="200"/>
+        <w:t xml:space="preserve">├──────────────────────────────────────────────────┤</w:t>
+      </w:r>
+    </w:p>
+    <w:p>
+      <w:pPr>
+        <w:spacing w:after="0" w:before="0" w:line="210"/>
       </w:pPr>
       <w:r>
         <w:rPr>
@@ -267,12 +271,12 @@
           <w:sz w:val="15"/>
           <w:szCs w:val="15"/>
         </w:rPr>
-        <w:t xml:space="preserve">│  Frontend (React 19 + TypeScript 6 + Vite 8)    │</w:t>
-      </w:r>
-    </w:p>
-    <w:p>
-      <w:pPr>
-        <w:spacing w:after="0" w:before="0" w:line="200"/>
+        <w:t xml:space="preserve">│  Frontend (React 19 + TypeScript 6 + Vite 8)      │</w:t>
+      </w:r>
+    </w:p>
+    <w:p>
+      <w:pPr>
+        <w:spacing w:after="0" w:before="0" w:line="210"/>
       </w:pPr>
       <w:r>
         <w:rPr>
@@ -280,12 +284,12 @@
           <w:sz w:val="15"/>
           <w:szCs w:val="15"/>
         </w:rPr>
-        <w:t xml:space="preserve">│  ├─ WebView2 渲染 (tauri.localhost)             │</w:t>
-      </w:r>
-    </w:p>
-    <w:p>
-      <w:pPr>
-        <w:spacing w:after="0" w:before="0" w:line="200"/>
+        <w:t xml:space="preserve">│  ├─ WebView2 渲染 (tauri.localhost)               │</w:t>
+      </w:r>
+    </w:p>
+    <w:p>
+      <w:pPr>
+        <w:spacing w:after="0" w:before="0" w:line="210"/>
       </w:pPr>
       <w:r>
         <w:rPr>
@@ -293,12 +297,12 @@
           <w:sz w:val="15"/>
           <w:szCs w:val="15"/>
         </w:rPr>
-        <w:t xml:space="preserve">│  ├─ SSE 实时通信 (127.0.0.1:3721/events)       │</w:t>
-      </w:r>
-    </w:p>
-    <w:p>
-      <w:pPr>
-        <w:spacing w:after="0" w:before="0" w:line="200"/>
+        <w:t xml:space="preserve">│  ├─ SSE 实时通信 (127.0.0.1:3721/events)         │</w:t>
+      </w:r>
+    </w:p>
+    <w:p>
+      <w:pPr>
+        <w:spacing w:after="0" w:before="0" w:line="210"/>
       </w:pPr>
       <w:r>
         <w:rPr>
@@ -306,12 +310,12 @@
           <w:sz w:val="15"/>
           <w:szCs w:val="15"/>
         </w:rPr>
-        <w:t xml:space="preserve">│  └─ Zustand 状态管理 + Framer Motion 动画       │</w:t>
-      </w:r>
-    </w:p>
-    <w:p>
-      <w:pPr>
-        <w:spacing w:after="0" w:before="0" w:line="200"/>
+        <w:t xml:space="preserve">│  └─ Zustand 状态管理 + Framer Motion 动画         │</w:t>
+      </w:r>
+    </w:p>
+    <w:p>
+      <w:pPr>
+        <w:spacing w:after="0" w:before="0" w:line="210"/>
       </w:pPr>
       <w:r>
         <w:rPr>
@@ -319,12 +323,12 @@
           <w:sz w:val="15"/>
           <w:szCs w:val="15"/>
         </w:rPr>
-        <w:t xml:space="preserve">├────────────────────────────────────────────────┤</w:t>
-      </w:r>
-    </w:p>
-    <w:p>
-      <w:pPr>
-        <w:spacing w:after="0" w:before="0" w:line="200"/>
+        <w:t xml:space="preserve">├──────────────────────────────────────────────────┤</w:t>
+      </w:r>
+    </w:p>
+    <w:p>
+      <w:pPr>
+        <w:spacing w:after="0" w:before="0" w:line="210"/>
       </w:pPr>
       <w:r>
         <w:rPr>
@@ -332,12 +336,12 @@
           <w:sz w:val="15"/>
           <w:szCs w:val="15"/>
         </w:rPr>
-        <w:t xml:space="preserve">│  Backend (Node.js v24.14.0)                    │</w:t>
-      </w:r>
-    </w:p>
-    <w:p>
-      <w:pPr>
-        <w:spacing w:after="0" w:before="0" w:line="200"/>
+        <w:t xml:space="preserve">│  Backend (Node.js v24.14.0)                      │</w:t>
+      </w:r>
+    </w:p>
+    <w:p>
+      <w:pPr>
+        <w:spacing w:after="0" w:before="0" w:line="210"/>
       </w:pPr>
       <w:r>
         <w:rPr>
@@ -345,12 +349,12 @@
           <w:sz w:val="15"/>
           <w:szCs w:val="15"/>
         </w:rPr>
-        <w:t xml:space="preserve">│  ├─ HTTP API Server (127.0.0.1:3721)           │</w:t>
-      </w:r>
-    </w:p>
-    <w:p>
-      <w:pPr>
-        <w:spacing w:after="0" w:before="0" w:line="200"/>
+        <w:t xml:space="preserve">│  ├─ HTTP API Server (127.0.0.1:3721)             │</w:t>
+      </w:r>
+    </w:p>
+    <w:p>
+      <w:pPr>
+        <w:spacing w:after="0" w:before="0" w:line="210"/>
       </w:pPr>
       <w:r>
         <w:rPr>
@@ -358,12 +362,12 @@
           <w:sz w:val="15"/>
           <w:szCs w:val="15"/>
         </w:rPr>
-        <w:t xml:space="preserve">│  ├─ SSE / WebSocket / REST 多协议              │</w:t>
-      </w:r>
-    </w:p>
-    <w:p>
-      <w:pPr>
-        <w:spacing w:after="0" w:before="0" w:line="200"/>
+        <w:t xml:space="preserve">│  ├─ SSE / WebSocket / REST 多协议                 │</w:t>
+      </w:r>
+    </w:p>
+    <w:p>
+      <w:pPr>
+        <w:spacing w:after="0" w:before="0" w:line="210"/>
       </w:pPr>
       <w:r>
         <w:rPr>
@@ -371,12 +375,12 @@
           <w:sz w:val="15"/>
           <w:szCs w:val="15"/>
         </w:rPr>
-        <w:t xml:space="preserve">│  ├─ SQLite (better-sqlite3) 记忆系统            │</w:t>
-      </w:r>
-    </w:p>
-    <w:p>
-      <w:pPr>
-        <w:spacing w:after="0" w:before="0" w:line="200"/>
+        <w:t xml:space="preserve">│  ├─ SQLite (better-sqlite3) 记忆系统              │</w:t>
+      </w:r>
+    </w:p>
+    <w:p>
+      <w:pPr>
+        <w:spacing w:after="0" w:before="0" w:line="210"/>
       </w:pPr>
       <w:r>
         <w:rPr>
@@ -384,12 +388,12 @@
           <w:sz w:val="15"/>
           <w:szCs w:val="15"/>
         </w:rPr>
-        <w:t xml:space="preserve">│  ├─ Playwright → 系统 Edge 浏览器自动化         │</w:t>
-      </w:r>
-    </w:p>
-    <w:p>
-      <w:pPr>
-        <w:spacing w:after="0" w:before="0" w:line="200"/>
+        <w:t xml:space="preserve">│  ├─ Playwright → 系统 Edge 浏览器自动化           │</w:t>
+      </w:r>
+    </w:p>
+    <w:p>
+      <w:pPr>
+        <w:spacing w:after="0" w:before="0" w:line="210"/>
       </w:pPr>
       <w:r>
         <w:rPr>
@@ -397,12 +401,12 @@
           <w:sz w:val="15"/>
           <w:szCs w:val="15"/>
         </w:rPr>
-        <w:t xml:space="preserve">│  └─ 35 个 Agent Skills 自动匹配引擎             │</w:t>
-      </w:r>
-    </w:p>
-    <w:p>
-      <w:pPr>
-        <w:spacing w:after="0" w:before="0" w:line="200"/>
+        <w:t xml:space="preserve">│  └─ 35 个 Agent Skills 自动匹配引擎               │</w:t>
+      </w:r>
+    </w:p>
+    <w:p>
+      <w:pPr>
+        <w:spacing w:after="0" w:before="0" w:line="210"/>
       </w:pPr>
       <w:r>
         <w:rPr>
@@ -410,21 +414,21 @@
           <w:sz w:val="15"/>
           <w:szCs w:val="15"/>
         </w:rPr>
-        <w:t xml:space="preserve">└────────────────────────────────────────────────┘</w:t>
+        <w:t xml:space="preserve">└──────────────────────────────────────────────────┘</w:t>
       </w:r>
     </w:p>
     <w:p>
       <w:pPr>
         <w:pStyle w:val="Heading3"/>
-        <w:spacing w:after="10" w:before="20" w:line="250"/>
+        <w:spacing w:after="40" w:before="120" w:line="260"/>
       </w:pPr>
       <w:r>
         <w:rPr>
           <w:rFonts w:ascii="Arial" w:cs="Arial" w:eastAsia="Arial" w:hAnsi="Arial"/>
           <w:b/>
           <w:bCs/>
-          <w:sz w:val="22"/>
-          <w:szCs w:val="22"/>
+          <w:sz w:val="24"/>
+          <w:szCs w:val="24"/>
         </w:rPr>
         <w:t xml:space="preserve">通信协议</w:t>
       </w:r>
@@ -458,15 +462,15 @@
             </w:tcBorders>
             <w:shd w:fill="E8ECF0" w:val="clear"/>
             <w:tcMar>
-              <w:top w:type="dxa" w:w="40"/>
-              <w:left w:type="dxa" w:w="80"/>
-              <w:bottom w:type="dxa" w:w="40"/>
-              <w:right w:type="dxa" w:w="80"/>
-            </w:tcMar>
-          </w:tcPr>
-          <w:p>
-            <w:pPr>
-              <w:spacing w:after="0" w:before="0" w:line="200"/>
+              <w:top w:type="dxa" w:w="50"/>
+              <w:left w:type="dxa" w:w="100"/>
+              <w:bottom w:type="dxa" w:w="50"/>
+              <w:right w:type="dxa" w:w="100"/>
+            </w:tcMar>
+          </w:tcPr>
+          <w:p>
+            <w:pPr>
+              <w:spacing w:after="60" w:before="0" w:line="260"/>
             </w:pPr>
             <w:r>
               <w:rPr>
@@ -491,15 +495,15 @@
             </w:tcBorders>
             <w:shd w:fill="E8ECF0" w:val="clear"/>
             <w:tcMar>
-              <w:top w:type="dxa" w:w="40"/>
-              <w:left w:type="dxa" w:w="80"/>
-              <w:bottom w:type="dxa" w:w="40"/>
-              <w:right w:type="dxa" w:w="80"/>
-            </w:tcMar>
-          </w:tcPr>
-          <w:p>
-            <w:pPr>
-              <w:spacing w:after="0" w:before="0" w:line="200"/>
+              <w:top w:type="dxa" w:w="50"/>
+              <w:left w:type="dxa" w:w="100"/>
+              <w:bottom w:type="dxa" w:w="50"/>
+              <w:right w:type="dxa" w:w="100"/>
+            </w:tcMar>
+          </w:tcPr>
+          <w:p>
+            <w:pPr>
+              <w:spacing w:after="60" w:before="0" w:line="260"/>
             </w:pPr>
             <w:r>
               <w:rPr>
@@ -524,15 +528,15 @@
             </w:tcBorders>
             <w:shd w:fill="E8ECF0" w:val="clear"/>
             <w:tcMar>
-              <w:top w:type="dxa" w:w="40"/>
-              <w:left w:type="dxa" w:w="80"/>
-              <w:bottom w:type="dxa" w:w="40"/>
-              <w:right w:type="dxa" w:w="80"/>
-            </w:tcMar>
-          </w:tcPr>
-          <w:p>
-            <w:pPr>
-              <w:spacing w:after="0" w:before="0" w:line="200"/>
+              <w:top w:type="dxa" w:w="50"/>
+              <w:left w:type="dxa" w:w="100"/>
+              <w:bottom w:type="dxa" w:w="50"/>
+              <w:right w:type="dxa" w:w="100"/>
+            </w:tcMar>
+          </w:tcPr>
+          <w:p>
+            <w:pPr>
+              <w:spacing w:after="60" w:before="0" w:line="260"/>
             </w:pPr>
             <w:r>
               <w:rPr>
@@ -558,21 +562,21 @@
               <w:right w:val="single" w:color="BBBBBB" w:sz="1"/>
             </w:tcBorders>
             <w:tcMar>
-              <w:top w:type="dxa" w:w="40"/>
-              <w:left w:type="dxa" w:w="80"/>
-              <w:bottom w:type="dxa" w:w="40"/>
-              <w:right w:type="dxa" w:w="80"/>
-            </w:tcMar>
-          </w:tcPr>
-          <w:p>
-            <w:pPr>
-              <w:spacing w:after="0" w:before="0" w:line="200"/>
-            </w:pPr>
-            <w:r>
-              <w:rPr>
-                <w:rFonts w:ascii="Consolas" w:cs="Consolas" w:eastAsia="Consolas" w:hAnsi="Consolas"/>
-                <w:sz w:val="15"/>
-                <w:szCs w:val="15"/>
+              <w:top w:type="dxa" w:w="50"/>
+              <w:left w:type="dxa" w:w="100"/>
+              <w:bottom w:type="dxa" w:w="50"/>
+              <w:right w:type="dxa" w:w="100"/>
+            </w:tcMar>
+          </w:tcPr>
+          <w:p>
+            <w:pPr>
+              <w:spacing w:after="0" w:before="0" w:line="210"/>
+            </w:pPr>
+            <w:r>
+              <w:rPr>
+                <w:rFonts w:ascii="Arial" w:cs="Arial" w:eastAsia="Arial" w:hAnsi="Arial"/>
+                <w:sz w:val="17"/>
+                <w:szCs w:val="17"/>
               </w:rPr>
               <w:t xml:space="preserve">HTTP REST</w:t>
             </w:r>
@@ -588,21 +592,21 @@
               <w:right w:val="single" w:color="BBBBBB" w:sz="1"/>
             </w:tcBorders>
             <w:tcMar>
-              <w:top w:type="dxa" w:w="40"/>
-              <w:left w:type="dxa" w:w="80"/>
-              <w:bottom w:type="dxa" w:w="40"/>
-              <w:right w:type="dxa" w:w="80"/>
-            </w:tcMar>
-          </w:tcPr>
-          <w:p>
-            <w:pPr>
-              <w:spacing w:after="0" w:before="0" w:line="200"/>
-            </w:pPr>
-            <w:r>
-              <w:rPr>
-                <w:rFonts w:ascii="Consolas" w:cs="Consolas" w:eastAsia="Consolas" w:hAnsi="Consolas"/>
-                <w:sz w:val="15"/>
-                <w:szCs w:val="15"/>
+              <w:top w:type="dxa" w:w="50"/>
+              <w:left w:type="dxa" w:w="100"/>
+              <w:bottom w:type="dxa" w:w="50"/>
+              <w:right w:type="dxa" w:w="100"/>
+            </w:tcMar>
+          </w:tcPr>
+          <w:p>
+            <w:pPr>
+              <w:spacing w:after="0" w:before="0" w:line="210"/>
+            </w:pPr>
+            <w:r>
+              <w:rPr>
+                <w:rFonts w:ascii="Arial" w:cs="Arial" w:eastAsia="Arial" w:hAnsi="Arial"/>
+                <w:sz w:val="17"/>
+                <w:szCs w:val="17"/>
               </w:rPr>
               <w:t xml:space="preserve">127.0.0.1:3721/*</w:t>
             </w:r>
@@ -618,21 +622,21 @@
               <w:right w:val="single" w:color="BBBBBB" w:sz="1"/>
             </w:tcBorders>
             <w:tcMar>
-              <w:top w:type="dxa" w:w="40"/>
-              <w:left w:type="dxa" w:w="80"/>
-              <w:bottom w:type="dxa" w:w="40"/>
-              <w:right w:type="dxa" w:w="80"/>
-            </w:tcMar>
-          </w:tcPr>
-          <w:p>
-            <w:pPr>
-              <w:spacing w:after="0" w:before="0" w:line="200"/>
-            </w:pPr>
-            <w:r>
-              <w:rPr>
-                <w:rFonts w:ascii="Consolas" w:cs="Consolas" w:eastAsia="Consolas" w:hAnsi="Consolas"/>
-                <w:sz w:val="15"/>
-                <w:szCs w:val="15"/>
+              <w:top w:type="dxa" w:w="50"/>
+              <w:left w:type="dxa" w:w="100"/>
+              <w:bottom w:type="dxa" w:w="50"/>
+              <w:right w:type="dxa" w:w="100"/>
+            </w:tcMar>
+          </w:tcPr>
+          <w:p>
+            <w:pPr>
+              <w:spacing w:after="0" w:before="0" w:line="210"/>
+            </w:pPr>
+            <w:r>
+              <w:rPr>
+                <w:rFonts w:ascii="Arial" w:cs="Arial" w:eastAsia="Arial" w:hAnsi="Arial"/>
+                <w:sz w:val="17"/>
+                <w:szCs w:val="17"/>
               </w:rPr>
               <w:t xml:space="preserve">发送消息、激活、设置、状态查询</w:t>
             </w:r>
@@ -651,21 +655,21 @@
             </w:tcBorders>
             <w:shd w:fill="F8F9FA" w:val="clear"/>
             <w:tcMar>
-              <w:top w:type="dxa" w:w="40"/>
-              <w:left w:type="dxa" w:w="80"/>
-              <w:bottom w:type="dxa" w:w="40"/>
-              <w:right w:type="dxa" w:w="80"/>
-            </w:tcMar>
-          </w:tcPr>
-          <w:p>
-            <w:pPr>
-              <w:spacing w:after="0" w:before="0" w:line="200"/>
-            </w:pPr>
-            <w:r>
-              <w:rPr>
-                <w:rFonts w:ascii="Consolas" w:cs="Consolas" w:eastAsia="Consolas" w:hAnsi="Consolas"/>
-                <w:sz w:val="15"/>
-                <w:szCs w:val="15"/>
+              <w:top w:type="dxa" w:w="50"/>
+              <w:left w:type="dxa" w:w="100"/>
+              <w:bottom w:type="dxa" w:w="50"/>
+              <w:right w:type="dxa" w:w="100"/>
+            </w:tcMar>
+          </w:tcPr>
+          <w:p>
+            <w:pPr>
+              <w:spacing w:after="0" w:before="0" w:line="210"/>
+            </w:pPr>
+            <w:r>
+              <w:rPr>
+                <w:rFonts w:ascii="Arial" w:cs="Arial" w:eastAsia="Arial" w:hAnsi="Arial"/>
+                <w:sz w:val="17"/>
+                <w:szCs w:val="17"/>
               </w:rPr>
               <w:t xml:space="preserve">SSE</w:t>
             </w:r>
@@ -682,21 +686,21 @@
             </w:tcBorders>
             <w:shd w:fill="F8F9FA" w:val="clear"/>
             <w:tcMar>
-              <w:top w:type="dxa" w:w="40"/>
-              <w:left w:type="dxa" w:w="80"/>
-              <w:bottom w:type="dxa" w:w="40"/>
-              <w:right w:type="dxa" w:w="80"/>
-            </w:tcMar>
-          </w:tcPr>
-          <w:p>
-            <w:pPr>
-              <w:spacing w:after="0" w:before="0" w:line="200"/>
-            </w:pPr>
-            <w:r>
-              <w:rPr>
-                <w:rFonts w:ascii="Consolas" w:cs="Consolas" w:eastAsia="Consolas" w:hAnsi="Consolas"/>
-                <w:sz w:val="15"/>
-                <w:szCs w:val="15"/>
+              <w:top w:type="dxa" w:w="50"/>
+              <w:left w:type="dxa" w:w="100"/>
+              <w:bottom w:type="dxa" w:w="50"/>
+              <w:right w:type="dxa" w:w="100"/>
+            </w:tcMar>
+          </w:tcPr>
+          <w:p>
+            <w:pPr>
+              <w:spacing w:after="0" w:before="0" w:line="210"/>
+            </w:pPr>
+            <w:r>
+              <w:rPr>
+                <w:rFonts w:ascii="Arial" w:cs="Arial" w:eastAsia="Arial" w:hAnsi="Arial"/>
+                <w:sz w:val="17"/>
+                <w:szCs w:val="17"/>
               </w:rPr>
               <w:t xml:space="preserve">127.0.0.1:3721/events</w:t>
             </w:r>
@@ -713,21 +717,21 @@
             </w:tcBorders>
             <w:shd w:fill="F8F9FA" w:val="clear"/>
             <w:tcMar>
-              <w:top w:type="dxa" w:w="40"/>
-              <w:left w:type="dxa" w:w="80"/>
-              <w:bottom w:type="dxa" w:w="40"/>
-              <w:right w:type="dxa" w:w="80"/>
-            </w:tcMar>
-          </w:tcPr>
-          <w:p>
-            <w:pPr>
-              <w:spacing w:after="0" w:before="0" w:line="200"/>
-            </w:pPr>
-            <w:r>
-              <w:rPr>
-                <w:rFonts w:ascii="Consolas" w:cs="Consolas" w:eastAsia="Consolas" w:hAnsi="Consolas"/>
-                <w:sz w:val="15"/>
-                <w:szCs w:val="15"/>
+              <w:top w:type="dxa" w:w="50"/>
+              <w:left w:type="dxa" w:w="100"/>
+              <w:bottom w:type="dxa" w:w="50"/>
+              <w:right w:type="dxa" w:w="100"/>
+            </w:tcMar>
+          </w:tcPr>
+          <w:p>
+            <w:pPr>
+              <w:spacing w:after="0" w:before="0" w:line="210"/>
+            </w:pPr>
+            <w:r>
+              <w:rPr>
+                <w:rFonts w:ascii="Arial" w:cs="Arial" w:eastAsia="Arial" w:hAnsi="Arial"/>
+                <w:sz w:val="17"/>
+                <w:szCs w:val="17"/>
               </w:rPr>
               <w:t xml:space="preserve">实时推送 AI 回复流、系统事件</w:t>
             </w:r>
@@ -745,21 +749,21 @@
               <w:right w:val="single" w:color="BBBBBB" w:sz="1"/>
             </w:tcBorders>
             <w:tcMar>
-              <w:top w:type="dxa" w:w="40"/>
-              <w:left w:type="dxa" w:w="80"/>
-              <w:bottom w:type="dxa" w:w="40"/>
-              <w:right w:type="dxa" w:w="80"/>
-            </w:tcMar>
-          </w:tcPr>
-          <w:p>
-            <w:pPr>
-              <w:spacing w:after="0" w:before="0" w:line="200"/>
-            </w:pPr>
-            <w:r>
-              <w:rPr>
-                <w:rFonts w:ascii="Consolas" w:cs="Consolas" w:eastAsia="Consolas" w:hAnsi="Consolas"/>
-                <w:sz w:val="15"/>
-                <w:szCs w:val="15"/>
+              <w:top w:type="dxa" w:w="50"/>
+              <w:left w:type="dxa" w:w="100"/>
+              <w:bottom w:type="dxa" w:w="50"/>
+              <w:right w:type="dxa" w:w="100"/>
+            </w:tcMar>
+          </w:tcPr>
+          <w:p>
+            <w:pPr>
+              <w:spacing w:after="0" w:before="0" w:line="210"/>
+            </w:pPr>
+            <w:r>
+              <w:rPr>
+                <w:rFonts w:ascii="Arial" w:cs="Arial" w:eastAsia="Arial" w:hAnsi="Arial"/>
+                <w:sz w:val="17"/>
+                <w:szCs w:val="17"/>
               </w:rPr>
               <w:t xml:space="preserve">WebSocket</w:t>
             </w:r>
@@ -775,21 +779,21 @@
               <w:right w:val="single" w:color="BBBBBB" w:sz="1"/>
             </w:tcBorders>
             <w:tcMar>
-              <w:top w:type="dxa" w:w="40"/>
-              <w:left w:type="dxa" w:w="80"/>
-              <w:bottom w:type="dxa" w:w="40"/>
-              <w:right w:type="dxa" w:w="80"/>
-            </w:tcMar>
-          </w:tcPr>
-          <w:p>
-            <w:pPr>
-              <w:spacing w:after="0" w:before="0" w:line="200"/>
-            </w:pPr>
-            <w:r>
-              <w:rPr>
-                <w:rFonts w:ascii="Consolas" w:cs="Consolas" w:eastAsia="Consolas" w:hAnsi="Consolas"/>
-                <w:sz w:val="15"/>
-                <w:szCs w:val="15"/>
+              <w:top w:type="dxa" w:w="50"/>
+              <w:left w:type="dxa" w:w="100"/>
+              <w:bottom w:type="dxa" w:w="50"/>
+              <w:right w:type="dxa" w:w="100"/>
+            </w:tcMar>
+          </w:tcPr>
+          <w:p>
+            <w:pPr>
+              <w:spacing w:after="0" w:before="0" w:line="210"/>
+            </w:pPr>
+            <w:r>
+              <w:rPr>
+                <w:rFonts w:ascii="Arial" w:cs="Arial" w:eastAsia="Arial" w:hAnsi="Arial"/>
+                <w:sz w:val="17"/>
+                <w:szCs w:val="17"/>
               </w:rPr>
               <w:t xml:space="preserve">127.0.0.1:3721/scene</w:t>
             </w:r>
@@ -805,21 +809,21 @@
               <w:right w:val="single" w:color="BBBBBB" w:sz="1"/>
             </w:tcBorders>
             <w:tcMar>
-              <w:top w:type="dxa" w:w="40"/>
-              <w:left w:type="dxa" w:w="80"/>
-              <w:bottom w:type="dxa" w:w="40"/>
-              <w:right w:type="dxa" w:w="80"/>
-            </w:tcMar>
-          </w:tcPr>
-          <w:p>
-            <w:pPr>
-              <w:spacing w:after="0" w:before="0" w:line="200"/>
-            </w:pPr>
-            <w:r>
-              <w:rPr>
-                <w:rFonts w:ascii="Consolas" w:cs="Consolas" w:eastAsia="Consolas" w:hAnsi="Consolas"/>
-                <w:sz w:val="15"/>
-                <w:szCs w:val="15"/>
+              <w:top w:type="dxa" w:w="50"/>
+              <w:left w:type="dxa" w:w="100"/>
+              <w:bottom w:type="dxa" w:w="50"/>
+              <w:right w:type="dxa" w:w="100"/>
+            </w:tcMar>
+          </w:tcPr>
+          <w:p>
+            <w:pPr>
+              <w:spacing w:after="0" w:before="0" w:line="210"/>
+            </w:pPr>
+            <w:r>
+              <w:rPr>
+                <w:rFonts w:ascii="Arial" w:cs="Arial" w:eastAsia="Arial" w:hAnsi="Arial"/>
+                <w:sz w:val="17"/>
+                <w:szCs w:val="17"/>
               </w:rPr>
               <w:t xml:space="preserve">场景式声明 UI 双向通信</w:t>
             </w:r>
@@ -830,15 +834,15 @@
     <w:p>
       <w:pPr>
         <w:pStyle w:val="Heading1"/>
-        <w:spacing w:after="20" w:before="40" w:line="260"/>
+        <w:spacing w:after="80" w:before="200" w:line="300"/>
       </w:pPr>
       <w:r>
         <w:rPr>
           <w:rFonts w:ascii="Arial" w:cs="Arial" w:eastAsia="Arial" w:hAnsi="Arial"/>
           <w:b/>
           <w:bCs/>
-          <w:sz w:val="30"/>
-          <w:szCs w:val="30"/>
+          <w:sz w:val="32"/>
+          <w:szCs w:val="32"/>
         </w:rPr>
         <w:t xml:space="preserve">三、前端技术栈</w:t>
       </w:r>
@@ -872,15 +876,15 @@
             </w:tcBorders>
             <w:shd w:fill="E8ECF0" w:val="clear"/>
             <w:tcMar>
-              <w:top w:type="dxa" w:w="40"/>
-              <w:left w:type="dxa" w:w="80"/>
-              <w:bottom w:type="dxa" w:w="40"/>
-              <w:right w:type="dxa" w:w="80"/>
-            </w:tcMar>
-          </w:tcPr>
-          <w:p>
-            <w:pPr>
-              <w:spacing w:after="0" w:before="0" w:line="200"/>
+              <w:top w:type="dxa" w:w="50"/>
+              <w:left w:type="dxa" w:w="100"/>
+              <w:bottom w:type="dxa" w:w="50"/>
+              <w:right w:type="dxa" w:w="100"/>
+            </w:tcMar>
+          </w:tcPr>
+          <w:p>
+            <w:pPr>
+              <w:spacing w:after="60" w:before="0" w:line="260"/>
             </w:pPr>
             <w:r>
               <w:rPr>
@@ -905,15 +909,15 @@
             </w:tcBorders>
             <w:shd w:fill="E8ECF0" w:val="clear"/>
             <w:tcMar>
-              <w:top w:type="dxa" w:w="40"/>
-              <w:left w:type="dxa" w:w="80"/>
-              <w:bottom w:type="dxa" w:w="40"/>
-              <w:right w:type="dxa" w:w="80"/>
-            </w:tcMar>
-          </w:tcPr>
-          <w:p>
-            <w:pPr>
-              <w:spacing w:after="0" w:before="0" w:line="200"/>
+              <w:top w:type="dxa" w:w="50"/>
+              <w:left w:type="dxa" w:w="100"/>
+              <w:bottom w:type="dxa" w:w="50"/>
+              <w:right w:type="dxa" w:w="100"/>
+            </w:tcMar>
+          </w:tcPr>
+          <w:p>
+            <w:pPr>
+              <w:spacing w:after="60" w:before="0" w:line="260"/>
             </w:pPr>
             <w:r>
               <w:rPr>
@@ -938,15 +942,15 @@
             </w:tcBorders>
             <w:shd w:fill="E8ECF0" w:val="clear"/>
             <w:tcMar>
-              <w:top w:type="dxa" w:w="40"/>
-              <w:left w:type="dxa" w:w="80"/>
-              <w:bottom w:type="dxa" w:w="40"/>
-              <w:right w:type="dxa" w:w="80"/>
-            </w:tcMar>
-          </w:tcPr>
-          <w:p>
-            <w:pPr>
-              <w:spacing w:after="0" w:before="0" w:line="200"/>
+              <w:top w:type="dxa" w:w="50"/>
+              <w:left w:type="dxa" w:w="100"/>
+              <w:bottom w:type="dxa" w:w="50"/>
+              <w:right w:type="dxa" w:w="100"/>
+            </w:tcMar>
+          </w:tcPr>
+          <w:p>
+            <w:pPr>
+              <w:spacing w:after="60" w:before="0" w:line="260"/>
             </w:pPr>
             <w:r>
               <w:rPr>
@@ -972,21 +976,21 @@
               <w:right w:val="single" w:color="BBBBBB" w:sz="1"/>
             </w:tcBorders>
             <w:tcMar>
-              <w:top w:type="dxa" w:w="40"/>
-              <w:left w:type="dxa" w:w="80"/>
-              <w:bottom w:type="dxa" w:w="40"/>
-              <w:right w:type="dxa" w:w="80"/>
-            </w:tcMar>
-          </w:tcPr>
-          <w:p>
-            <w:pPr>
-              <w:spacing w:after="0" w:before="0" w:line="200"/>
-            </w:pPr>
-            <w:r>
-              <w:rPr>
-                <w:rFonts w:ascii="Consolas" w:cs="Consolas" w:eastAsia="Consolas" w:hAnsi="Consolas"/>
-                <w:sz w:val="15"/>
-                <w:szCs w:val="15"/>
+              <w:top w:type="dxa" w:w="50"/>
+              <w:left w:type="dxa" w:w="100"/>
+              <w:bottom w:type="dxa" w:w="50"/>
+              <w:right w:type="dxa" w:w="100"/>
+            </w:tcMar>
+          </w:tcPr>
+          <w:p>
+            <w:pPr>
+              <w:spacing w:after="0" w:before="0" w:line="210"/>
+            </w:pPr>
+            <w:r>
+              <w:rPr>
+                <w:rFonts w:ascii="Arial" w:cs="Arial" w:eastAsia="Arial" w:hAnsi="Arial"/>
+                <w:sz w:val="17"/>
+                <w:szCs w:val="17"/>
               </w:rPr>
               <w:t xml:space="preserve">框架</w:t>
             </w:r>
@@ -1002,21 +1006,21 @@
               <w:right w:val="single" w:color="BBBBBB" w:sz="1"/>
             </w:tcBorders>
             <w:tcMar>
-              <w:top w:type="dxa" w:w="40"/>
-              <w:left w:type="dxa" w:w="80"/>
-              <w:bottom w:type="dxa" w:w="40"/>
-              <w:right w:type="dxa" w:w="80"/>
-            </w:tcMar>
-          </w:tcPr>
-          <w:p>
-            <w:pPr>
-              <w:spacing w:after="0" w:before="0" w:line="200"/>
-            </w:pPr>
-            <w:r>
-              <w:rPr>
-                <w:rFonts w:ascii="Consolas" w:cs="Consolas" w:eastAsia="Consolas" w:hAnsi="Consolas"/>
-                <w:sz w:val="15"/>
-                <w:szCs w:val="15"/>
+              <w:top w:type="dxa" w:w="50"/>
+              <w:left w:type="dxa" w:w="100"/>
+              <w:bottom w:type="dxa" w:w="50"/>
+              <w:right w:type="dxa" w:w="100"/>
+            </w:tcMar>
+          </w:tcPr>
+          <w:p>
+            <w:pPr>
+              <w:spacing w:after="0" w:before="0" w:line="210"/>
+            </w:pPr>
+            <w:r>
+              <w:rPr>
+                <w:rFonts w:ascii="Arial" w:cs="Arial" w:eastAsia="Arial" w:hAnsi="Arial"/>
+                <w:sz w:val="17"/>
+                <w:szCs w:val="17"/>
               </w:rPr>
               <w:t xml:space="preserve">React</w:t>
             </w:r>
@@ -1032,21 +1036,21 @@
               <w:right w:val="single" w:color="BBBBBB" w:sz="1"/>
             </w:tcBorders>
             <w:tcMar>
-              <w:top w:type="dxa" w:w="40"/>
-              <w:left w:type="dxa" w:w="80"/>
-              <w:bottom w:type="dxa" w:w="40"/>
-              <w:right w:type="dxa" w:w="80"/>
-            </w:tcMar>
-          </w:tcPr>
-          <w:p>
-            <w:pPr>
-              <w:spacing w:after="0" w:before="0" w:line="200"/>
-            </w:pPr>
-            <w:r>
-              <w:rPr>
-                <w:rFonts w:ascii="Consolas" w:cs="Consolas" w:eastAsia="Consolas" w:hAnsi="Consolas"/>
-                <w:sz w:val="15"/>
-                <w:szCs w:val="15"/>
+              <w:top w:type="dxa" w:w="50"/>
+              <w:left w:type="dxa" w:w="100"/>
+              <w:bottom w:type="dxa" w:w="50"/>
+              <w:right w:type="dxa" w:w="100"/>
+            </w:tcMar>
+          </w:tcPr>
+          <w:p>
+            <w:pPr>
+              <w:spacing w:after="0" w:before="0" w:line="210"/>
+            </w:pPr>
+            <w:r>
+              <w:rPr>
+                <w:rFonts w:ascii="Arial" w:cs="Arial" w:eastAsia="Arial" w:hAnsi="Arial"/>
+                <w:sz w:val="17"/>
+                <w:szCs w:val="17"/>
               </w:rPr>
               <w:t xml:space="preserve">19.2.7</w:t>
             </w:r>
@@ -1065,21 +1069,21 @@
             </w:tcBorders>
             <w:shd w:fill="F8F9FA" w:val="clear"/>
             <w:tcMar>
-              <w:top w:type="dxa" w:w="40"/>
-              <w:left w:type="dxa" w:w="80"/>
-              <w:bottom w:type="dxa" w:w="40"/>
-              <w:right w:type="dxa" w:w="80"/>
-            </w:tcMar>
-          </w:tcPr>
-          <w:p>
-            <w:pPr>
-              <w:spacing w:after="0" w:before="0" w:line="200"/>
-            </w:pPr>
-            <w:r>
-              <w:rPr>
-                <w:rFonts w:ascii="Consolas" w:cs="Consolas" w:eastAsia="Consolas" w:hAnsi="Consolas"/>
-                <w:sz w:val="15"/>
-                <w:szCs w:val="15"/>
+              <w:top w:type="dxa" w:w="50"/>
+              <w:left w:type="dxa" w:w="100"/>
+              <w:bottom w:type="dxa" w:w="50"/>
+              <w:right w:type="dxa" w:w="100"/>
+            </w:tcMar>
+          </w:tcPr>
+          <w:p>
+            <w:pPr>
+              <w:spacing w:after="0" w:before="0" w:line="210"/>
+            </w:pPr>
+            <w:r>
+              <w:rPr>
+                <w:rFonts w:ascii="Arial" w:cs="Arial" w:eastAsia="Arial" w:hAnsi="Arial"/>
+                <w:sz w:val="17"/>
+                <w:szCs w:val="17"/>
               </w:rPr>
               <w:t xml:space="preserve">构建工具</w:t>
             </w:r>
@@ -1096,21 +1100,21 @@
             </w:tcBorders>
             <w:shd w:fill="F8F9FA" w:val="clear"/>
             <w:tcMar>
-              <w:top w:type="dxa" w:w="40"/>
-              <w:left w:type="dxa" w:w="80"/>
-              <w:bottom w:type="dxa" w:w="40"/>
-              <w:right w:type="dxa" w:w="80"/>
-            </w:tcMar>
-          </w:tcPr>
-          <w:p>
-            <w:pPr>
-              <w:spacing w:after="0" w:before="0" w:line="200"/>
-            </w:pPr>
-            <w:r>
-              <w:rPr>
-                <w:rFonts w:ascii="Consolas" w:cs="Consolas" w:eastAsia="Consolas" w:hAnsi="Consolas"/>
-                <w:sz w:val="15"/>
-                <w:szCs w:val="15"/>
+              <w:top w:type="dxa" w:w="50"/>
+              <w:left w:type="dxa" w:w="100"/>
+              <w:bottom w:type="dxa" w:w="50"/>
+              <w:right w:type="dxa" w:w="100"/>
+            </w:tcMar>
+          </w:tcPr>
+          <w:p>
+            <w:pPr>
+              <w:spacing w:after="0" w:before="0" w:line="210"/>
+            </w:pPr>
+            <w:r>
+              <w:rPr>
+                <w:rFonts w:ascii="Arial" w:cs="Arial" w:eastAsia="Arial" w:hAnsi="Arial"/>
+                <w:sz w:val="17"/>
+                <w:szCs w:val="17"/>
               </w:rPr>
               <w:t xml:space="preserve">Vite (Rolldown)</w:t>
             </w:r>
@@ -1127,21 +1131,21 @@
             </w:tcBorders>
             <w:shd w:fill="F8F9FA" w:val="clear"/>
             <w:tcMar>
-              <w:top w:type="dxa" w:w="40"/>
-              <w:left w:type="dxa" w:w="80"/>
-              <w:bottom w:type="dxa" w:w="40"/>
-              <w:right w:type="dxa" w:w="80"/>
-            </w:tcMar>
-          </w:tcPr>
-          <w:p>
-            <w:pPr>
-              <w:spacing w:after="0" w:before="0" w:line="200"/>
-            </w:pPr>
-            <w:r>
-              <w:rPr>
-                <w:rFonts w:ascii="Consolas" w:cs="Consolas" w:eastAsia="Consolas" w:hAnsi="Consolas"/>
-                <w:sz w:val="15"/>
-                <w:szCs w:val="15"/>
+              <w:top w:type="dxa" w:w="50"/>
+              <w:left w:type="dxa" w:w="100"/>
+              <w:bottom w:type="dxa" w:w="50"/>
+              <w:right w:type="dxa" w:w="100"/>
+            </w:tcMar>
+          </w:tcPr>
+          <w:p>
+            <w:pPr>
+              <w:spacing w:after="0" w:before="0" w:line="210"/>
+            </w:pPr>
+            <w:r>
+              <w:rPr>
+                <w:rFonts w:ascii="Arial" w:cs="Arial" w:eastAsia="Arial" w:hAnsi="Arial"/>
+                <w:sz w:val="17"/>
+                <w:szCs w:val="17"/>
               </w:rPr>
               <w:t xml:space="preserve">8.1.5</w:t>
             </w:r>
@@ -1159,21 +1163,21 @@
               <w:right w:val="single" w:color="BBBBBB" w:sz="1"/>
             </w:tcBorders>
             <w:tcMar>
-              <w:top w:type="dxa" w:w="40"/>
-              <w:left w:type="dxa" w:w="80"/>
-              <w:bottom w:type="dxa" w:w="40"/>
-              <w:right w:type="dxa" w:w="80"/>
-            </w:tcMar>
-          </w:tcPr>
-          <w:p>
-            <w:pPr>
-              <w:spacing w:after="0" w:before="0" w:line="200"/>
-            </w:pPr>
-            <w:r>
-              <w:rPr>
-                <w:rFonts w:ascii="Consolas" w:cs="Consolas" w:eastAsia="Consolas" w:hAnsi="Consolas"/>
-                <w:sz w:val="15"/>
-                <w:szCs w:val="15"/>
+              <w:top w:type="dxa" w:w="50"/>
+              <w:left w:type="dxa" w:w="100"/>
+              <w:bottom w:type="dxa" w:w="50"/>
+              <w:right w:type="dxa" w:w="100"/>
+            </w:tcMar>
+          </w:tcPr>
+          <w:p>
+            <w:pPr>
+              <w:spacing w:after="0" w:before="0" w:line="210"/>
+            </w:pPr>
+            <w:r>
+              <w:rPr>
+                <w:rFonts w:ascii="Arial" w:cs="Arial" w:eastAsia="Arial" w:hAnsi="Arial"/>
+                <w:sz w:val="17"/>
+                <w:szCs w:val="17"/>
               </w:rPr>
               <w:t xml:space="preserve">类型系统</w:t>
             </w:r>
@@ -1189,21 +1193,21 @@
               <w:right w:val="single" w:color="BBBBBB" w:sz="1"/>
             </w:tcBorders>
             <w:tcMar>
-              <w:top w:type="dxa" w:w="40"/>
-              <w:left w:type="dxa" w:w="80"/>
-              <w:bottom w:type="dxa" w:w="40"/>
-              <w:right w:type="dxa" w:w="80"/>
-            </w:tcMar>
-          </w:tcPr>
-          <w:p>
-            <w:pPr>
-              <w:spacing w:after="0" w:before="0" w:line="200"/>
-            </w:pPr>
-            <w:r>
-              <w:rPr>
-                <w:rFonts w:ascii="Consolas" w:cs="Consolas" w:eastAsia="Consolas" w:hAnsi="Consolas"/>
-                <w:sz w:val="15"/>
-                <w:szCs w:val="15"/>
+              <w:top w:type="dxa" w:w="50"/>
+              <w:left w:type="dxa" w:w="100"/>
+              <w:bottom w:type="dxa" w:w="50"/>
+              <w:right w:type="dxa" w:w="100"/>
+            </w:tcMar>
+          </w:tcPr>
+          <w:p>
+            <w:pPr>
+              <w:spacing w:after="0" w:before="0" w:line="210"/>
+            </w:pPr>
+            <w:r>
+              <w:rPr>
+                <w:rFonts w:ascii="Arial" w:cs="Arial" w:eastAsia="Arial" w:hAnsi="Arial"/>
+                <w:sz w:val="17"/>
+                <w:szCs w:val="17"/>
               </w:rPr>
               <w:t xml:space="preserve">TypeScript</w:t>
             </w:r>
@@ -1219,21 +1223,21 @@
               <w:right w:val="single" w:color="BBBBBB" w:sz="1"/>
             </w:tcBorders>
             <w:tcMar>
-              <w:top w:type="dxa" w:w="40"/>
-              <w:left w:type="dxa" w:w="80"/>
-              <w:bottom w:type="dxa" w:w="40"/>
-              <w:right w:type="dxa" w:w="80"/>
-            </w:tcMar>
-          </w:tcPr>
-          <w:p>
-            <w:pPr>
-              <w:spacing w:after="0" w:before="0" w:line="200"/>
-            </w:pPr>
-            <w:r>
-              <w:rPr>
-                <w:rFonts w:ascii="Consolas" w:cs="Consolas" w:eastAsia="Consolas" w:hAnsi="Consolas"/>
-                <w:sz w:val="15"/>
-                <w:szCs w:val="15"/>
+              <w:top w:type="dxa" w:w="50"/>
+              <w:left w:type="dxa" w:w="100"/>
+              <w:bottom w:type="dxa" w:w="50"/>
+              <w:right w:type="dxa" w:w="100"/>
+            </w:tcMar>
+          </w:tcPr>
+          <w:p>
+            <w:pPr>
+              <w:spacing w:after="0" w:before="0" w:line="210"/>
+            </w:pPr>
+            <w:r>
+              <w:rPr>
+                <w:rFonts w:ascii="Arial" w:cs="Arial" w:eastAsia="Arial" w:hAnsi="Arial"/>
+                <w:sz w:val="17"/>
+                <w:szCs w:val="17"/>
               </w:rPr>
               <w:t xml:space="preserve">6.0.2</w:t>
             </w:r>
@@ -1252,21 +1256,21 @@
             </w:tcBorders>
             <w:shd w:fill="F8F9FA" w:val="clear"/>
             <w:tcMar>
-              <w:top w:type="dxa" w:w="40"/>
-              <w:left w:type="dxa" w:w="80"/>
-              <w:bottom w:type="dxa" w:w="40"/>
-              <w:right w:type="dxa" w:w="80"/>
-            </w:tcMar>
-          </w:tcPr>
-          <w:p>
-            <w:pPr>
-              <w:spacing w:after="0" w:before="0" w:line="200"/>
-            </w:pPr>
-            <w:r>
-              <w:rPr>
-                <w:rFonts w:ascii="Consolas" w:cs="Consolas" w:eastAsia="Consolas" w:hAnsi="Consolas"/>
-                <w:sz w:val="15"/>
-                <w:szCs w:val="15"/>
+              <w:top w:type="dxa" w:w="50"/>
+              <w:left w:type="dxa" w:w="100"/>
+              <w:bottom w:type="dxa" w:w="50"/>
+              <w:right w:type="dxa" w:w="100"/>
+            </w:tcMar>
+          </w:tcPr>
+          <w:p>
+            <w:pPr>
+              <w:spacing w:after="0" w:before="0" w:line="210"/>
+            </w:pPr>
+            <w:r>
+              <w:rPr>
+                <w:rFonts w:ascii="Arial" w:cs="Arial" w:eastAsia="Arial" w:hAnsi="Arial"/>
+                <w:sz w:val="17"/>
+                <w:szCs w:val="17"/>
               </w:rPr>
               <w:t xml:space="preserve">状态管理</w:t>
             </w:r>
@@ -1283,21 +1287,21 @@
             </w:tcBorders>
             <w:shd w:fill="F8F9FA" w:val="clear"/>
             <w:tcMar>
-              <w:top w:type="dxa" w:w="40"/>
-              <w:left w:type="dxa" w:w="80"/>
-              <w:bottom w:type="dxa" w:w="40"/>
-              <w:right w:type="dxa" w:w="80"/>
-            </w:tcMar>
-          </w:tcPr>
-          <w:p>
-            <w:pPr>
-              <w:spacing w:after="0" w:before="0" w:line="200"/>
-            </w:pPr>
-            <w:r>
-              <w:rPr>
-                <w:rFonts w:ascii="Consolas" w:cs="Consolas" w:eastAsia="Consolas" w:hAnsi="Consolas"/>
-                <w:sz w:val="15"/>
-                <w:szCs w:val="15"/>
+              <w:top w:type="dxa" w:w="50"/>
+              <w:left w:type="dxa" w:w="100"/>
+              <w:bottom w:type="dxa" w:w="50"/>
+              <w:right w:type="dxa" w:w="100"/>
+            </w:tcMar>
+          </w:tcPr>
+          <w:p>
+            <w:pPr>
+              <w:spacing w:after="0" w:before="0" w:line="210"/>
+            </w:pPr>
+            <w:r>
+              <w:rPr>
+                <w:rFonts w:ascii="Arial" w:cs="Arial" w:eastAsia="Arial" w:hAnsi="Arial"/>
+                <w:sz w:val="17"/>
+                <w:szCs w:val="17"/>
               </w:rPr>
               <w:t xml:space="preserve">Zustand</w:t>
             </w:r>
@@ -1314,21 +1318,21 @@
             </w:tcBorders>
             <w:shd w:fill="F8F9FA" w:val="clear"/>
             <w:tcMar>
-              <w:top w:type="dxa" w:w="40"/>
-              <w:left w:type="dxa" w:w="80"/>
-              <w:bottom w:type="dxa" w:w="40"/>
-              <w:right w:type="dxa" w:w="80"/>
-            </w:tcMar>
-          </w:tcPr>
-          <w:p>
-            <w:pPr>
-              <w:spacing w:after="0" w:before="0" w:line="200"/>
-            </w:pPr>
-            <w:r>
-              <w:rPr>
-                <w:rFonts w:ascii="Consolas" w:cs="Consolas" w:eastAsia="Consolas" w:hAnsi="Consolas"/>
-                <w:sz w:val="15"/>
-                <w:szCs w:val="15"/>
+              <w:top w:type="dxa" w:w="50"/>
+              <w:left w:type="dxa" w:w="100"/>
+              <w:bottom w:type="dxa" w:w="50"/>
+              <w:right w:type="dxa" w:w="100"/>
+            </w:tcMar>
+          </w:tcPr>
+          <w:p>
+            <w:pPr>
+              <w:spacing w:after="0" w:before="0" w:line="210"/>
+            </w:pPr>
+            <w:r>
+              <w:rPr>
+                <w:rFonts w:ascii="Arial" w:cs="Arial" w:eastAsia="Arial" w:hAnsi="Arial"/>
+                <w:sz w:val="17"/>
+                <w:szCs w:val="17"/>
               </w:rPr>
               <w:t xml:space="preserve">5.0.14</w:t>
             </w:r>
@@ -1346,21 +1350,21 @@
               <w:right w:val="single" w:color="BBBBBB" w:sz="1"/>
             </w:tcBorders>
             <w:tcMar>
-              <w:top w:type="dxa" w:w="40"/>
-              <w:left w:type="dxa" w:w="80"/>
-              <w:bottom w:type="dxa" w:w="40"/>
-              <w:right w:type="dxa" w:w="80"/>
-            </w:tcMar>
-          </w:tcPr>
-          <w:p>
-            <w:pPr>
-              <w:spacing w:after="0" w:before="0" w:line="200"/>
-            </w:pPr>
-            <w:r>
-              <w:rPr>
-                <w:rFonts w:ascii="Consolas" w:cs="Consolas" w:eastAsia="Consolas" w:hAnsi="Consolas"/>
-                <w:sz w:val="15"/>
-                <w:szCs w:val="15"/>
+              <w:top w:type="dxa" w:w="50"/>
+              <w:left w:type="dxa" w:w="100"/>
+              <w:bottom w:type="dxa" w:w="50"/>
+              <w:right w:type="dxa" w:w="100"/>
+            </w:tcMar>
+          </w:tcPr>
+          <w:p>
+            <w:pPr>
+              <w:spacing w:after="0" w:before="0" w:line="210"/>
+            </w:pPr>
+            <w:r>
+              <w:rPr>
+                <w:rFonts w:ascii="Arial" w:cs="Arial" w:eastAsia="Arial" w:hAnsi="Arial"/>
+                <w:sz w:val="17"/>
+                <w:szCs w:val="17"/>
               </w:rPr>
               <w:t xml:space="preserve">UI 动画</w:t>
             </w:r>
@@ -1376,21 +1380,21 @@
               <w:right w:val="single" w:color="BBBBBB" w:sz="1"/>
             </w:tcBorders>
             <w:tcMar>
-              <w:top w:type="dxa" w:w="40"/>
-              <w:left w:type="dxa" w:w="80"/>
-              <w:bottom w:type="dxa" w:w="40"/>
-              <w:right w:type="dxa" w:w="80"/>
-            </w:tcMar>
-          </w:tcPr>
-          <w:p>
-            <w:pPr>
-              <w:spacing w:after="0" w:before="0" w:line="200"/>
-            </w:pPr>
-            <w:r>
-              <w:rPr>
-                <w:rFonts w:ascii="Consolas" w:cs="Consolas" w:eastAsia="Consolas" w:hAnsi="Consolas"/>
-                <w:sz w:val="15"/>
-                <w:szCs w:val="15"/>
+              <w:top w:type="dxa" w:w="50"/>
+              <w:left w:type="dxa" w:w="100"/>
+              <w:bottom w:type="dxa" w:w="50"/>
+              <w:right w:type="dxa" w:w="100"/>
+            </w:tcMar>
+          </w:tcPr>
+          <w:p>
+            <w:pPr>
+              <w:spacing w:after="0" w:before="0" w:line="210"/>
+            </w:pPr>
+            <w:r>
+              <w:rPr>
+                <w:rFonts w:ascii="Arial" w:cs="Arial" w:eastAsia="Arial" w:hAnsi="Arial"/>
+                <w:sz w:val="17"/>
+                <w:szCs w:val="17"/>
               </w:rPr>
               <w:t xml:space="preserve">Framer Motion</w:t>
             </w:r>
@@ -1406,21 +1410,21 @@
               <w:right w:val="single" w:color="BBBBBB" w:sz="1"/>
             </w:tcBorders>
             <w:tcMar>
-              <w:top w:type="dxa" w:w="40"/>
-              <w:left w:type="dxa" w:w="80"/>
-              <w:bottom w:type="dxa" w:w="40"/>
-              <w:right w:type="dxa" w:w="80"/>
-            </w:tcMar>
-          </w:tcPr>
-          <w:p>
-            <w:pPr>
-              <w:spacing w:after="0" w:before="0" w:line="200"/>
-            </w:pPr>
-            <w:r>
-              <w:rPr>
-                <w:rFonts w:ascii="Consolas" w:cs="Consolas" w:eastAsia="Consolas" w:hAnsi="Consolas"/>
-                <w:sz w:val="15"/>
-                <w:szCs w:val="15"/>
+              <w:top w:type="dxa" w:w="50"/>
+              <w:left w:type="dxa" w:w="100"/>
+              <w:bottom w:type="dxa" w:w="50"/>
+              <w:right w:type="dxa" w:w="100"/>
+            </w:tcMar>
+          </w:tcPr>
+          <w:p>
+            <w:pPr>
+              <w:spacing w:after="0" w:before="0" w:line="210"/>
+            </w:pPr>
+            <w:r>
+              <w:rPr>
+                <w:rFonts w:ascii="Arial" w:cs="Arial" w:eastAsia="Arial" w:hAnsi="Arial"/>
+                <w:sz w:val="17"/>
+                <w:szCs w:val="17"/>
               </w:rPr>
               <w:t xml:space="preserve">12.42.2</w:t>
             </w:r>
@@ -1439,21 +1443,21 @@
             </w:tcBorders>
             <w:shd w:fill="F8F9FA" w:val="clear"/>
             <w:tcMar>
-              <w:top w:type="dxa" w:w="40"/>
-              <w:left w:type="dxa" w:w="80"/>
-              <w:bottom w:type="dxa" w:w="40"/>
-              <w:right w:type="dxa" w:w="80"/>
-            </w:tcMar>
-          </w:tcPr>
-          <w:p>
-            <w:pPr>
-              <w:spacing w:after="0" w:before="0" w:line="200"/>
-            </w:pPr>
-            <w:r>
-              <w:rPr>
-                <w:rFonts w:ascii="Consolas" w:cs="Consolas" w:eastAsia="Consolas" w:hAnsi="Consolas"/>
-                <w:sz w:val="15"/>
-                <w:szCs w:val="15"/>
+              <w:top w:type="dxa" w:w="50"/>
+              <w:left w:type="dxa" w:w="100"/>
+              <w:bottom w:type="dxa" w:w="50"/>
+              <w:right w:type="dxa" w:w="100"/>
+            </w:tcMar>
+          </w:tcPr>
+          <w:p>
+            <w:pPr>
+              <w:spacing w:after="0" w:before="0" w:line="210"/>
+            </w:pPr>
+            <w:r>
+              <w:rPr>
+                <w:rFonts w:ascii="Arial" w:cs="Arial" w:eastAsia="Arial" w:hAnsi="Arial"/>
+                <w:sz w:val="17"/>
+                <w:szCs w:val="17"/>
               </w:rPr>
               <w:t xml:space="preserve">图标库</w:t>
             </w:r>
@@ -1470,21 +1474,21 @@
             </w:tcBorders>
             <w:shd w:fill="F8F9FA" w:val="clear"/>
             <w:tcMar>
-              <w:top w:type="dxa" w:w="40"/>
-              <w:left w:type="dxa" w:w="80"/>
-              <w:bottom w:type="dxa" w:w="40"/>
-              <w:right w:type="dxa" w:w="80"/>
-            </w:tcMar>
-          </w:tcPr>
-          <w:p>
-            <w:pPr>
-              <w:spacing w:after="0" w:before="0" w:line="200"/>
-            </w:pPr>
-            <w:r>
-              <w:rPr>
-                <w:rFonts w:ascii="Consolas" w:cs="Consolas" w:eastAsia="Consolas" w:hAnsi="Consolas"/>
-                <w:sz w:val="15"/>
-                <w:szCs w:val="15"/>
+              <w:top w:type="dxa" w:w="50"/>
+              <w:left w:type="dxa" w:w="100"/>
+              <w:bottom w:type="dxa" w:w="50"/>
+              <w:right w:type="dxa" w:w="100"/>
+            </w:tcMar>
+          </w:tcPr>
+          <w:p>
+            <w:pPr>
+              <w:spacing w:after="0" w:before="0" w:line="210"/>
+            </w:pPr>
+            <w:r>
+              <w:rPr>
+                <w:rFonts w:ascii="Arial" w:cs="Arial" w:eastAsia="Arial" w:hAnsi="Arial"/>
+                <w:sz w:val="17"/>
+                <w:szCs w:val="17"/>
               </w:rPr>
               <w:t xml:space="preserve">Lucide React</w:t>
             </w:r>
@@ -1501,21 +1505,21 @@
             </w:tcBorders>
             <w:shd w:fill="F8F9FA" w:val="clear"/>
             <w:tcMar>
-              <w:top w:type="dxa" w:w="40"/>
-              <w:left w:type="dxa" w:w="80"/>
-              <w:bottom w:type="dxa" w:w="40"/>
-              <w:right w:type="dxa" w:w="80"/>
-            </w:tcMar>
-          </w:tcPr>
-          <w:p>
-            <w:pPr>
-              <w:spacing w:after="0" w:before="0" w:line="200"/>
-            </w:pPr>
-            <w:r>
-              <w:rPr>
-                <w:rFonts w:ascii="Consolas" w:cs="Consolas" w:eastAsia="Consolas" w:hAnsi="Consolas"/>
-                <w:sz w:val="15"/>
-                <w:szCs w:val="15"/>
+              <w:top w:type="dxa" w:w="50"/>
+              <w:left w:type="dxa" w:w="100"/>
+              <w:bottom w:type="dxa" w:w="50"/>
+              <w:right w:type="dxa" w:w="100"/>
+            </w:tcMar>
+          </w:tcPr>
+          <w:p>
+            <w:pPr>
+              <w:spacing w:after="0" w:before="0" w:line="210"/>
+            </w:pPr>
+            <w:r>
+              <w:rPr>
+                <w:rFonts w:ascii="Arial" w:cs="Arial" w:eastAsia="Arial" w:hAnsi="Arial"/>
+                <w:sz w:val="17"/>
+                <w:szCs w:val="17"/>
               </w:rPr>
               <w:t xml:space="preserve">1.25.0</w:t>
             </w:r>
@@ -1533,21 +1537,21 @@
               <w:right w:val="single" w:color="BBBBBB" w:sz="1"/>
             </w:tcBorders>
             <w:tcMar>
-              <w:top w:type="dxa" w:w="40"/>
-              <w:left w:type="dxa" w:w="80"/>
-              <w:bottom w:type="dxa" w:w="40"/>
-              <w:right w:type="dxa" w:w="80"/>
-            </w:tcMar>
-          </w:tcPr>
-          <w:p>
-            <w:pPr>
-              <w:spacing w:after="0" w:before="0" w:line="200"/>
-            </w:pPr>
-            <w:r>
-              <w:rPr>
-                <w:rFonts w:ascii="Consolas" w:cs="Consolas" w:eastAsia="Consolas" w:hAnsi="Consolas"/>
-                <w:sz w:val="15"/>
-                <w:szCs w:val="15"/>
+              <w:top w:type="dxa" w:w="50"/>
+              <w:left w:type="dxa" w:w="100"/>
+              <w:bottom w:type="dxa" w:w="50"/>
+              <w:right w:type="dxa" w:w="100"/>
+            </w:tcMar>
+          </w:tcPr>
+          <w:p>
+            <w:pPr>
+              <w:spacing w:after="0" w:before="0" w:line="210"/>
+            </w:pPr>
+            <w:r>
+              <w:rPr>
+                <w:rFonts w:ascii="Arial" w:cs="Arial" w:eastAsia="Arial" w:hAnsi="Arial"/>
+                <w:sz w:val="17"/>
+                <w:szCs w:val="17"/>
               </w:rPr>
               <w:t xml:space="preserve">样式方案</w:t>
             </w:r>
@@ -1563,21 +1567,21 @@
               <w:right w:val="single" w:color="BBBBBB" w:sz="1"/>
             </w:tcBorders>
             <w:tcMar>
-              <w:top w:type="dxa" w:w="40"/>
-              <w:left w:type="dxa" w:w="80"/>
-              <w:bottom w:type="dxa" w:w="40"/>
-              <w:right w:type="dxa" w:w="80"/>
-            </w:tcMar>
-          </w:tcPr>
-          <w:p>
-            <w:pPr>
-              <w:spacing w:after="0" w:before="0" w:line="200"/>
-            </w:pPr>
-            <w:r>
-              <w:rPr>
-                <w:rFonts w:ascii="Consolas" w:cs="Consolas" w:eastAsia="Consolas" w:hAnsi="Consolas"/>
-                <w:sz w:val="15"/>
-                <w:szCs w:val="15"/>
+              <w:top w:type="dxa" w:w="50"/>
+              <w:left w:type="dxa" w:w="100"/>
+              <w:bottom w:type="dxa" w:w="50"/>
+              <w:right w:type="dxa" w:w="100"/>
+            </w:tcMar>
+          </w:tcPr>
+          <w:p>
+            <w:pPr>
+              <w:spacing w:after="0" w:before="0" w:line="210"/>
+            </w:pPr>
+            <w:r>
+              <w:rPr>
+                <w:rFonts w:ascii="Arial" w:cs="Arial" w:eastAsia="Arial" w:hAnsi="Arial"/>
+                <w:sz w:val="17"/>
+                <w:szCs w:val="17"/>
               </w:rPr>
               <w:t xml:space="preserve">Tailwind CSS 4 + 内联样式</w:t>
             </w:r>
@@ -1593,21 +1597,21 @@
               <w:right w:val="single" w:color="BBBBBB" w:sz="1"/>
             </w:tcBorders>
             <w:tcMar>
-              <w:top w:type="dxa" w:w="40"/>
-              <w:left w:type="dxa" w:w="80"/>
-              <w:bottom w:type="dxa" w:w="40"/>
-              <w:right w:type="dxa" w:w="80"/>
-            </w:tcMar>
-          </w:tcPr>
-          <w:p>
-            <w:pPr>
-              <w:spacing w:after="0" w:before="0" w:line="200"/>
-            </w:pPr>
-            <w:r>
-              <w:rPr>
-                <w:rFonts w:ascii="Consolas" w:cs="Consolas" w:eastAsia="Consolas" w:hAnsi="Consolas"/>
-                <w:sz w:val="15"/>
-                <w:szCs w:val="15"/>
+              <w:top w:type="dxa" w:w="50"/>
+              <w:left w:type="dxa" w:w="100"/>
+              <w:bottom w:type="dxa" w:w="50"/>
+              <w:right w:type="dxa" w:w="100"/>
+            </w:tcMar>
+          </w:tcPr>
+          <w:p>
+            <w:pPr>
+              <w:spacing w:after="0" w:before="0" w:line="210"/>
+            </w:pPr>
+            <w:r>
+              <w:rPr>
+                <w:rFonts w:ascii="Arial" w:cs="Arial" w:eastAsia="Arial" w:hAnsi="Arial"/>
+                <w:sz w:val="17"/>
+                <w:szCs w:val="17"/>
               </w:rPr>
               <w:t xml:space="preserve">4.3.3</w:t>
             </w:r>
@@ -1626,21 +1630,21 @@
             </w:tcBorders>
             <w:shd w:fill="F8F9FA" w:val="clear"/>
             <w:tcMar>
-              <w:top w:type="dxa" w:w="40"/>
-              <w:left w:type="dxa" w:w="80"/>
-              <w:bottom w:type="dxa" w:w="40"/>
-              <w:right w:type="dxa" w:w="80"/>
-            </w:tcMar>
-          </w:tcPr>
-          <w:p>
-            <w:pPr>
-              <w:spacing w:after="0" w:before="0" w:line="200"/>
-            </w:pPr>
-            <w:r>
-              <w:rPr>
-                <w:rFonts w:ascii="Consolas" w:cs="Consolas" w:eastAsia="Consolas" w:hAnsi="Consolas"/>
-                <w:sz w:val="15"/>
-                <w:szCs w:val="15"/>
+              <w:top w:type="dxa" w:w="50"/>
+              <w:left w:type="dxa" w:w="100"/>
+              <w:bottom w:type="dxa" w:w="50"/>
+              <w:right w:type="dxa" w:w="100"/>
+            </w:tcMar>
+          </w:tcPr>
+          <w:p>
+            <w:pPr>
+              <w:spacing w:after="0" w:before="0" w:line="210"/>
+            </w:pPr>
+            <w:r>
+              <w:rPr>
+                <w:rFonts w:ascii="Arial" w:cs="Arial" w:eastAsia="Arial" w:hAnsi="Arial"/>
+                <w:sz w:val="17"/>
+                <w:szCs w:val="17"/>
               </w:rPr>
               <w:t xml:space="preserve">Markdown 渲染</w:t>
             </w:r>
@@ -1657,21 +1661,21 @@
             </w:tcBorders>
             <w:shd w:fill="F8F9FA" w:val="clear"/>
             <w:tcMar>
-              <w:top w:type="dxa" w:w="40"/>
-              <w:left w:type="dxa" w:w="80"/>
-              <w:bottom w:type="dxa" w:w="40"/>
-              <w:right w:type="dxa" w:w="80"/>
-            </w:tcMar>
-          </w:tcPr>
-          <w:p>
-            <w:pPr>
-              <w:spacing w:after="0" w:before="0" w:line="200"/>
-            </w:pPr>
-            <w:r>
-              <w:rPr>
-                <w:rFonts w:ascii="Consolas" w:cs="Consolas" w:eastAsia="Consolas" w:hAnsi="Consolas"/>
-                <w:sz w:val="15"/>
-                <w:szCs w:val="15"/>
+              <w:top w:type="dxa" w:w="50"/>
+              <w:left w:type="dxa" w:w="100"/>
+              <w:bottom w:type="dxa" w:w="50"/>
+              <w:right w:type="dxa" w:w="100"/>
+            </w:tcMar>
+          </w:tcPr>
+          <w:p>
+            <w:pPr>
+              <w:spacing w:after="0" w:before="0" w:line="210"/>
+            </w:pPr>
+            <w:r>
+              <w:rPr>
+                <w:rFonts w:ascii="Arial" w:cs="Arial" w:eastAsia="Arial" w:hAnsi="Arial"/>
+                <w:sz w:val="17"/>
+                <w:szCs w:val="17"/>
               </w:rPr>
               <w:t xml:space="preserve">react-markdown</w:t>
             </w:r>
@@ -1688,21 +1692,21 @@
             </w:tcBorders>
             <w:shd w:fill="F8F9FA" w:val="clear"/>
             <w:tcMar>
-              <w:top w:type="dxa" w:w="40"/>
-              <w:left w:type="dxa" w:w="80"/>
-              <w:bottom w:type="dxa" w:w="40"/>
-              <w:right w:type="dxa" w:w="80"/>
-            </w:tcMar>
-          </w:tcPr>
-          <w:p>
-            <w:pPr>
-              <w:spacing w:after="0" w:before="0" w:line="200"/>
-            </w:pPr>
-            <w:r>
-              <w:rPr>
-                <w:rFonts w:ascii="Consolas" w:cs="Consolas" w:eastAsia="Consolas" w:hAnsi="Consolas"/>
-                <w:sz w:val="15"/>
-                <w:szCs w:val="15"/>
+              <w:top w:type="dxa" w:w="50"/>
+              <w:left w:type="dxa" w:w="100"/>
+              <w:bottom w:type="dxa" w:w="50"/>
+              <w:right w:type="dxa" w:w="100"/>
+            </w:tcMar>
+          </w:tcPr>
+          <w:p>
+            <w:pPr>
+              <w:spacing w:after="0" w:before="0" w:line="210"/>
+            </w:pPr>
+            <w:r>
+              <w:rPr>
+                <w:rFonts w:ascii="Arial" w:cs="Arial" w:eastAsia="Arial" w:hAnsi="Arial"/>
+                <w:sz w:val="17"/>
+                <w:szCs w:val="17"/>
               </w:rPr>
               <w:t xml:space="preserve">10.1.0</w:t>
             </w:r>
@@ -1720,21 +1724,21 @@
               <w:right w:val="single" w:color="BBBBBB" w:sz="1"/>
             </w:tcBorders>
             <w:tcMar>
-              <w:top w:type="dxa" w:w="40"/>
-              <w:left w:type="dxa" w:w="80"/>
-              <w:bottom w:type="dxa" w:w="40"/>
-              <w:right w:type="dxa" w:w="80"/>
-            </w:tcMar>
-          </w:tcPr>
-          <w:p>
-            <w:pPr>
-              <w:spacing w:after="0" w:before="0" w:line="200"/>
-            </w:pPr>
-            <w:r>
-              <w:rPr>
-                <w:rFonts w:ascii="Consolas" w:cs="Consolas" w:eastAsia="Consolas" w:hAnsi="Consolas"/>
-                <w:sz w:val="15"/>
-                <w:szCs w:val="15"/>
+              <w:top w:type="dxa" w:w="50"/>
+              <w:left w:type="dxa" w:w="100"/>
+              <w:bottom w:type="dxa" w:w="50"/>
+              <w:right w:type="dxa" w:w="100"/>
+            </w:tcMar>
+          </w:tcPr>
+          <w:p>
+            <w:pPr>
+              <w:spacing w:after="0" w:before="0" w:line="210"/>
+            </w:pPr>
+            <w:r>
+              <w:rPr>
+                <w:rFonts w:ascii="Arial" w:cs="Arial" w:eastAsia="Arial" w:hAnsi="Arial"/>
+                <w:sz w:val="17"/>
+                <w:szCs w:val="17"/>
               </w:rPr>
               <w:t xml:space="preserve">桌面壳</w:t>
             </w:r>
@@ -1750,21 +1754,21 @@
               <w:right w:val="single" w:color="BBBBBB" w:sz="1"/>
             </w:tcBorders>
             <w:tcMar>
-              <w:top w:type="dxa" w:w="40"/>
-              <w:left w:type="dxa" w:w="80"/>
-              <w:bottom w:type="dxa" w:w="40"/>
-              <w:right w:type="dxa" w:w="80"/>
-            </w:tcMar>
-          </w:tcPr>
-          <w:p>
-            <w:pPr>
-              <w:spacing w:after="0" w:before="0" w:line="200"/>
-            </w:pPr>
-            <w:r>
-              <w:rPr>
-                <w:rFonts w:ascii="Consolas" w:cs="Consolas" w:eastAsia="Consolas" w:hAnsi="Consolas"/>
-                <w:sz w:val="15"/>
-                <w:szCs w:val="15"/>
+              <w:top w:type="dxa" w:w="50"/>
+              <w:left w:type="dxa" w:w="100"/>
+              <w:bottom w:type="dxa" w:w="50"/>
+              <w:right w:type="dxa" w:w="100"/>
+            </w:tcMar>
+          </w:tcPr>
+          <w:p>
+            <w:pPr>
+              <w:spacing w:after="0" w:before="0" w:line="210"/>
+            </w:pPr>
+            <w:r>
+              <w:rPr>
+                <w:rFonts w:ascii="Arial" w:cs="Arial" w:eastAsia="Arial" w:hAnsi="Arial"/>
+                <w:sz w:val="17"/>
+                <w:szCs w:val="17"/>
               </w:rPr>
               <w:t xml:space="preserve">Tauri (Rust)</w:t>
             </w:r>
@@ -1780,21 +1784,21 @@
               <w:right w:val="single" w:color="BBBBBB" w:sz="1"/>
             </w:tcBorders>
             <w:tcMar>
-              <w:top w:type="dxa" w:w="40"/>
-              <w:left w:type="dxa" w:w="80"/>
-              <w:bottom w:type="dxa" w:w="40"/>
-              <w:right w:type="dxa" w:w="80"/>
-            </w:tcMar>
-          </w:tcPr>
-          <w:p>
-            <w:pPr>
-              <w:spacing w:after="0" w:before="0" w:line="200"/>
-            </w:pPr>
-            <w:r>
-              <w:rPr>
-                <w:rFonts w:ascii="Consolas" w:cs="Consolas" w:eastAsia="Consolas" w:hAnsi="Consolas"/>
-                <w:sz w:val="15"/>
-                <w:szCs w:val="15"/>
+              <w:top w:type="dxa" w:w="50"/>
+              <w:left w:type="dxa" w:w="100"/>
+              <w:bottom w:type="dxa" w:w="50"/>
+              <w:right w:type="dxa" w:w="100"/>
+            </w:tcMar>
+          </w:tcPr>
+          <w:p>
+            <w:pPr>
+              <w:spacing w:after="0" w:before="0" w:line="210"/>
+            </w:pPr>
+            <w:r>
+              <w:rPr>
+                <w:rFonts w:ascii="Arial" w:cs="Arial" w:eastAsia="Arial" w:hAnsi="Arial"/>
+                <w:sz w:val="17"/>
+                <w:szCs w:val="17"/>
               </w:rPr>
               <w:t xml:space="preserve">2.11.5</w:t>
             </w:r>
@@ -1805,22 +1809,23 @@
     <w:p>
       <w:pPr>
         <w:pStyle w:val="Heading3"/>
-        <w:spacing w:after="10" w:before="20" w:line="250"/>
+        <w:spacing w:after="40" w:before="120" w:line="260"/>
       </w:pPr>
       <w:r>
         <w:rPr>
           <w:rFonts w:ascii="Arial" w:cs="Arial" w:eastAsia="Arial" w:hAnsi="Arial"/>
           <w:b/>
           <w:bCs/>
-          <w:sz w:val="22"/>
-          <w:szCs w:val="22"/>
+          <w:sz w:val="24"/>
+          <w:szCs w:val="24"/>
         </w:rPr>
         <w:t xml:space="preserve">前端关键配置</w:t>
       </w:r>
     </w:p>
     <w:p>
       <w:pPr>
-        <w:spacing w:after="40" w:before="0" w:line="250"/>
+        <w:spacing w:after="30" w:before="0" w:line="250"/>
+        <w:ind w:left="360" w:hanging="180"/>
       </w:pPr>
       <w:r>
         <w:rPr>
@@ -1828,12 +1833,13 @@
           <w:sz w:val="20"/>
           <w:szCs w:val="20"/>
         </w:rPr>
-        <w:t xml:space="preserve">• API_BASE：http://127.0.0.1:3721（src/lib/constants.ts）</w:t>
-      </w:r>
-    </w:p>
-    <w:p>
-      <w:pPr>
-        <w:spacing w:after="40" w:before="0" w:line="250"/>
+        <w:t xml:space="preserve">API_BASE：http://127.0.0.1:3721（src/lib/constants.ts）</w:t>
+      </w:r>
+    </w:p>
+    <w:p>
+      <w:pPr>
+        <w:spacing w:after="30" w:before="0" w:line="250"/>
+        <w:ind w:left="360" w:hanging="180"/>
       </w:pPr>
       <w:r>
         <w:rPr>
@@ -1841,12 +1847,13 @@
           <w:sz w:val="20"/>
           <w:szCs w:val="20"/>
         </w:rPr>
-        <w:t xml:space="preserve">• Origin：http://tauri.localhost（Tauri v2 WebView2）</w:t>
-      </w:r>
-    </w:p>
-    <w:p>
-      <w:pPr>
-        <w:spacing w:after="40" w:before="0" w:line="250"/>
+        <w:t xml:space="preserve">Origin：http://tauri.localhost（Tauri v2 WebView2）</w:t>
+      </w:r>
+    </w:p>
+    <w:p>
+      <w:pPr>
+        <w:spacing w:after="30" w:before="0" w:line="250"/>
+        <w:ind w:left="360" w:hanging="180"/>
       </w:pPr>
       <w:r>
         <w:rPr>
@@ -1854,12 +1861,13 @@
           <w:sz w:val="20"/>
           <w:szCs w:val="20"/>
         </w:rPr>
-        <w:t xml:space="preserve">• CSP：null（无限制，允许所有嵌入资源）</w:t>
-      </w:r>
-    </w:p>
-    <w:p>
-      <w:pPr>
-        <w:spacing w:after="40" w:before="0" w:line="250"/>
+        <w:t xml:space="preserve">CSP：null（无限制，允许所有嵌入资源）</w:t>
+      </w:r>
+    </w:p>
+    <w:p>
+      <w:pPr>
+        <w:spacing w:after="30" w:before="0" w:line="250"/>
+        <w:ind w:left="360" w:hanging="180"/>
       </w:pPr>
       <w:r>
         <w:rPr>
@@ -1867,21 +1875,21 @@
           <w:sz w:val="20"/>
           <w:szCs w:val="20"/>
         </w:rPr>
-        <w:t xml:space="preserve">• 前端构建产物：~576 KB JS + 17 KB CSS（Vite 编译后）</w:t>
+        <w:t xml:space="preserve">前端构建产物：~576 KB JS + 17 KB CSS（Vite 编译后）</w:t>
       </w:r>
     </w:p>
     <w:p>
       <w:pPr>
         <w:pStyle w:val="Heading1"/>
-        <w:spacing w:after="20" w:before="40" w:line="260"/>
+        <w:spacing w:after="80" w:before="200" w:line="300"/>
       </w:pPr>
       <w:r>
         <w:rPr>
           <w:rFonts w:ascii="Arial" w:cs="Arial" w:eastAsia="Arial" w:hAnsi="Arial"/>
           <w:b/>
           <w:bCs/>
-          <w:sz w:val="30"/>
-          <w:szCs w:val="30"/>
+          <w:sz w:val="32"/>
+          <w:szCs w:val="32"/>
         </w:rPr>
         <w:t xml:space="preserve">四、后端技术栈</w:t>
       </w:r>
@@ -1915,15 +1923,15 @@
             </w:tcBorders>
             <w:shd w:fill="E8ECF0" w:val="clear"/>
             <w:tcMar>
-              <w:top w:type="dxa" w:w="40"/>
-              <w:left w:type="dxa" w:w="80"/>
-              <w:bottom w:type="dxa" w:w="40"/>
-              <w:right w:type="dxa" w:w="80"/>
-            </w:tcMar>
-          </w:tcPr>
-          <w:p>
-            <w:pPr>
-              <w:spacing w:after="0" w:before="0" w:line="200"/>
+              <w:top w:type="dxa" w:w="50"/>
+              <w:left w:type="dxa" w:w="100"/>
+              <w:bottom w:type="dxa" w:w="50"/>
+              <w:right w:type="dxa" w:w="100"/>
+            </w:tcMar>
+          </w:tcPr>
+          <w:p>
+            <w:pPr>
+              <w:spacing w:after="60" w:before="0" w:line="260"/>
             </w:pPr>
             <w:r>
               <w:rPr>
@@ -1948,15 +1956,15 @@
             </w:tcBorders>
             <w:shd w:fill="E8ECF0" w:val="clear"/>
             <w:tcMar>
-              <w:top w:type="dxa" w:w="40"/>
-              <w:left w:type="dxa" w:w="80"/>
-              <w:bottom w:type="dxa" w:w="40"/>
-              <w:right w:type="dxa" w:w="80"/>
-            </w:tcMar>
-          </w:tcPr>
-          <w:p>
-            <w:pPr>
-              <w:spacing w:after="0" w:before="0" w:line="200"/>
+              <w:top w:type="dxa" w:w="50"/>
+              <w:left w:type="dxa" w:w="100"/>
+              <w:bottom w:type="dxa" w:w="50"/>
+              <w:right w:type="dxa" w:w="100"/>
+            </w:tcMar>
+          </w:tcPr>
+          <w:p>
+            <w:pPr>
+              <w:spacing w:after="60" w:before="0" w:line="260"/>
             </w:pPr>
             <w:r>
               <w:rPr>
@@ -1981,15 +1989,15 @@
             </w:tcBorders>
             <w:shd w:fill="E8ECF0" w:val="clear"/>
             <w:tcMar>
-              <w:top w:type="dxa" w:w="40"/>
-              <w:left w:type="dxa" w:w="80"/>
-              <w:bottom w:type="dxa" w:w="40"/>
-              <w:right w:type="dxa" w:w="80"/>
-            </w:tcMar>
-          </w:tcPr>
-          <w:p>
-            <w:pPr>
-              <w:spacing w:after="0" w:before="0" w:line="200"/>
+              <w:top w:type="dxa" w:w="50"/>
+              <w:left w:type="dxa" w:w="100"/>
+              <w:bottom w:type="dxa" w:w="50"/>
+              <w:right w:type="dxa" w:w="100"/>
+            </w:tcMar>
+          </w:tcPr>
+          <w:p>
+            <w:pPr>
+              <w:spacing w:after="60" w:before="0" w:line="260"/>
             </w:pPr>
             <w:r>
               <w:rPr>
@@ -2015,21 +2023,21 @@
               <w:right w:val="single" w:color="BBBBBB" w:sz="1"/>
             </w:tcBorders>
             <w:tcMar>
-              <w:top w:type="dxa" w:w="40"/>
-              <w:left w:type="dxa" w:w="80"/>
-              <w:bottom w:type="dxa" w:w="40"/>
-              <w:right w:type="dxa" w:w="80"/>
-            </w:tcMar>
-          </w:tcPr>
-          <w:p>
-            <w:pPr>
-              <w:spacing w:after="0" w:before="0" w:line="200"/>
-            </w:pPr>
-            <w:r>
-              <w:rPr>
-                <w:rFonts w:ascii="Consolas" w:cs="Consolas" w:eastAsia="Consolas" w:hAnsi="Consolas"/>
-                <w:sz w:val="15"/>
-                <w:szCs w:val="15"/>
+              <w:top w:type="dxa" w:w="50"/>
+              <w:left w:type="dxa" w:w="100"/>
+              <w:bottom w:type="dxa" w:w="50"/>
+              <w:right w:type="dxa" w:w="100"/>
+            </w:tcMar>
+          </w:tcPr>
+          <w:p>
+            <w:pPr>
+              <w:spacing w:after="0" w:before="0" w:line="210"/>
+            </w:pPr>
+            <w:r>
+              <w:rPr>
+                <w:rFonts w:ascii="Arial" w:cs="Arial" w:eastAsia="Arial" w:hAnsi="Arial"/>
+                <w:sz w:val="17"/>
+                <w:szCs w:val="17"/>
               </w:rPr>
               <w:t xml:space="preserve">运行时</w:t>
             </w:r>
@@ -2045,21 +2053,21 @@
               <w:right w:val="single" w:color="BBBBBB" w:sz="1"/>
             </w:tcBorders>
             <w:tcMar>
-              <w:top w:type="dxa" w:w="40"/>
-              <w:left w:type="dxa" w:w="80"/>
-              <w:bottom w:type="dxa" w:w="40"/>
-              <w:right w:type="dxa" w:w="80"/>
-            </w:tcMar>
-          </w:tcPr>
-          <w:p>
-            <w:pPr>
-              <w:spacing w:after="0" w:before="0" w:line="200"/>
-            </w:pPr>
-            <w:r>
-              <w:rPr>
-                <w:rFonts w:ascii="Consolas" w:cs="Consolas" w:eastAsia="Consolas" w:hAnsi="Consolas"/>
-                <w:sz w:val="15"/>
-                <w:szCs w:val="15"/>
+              <w:top w:type="dxa" w:w="50"/>
+              <w:left w:type="dxa" w:w="100"/>
+              <w:bottom w:type="dxa" w:w="50"/>
+              <w:right w:type="dxa" w:w="100"/>
+            </w:tcMar>
+          </w:tcPr>
+          <w:p>
+            <w:pPr>
+              <w:spacing w:after="0" w:before="0" w:line="210"/>
+            </w:pPr>
+            <w:r>
+              <w:rPr>
+                <w:rFonts w:ascii="Arial" w:cs="Arial" w:eastAsia="Arial" w:hAnsi="Arial"/>
+                <w:sz w:val="17"/>
+                <w:szCs w:val="17"/>
               </w:rPr>
               <w:t xml:space="preserve">Node.js v24.14.0</w:t>
             </w:r>
@@ -2075,21 +2083,21 @@
               <w:right w:val="single" w:color="BBBBBB" w:sz="1"/>
             </w:tcBorders>
             <w:tcMar>
-              <w:top w:type="dxa" w:w="40"/>
-              <w:left w:type="dxa" w:w="80"/>
-              <w:bottom w:type="dxa" w:w="40"/>
-              <w:right w:type="dxa" w:w="80"/>
-            </w:tcMar>
-          </w:tcPr>
-          <w:p>
-            <w:pPr>
-              <w:spacing w:after="0" w:before="0" w:line="200"/>
-            </w:pPr>
-            <w:r>
-              <w:rPr>
-                <w:rFonts w:ascii="Consolas" w:cs="Consolas" w:eastAsia="Consolas" w:hAnsi="Consolas"/>
-                <w:sz w:val="15"/>
-                <w:szCs w:val="15"/>
+              <w:top w:type="dxa" w:w="50"/>
+              <w:left w:type="dxa" w:w="100"/>
+              <w:bottom w:type="dxa" w:w="50"/>
+              <w:right w:type="dxa" w:w="100"/>
+            </w:tcMar>
+          </w:tcPr>
+          <w:p>
+            <w:pPr>
+              <w:spacing w:after="0" w:before="0" w:line="210"/>
+            </w:pPr>
+            <w:r>
+              <w:rPr>
+                <w:rFonts w:ascii="Arial" w:cs="Arial" w:eastAsia="Arial" w:hAnsi="Arial"/>
+                <w:sz w:val="17"/>
+                <w:szCs w:val="17"/>
               </w:rPr>
               <w:t xml:space="preserve">内置打包，无需系统安装</w:t>
             </w:r>
@@ -2108,21 +2116,21 @@
             </w:tcBorders>
             <w:shd w:fill="F8F9FA" w:val="clear"/>
             <w:tcMar>
-              <w:top w:type="dxa" w:w="40"/>
-              <w:left w:type="dxa" w:w="80"/>
-              <w:bottom w:type="dxa" w:w="40"/>
-              <w:right w:type="dxa" w:w="80"/>
-            </w:tcMar>
-          </w:tcPr>
-          <w:p>
-            <w:pPr>
-              <w:spacing w:after="0" w:before="0" w:line="200"/>
-            </w:pPr>
-            <w:r>
-              <w:rPr>
-                <w:rFonts w:ascii="Consolas" w:cs="Consolas" w:eastAsia="Consolas" w:hAnsi="Consolas"/>
-                <w:sz w:val="15"/>
-                <w:szCs w:val="15"/>
+              <w:top w:type="dxa" w:w="50"/>
+              <w:left w:type="dxa" w:w="100"/>
+              <w:bottom w:type="dxa" w:w="50"/>
+              <w:right w:type="dxa" w:w="100"/>
+            </w:tcMar>
+          </w:tcPr>
+          <w:p>
+            <w:pPr>
+              <w:spacing w:after="0" w:before="0" w:line="210"/>
+            </w:pPr>
+            <w:r>
+              <w:rPr>
+                <w:rFonts w:ascii="Arial" w:cs="Arial" w:eastAsia="Arial" w:hAnsi="Arial"/>
+                <w:sz w:val="17"/>
+                <w:szCs w:val="17"/>
               </w:rPr>
               <w:t xml:space="preserve">HTTP 服务</w:t>
             </w:r>
@@ -2139,21 +2147,21 @@
             </w:tcBorders>
             <w:shd w:fill="F8F9FA" w:val="clear"/>
             <w:tcMar>
-              <w:top w:type="dxa" w:w="40"/>
-              <w:left w:type="dxa" w:w="80"/>
-              <w:bottom w:type="dxa" w:w="40"/>
-              <w:right w:type="dxa" w:w="80"/>
-            </w:tcMar>
-          </w:tcPr>
-          <w:p>
-            <w:pPr>
-              <w:spacing w:after="0" w:before="0" w:line="200"/>
-            </w:pPr>
-            <w:r>
-              <w:rPr>
-                <w:rFonts w:ascii="Consolas" w:cs="Consolas" w:eastAsia="Consolas" w:hAnsi="Consolas"/>
-                <w:sz w:val="15"/>
-                <w:szCs w:val="15"/>
+              <w:top w:type="dxa" w:w="50"/>
+              <w:left w:type="dxa" w:w="100"/>
+              <w:bottom w:type="dxa" w:w="50"/>
+              <w:right w:type="dxa" w:w="100"/>
+            </w:tcMar>
+          </w:tcPr>
+          <w:p>
+            <w:pPr>
+              <w:spacing w:after="0" w:before="0" w:line="210"/>
+            </w:pPr>
+            <w:r>
+              <w:rPr>
+                <w:rFonts w:ascii="Arial" w:cs="Arial" w:eastAsia="Arial" w:hAnsi="Arial"/>
+                <w:sz w:val="17"/>
+                <w:szCs w:val="17"/>
               </w:rPr>
               <w:t xml:space="preserve">Node http 模块</w:t>
             </w:r>
@@ -2170,21 +2178,21 @@
             </w:tcBorders>
             <w:shd w:fill="F8F9FA" w:val="clear"/>
             <w:tcMar>
-              <w:top w:type="dxa" w:w="40"/>
-              <w:left w:type="dxa" w:w="80"/>
-              <w:bottom w:type="dxa" w:w="40"/>
-              <w:right w:type="dxa" w:w="80"/>
-            </w:tcMar>
-          </w:tcPr>
-          <w:p>
-            <w:pPr>
-              <w:spacing w:after="0" w:before="0" w:line="200"/>
-            </w:pPr>
-            <w:r>
-              <w:rPr>
-                <w:rFonts w:ascii="Consolas" w:cs="Consolas" w:eastAsia="Consolas" w:hAnsi="Consolas"/>
-                <w:sz w:val="15"/>
-                <w:szCs w:val="15"/>
+              <w:top w:type="dxa" w:w="50"/>
+              <w:left w:type="dxa" w:w="100"/>
+              <w:bottom w:type="dxa" w:w="50"/>
+              <w:right w:type="dxa" w:w="100"/>
+            </w:tcMar>
+          </w:tcPr>
+          <w:p>
+            <w:pPr>
+              <w:spacing w:after="0" w:before="0" w:line="210"/>
+            </w:pPr>
+            <w:r>
+              <w:rPr>
+                <w:rFonts w:ascii="Arial" w:cs="Arial" w:eastAsia="Arial" w:hAnsi="Arial"/>
+                <w:sz w:val="17"/>
+                <w:szCs w:val="17"/>
               </w:rPr>
               <w:t xml:space="preserve">纯原生实现</w:t>
             </w:r>
@@ -2202,21 +2210,21 @@
               <w:right w:val="single" w:color="BBBBBB" w:sz="1"/>
             </w:tcBorders>
             <w:tcMar>
-              <w:top w:type="dxa" w:w="40"/>
-              <w:left w:type="dxa" w:w="80"/>
-              <w:bottom w:type="dxa" w:w="40"/>
-              <w:right w:type="dxa" w:w="80"/>
-            </w:tcMar>
-          </w:tcPr>
-          <w:p>
-            <w:pPr>
-              <w:spacing w:after="0" w:before="0" w:line="200"/>
-            </w:pPr>
-            <w:r>
-              <w:rPr>
-                <w:rFonts w:ascii="Consolas" w:cs="Consolas" w:eastAsia="Consolas" w:hAnsi="Consolas"/>
-                <w:sz w:val="15"/>
-                <w:szCs w:val="15"/>
+              <w:top w:type="dxa" w:w="50"/>
+              <w:left w:type="dxa" w:w="100"/>
+              <w:bottom w:type="dxa" w:w="50"/>
+              <w:right w:type="dxa" w:w="100"/>
+            </w:tcMar>
+          </w:tcPr>
+          <w:p>
+            <w:pPr>
+              <w:spacing w:after="0" w:before="0" w:line="210"/>
+            </w:pPr>
+            <w:r>
+              <w:rPr>
+                <w:rFonts w:ascii="Arial" w:cs="Arial" w:eastAsia="Arial" w:hAnsi="Arial"/>
+                <w:sz w:val="17"/>
+                <w:szCs w:val="17"/>
               </w:rPr>
               <w:t xml:space="preserve">WebSocket</w:t>
             </w:r>
@@ -2232,21 +2240,21 @@
               <w:right w:val="single" w:color="BBBBBB" w:sz="1"/>
             </w:tcBorders>
             <w:tcMar>
-              <w:top w:type="dxa" w:w="40"/>
-              <w:left w:type="dxa" w:w="80"/>
-              <w:bottom w:type="dxa" w:w="40"/>
-              <w:right w:type="dxa" w:w="80"/>
-            </w:tcMar>
-          </w:tcPr>
-          <w:p>
-            <w:pPr>
-              <w:spacing w:after="0" w:before="0" w:line="200"/>
-            </w:pPr>
-            <w:r>
-              <w:rPr>
-                <w:rFonts w:ascii="Consolas" w:cs="Consolas" w:eastAsia="Consolas" w:hAnsi="Consolas"/>
-                <w:sz w:val="15"/>
-                <w:szCs w:val="15"/>
+              <w:top w:type="dxa" w:w="50"/>
+              <w:left w:type="dxa" w:w="100"/>
+              <w:bottom w:type="dxa" w:w="50"/>
+              <w:right w:type="dxa" w:w="100"/>
+            </w:tcMar>
+          </w:tcPr>
+          <w:p>
+            <w:pPr>
+              <w:spacing w:after="0" w:before="0" w:line="210"/>
+            </w:pPr>
+            <w:r>
+              <w:rPr>
+                <w:rFonts w:ascii="Arial" w:cs="Arial" w:eastAsia="Arial" w:hAnsi="Arial"/>
+                <w:sz w:val="17"/>
+                <w:szCs w:val="17"/>
               </w:rPr>
               <w:t xml:space="preserve">ws</w:t>
             </w:r>
@@ -2262,21 +2270,21 @@
               <w:right w:val="single" w:color="BBBBBB" w:sz="1"/>
             </w:tcBorders>
             <w:tcMar>
-              <w:top w:type="dxa" w:w="40"/>
-              <w:left w:type="dxa" w:w="80"/>
-              <w:bottom w:type="dxa" w:w="40"/>
-              <w:right w:type="dxa" w:w="80"/>
-            </w:tcMar>
-          </w:tcPr>
-          <w:p>
-            <w:pPr>
-              <w:spacing w:after="0" w:before="0" w:line="200"/>
-            </w:pPr>
-            <w:r>
-              <w:rPr>
-                <w:rFonts w:ascii="Consolas" w:cs="Consolas" w:eastAsia="Consolas" w:hAnsi="Consolas"/>
-                <w:sz w:val="15"/>
-                <w:szCs w:val="15"/>
+              <w:top w:type="dxa" w:w="50"/>
+              <w:left w:type="dxa" w:w="100"/>
+              <w:bottom w:type="dxa" w:w="50"/>
+              <w:right w:type="dxa" w:w="100"/>
+            </w:tcMar>
+          </w:tcPr>
+          <w:p>
+            <w:pPr>
+              <w:spacing w:after="0" w:before="0" w:line="210"/>
+            </w:pPr>
+            <w:r>
+              <w:rPr>
+                <w:rFonts w:ascii="Arial" w:cs="Arial" w:eastAsia="Arial" w:hAnsi="Arial"/>
+                <w:sz w:val="17"/>
+                <w:szCs w:val="17"/>
               </w:rPr>
               <w:t xml:space="preserve">场景式 UI 频道</w:t>
             </w:r>
@@ -2295,21 +2303,21 @@
             </w:tcBorders>
             <w:shd w:fill="F8F9FA" w:val="clear"/>
             <w:tcMar>
-              <w:top w:type="dxa" w:w="40"/>
-              <w:left w:type="dxa" w:w="80"/>
-              <w:bottom w:type="dxa" w:w="40"/>
-              <w:right w:type="dxa" w:w="80"/>
-            </w:tcMar>
-          </w:tcPr>
-          <w:p>
-            <w:pPr>
-              <w:spacing w:after="0" w:before="0" w:line="200"/>
-            </w:pPr>
-            <w:r>
-              <w:rPr>
-                <w:rFonts w:ascii="Consolas" w:cs="Consolas" w:eastAsia="Consolas" w:hAnsi="Consolas"/>
-                <w:sz w:val="15"/>
-                <w:szCs w:val="15"/>
+              <w:top w:type="dxa" w:w="50"/>
+              <w:left w:type="dxa" w:w="100"/>
+              <w:bottom w:type="dxa" w:w="50"/>
+              <w:right w:type="dxa" w:w="100"/>
+            </w:tcMar>
+          </w:tcPr>
+          <w:p>
+            <w:pPr>
+              <w:spacing w:after="0" w:before="0" w:line="210"/>
+            </w:pPr>
+            <w:r>
+              <w:rPr>
+                <w:rFonts w:ascii="Arial" w:cs="Arial" w:eastAsia="Arial" w:hAnsi="Arial"/>
+                <w:sz w:val="17"/>
+                <w:szCs w:val="17"/>
               </w:rPr>
               <w:t xml:space="preserve">数据库</w:t>
             </w:r>
@@ -2326,21 +2334,21 @@
             </w:tcBorders>
             <w:shd w:fill="F8F9FA" w:val="clear"/>
             <w:tcMar>
-              <w:top w:type="dxa" w:w="40"/>
-              <w:left w:type="dxa" w:w="80"/>
-              <w:bottom w:type="dxa" w:w="40"/>
-              <w:right w:type="dxa" w:w="80"/>
-            </w:tcMar>
-          </w:tcPr>
-          <w:p>
-            <w:pPr>
-              <w:spacing w:after="0" w:before="0" w:line="200"/>
-            </w:pPr>
-            <w:r>
-              <w:rPr>
-                <w:rFonts w:ascii="Consolas" w:cs="Consolas" w:eastAsia="Consolas" w:hAnsi="Consolas"/>
-                <w:sz w:val="15"/>
-                <w:szCs w:val="15"/>
+              <w:top w:type="dxa" w:w="50"/>
+              <w:left w:type="dxa" w:w="100"/>
+              <w:bottom w:type="dxa" w:w="50"/>
+              <w:right w:type="dxa" w:w="100"/>
+            </w:tcMar>
+          </w:tcPr>
+          <w:p>
+            <w:pPr>
+              <w:spacing w:after="0" w:before="0" w:line="210"/>
+            </w:pPr>
+            <w:r>
+              <w:rPr>
+                <w:rFonts w:ascii="Arial" w:cs="Arial" w:eastAsia="Arial" w:hAnsi="Arial"/>
+                <w:sz w:val="17"/>
+                <w:szCs w:val="17"/>
               </w:rPr>
               <w:t xml:space="preserve">better-sqlite3</w:t>
             </w:r>
@@ -2357,21 +2365,21 @@
             </w:tcBorders>
             <w:shd w:fill="F8F9FA" w:val="clear"/>
             <w:tcMar>
-              <w:top w:type="dxa" w:w="40"/>
-              <w:left w:type="dxa" w:w="80"/>
-              <w:bottom w:type="dxa" w:w="40"/>
-              <w:right w:type="dxa" w:w="80"/>
-            </w:tcMar>
-          </w:tcPr>
-          <w:p>
-            <w:pPr>
-              <w:spacing w:after="0" w:before="0" w:line="200"/>
-            </w:pPr>
-            <w:r>
-              <w:rPr>
-                <w:rFonts w:ascii="Consolas" w:cs="Consolas" w:eastAsia="Consolas" w:hAnsi="Consolas"/>
-                <w:sz w:val="15"/>
-                <w:szCs w:val="15"/>
+              <w:top w:type="dxa" w:w="50"/>
+              <w:left w:type="dxa" w:w="100"/>
+              <w:bottom w:type="dxa" w:w="50"/>
+              <w:right w:type="dxa" w:w="100"/>
+            </w:tcMar>
+          </w:tcPr>
+          <w:p>
+            <w:pPr>
+              <w:spacing w:after="0" w:before="0" w:line="210"/>
+            </w:pPr>
+            <w:r>
+              <w:rPr>
+                <w:rFonts w:ascii="Arial" w:cs="Arial" w:eastAsia="Arial" w:hAnsi="Arial"/>
+                <w:sz w:val="17"/>
+                <w:szCs w:val="17"/>
               </w:rPr>
               <w:t xml:space="preserve">SQLite 本地存储</w:t>
             </w:r>
@@ -2389,21 +2397,21 @@
               <w:right w:val="single" w:color="BBBBBB" w:sz="1"/>
             </w:tcBorders>
             <w:tcMar>
-              <w:top w:type="dxa" w:w="40"/>
-              <w:left w:type="dxa" w:w="80"/>
-              <w:bottom w:type="dxa" w:w="40"/>
-              <w:right w:type="dxa" w:w="80"/>
-            </w:tcMar>
-          </w:tcPr>
-          <w:p>
-            <w:pPr>
-              <w:spacing w:after="0" w:before="0" w:line="200"/>
-            </w:pPr>
-            <w:r>
-              <w:rPr>
-                <w:rFonts w:ascii="Consolas" w:cs="Consolas" w:eastAsia="Consolas" w:hAnsi="Consolas"/>
-                <w:sz w:val="15"/>
-                <w:szCs w:val="15"/>
+              <w:top w:type="dxa" w:w="50"/>
+              <w:left w:type="dxa" w:w="100"/>
+              <w:bottom w:type="dxa" w:w="50"/>
+              <w:right w:type="dxa" w:w="100"/>
+            </w:tcMar>
+          </w:tcPr>
+          <w:p>
+            <w:pPr>
+              <w:spacing w:after="0" w:before="0" w:line="210"/>
+            </w:pPr>
+            <w:r>
+              <w:rPr>
+                <w:rFonts w:ascii="Arial" w:cs="Arial" w:eastAsia="Arial" w:hAnsi="Arial"/>
+                <w:sz w:val="17"/>
+                <w:szCs w:val="17"/>
               </w:rPr>
               <w:t xml:space="preserve">LLM 客户端</w:t>
             </w:r>
@@ -2419,21 +2427,21 @@
               <w:right w:val="single" w:color="BBBBBB" w:sz="1"/>
             </w:tcBorders>
             <w:tcMar>
-              <w:top w:type="dxa" w:w="40"/>
-              <w:left w:type="dxa" w:w="80"/>
-              <w:bottom w:type="dxa" w:w="40"/>
-              <w:right w:type="dxa" w:w="80"/>
-            </w:tcMar>
-          </w:tcPr>
-          <w:p>
-            <w:pPr>
-              <w:spacing w:after="0" w:before="0" w:line="200"/>
-            </w:pPr>
-            <w:r>
-              <w:rPr>
-                <w:rFonts w:ascii="Consolas" w:cs="Consolas" w:eastAsia="Consolas" w:hAnsi="Consolas"/>
-                <w:sz w:val="15"/>
-                <w:szCs w:val="15"/>
+              <w:top w:type="dxa" w:w="50"/>
+              <w:left w:type="dxa" w:w="100"/>
+              <w:bottom w:type="dxa" w:w="50"/>
+              <w:right w:type="dxa" w:w="100"/>
+            </w:tcMar>
+          </w:tcPr>
+          <w:p>
+            <w:pPr>
+              <w:spacing w:after="0" w:before="0" w:line="210"/>
+            </w:pPr>
+            <w:r>
+              <w:rPr>
+                <w:rFonts w:ascii="Arial" w:cs="Arial" w:eastAsia="Arial" w:hAnsi="Arial"/>
+                <w:sz w:val="17"/>
+                <w:szCs w:val="17"/>
               </w:rPr>
               <w:t xml:space="preserve">openai SDK</w:t>
             </w:r>
@@ -2449,21 +2457,21 @@
               <w:right w:val="single" w:color="BBBBBB" w:sz="1"/>
             </w:tcBorders>
             <w:tcMar>
-              <w:top w:type="dxa" w:w="40"/>
-              <w:left w:type="dxa" w:w="80"/>
-              <w:bottom w:type="dxa" w:w="40"/>
-              <w:right w:type="dxa" w:w="80"/>
-            </w:tcMar>
-          </w:tcPr>
-          <w:p>
-            <w:pPr>
-              <w:spacing w:after="0" w:before="0" w:line="200"/>
-            </w:pPr>
-            <w:r>
-              <w:rPr>
-                <w:rFonts w:ascii="Consolas" w:cs="Consolas" w:eastAsia="Consolas" w:hAnsi="Consolas"/>
-                <w:sz w:val="15"/>
-                <w:szCs w:val="15"/>
+              <w:top w:type="dxa" w:w="50"/>
+              <w:left w:type="dxa" w:w="100"/>
+              <w:bottom w:type="dxa" w:w="50"/>
+              <w:right w:type="dxa" w:w="100"/>
+            </w:tcMar>
+          </w:tcPr>
+          <w:p>
+            <w:pPr>
+              <w:spacing w:after="0" w:before="0" w:line="210"/>
+            </w:pPr>
+            <w:r>
+              <w:rPr>
+                <w:rFonts w:ascii="Arial" w:cs="Arial" w:eastAsia="Arial" w:hAnsi="Arial"/>
+                <w:sz w:val="17"/>
+                <w:szCs w:val="17"/>
               </w:rPr>
               <w:t xml:space="preserve">兼容 OpenAI 协议</w:t>
             </w:r>
@@ -2482,21 +2490,21 @@
             </w:tcBorders>
             <w:shd w:fill="F8F9FA" w:val="clear"/>
             <w:tcMar>
-              <w:top w:type="dxa" w:w="40"/>
-              <w:left w:type="dxa" w:w="80"/>
-              <w:bottom w:type="dxa" w:w="40"/>
-              <w:right w:type="dxa" w:w="80"/>
-            </w:tcMar>
-          </w:tcPr>
-          <w:p>
-            <w:pPr>
-              <w:spacing w:after="0" w:before="0" w:line="200"/>
-            </w:pPr>
-            <w:r>
-              <w:rPr>
-                <w:rFonts w:ascii="Consolas" w:cs="Consolas" w:eastAsia="Consolas" w:hAnsi="Consolas"/>
-                <w:sz w:val="15"/>
-                <w:szCs w:val="15"/>
+              <w:top w:type="dxa" w:w="50"/>
+              <w:left w:type="dxa" w:w="100"/>
+              <w:bottom w:type="dxa" w:w="50"/>
+              <w:right w:type="dxa" w:w="100"/>
+            </w:tcMar>
+          </w:tcPr>
+          <w:p>
+            <w:pPr>
+              <w:spacing w:after="0" w:before="0" w:line="210"/>
+            </w:pPr>
+            <w:r>
+              <w:rPr>
+                <w:rFonts w:ascii="Arial" w:cs="Arial" w:eastAsia="Arial" w:hAnsi="Arial"/>
+                <w:sz w:val="17"/>
+                <w:szCs w:val="17"/>
               </w:rPr>
               <w:t xml:space="preserve">浏览器自动化</w:t>
             </w:r>
@@ -2513,21 +2521,21 @@
             </w:tcBorders>
             <w:shd w:fill="F8F9FA" w:val="clear"/>
             <w:tcMar>
-              <w:top w:type="dxa" w:w="40"/>
-              <w:left w:type="dxa" w:w="80"/>
-              <w:bottom w:type="dxa" w:w="40"/>
-              <w:right w:type="dxa" w:w="80"/>
-            </w:tcMar>
-          </w:tcPr>
-          <w:p>
-            <w:pPr>
-              <w:spacing w:after="0" w:before="0" w:line="200"/>
-            </w:pPr>
-            <w:r>
-              <w:rPr>
-                <w:rFonts w:ascii="Consolas" w:cs="Consolas" w:eastAsia="Consolas" w:hAnsi="Consolas"/>
-                <w:sz w:val="15"/>
-                <w:szCs w:val="15"/>
+              <w:top w:type="dxa" w:w="50"/>
+              <w:left w:type="dxa" w:w="100"/>
+              <w:bottom w:type="dxa" w:w="50"/>
+              <w:right w:type="dxa" w:w="100"/>
+            </w:tcMar>
+          </w:tcPr>
+          <w:p>
+            <w:pPr>
+              <w:spacing w:after="0" w:before="0" w:line="210"/>
+            </w:pPr>
+            <w:r>
+              <w:rPr>
+                <w:rFonts w:ascii="Arial" w:cs="Arial" w:eastAsia="Arial" w:hAnsi="Arial"/>
+                <w:sz w:val="17"/>
+                <w:szCs w:val="17"/>
               </w:rPr>
               <w:t xml:space="preserve">Playwright</w:t>
             </w:r>
@@ -2544,21 +2552,21 @@
             </w:tcBorders>
             <w:shd w:fill="F8F9FA" w:val="clear"/>
             <w:tcMar>
-              <w:top w:type="dxa" w:w="40"/>
-              <w:left w:type="dxa" w:w="80"/>
-              <w:bottom w:type="dxa" w:w="40"/>
-              <w:right w:type="dxa" w:w="80"/>
-            </w:tcMar>
-          </w:tcPr>
-          <w:p>
-            <w:pPr>
-              <w:spacing w:after="0" w:before="0" w:line="200"/>
-            </w:pPr>
-            <w:r>
-              <w:rPr>
-                <w:rFonts w:ascii="Consolas" w:cs="Consolas" w:eastAsia="Consolas" w:hAnsi="Consolas"/>
-                <w:sz w:val="15"/>
-                <w:szCs w:val="15"/>
+              <w:top w:type="dxa" w:w="50"/>
+              <w:left w:type="dxa" w:w="100"/>
+              <w:bottom w:type="dxa" w:w="50"/>
+              <w:right w:type="dxa" w:w="100"/>
+            </w:tcMar>
+          </w:tcPr>
+          <w:p>
+            <w:pPr>
+              <w:spacing w:after="0" w:before="0" w:line="210"/>
+            </w:pPr>
+            <w:r>
+              <w:rPr>
+                <w:rFonts w:ascii="Arial" w:cs="Arial" w:eastAsia="Arial" w:hAnsi="Arial"/>
+                <w:sz w:val="17"/>
+                <w:szCs w:val="17"/>
               </w:rPr>
               <w:t xml:space="preserve">自动回退到系统 Edge</w:t>
             </w:r>
@@ -2576,21 +2584,21 @@
               <w:right w:val="single" w:color="BBBBBB" w:sz="1"/>
             </w:tcBorders>
             <w:tcMar>
-              <w:top w:type="dxa" w:w="40"/>
-              <w:left w:type="dxa" w:w="80"/>
-              <w:bottom w:type="dxa" w:w="40"/>
-              <w:right w:type="dxa" w:w="80"/>
-            </w:tcMar>
-          </w:tcPr>
-          <w:p>
-            <w:pPr>
-              <w:spacing w:after="0" w:before="0" w:line="200"/>
-            </w:pPr>
-            <w:r>
-              <w:rPr>
-                <w:rFonts w:ascii="Consolas" w:cs="Consolas" w:eastAsia="Consolas" w:hAnsi="Consolas"/>
-                <w:sz w:val="15"/>
-                <w:szCs w:val="15"/>
+              <w:top w:type="dxa" w:w="50"/>
+              <w:left w:type="dxa" w:w="100"/>
+              <w:bottom w:type="dxa" w:w="50"/>
+              <w:right w:type="dxa" w:w="100"/>
+            </w:tcMar>
+          </w:tcPr>
+          <w:p>
+            <w:pPr>
+              <w:spacing w:after="0" w:before="0" w:line="210"/>
+            </w:pPr>
+            <w:r>
+              <w:rPr>
+                <w:rFonts w:ascii="Arial" w:cs="Arial" w:eastAsia="Arial" w:hAnsi="Arial"/>
+                <w:sz w:val="17"/>
+                <w:szCs w:val="17"/>
               </w:rPr>
               <w:t xml:space="preserve">语音识别</w:t>
             </w:r>
@@ -2606,21 +2614,21 @@
               <w:right w:val="single" w:color="BBBBBB" w:sz="1"/>
             </w:tcBorders>
             <w:tcMar>
-              <w:top w:type="dxa" w:w="40"/>
-              <w:left w:type="dxa" w:w="80"/>
-              <w:bottom w:type="dxa" w:w="40"/>
-              <w:right w:type="dxa" w:w="80"/>
-            </w:tcMar>
-          </w:tcPr>
-          <w:p>
-            <w:pPr>
-              <w:spacing w:after="0" w:before="0" w:line="200"/>
-            </w:pPr>
-            <w:r>
-              <w:rPr>
-                <w:rFonts w:ascii="Consolas" w:cs="Consolas" w:eastAsia="Consolas" w:hAnsi="Consolas"/>
-                <w:sz w:val="15"/>
-                <w:szCs w:val="15"/>
+              <w:top w:type="dxa" w:w="50"/>
+              <w:left w:type="dxa" w:w="100"/>
+              <w:bottom w:type="dxa" w:w="50"/>
+              <w:right w:type="dxa" w:w="100"/>
+            </w:tcMar>
+          </w:tcPr>
+          <w:p>
+            <w:pPr>
+              <w:spacing w:after="0" w:before="0" w:line="210"/>
+            </w:pPr>
+            <w:r>
+              <w:rPr>
+                <w:rFonts w:ascii="Arial" w:cs="Arial" w:eastAsia="Arial" w:hAnsi="Arial"/>
+                <w:sz w:val="17"/>
+                <w:szCs w:val="17"/>
               </w:rPr>
               <w:t xml:space="preserve">DashScope Paraformer</w:t>
             </w:r>
@@ -2636,21 +2644,21 @@
               <w:right w:val="single" w:color="BBBBBB" w:sz="1"/>
             </w:tcBorders>
             <w:tcMar>
-              <w:top w:type="dxa" w:w="40"/>
-              <w:left w:type="dxa" w:w="80"/>
-              <w:bottom w:type="dxa" w:w="40"/>
-              <w:right w:type="dxa" w:w="80"/>
-            </w:tcMar>
-          </w:tcPr>
-          <w:p>
-            <w:pPr>
-              <w:spacing w:after="0" w:before="0" w:line="200"/>
-            </w:pPr>
-            <w:r>
-              <w:rPr>
-                <w:rFonts w:ascii="Consolas" w:cs="Consolas" w:eastAsia="Consolas" w:hAnsi="Consolas"/>
-                <w:sz w:val="15"/>
-                <w:szCs w:val="15"/>
+              <w:top w:type="dxa" w:w="50"/>
+              <w:left w:type="dxa" w:w="100"/>
+              <w:bottom w:type="dxa" w:w="50"/>
+              <w:right w:type="dxa" w:w="100"/>
+            </w:tcMar>
+          </w:tcPr>
+          <w:p>
+            <w:pPr>
+              <w:spacing w:after="0" w:before="0" w:line="210"/>
+            </w:pPr>
+            <w:r>
+              <w:rPr>
+                <w:rFonts w:ascii="Arial" w:cs="Arial" w:eastAsia="Arial" w:hAnsi="Arial"/>
+                <w:sz w:val="17"/>
+                <w:szCs w:val="17"/>
               </w:rPr>
               <w:t xml:space="preserve">阿里云实时流式</w:t>
             </w:r>
@@ -2669,21 +2677,21 @@
             </w:tcBorders>
             <w:shd w:fill="F8F9FA" w:val="clear"/>
             <w:tcMar>
-              <w:top w:type="dxa" w:w="40"/>
-              <w:left w:type="dxa" w:w="80"/>
-              <w:bottom w:type="dxa" w:w="40"/>
-              <w:right w:type="dxa" w:w="80"/>
-            </w:tcMar>
-          </w:tcPr>
-          <w:p>
-            <w:pPr>
-              <w:spacing w:after="0" w:before="0" w:line="200"/>
-            </w:pPr>
-            <w:r>
-              <w:rPr>
-                <w:rFonts w:ascii="Consolas" w:cs="Consolas" w:eastAsia="Consolas" w:hAnsi="Consolas"/>
-                <w:sz w:val="15"/>
-                <w:szCs w:val="15"/>
+              <w:top w:type="dxa" w:w="50"/>
+              <w:left w:type="dxa" w:w="100"/>
+              <w:bottom w:type="dxa" w:w="50"/>
+              <w:right w:type="dxa" w:w="100"/>
+            </w:tcMar>
+          </w:tcPr>
+          <w:p>
+            <w:pPr>
+              <w:spacing w:after="0" w:before="0" w:line="210"/>
+            </w:pPr>
+            <w:r>
+              <w:rPr>
+                <w:rFonts w:ascii="Arial" w:cs="Arial" w:eastAsia="Arial" w:hAnsi="Arial"/>
+                <w:sz w:val="17"/>
+                <w:szCs w:val="17"/>
               </w:rPr>
               <w:t xml:space="preserve">语音合成</w:t>
             </w:r>
@@ -2700,21 +2708,21 @@
             </w:tcBorders>
             <w:shd w:fill="F8F9FA" w:val="clear"/>
             <w:tcMar>
-              <w:top w:type="dxa" w:w="40"/>
-              <w:left w:type="dxa" w:w="80"/>
-              <w:bottom w:type="dxa" w:w="40"/>
-              <w:right w:type="dxa" w:w="80"/>
-            </w:tcMar>
-          </w:tcPr>
-          <w:p>
-            <w:pPr>
-              <w:spacing w:after="0" w:before="0" w:line="200"/>
-            </w:pPr>
-            <w:r>
-              <w:rPr>
-                <w:rFonts w:ascii="Consolas" w:cs="Consolas" w:eastAsia="Consolas" w:hAnsi="Consolas"/>
-                <w:sz w:val="15"/>
-                <w:szCs w:val="15"/>
+              <w:top w:type="dxa" w:w="50"/>
+              <w:left w:type="dxa" w:w="100"/>
+              <w:bottom w:type="dxa" w:w="50"/>
+              <w:right w:type="dxa" w:w="100"/>
+            </w:tcMar>
+          </w:tcPr>
+          <w:p>
+            <w:pPr>
+              <w:spacing w:after="0" w:before="0" w:line="210"/>
+            </w:pPr>
+            <w:r>
+              <w:rPr>
+                <w:rFonts w:ascii="Arial" w:cs="Arial" w:eastAsia="Arial" w:hAnsi="Arial"/>
+                <w:sz w:val="17"/>
+                <w:szCs w:val="17"/>
               </w:rPr>
               <w:t xml:space="preserve">DashScope Qwen-TTS</w:t>
             </w:r>
@@ -2731,21 +2739,21 @@
             </w:tcBorders>
             <w:shd w:fill="F8F9FA" w:val="clear"/>
             <w:tcMar>
-              <w:top w:type="dxa" w:w="40"/>
-              <w:left w:type="dxa" w:w="80"/>
-              <w:bottom w:type="dxa" w:w="40"/>
-              <w:right w:type="dxa" w:w="80"/>
-            </w:tcMar>
-          </w:tcPr>
-          <w:p>
-            <w:pPr>
-              <w:spacing w:after="0" w:before="0" w:line="200"/>
-            </w:pPr>
-            <w:r>
-              <w:rPr>
-                <w:rFonts w:ascii="Consolas" w:cs="Consolas" w:eastAsia="Consolas" w:hAnsi="Consolas"/>
-                <w:sz w:val="15"/>
-                <w:szCs w:val="15"/>
+              <w:top w:type="dxa" w:w="50"/>
+              <w:left w:type="dxa" w:w="100"/>
+              <w:bottom w:type="dxa" w:w="50"/>
+              <w:right w:type="dxa" w:w="100"/>
+            </w:tcMar>
+          </w:tcPr>
+          <w:p>
+            <w:pPr>
+              <w:spacing w:after="0" w:before="0" w:line="210"/>
+            </w:pPr>
+            <w:r>
+              <w:rPr>
+                <w:rFonts w:ascii="Arial" w:cs="Arial" w:eastAsia="Arial" w:hAnsi="Arial"/>
+                <w:sz w:val="17"/>
+                <w:szCs w:val="17"/>
               </w:rPr>
               <w:t xml:space="preserve">阿里云 7 种音色</w:t>
             </w:r>
@@ -2763,21 +2771,21 @@
               <w:right w:val="single" w:color="BBBBBB" w:sz="1"/>
             </w:tcBorders>
             <w:tcMar>
-              <w:top w:type="dxa" w:w="40"/>
-              <w:left w:type="dxa" w:w="80"/>
-              <w:bottom w:type="dxa" w:w="40"/>
-              <w:right w:type="dxa" w:w="80"/>
-            </w:tcMar>
-          </w:tcPr>
-          <w:p>
-            <w:pPr>
-              <w:spacing w:after="0" w:before="0" w:line="200"/>
-            </w:pPr>
-            <w:r>
-              <w:rPr>
-                <w:rFonts w:ascii="Consolas" w:cs="Consolas" w:eastAsia="Consolas" w:hAnsi="Consolas"/>
-                <w:sz w:val="15"/>
-                <w:szCs w:val="15"/>
+              <w:top w:type="dxa" w:w="50"/>
+              <w:left w:type="dxa" w:w="100"/>
+              <w:bottom w:type="dxa" w:w="50"/>
+              <w:right w:type="dxa" w:w="100"/>
+            </w:tcMar>
+          </w:tcPr>
+          <w:p>
+            <w:pPr>
+              <w:spacing w:after="0" w:before="0" w:line="210"/>
+            </w:pPr>
+            <w:r>
+              <w:rPr>
+                <w:rFonts w:ascii="Arial" w:cs="Arial" w:eastAsia="Arial" w:hAnsi="Arial"/>
+                <w:sz w:val="17"/>
+                <w:szCs w:val="17"/>
               </w:rPr>
               <w:t xml:space="preserve">嵌入模型</w:t>
             </w:r>
@@ -2793,21 +2801,21 @@
               <w:right w:val="single" w:color="BBBBBB" w:sz="1"/>
             </w:tcBorders>
             <w:tcMar>
-              <w:top w:type="dxa" w:w="40"/>
-              <w:left w:type="dxa" w:w="80"/>
-              <w:bottom w:type="dxa" w:w="40"/>
-              <w:right w:type="dxa" w:w="80"/>
-            </w:tcMar>
-          </w:tcPr>
-          <w:p>
-            <w:pPr>
-              <w:spacing w:after="0" w:before="0" w:line="200"/>
-            </w:pPr>
-            <w:r>
-              <w:rPr>
-                <w:rFonts w:ascii="Consolas" w:cs="Consolas" w:eastAsia="Consolas" w:hAnsi="Consolas"/>
-                <w:sz w:val="15"/>
-                <w:szCs w:val="15"/>
+              <w:top w:type="dxa" w:w="50"/>
+              <w:left w:type="dxa" w:w="100"/>
+              <w:bottom w:type="dxa" w:w="50"/>
+              <w:right w:type="dxa" w:w="100"/>
+            </w:tcMar>
+          </w:tcPr>
+          <w:p>
+            <w:pPr>
+              <w:spacing w:after="0" w:before="0" w:line="210"/>
+            </w:pPr>
+            <w:r>
+              <w:rPr>
+                <w:rFonts w:ascii="Arial" w:cs="Arial" w:eastAsia="Arial" w:hAnsi="Arial"/>
+                <w:sz w:val="17"/>
+                <w:szCs w:val="17"/>
               </w:rPr>
               <w:t xml:space="preserve">Xenova/transformers.js</w:t>
             </w:r>
@@ -2823,21 +2831,21 @@
               <w:right w:val="single" w:color="BBBBBB" w:sz="1"/>
             </w:tcBorders>
             <w:tcMar>
-              <w:top w:type="dxa" w:w="40"/>
-              <w:left w:type="dxa" w:w="80"/>
-              <w:bottom w:type="dxa" w:w="40"/>
-              <w:right w:type="dxa" w:w="80"/>
-            </w:tcMar>
-          </w:tcPr>
-          <w:p>
-            <w:pPr>
-              <w:spacing w:after="0" w:before="0" w:line="200"/>
-            </w:pPr>
-            <w:r>
-              <w:rPr>
-                <w:rFonts w:ascii="Consolas" w:cs="Consolas" w:eastAsia="Consolas" w:hAnsi="Consolas"/>
-                <w:sz w:val="15"/>
-                <w:szCs w:val="15"/>
+              <w:top w:type="dxa" w:w="50"/>
+              <w:left w:type="dxa" w:w="100"/>
+              <w:bottom w:type="dxa" w:w="50"/>
+              <w:right w:type="dxa" w:w="100"/>
+            </w:tcMar>
+          </w:tcPr>
+          <w:p>
+            <w:pPr>
+              <w:spacing w:after="0" w:before="0" w:line="210"/>
+            </w:pPr>
+            <w:r>
+              <w:rPr>
+                <w:rFonts w:ascii="Arial" w:cs="Arial" w:eastAsia="Arial" w:hAnsi="Arial"/>
+                <w:sz w:val="17"/>
+                <w:szCs w:val="17"/>
               </w:rPr>
               <w:t xml:space="preserve">本地 ONNX 推理</w:t>
             </w:r>
@@ -2856,21 +2864,21 @@
             </w:tcBorders>
             <w:shd w:fill="F8F9FA" w:val="clear"/>
             <w:tcMar>
-              <w:top w:type="dxa" w:w="40"/>
-              <w:left w:type="dxa" w:w="80"/>
-              <w:bottom w:type="dxa" w:w="40"/>
-              <w:right w:type="dxa" w:w="80"/>
-            </w:tcMar>
-          </w:tcPr>
-          <w:p>
-            <w:pPr>
-              <w:spacing w:after="0" w:before="0" w:line="200"/>
-            </w:pPr>
-            <w:r>
-              <w:rPr>
-                <w:rFonts w:ascii="Consolas" w:cs="Consolas" w:eastAsia="Consolas" w:hAnsi="Consolas"/>
-                <w:sz w:val="15"/>
-                <w:szCs w:val="15"/>
+              <w:top w:type="dxa" w:w="50"/>
+              <w:left w:type="dxa" w:w="100"/>
+              <w:bottom w:type="dxa" w:w="50"/>
+              <w:right w:type="dxa" w:w="100"/>
+            </w:tcMar>
+          </w:tcPr>
+          <w:p>
+            <w:pPr>
+              <w:spacing w:after="0" w:before="0" w:line="210"/>
+            </w:pPr>
+            <w:r>
+              <w:rPr>
+                <w:rFonts w:ascii="Arial" w:cs="Arial" w:eastAsia="Arial" w:hAnsi="Arial"/>
+                <w:sz w:val="17"/>
+                <w:szCs w:val="17"/>
               </w:rPr>
               <w:t xml:space="preserve">联网搜索</w:t>
             </w:r>
@@ -2887,21 +2895,21 @@
             </w:tcBorders>
             <w:shd w:fill="F8F9FA" w:val="clear"/>
             <w:tcMar>
-              <w:top w:type="dxa" w:w="40"/>
-              <w:left w:type="dxa" w:w="80"/>
-              <w:bottom w:type="dxa" w:w="40"/>
-              <w:right w:type="dxa" w:w="80"/>
-            </w:tcMar>
-          </w:tcPr>
-          <w:p>
-            <w:pPr>
-              <w:spacing w:after="0" w:before="0" w:line="200"/>
-            </w:pPr>
-            <w:r>
-              <w:rPr>
-                <w:rFonts w:ascii="Consolas" w:cs="Consolas" w:eastAsia="Consolas" w:hAnsi="Consolas"/>
-                <w:sz w:val="15"/>
-                <w:szCs w:val="15"/>
+              <w:top w:type="dxa" w:w="50"/>
+              <w:left w:type="dxa" w:w="100"/>
+              <w:bottom w:type="dxa" w:w="50"/>
+              <w:right w:type="dxa" w:w="100"/>
+            </w:tcMar>
+          </w:tcPr>
+          <w:p>
+            <w:pPr>
+              <w:spacing w:after="0" w:before="0" w:line="210"/>
+            </w:pPr>
+            <w:r>
+              <w:rPr>
+                <w:rFonts w:ascii="Arial" w:cs="Arial" w:eastAsia="Arial" w:hAnsi="Arial"/>
+                <w:sz w:val="17"/>
+                <w:szCs w:val="17"/>
               </w:rPr>
               <w:t xml:space="preserve">DuckDuckGo</w:t>
             </w:r>
@@ -2918,21 +2926,21 @@
             </w:tcBorders>
             <w:shd w:fill="F8F9FA" w:val="clear"/>
             <w:tcMar>
-              <w:top w:type="dxa" w:w="40"/>
-              <w:left w:type="dxa" w:w="80"/>
-              <w:bottom w:type="dxa" w:w="40"/>
-              <w:right w:type="dxa" w:w="80"/>
-            </w:tcMar>
-          </w:tcPr>
-          <w:p>
-            <w:pPr>
-              <w:spacing w:after="0" w:before="0" w:line="200"/>
-            </w:pPr>
-            <w:r>
-              <w:rPr>
-                <w:rFonts w:ascii="Consolas" w:cs="Consolas" w:eastAsia="Consolas" w:hAnsi="Consolas"/>
-                <w:sz w:val="15"/>
-                <w:szCs w:val="15"/>
+              <w:top w:type="dxa" w:w="50"/>
+              <w:left w:type="dxa" w:w="100"/>
+              <w:bottom w:type="dxa" w:w="50"/>
+              <w:right w:type="dxa" w:w="100"/>
+            </w:tcMar>
+          </w:tcPr>
+          <w:p>
+            <w:pPr>
+              <w:spacing w:after="0" w:before="0" w:line="210"/>
+            </w:pPr>
+            <w:r>
+              <w:rPr>
+                <w:rFonts w:ascii="Arial" w:cs="Arial" w:eastAsia="Arial" w:hAnsi="Arial"/>
+                <w:sz w:val="17"/>
+                <w:szCs w:val="17"/>
               </w:rPr>
               <w:t xml:space="preserve">免费，无需 Key</w:t>
             </w:r>
@@ -2943,22 +2951,22 @@
     <w:p>
       <w:pPr>
         <w:pStyle w:val="Heading3"/>
-        <w:spacing w:after="10" w:before="20" w:line="250"/>
+        <w:spacing w:after="40" w:before="120" w:line="260"/>
       </w:pPr>
       <w:r>
         <w:rPr>
           <w:rFonts w:ascii="Arial" w:cs="Arial" w:eastAsia="Arial" w:hAnsi="Arial"/>
           <w:b/>
           <w:bCs/>
-          <w:sz w:val="22"/>
-          <w:szCs w:val="22"/>
+          <w:sz w:val="24"/>
+          <w:szCs w:val="24"/>
         </w:rPr>
         <w:t xml:space="preserve">后端核心模块</w:t>
       </w:r>
     </w:p>
     <w:p>
       <w:pPr>
-        <w:spacing w:after="0" w:before="0" w:line="200"/>
+        <w:spacing w:after="0" w:before="0" w:line="210"/>
       </w:pPr>
       <w:r>
         <w:rPr>
@@ -2971,7 +2979,7 @@
     </w:p>
     <w:p>
       <w:pPr>
-        <w:spacing w:after="0" w:before="0" w:line="200"/>
+        <w:spacing w:after="0" w:before="0" w:line="210"/>
       </w:pPr>
       <w:r>
         <w:rPr>
@@ -2984,7 +2992,7 @@
     </w:p>
     <w:p>
       <w:pPr>
-        <w:spacing w:after="0" w:before="0" w:line="200"/>
+        <w:spacing w:after="0" w:before="0" w:line="210"/>
       </w:pPr>
       <w:r>
         <w:rPr>
@@ -2997,7 +3005,7 @@
     </w:p>
     <w:p>
       <w:pPr>
-        <w:spacing w:after="0" w:before="0" w:line="200"/>
+        <w:spacing w:after="0" w:before="0" w:line="210"/>
       </w:pPr>
       <w:r>
         <w:rPr>
@@ -3010,7 +3018,7 @@
     </w:p>
     <w:p>
       <w:pPr>
-        <w:spacing w:after="0" w:before="0" w:line="200"/>
+        <w:spacing w:after="0" w:before="0" w:line="210"/>
       </w:pPr>
       <w:r>
         <w:rPr>
@@ -3023,7 +3031,7 @@
     </w:p>
     <w:p>
       <w:pPr>
-        <w:spacing w:after="0" w:before="0" w:line="200"/>
+        <w:spacing w:after="0" w:before="0" w:line="210"/>
       </w:pPr>
       <w:r>
         <w:rPr>
@@ -3036,7 +3044,7 @@
     </w:p>
     <w:p>
       <w:pPr>
-        <w:spacing w:after="0" w:before="0" w:line="200"/>
+        <w:spacing w:after="0" w:before="0" w:line="210"/>
       </w:pPr>
       <w:r>
         <w:rPr>
@@ -3049,7 +3057,7 @@
     </w:p>
     <w:p>
       <w:pPr>
-        <w:spacing w:after="0" w:before="0" w:line="200"/>
+        <w:spacing w:after="0" w:before="0" w:line="210"/>
       </w:pPr>
       <w:r>
         <w:rPr>
@@ -3062,7 +3070,7 @@
     </w:p>
     <w:p>
       <w:pPr>
-        <w:spacing w:after="0" w:before="0" w:line="200"/>
+        <w:spacing w:after="0" w:before="0" w:line="210"/>
       </w:pPr>
       <w:r>
         <w:rPr>
@@ -3075,7 +3083,7 @@
     </w:p>
     <w:p>
       <w:pPr>
-        <w:spacing w:after="0" w:before="0" w:line="200"/>
+        <w:spacing w:after="0" w:before="0" w:line="210"/>
       </w:pPr>
       <w:r>
         <w:rPr>
@@ -3088,7 +3096,7 @@
     </w:p>
     <w:p>
       <w:pPr>
-        <w:spacing w:after="0" w:before="0" w:line="200"/>
+        <w:spacing w:after="0" w:before="0" w:line="210"/>
       </w:pPr>
       <w:r>
         <w:rPr>
@@ -3101,7 +3109,7 @@
     </w:p>
     <w:p>
       <w:pPr>
-        <w:spacing w:after="0" w:before="0" w:line="200"/>
+        <w:spacing w:after="0" w:before="0" w:line="210"/>
       </w:pPr>
       <w:r>
         <w:rPr>
@@ -3114,7 +3122,7 @@
     </w:p>
     <w:p>
       <w:pPr>
-        <w:spacing w:after="0" w:before="0" w:line="200"/>
+        <w:spacing w:after="0" w:before="0" w:line="210"/>
       </w:pPr>
       <w:r>
         <w:rPr>
@@ -3127,7 +3135,7 @@
     </w:p>
     <w:p>
       <w:pPr>
-        <w:spacing w:after="0" w:before="0" w:line="200"/>
+        <w:spacing w:after="0" w:before="0" w:line="210"/>
       </w:pPr>
       <w:r>
         <w:rPr>
@@ -3140,7 +3148,7 @@
     </w:p>
     <w:p>
       <w:pPr>
-        <w:spacing w:after="0" w:before="0" w:line="200"/>
+        <w:spacing w:after="0" w:before="0" w:line="210"/>
       </w:pPr>
       <w:r>
         <w:rPr>
@@ -3153,7 +3161,7 @@
     </w:p>
     <w:p>
       <w:pPr>
-        <w:spacing w:after="0" w:before="0" w:line="200"/>
+        <w:spacing w:after="0" w:before="0" w:line="210"/>
       </w:pPr>
       <w:r>
         <w:rPr>
@@ -3166,7 +3174,7 @@
     </w:p>
     <w:p>
       <w:pPr>
-        <w:spacing w:after="0" w:before="0" w:line="200"/>
+        <w:spacing w:after="0" w:before="0" w:line="210"/>
       </w:pPr>
       <w:r>
         <w:rPr>
@@ -3180,22 +3188,22 @@
     <w:p>
       <w:pPr>
         <w:pStyle w:val="Heading1"/>
-        <w:spacing w:after="20" w:before="40" w:line="260"/>
+        <w:spacing w:after="80" w:before="200" w:line="300"/>
       </w:pPr>
       <w:r>
         <w:rPr>
           <w:rFonts w:ascii="Arial" w:cs="Arial" w:eastAsia="Arial" w:hAnsi="Arial"/>
           <w:b/>
           <w:bCs/>
-          <w:sz w:val="30"/>
-          <w:szCs w:val="30"/>
+          <w:sz w:val="32"/>
+          <w:szCs w:val="32"/>
         </w:rPr>
         <w:t xml:space="preserve">五、Tauri Shell（Rust）启动流程</w:t>
       </w:r>
     </w:p>
     <w:p>
       <w:pPr>
-        <w:spacing w:after="40" w:before="0" w:line="250"/>
+        <w:spacing w:after="60" w:before="0" w:line="260"/>
       </w:pPr>
       <w:r>
         <w:rPr>
@@ -3208,7 +3216,7 @@
     </w:p>
     <w:p>
       <w:pPr>
-        <w:spacing w:after="0" w:before="0" w:line="200"/>
+        <w:spacing w:after="0" w:before="0" w:line="210"/>
       </w:pPr>
       <w:r>
         <w:rPr>
@@ -3221,7 +3229,7 @@
     </w:p>
     <w:p>
       <w:pPr>
-        <w:spacing w:after="0" w:before="0" w:line="200"/>
+        <w:spacing w:after="0" w:before="0" w:line="210"/>
       </w:pPr>
       <w:r>
         <w:rPr>
@@ -3234,7 +3242,7 @@
     </w:p>
     <w:p>
       <w:pPr>
-        <w:spacing w:after="0" w:before="0" w:line="200"/>
+        <w:spacing w:after="0" w:before="0" w:line="210"/>
       </w:pPr>
       <w:r>
         <w:rPr>
@@ -3247,7 +3255,7 @@
     </w:p>
     <w:p>
       <w:pPr>
-        <w:spacing w:after="0" w:before="0" w:line="200"/>
+        <w:spacing w:after="0" w:before="0" w:line="210"/>
       </w:pPr>
       <w:r>
         <w:rPr>
@@ -3260,7 +3268,7 @@
     </w:p>
     <w:p>
       <w:pPr>
-        <w:spacing w:after="0" w:before="0" w:line="200"/>
+        <w:spacing w:after="0" w:before="0" w:line="210"/>
       </w:pPr>
       <w:r>
         <w:rPr>
@@ -3273,7 +3281,7 @@
     </w:p>
     <w:p>
       <w:pPr>
-        <w:spacing w:after="0" w:before="0" w:line="200"/>
+        <w:spacing w:after="0" w:before="0" w:line="210"/>
       </w:pPr>
       <w:r>
         <w:rPr>
@@ -3286,7 +3294,7 @@
     </w:p>
     <w:p>
       <w:pPr>
-        <w:spacing w:after="0" w:before="0" w:line="200"/>
+        <w:spacing w:after="0" w:before="0" w:line="210"/>
       </w:pPr>
       <w:r>
         <w:rPr>
@@ -3299,7 +3307,7 @@
     </w:p>
     <w:p>
       <w:pPr>
-        <w:spacing w:after="0" w:before="0" w:line="200"/>
+        <w:spacing w:after="0" w:before="0" w:line="210"/>
       </w:pPr>
       <w:r>
         <w:rPr>
@@ -3312,7 +3320,7 @@
     </w:p>
     <w:p>
       <w:pPr>
-        <w:spacing w:after="0" w:before="0" w:line="200"/>
+        <w:spacing w:after="0" w:before="0" w:line="210"/>
       </w:pPr>
       <w:r>
         <w:rPr>
@@ -3325,7 +3333,7 @@
     </w:p>
     <w:p>
       <w:pPr>
-        <w:spacing w:after="0" w:before="0" w:line="200"/>
+        <w:spacing w:after="0" w:before="0" w:line="210"/>
       </w:pPr>
       <w:r>
         <w:rPr>
@@ -3339,15 +3347,15 @@
     <w:p>
       <w:pPr>
         <w:pStyle w:val="Heading3"/>
-        <w:spacing w:after="10" w:before="20" w:line="250"/>
+        <w:spacing w:after="40" w:before="120" w:line="260"/>
       </w:pPr>
       <w:r>
         <w:rPr>
           <w:rFonts w:ascii="Arial" w:cs="Arial" w:eastAsia="Arial" w:hAnsi="Arial"/>
           <w:b/>
           <w:bCs/>
-          <w:sz w:val="22"/>
-          <w:szCs w:val="22"/>
+          <w:sz w:val="24"/>
+          <w:szCs w:val="24"/>
         </w:rPr>
         <w:t xml:space="preserve">环境变量体系</w:t>
       </w:r>
@@ -3381,15 +3389,15 @@
             </w:tcBorders>
             <w:shd w:fill="E8ECF0" w:val="clear"/>
             <w:tcMar>
-              <w:top w:type="dxa" w:w="40"/>
-              <w:left w:type="dxa" w:w="80"/>
-              <w:bottom w:type="dxa" w:w="40"/>
-              <w:right w:type="dxa" w:w="80"/>
-            </w:tcMar>
-          </w:tcPr>
-          <w:p>
-            <w:pPr>
-              <w:spacing w:after="0" w:before="0" w:line="200"/>
+              <w:top w:type="dxa" w:w="50"/>
+              <w:left w:type="dxa" w:w="100"/>
+              <w:bottom w:type="dxa" w:w="50"/>
+              <w:right w:type="dxa" w:w="100"/>
+            </w:tcMar>
+          </w:tcPr>
+          <w:p>
+            <w:pPr>
+              <w:spacing w:after="60" w:before="0" w:line="260"/>
             </w:pPr>
             <w:r>
               <w:rPr>
@@ -3414,15 +3422,15 @@
             </w:tcBorders>
             <w:shd w:fill="E8ECF0" w:val="clear"/>
             <w:tcMar>
-              <w:top w:type="dxa" w:w="40"/>
-              <w:left w:type="dxa" w:w="80"/>
-              <w:bottom w:type="dxa" w:w="40"/>
-              <w:right w:type="dxa" w:w="80"/>
-            </w:tcMar>
-          </w:tcPr>
-          <w:p>
-            <w:pPr>
-              <w:spacing w:after="0" w:before="0" w:line="200"/>
+              <w:top w:type="dxa" w:w="50"/>
+              <w:left w:type="dxa" w:w="100"/>
+              <w:bottom w:type="dxa" w:w="50"/>
+              <w:right w:type="dxa" w:w="100"/>
+            </w:tcMar>
+          </w:tcPr>
+          <w:p>
+            <w:pPr>
+              <w:spacing w:after="60" w:before="0" w:line="260"/>
             </w:pPr>
             <w:r>
               <w:rPr>
@@ -3447,15 +3455,15 @@
             </w:tcBorders>
             <w:shd w:fill="E8ECF0" w:val="clear"/>
             <w:tcMar>
-              <w:top w:type="dxa" w:w="40"/>
-              <w:left w:type="dxa" w:w="80"/>
-              <w:bottom w:type="dxa" w:w="40"/>
-              <w:right w:type="dxa" w:w="80"/>
-            </w:tcMar>
-          </w:tcPr>
-          <w:p>
-            <w:pPr>
-              <w:spacing w:after="0" w:before="0" w:line="200"/>
+              <w:top w:type="dxa" w:w="50"/>
+              <w:left w:type="dxa" w:w="100"/>
+              <w:bottom w:type="dxa" w:w="50"/>
+              <w:right w:type="dxa" w:w="100"/>
+            </w:tcMar>
+          </w:tcPr>
+          <w:p>
+            <w:pPr>
+              <w:spacing w:after="60" w:before="0" w:line="260"/>
             </w:pPr>
             <w:r>
               <w:rPr>
@@ -3481,21 +3489,21 @@
               <w:right w:val="single" w:color="BBBBBB" w:sz="1"/>
             </w:tcBorders>
             <w:tcMar>
-              <w:top w:type="dxa" w:w="40"/>
-              <w:left w:type="dxa" w:w="80"/>
-              <w:bottom w:type="dxa" w:w="40"/>
-              <w:right w:type="dxa" w:w="80"/>
-            </w:tcMar>
-          </w:tcPr>
-          <w:p>
-            <w:pPr>
-              <w:spacing w:after="0" w:before="0" w:line="200"/>
-            </w:pPr>
-            <w:r>
-              <w:rPr>
-                <w:rFonts w:ascii="Consolas" w:cs="Consolas" w:eastAsia="Consolas" w:hAnsi="Consolas"/>
-                <w:sz w:val="15"/>
-                <w:szCs w:val="15"/>
+              <w:top w:type="dxa" w:w="50"/>
+              <w:left w:type="dxa" w:w="100"/>
+              <w:bottom w:type="dxa" w:w="50"/>
+              <w:right w:type="dxa" w:w="100"/>
+            </w:tcMar>
+          </w:tcPr>
+          <w:p>
+            <w:pPr>
+              <w:spacing w:after="0" w:before="0" w:line="210"/>
+            </w:pPr>
+            <w:r>
+              <w:rPr>
+                <w:rFonts w:ascii="Arial" w:cs="Arial" w:eastAsia="Arial" w:hAnsi="Arial"/>
+                <w:sz w:val="17"/>
+                <w:szCs w:val="17"/>
               </w:rPr>
               <w:t xml:space="preserve">BAILONGMA_PORT</w:t>
             </w:r>
@@ -3511,21 +3519,21 @@
               <w:right w:val="single" w:color="BBBBBB" w:sz="1"/>
             </w:tcBorders>
             <w:tcMar>
-              <w:top w:type="dxa" w:w="40"/>
-              <w:left w:type="dxa" w:w="80"/>
-              <w:bottom w:type="dxa" w:w="40"/>
-              <w:right w:type="dxa" w:w="80"/>
-            </w:tcMar>
-          </w:tcPr>
-          <w:p>
-            <w:pPr>
-              <w:spacing w:after="0" w:before="0" w:line="200"/>
-            </w:pPr>
-            <w:r>
-              <w:rPr>
-                <w:rFonts w:ascii="Consolas" w:cs="Consolas" w:eastAsia="Consolas" w:hAnsi="Consolas"/>
-                <w:sz w:val="15"/>
-                <w:szCs w:val="15"/>
+              <w:top w:type="dxa" w:w="50"/>
+              <w:left w:type="dxa" w:w="100"/>
+              <w:bottom w:type="dxa" w:w="50"/>
+              <w:right w:type="dxa" w:w="100"/>
+            </w:tcMar>
+          </w:tcPr>
+          <w:p>
+            <w:pPr>
+              <w:spacing w:after="0" w:before="0" w:line="210"/>
+            </w:pPr>
+            <w:r>
+              <w:rPr>
+                <w:rFonts w:ascii="Arial" w:cs="Arial" w:eastAsia="Arial" w:hAnsi="Arial"/>
+                <w:sz w:val="17"/>
+                <w:szCs w:val="17"/>
               </w:rPr>
               <w:t xml:space="preserve">3721</w:t>
             </w:r>
@@ -3541,21 +3549,21 @@
               <w:right w:val="single" w:color="BBBBBB" w:sz="1"/>
             </w:tcBorders>
             <w:tcMar>
-              <w:top w:type="dxa" w:w="40"/>
-              <w:left w:type="dxa" w:w="80"/>
-              <w:bottom w:type="dxa" w:w="40"/>
-              <w:right w:type="dxa" w:w="80"/>
-            </w:tcMar>
-          </w:tcPr>
-          <w:p>
-            <w:pPr>
-              <w:spacing w:after="0" w:before="0" w:line="200"/>
-            </w:pPr>
-            <w:r>
-              <w:rPr>
-                <w:rFonts w:ascii="Consolas" w:cs="Consolas" w:eastAsia="Consolas" w:hAnsi="Consolas"/>
-                <w:sz w:val="15"/>
-                <w:szCs w:val="15"/>
+              <w:top w:type="dxa" w:w="50"/>
+              <w:left w:type="dxa" w:w="100"/>
+              <w:bottom w:type="dxa" w:w="50"/>
+              <w:right w:type="dxa" w:w="100"/>
+            </w:tcMar>
+          </w:tcPr>
+          <w:p>
+            <w:pPr>
+              <w:spacing w:after="0" w:before="0" w:line="210"/>
+            </w:pPr>
+            <w:r>
+              <w:rPr>
+                <w:rFonts w:ascii="Arial" w:cs="Arial" w:eastAsia="Arial" w:hAnsi="Arial"/>
+                <w:sz w:val="17"/>
+                <w:szCs w:val="17"/>
               </w:rPr>
               <w:t xml:space="preserve">后端监听端口</w:t>
             </w:r>
@@ -3574,21 +3582,21 @@
             </w:tcBorders>
             <w:shd w:fill="F8F9FA" w:val="clear"/>
             <w:tcMar>
-              <w:top w:type="dxa" w:w="40"/>
-              <w:left w:type="dxa" w:w="80"/>
-              <w:bottom w:type="dxa" w:w="40"/>
-              <w:right w:type="dxa" w:w="80"/>
-            </w:tcMar>
-          </w:tcPr>
-          <w:p>
-            <w:pPr>
-              <w:spacing w:after="0" w:before="0" w:line="200"/>
-            </w:pPr>
-            <w:r>
-              <w:rPr>
-                <w:rFonts w:ascii="Consolas" w:cs="Consolas" w:eastAsia="Consolas" w:hAnsi="Consolas"/>
-                <w:sz w:val="15"/>
-                <w:szCs w:val="15"/>
+              <w:top w:type="dxa" w:w="50"/>
+              <w:left w:type="dxa" w:w="100"/>
+              <w:bottom w:type="dxa" w:w="50"/>
+              <w:right w:type="dxa" w:w="100"/>
+            </w:tcMar>
+          </w:tcPr>
+          <w:p>
+            <w:pPr>
+              <w:spacing w:after="0" w:before="0" w:line="210"/>
+            </w:pPr>
+            <w:r>
+              <w:rPr>
+                <w:rFonts w:ascii="Arial" w:cs="Arial" w:eastAsia="Arial" w:hAnsi="Arial"/>
+                <w:sz w:val="17"/>
+                <w:szCs w:val="17"/>
               </w:rPr>
               <w:t xml:space="preserve">BAILONGMA_RESOURCES_DIR</w:t>
             </w:r>
@@ -3605,21 +3613,21 @@
             </w:tcBorders>
             <w:shd w:fill="F8F9FA" w:val="clear"/>
             <w:tcMar>
-              <w:top w:type="dxa" w:w="40"/>
-              <w:left w:type="dxa" w:w="80"/>
-              <w:bottom w:type="dxa" w:w="40"/>
-              <w:right w:type="dxa" w:w="80"/>
-            </w:tcMar>
-          </w:tcPr>
-          <w:p>
-            <w:pPr>
-              <w:spacing w:after="0" w:before="0" w:line="200"/>
-            </w:pPr>
-            <w:r>
-              <w:rPr>
-                <w:rFonts w:ascii="Consolas" w:cs="Consolas" w:eastAsia="Consolas" w:hAnsi="Consolas"/>
-                <w:sz w:val="15"/>
-                <w:szCs w:val="15"/>
+              <w:top w:type="dxa" w:w="50"/>
+              <w:left w:type="dxa" w:w="100"/>
+              <w:bottom w:type="dxa" w:w="50"/>
+              <w:right w:type="dxa" w:w="100"/>
+            </w:tcMar>
+          </w:tcPr>
+          <w:p>
+            <w:pPr>
+              <w:spacing w:after="0" w:before="0" w:line="210"/>
+            </w:pPr>
+            <w:r>
+              <w:rPr>
+                <w:rFonts w:ascii="Arial" w:cs="Arial" w:eastAsia="Arial" w:hAnsi="Arial"/>
+                <w:sz w:val="17"/>
+                <w:szCs w:val="17"/>
               </w:rPr>
               <w:t xml:space="preserve">&lt;安装目录&gt;/resources/backend/</w:t>
             </w:r>
@@ -3636,21 +3644,21 @@
             </w:tcBorders>
             <w:shd w:fill="F8F9FA" w:val="clear"/>
             <w:tcMar>
-              <w:top w:type="dxa" w:w="40"/>
-              <w:left w:type="dxa" w:w="80"/>
-              <w:bottom w:type="dxa" w:w="40"/>
-              <w:right w:type="dxa" w:w="80"/>
-            </w:tcMar>
-          </w:tcPr>
-          <w:p>
-            <w:pPr>
-              <w:spacing w:after="0" w:before="0" w:line="200"/>
-            </w:pPr>
-            <w:r>
-              <w:rPr>
-                <w:rFonts w:ascii="Consolas" w:cs="Consolas" w:eastAsia="Consolas" w:hAnsi="Consolas"/>
-                <w:sz w:val="15"/>
-                <w:szCs w:val="15"/>
+              <w:top w:type="dxa" w:w="50"/>
+              <w:left w:type="dxa" w:w="100"/>
+              <w:bottom w:type="dxa" w:w="50"/>
+              <w:right w:type="dxa" w:w="100"/>
+            </w:tcMar>
+          </w:tcPr>
+          <w:p>
+            <w:pPr>
+              <w:spacing w:after="0" w:before="0" w:line="210"/>
+            </w:pPr>
+            <w:r>
+              <w:rPr>
+                <w:rFonts w:ascii="Arial" w:cs="Arial" w:eastAsia="Arial" w:hAnsi="Arial"/>
+                <w:sz w:val="17"/>
+                <w:szCs w:val="17"/>
               </w:rPr>
               <w:t xml:space="preserve">只读资源目录</w:t>
             </w:r>
@@ -3668,21 +3676,21 @@
               <w:right w:val="single" w:color="BBBBBB" w:sz="1"/>
             </w:tcBorders>
             <w:tcMar>
-              <w:top w:type="dxa" w:w="40"/>
-              <w:left w:type="dxa" w:w="80"/>
-              <w:bottom w:type="dxa" w:w="40"/>
-              <w:right w:type="dxa" w:w="80"/>
-            </w:tcMar>
-          </w:tcPr>
-          <w:p>
-            <w:pPr>
-              <w:spacing w:after="0" w:before="0" w:line="200"/>
-            </w:pPr>
-            <w:r>
-              <w:rPr>
-                <w:rFonts w:ascii="Consolas" w:cs="Consolas" w:eastAsia="Consolas" w:hAnsi="Consolas"/>
-                <w:sz w:val="15"/>
-                <w:szCs w:val="15"/>
+              <w:top w:type="dxa" w:w="50"/>
+              <w:left w:type="dxa" w:w="100"/>
+              <w:bottom w:type="dxa" w:w="50"/>
+              <w:right w:type="dxa" w:w="100"/>
+            </w:tcMar>
+          </w:tcPr>
+          <w:p>
+            <w:pPr>
+              <w:spacing w:after="0" w:before="0" w:line="210"/>
+            </w:pPr>
+            <w:r>
+              <w:rPr>
+                <w:rFonts w:ascii="Arial" w:cs="Arial" w:eastAsia="Arial" w:hAnsi="Arial"/>
+                <w:sz w:val="17"/>
+                <w:szCs w:val="17"/>
               </w:rPr>
               <w:t xml:space="preserve">BAILONGMA_USER_DIR</w:t>
             </w:r>
@@ -3698,21 +3706,21 @@
               <w:right w:val="single" w:color="BBBBBB" w:sz="1"/>
             </w:tcBorders>
             <w:tcMar>
-              <w:top w:type="dxa" w:w="40"/>
-              <w:left w:type="dxa" w:w="80"/>
-              <w:bottom w:type="dxa" w:w="40"/>
-              <w:right w:type="dxa" w:w="80"/>
-            </w:tcMar>
-          </w:tcPr>
-          <w:p>
-            <w:pPr>
-              <w:spacing w:after="0" w:before="0" w:line="200"/>
-            </w:pPr>
-            <w:r>
-              <w:rPr>
-                <w:rFonts w:ascii="Consolas" w:cs="Consolas" w:eastAsia="Consolas" w:hAnsi="Consolas"/>
-                <w:sz w:val="15"/>
-                <w:szCs w:val="15"/>
+              <w:top w:type="dxa" w:w="50"/>
+              <w:left w:type="dxa" w:w="100"/>
+              <w:bottom w:type="dxa" w:w="50"/>
+              <w:right w:type="dxa" w:w="100"/>
+            </w:tcMar>
+          </w:tcPr>
+          <w:p>
+            <w:pPr>
+              <w:spacing w:after="0" w:before="0" w:line="210"/>
+            </w:pPr>
+            <w:r>
+              <w:rPr>
+                <w:rFonts w:ascii="Arial" w:cs="Arial" w:eastAsia="Arial" w:hAnsi="Arial"/>
+                <w:sz w:val="17"/>
+                <w:szCs w:val="17"/>
               </w:rPr>
               <w:t xml:space="preserve">%APPDATA%/闪电树懒/</w:t>
             </w:r>
@@ -3728,21 +3736,21 @@
               <w:right w:val="single" w:color="BBBBBB" w:sz="1"/>
             </w:tcBorders>
             <w:tcMar>
-              <w:top w:type="dxa" w:w="40"/>
-              <w:left w:type="dxa" w:w="80"/>
-              <w:bottom w:type="dxa" w:w="40"/>
-              <w:right w:type="dxa" w:w="80"/>
-            </w:tcMar>
-          </w:tcPr>
-          <w:p>
-            <w:pPr>
-              <w:spacing w:after="0" w:before="0" w:line="200"/>
-            </w:pPr>
-            <w:r>
-              <w:rPr>
-                <w:rFonts w:ascii="Consolas" w:cs="Consolas" w:eastAsia="Consolas" w:hAnsi="Consolas"/>
-                <w:sz w:val="15"/>
-                <w:szCs w:val="15"/>
+              <w:top w:type="dxa" w:w="50"/>
+              <w:left w:type="dxa" w:w="100"/>
+              <w:bottom w:type="dxa" w:w="50"/>
+              <w:right w:type="dxa" w:w="100"/>
+            </w:tcMar>
+          </w:tcPr>
+          <w:p>
+            <w:pPr>
+              <w:spacing w:after="0" w:before="0" w:line="210"/>
+            </w:pPr>
+            <w:r>
+              <w:rPr>
+                <w:rFonts w:ascii="Arial" w:cs="Arial" w:eastAsia="Arial" w:hAnsi="Arial"/>
+                <w:sz w:val="17"/>
+                <w:szCs w:val="17"/>
               </w:rPr>
               <w:t xml:space="preserve">可写用户数据目录</w:t>
             </w:r>
@@ -3752,7 +3760,7 @@
     </w:tbl>
     <w:p>
       <w:pPr>
-        <w:spacing w:after="40" w:before="0" w:line="250"/>
+        <w:spacing w:after="60" w:before="0" w:line="260"/>
       </w:pPr>
       <w:r>
         <w:rPr>
@@ -3766,15 +3774,15 @@
     <w:p>
       <w:pPr>
         <w:pStyle w:val="Heading1"/>
-        <w:spacing w:after="20" w:before="40" w:line="260"/>
+        <w:spacing w:after="80" w:before="200" w:line="300"/>
       </w:pPr>
       <w:r>
         <w:rPr>
           <w:rFonts w:ascii="Arial" w:cs="Arial" w:eastAsia="Arial" w:hAnsi="Arial"/>
           <w:b/>
           <w:bCs/>
-          <w:sz w:val="30"/>
-          <w:szCs w:val="30"/>
+          <w:sz w:val="32"/>
+          <w:szCs w:val="32"/>
         </w:rPr>
         <w:t xml:space="preserve">六、打包配置</w:t>
       </w:r>
@@ -3782,22 +3790,22 @@
     <w:p>
       <w:pPr>
         <w:pStyle w:val="Heading3"/>
-        <w:spacing w:after="10" w:before="20" w:line="250"/>
+        <w:spacing w:after="40" w:before="120" w:line="260"/>
       </w:pPr>
       <w:r>
         <w:rPr>
           <w:rFonts w:ascii="Arial" w:cs="Arial" w:eastAsia="Arial" w:hAnsi="Arial"/>
           <w:b/>
           <w:bCs/>
-          <w:sz w:val="22"/>
-          <w:szCs w:val="22"/>
+          <w:sz w:val="24"/>
+          <w:szCs w:val="24"/>
         </w:rPr>
         <w:t xml:space="preserve">资源映射（tauri.conf.json）</w:t>
       </w:r>
     </w:p>
     <w:p>
       <w:pPr>
-        <w:spacing w:after="0" w:before="0" w:line="200"/>
+        <w:spacing w:after="0" w:before="0" w:line="210"/>
       </w:pPr>
       <w:r>
         <w:rPr>
@@ -3810,7 +3818,7 @@
     </w:p>
     <w:p>
       <w:pPr>
-        <w:spacing w:after="0" w:before="0" w:line="200"/>
+        <w:spacing w:after="0" w:before="0" w:line="210"/>
       </w:pPr>
       <w:r>
         <w:rPr>
@@ -3823,7 +3831,7 @@
     </w:p>
     <w:p>
       <w:pPr>
-        <w:spacing w:after="0" w:before="0" w:line="200"/>
+        <w:spacing w:after="0" w:before="0" w:line="210"/>
       </w:pPr>
       <w:r>
         <w:rPr>
@@ -3836,7 +3844,7 @@
     </w:p>
     <w:p>
       <w:pPr>
-        <w:spacing w:after="0" w:before="0" w:line="200"/>
+        <w:spacing w:after="0" w:before="0" w:line="210"/>
       </w:pPr>
       <w:r>
         <w:rPr>
@@ -3849,7 +3857,7 @@
     </w:p>
     <w:p>
       <w:pPr>
-        <w:spacing w:after="0" w:before="0" w:line="200"/>
+        <w:spacing w:after="0" w:before="0" w:line="210"/>
       </w:pPr>
       <w:r>
         <w:rPr>
@@ -3862,7 +3870,7 @@
     </w:p>
     <w:p>
       <w:pPr>
-        <w:spacing w:after="0" w:before="0" w:line="200"/>
+        <w:spacing w:after="0" w:before="0" w:line="210"/>
       </w:pPr>
       <w:r>
         <w:rPr>
@@ -3875,7 +3883,7 @@
     </w:p>
     <w:p>
       <w:pPr>
-        <w:spacing w:after="0" w:before="0" w:line="200"/>
+        <w:spacing w:after="0" w:before="0" w:line="210"/>
       </w:pPr>
       <w:r>
         <w:rPr>
@@ -3888,7 +3896,7 @@
     </w:p>
     <w:p>
       <w:pPr>
-        <w:spacing w:after="0" w:before="0" w:line="200"/>
+        <w:spacing w:after="0" w:before="0" w:line="210"/>
       </w:pPr>
       <w:r>
         <w:rPr>
@@ -3929,15 +3937,15 @@
             </w:tcBorders>
             <w:shd w:fill="E8ECF0" w:val="clear"/>
             <w:tcMar>
-              <w:top w:type="dxa" w:w="40"/>
-              <w:left w:type="dxa" w:w="80"/>
-              <w:bottom w:type="dxa" w:w="40"/>
-              <w:right w:type="dxa" w:w="80"/>
-            </w:tcMar>
-          </w:tcPr>
-          <w:p>
-            <w:pPr>
-              <w:spacing w:after="0" w:before="0" w:line="200"/>
+              <w:top w:type="dxa" w:w="50"/>
+              <w:left w:type="dxa" w:w="100"/>
+              <w:bottom w:type="dxa" w:w="50"/>
+              <w:right w:type="dxa" w:w="100"/>
+            </w:tcMar>
+          </w:tcPr>
+          <w:p>
+            <w:pPr>
+              <w:spacing w:after="60" w:before="0" w:line="260"/>
             </w:pPr>
             <w:r>
               <w:rPr>
@@ -3962,15 +3970,15 @@
             </w:tcBorders>
             <w:shd w:fill="E8ECF0" w:val="clear"/>
             <w:tcMar>
-              <w:top w:type="dxa" w:w="40"/>
-              <w:left w:type="dxa" w:w="80"/>
-              <w:bottom w:type="dxa" w:w="40"/>
-              <w:right w:type="dxa" w:w="80"/>
-            </w:tcMar>
-          </w:tcPr>
-          <w:p>
-            <w:pPr>
-              <w:spacing w:after="0" w:before="0" w:line="200"/>
+              <w:top w:type="dxa" w:w="50"/>
+              <w:left w:type="dxa" w:w="100"/>
+              <w:bottom w:type="dxa" w:w="50"/>
+              <w:right w:type="dxa" w:w="100"/>
+            </w:tcMar>
+          </w:tcPr>
+          <w:p>
+            <w:pPr>
+              <w:spacing w:after="60" w:before="0" w:line="260"/>
             </w:pPr>
             <w:r>
               <w:rPr>
@@ -3995,15 +4003,15 @@
             </w:tcBorders>
             <w:shd w:fill="E8ECF0" w:val="clear"/>
             <w:tcMar>
-              <w:top w:type="dxa" w:w="40"/>
-              <w:left w:type="dxa" w:w="80"/>
-              <w:bottom w:type="dxa" w:w="40"/>
-              <w:right w:type="dxa" w:w="80"/>
-            </w:tcMar>
-          </w:tcPr>
-          <w:p>
-            <w:pPr>
-              <w:spacing w:after="0" w:before="0" w:line="200"/>
+              <w:top w:type="dxa" w:w="50"/>
+              <w:left w:type="dxa" w:w="100"/>
+              <w:bottom w:type="dxa" w:w="50"/>
+              <w:right w:type="dxa" w:w="100"/>
+            </w:tcMar>
+          </w:tcPr>
+          <w:p>
+            <w:pPr>
+              <w:spacing w:after="60" w:before="0" w:line="260"/>
             </w:pPr>
             <w:r>
               <w:rPr>
@@ -4028,15 +4036,15 @@
             </w:tcBorders>
             <w:shd w:fill="E8ECF0" w:val="clear"/>
             <w:tcMar>
-              <w:top w:type="dxa" w:w="40"/>
-              <w:left w:type="dxa" w:w="80"/>
-              <w:bottom w:type="dxa" w:w="40"/>
-              <w:right w:type="dxa" w:w="80"/>
-            </w:tcMar>
-          </w:tcPr>
-          <w:p>
-            <w:pPr>
-              <w:spacing w:after="0" w:before="0" w:line="200"/>
+              <w:top w:type="dxa" w:w="50"/>
+              <w:left w:type="dxa" w:w="100"/>
+              <w:bottom w:type="dxa" w:w="50"/>
+              <w:right w:type="dxa" w:w="100"/>
+            </w:tcMar>
+          </w:tcPr>
+          <w:p>
+            <w:pPr>
+              <w:spacing w:after="60" w:before="0" w:line="260"/>
             </w:pPr>
             <w:r>
               <w:rPr>
@@ -4062,21 +4070,21 @@
               <w:right w:val="single" w:color="BBBBBB" w:sz="1"/>
             </w:tcBorders>
             <w:tcMar>
-              <w:top w:type="dxa" w:w="40"/>
-              <w:left w:type="dxa" w:w="80"/>
-              <w:bottom w:type="dxa" w:w="40"/>
-              <w:right w:type="dxa" w:w="80"/>
-            </w:tcMar>
-          </w:tcPr>
-          <w:p>
-            <w:pPr>
-              <w:spacing w:after="0" w:before="0" w:line="200"/>
-            </w:pPr>
-            <w:r>
-              <w:rPr>
-                <w:rFonts w:ascii="Consolas" w:cs="Consolas" w:eastAsia="Consolas" w:hAnsi="Consolas"/>
-                <w:sz w:val="15"/>
-                <w:szCs w:val="15"/>
+              <w:top w:type="dxa" w:w="50"/>
+              <w:left w:type="dxa" w:w="100"/>
+              <w:bottom w:type="dxa" w:w="50"/>
+              <w:right w:type="dxa" w:w="100"/>
+            </w:tcMar>
+          </w:tcPr>
+          <w:p>
+            <w:pPr>
+              <w:spacing w:after="0" w:before="0" w:line="210"/>
+            </w:pPr>
+            <w:r>
+              <w:rPr>
+                <w:rFonts w:ascii="Arial" w:cs="Arial" w:eastAsia="Arial" w:hAnsi="Arial"/>
+                <w:sz w:val="17"/>
+                <w:szCs w:val="17"/>
               </w:rPr>
               <w:t xml:space="preserve">src/</w:t>
             </w:r>
@@ -4092,21 +4100,21 @@
               <w:right w:val="single" w:color="BBBBBB" w:sz="1"/>
             </w:tcBorders>
             <w:tcMar>
-              <w:top w:type="dxa" w:w="40"/>
-              <w:left w:type="dxa" w:w="80"/>
-              <w:bottom w:type="dxa" w:w="40"/>
-              <w:right w:type="dxa" w:w="80"/>
-            </w:tcMar>
-          </w:tcPr>
-          <w:p>
-            <w:pPr>
-              <w:spacing w:after="0" w:before="0" w:line="200"/>
-            </w:pPr>
-            <w:r>
-              <w:rPr>
-                <w:rFonts w:ascii="Consolas" w:cs="Consolas" w:eastAsia="Consolas" w:hAnsi="Consolas"/>
-                <w:sz w:val="15"/>
-                <w:szCs w:val="15"/>
+              <w:top w:type="dxa" w:w="50"/>
+              <w:left w:type="dxa" w:w="100"/>
+              <w:bottom w:type="dxa" w:w="50"/>
+              <w:right w:type="dxa" w:w="100"/>
+            </w:tcMar>
+          </w:tcPr>
+          <w:p>
+            <w:pPr>
+              <w:spacing w:after="0" w:before="0" w:line="210"/>
+            </w:pPr>
+            <w:r>
+              <w:rPr>
+                <w:rFonts w:ascii="Arial" w:cs="Arial" w:eastAsia="Arial" w:hAnsi="Arial"/>
+                <w:sz w:val="17"/>
+                <w:szCs w:val="17"/>
               </w:rPr>
               <w:t xml:space="preserve">~2 MB</w:t>
             </w:r>
@@ -4122,21 +4130,21 @@
               <w:right w:val="single" w:color="BBBBBB" w:sz="1"/>
             </w:tcBorders>
             <w:tcMar>
-              <w:top w:type="dxa" w:w="40"/>
-              <w:left w:type="dxa" w:w="80"/>
-              <w:bottom w:type="dxa" w:w="40"/>
-              <w:right w:type="dxa" w:w="80"/>
-            </w:tcMar>
-          </w:tcPr>
-          <w:p>
-            <w:pPr>
-              <w:spacing w:after="0" w:before="0" w:line="200"/>
-            </w:pPr>
-            <w:r>
-              <w:rPr>
-                <w:rFonts w:ascii="Consolas" w:cs="Consolas" w:eastAsia="Consolas" w:hAnsi="Consolas"/>
-                <w:sz w:val="15"/>
-                <w:szCs w:val="15"/>
+              <w:top w:type="dxa" w:w="50"/>
+              <w:left w:type="dxa" w:w="100"/>
+              <w:bottom w:type="dxa" w:w="50"/>
+              <w:right w:type="dxa" w:w="100"/>
+            </w:tcMar>
+          </w:tcPr>
+          <w:p>
+            <w:pPr>
+              <w:spacing w:after="0" w:before="0" w:line="210"/>
+            </w:pPr>
+            <w:r>
+              <w:rPr>
+                <w:rFonts w:ascii="Arial" w:cs="Arial" w:eastAsia="Arial" w:hAnsi="Arial"/>
+                <w:sz w:val="17"/>
+                <w:szCs w:val="17"/>
               </w:rPr>
               <w:t xml:space="preserve">~500</w:t>
             </w:r>
@@ -4152,21 +4160,21 @@
               <w:right w:val="single" w:color="BBBBBB" w:sz="1"/>
             </w:tcBorders>
             <w:tcMar>
-              <w:top w:type="dxa" w:w="40"/>
-              <w:left w:type="dxa" w:w="80"/>
-              <w:bottom w:type="dxa" w:w="40"/>
-              <w:right w:type="dxa" w:w="80"/>
-            </w:tcMar>
-          </w:tcPr>
-          <w:p>
-            <w:pPr>
-              <w:spacing w:after="0" w:before="0" w:line="200"/>
-            </w:pPr>
-            <w:r>
-              <w:rPr>
-                <w:rFonts w:ascii="Consolas" w:cs="Consolas" w:eastAsia="Consolas" w:hAnsi="Consolas"/>
-                <w:sz w:val="15"/>
-                <w:szCs w:val="15"/>
+              <w:top w:type="dxa" w:w="50"/>
+              <w:left w:type="dxa" w:w="100"/>
+              <w:bottom w:type="dxa" w:w="50"/>
+              <w:right w:type="dxa" w:w="100"/>
+            </w:tcMar>
+          </w:tcPr>
+          <w:p>
+            <w:pPr>
+              <w:spacing w:after="0" w:before="0" w:line="210"/>
+            </w:pPr>
+            <w:r>
+              <w:rPr>
+                <w:rFonts w:ascii="Arial" w:cs="Arial" w:eastAsia="Arial" w:hAnsi="Arial"/>
+                <w:sz w:val="17"/>
+                <w:szCs w:val="17"/>
               </w:rPr>
               <w:t xml:space="preserve">后端 JS 源码</w:t>
             </w:r>
@@ -4185,21 +4193,21 @@
             </w:tcBorders>
             <w:shd w:fill="F8F9FA" w:val="clear"/>
             <w:tcMar>
-              <w:top w:type="dxa" w:w="40"/>
-              <w:left w:type="dxa" w:w="80"/>
-              <w:bottom w:type="dxa" w:w="40"/>
-              <w:right w:type="dxa" w:w="80"/>
-            </w:tcMar>
-          </w:tcPr>
-          <w:p>
-            <w:pPr>
-              <w:spacing w:after="0" w:before="0" w:line="200"/>
-            </w:pPr>
-            <w:r>
-              <w:rPr>
-                <w:rFonts w:ascii="Consolas" w:cs="Consolas" w:eastAsia="Consolas" w:hAnsi="Consolas"/>
-                <w:sz w:val="15"/>
-                <w:szCs w:val="15"/>
+              <w:top w:type="dxa" w:w="50"/>
+              <w:left w:type="dxa" w:w="100"/>
+              <w:bottom w:type="dxa" w:w="50"/>
+              <w:right w:type="dxa" w:w="100"/>
+            </w:tcMar>
+          </w:tcPr>
+          <w:p>
+            <w:pPr>
+              <w:spacing w:after="0" w:before="0" w:line="210"/>
+            </w:pPr>
+            <w:r>
+              <w:rPr>
+                <w:rFonts w:ascii="Arial" w:cs="Arial" w:eastAsia="Arial" w:hAnsi="Arial"/>
+                <w:sz w:val="17"/>
+                <w:szCs w:val="17"/>
               </w:rPr>
               <w:t xml:space="preserve">scripts/</w:t>
             </w:r>
@@ -4216,21 +4224,21 @@
             </w:tcBorders>
             <w:shd w:fill="F8F9FA" w:val="clear"/>
             <w:tcMar>
-              <w:top w:type="dxa" w:w="40"/>
-              <w:left w:type="dxa" w:w="80"/>
-              <w:bottom w:type="dxa" w:w="40"/>
-              <w:right w:type="dxa" w:w="80"/>
-            </w:tcMar>
-          </w:tcPr>
-          <w:p>
-            <w:pPr>
-              <w:spacing w:after="0" w:before="0" w:line="200"/>
-            </w:pPr>
-            <w:r>
-              <w:rPr>
-                <w:rFonts w:ascii="Consolas" w:cs="Consolas" w:eastAsia="Consolas" w:hAnsi="Consolas"/>
-                <w:sz w:val="15"/>
-                <w:szCs w:val="15"/>
+              <w:top w:type="dxa" w:w="50"/>
+              <w:left w:type="dxa" w:w="100"/>
+              <w:bottom w:type="dxa" w:w="50"/>
+              <w:right w:type="dxa" w:w="100"/>
+            </w:tcMar>
+          </w:tcPr>
+          <w:p>
+            <w:pPr>
+              <w:spacing w:after="0" w:before="0" w:line="210"/>
+            </w:pPr>
+            <w:r>
+              <w:rPr>
+                <w:rFonts w:ascii="Arial" w:cs="Arial" w:eastAsia="Arial" w:hAnsi="Arial"/>
+                <w:sz w:val="17"/>
+                <w:szCs w:val="17"/>
               </w:rPr>
               <w:t xml:space="preserve">~50 KB</w:t>
             </w:r>
@@ -4247,21 +4255,21 @@
             </w:tcBorders>
             <w:shd w:fill="F8F9FA" w:val="clear"/>
             <w:tcMar>
-              <w:top w:type="dxa" w:w="40"/>
-              <w:left w:type="dxa" w:w="80"/>
-              <w:bottom w:type="dxa" w:w="40"/>
-              <w:right w:type="dxa" w:w="80"/>
-            </w:tcMar>
-          </w:tcPr>
-          <w:p>
-            <w:pPr>
-              <w:spacing w:after="0" w:before="0" w:line="200"/>
-            </w:pPr>
-            <w:r>
-              <w:rPr>
-                <w:rFonts w:ascii="Consolas" w:cs="Consolas" w:eastAsia="Consolas" w:hAnsi="Consolas"/>
-                <w:sz w:val="15"/>
-                <w:szCs w:val="15"/>
+              <w:top w:type="dxa" w:w="50"/>
+              <w:left w:type="dxa" w:w="100"/>
+              <w:bottom w:type="dxa" w:w="50"/>
+              <w:right w:type="dxa" w:w="100"/>
+            </w:tcMar>
+          </w:tcPr>
+          <w:p>
+            <w:pPr>
+              <w:spacing w:after="0" w:before="0" w:line="210"/>
+            </w:pPr>
+            <w:r>
+              <w:rPr>
+                <w:rFonts w:ascii="Arial" w:cs="Arial" w:eastAsia="Arial" w:hAnsi="Arial"/>
+                <w:sz w:val="17"/>
+                <w:szCs w:val="17"/>
               </w:rPr>
               <w:t xml:space="preserve">~20</w:t>
             </w:r>
@@ -4278,21 +4286,21 @@
             </w:tcBorders>
             <w:shd w:fill="F8F9FA" w:val="clear"/>
             <w:tcMar>
-              <w:top w:type="dxa" w:w="40"/>
-              <w:left w:type="dxa" w:w="80"/>
-              <w:bottom w:type="dxa" w:w="40"/>
-              <w:right w:type="dxa" w:w="80"/>
-            </w:tcMar>
-          </w:tcPr>
-          <w:p>
-            <w:pPr>
-              <w:spacing w:after="0" w:before="0" w:line="200"/>
-            </w:pPr>
-            <w:r>
-              <w:rPr>
-                <w:rFonts w:ascii="Consolas" w:cs="Consolas" w:eastAsia="Consolas" w:hAnsi="Consolas"/>
-                <w:sz w:val="15"/>
-                <w:szCs w:val="15"/>
+              <w:top w:type="dxa" w:w="50"/>
+              <w:left w:type="dxa" w:w="100"/>
+              <w:bottom w:type="dxa" w:w="50"/>
+              <w:right w:type="dxa" w:w="100"/>
+            </w:tcMar>
+          </w:tcPr>
+          <w:p>
+            <w:pPr>
+              <w:spacing w:after="0" w:before="0" w:line="210"/>
+            </w:pPr>
+            <w:r>
+              <w:rPr>
+                <w:rFonts w:ascii="Arial" w:cs="Arial" w:eastAsia="Arial" w:hAnsi="Arial"/>
+                <w:sz w:val="17"/>
+                <w:szCs w:val="17"/>
               </w:rPr>
               <w:t xml:space="preserve">种子脚本</w:t>
             </w:r>
@@ -4310,21 +4318,21 @@
               <w:right w:val="single" w:color="BBBBBB" w:sz="1"/>
             </w:tcBorders>
             <w:tcMar>
-              <w:top w:type="dxa" w:w="40"/>
-              <w:left w:type="dxa" w:w="80"/>
-              <w:bottom w:type="dxa" w:w="40"/>
-              <w:right w:type="dxa" w:w="80"/>
-            </w:tcMar>
-          </w:tcPr>
-          <w:p>
-            <w:pPr>
-              <w:spacing w:after="0" w:before="0" w:line="200"/>
-            </w:pPr>
-            <w:r>
-              <w:rPr>
-                <w:rFonts w:ascii="Consolas" w:cs="Consolas" w:eastAsia="Consolas" w:hAnsi="Consolas"/>
-                <w:sz w:val="15"/>
-                <w:szCs w:val="15"/>
+              <w:top w:type="dxa" w:w="50"/>
+              <w:left w:type="dxa" w:w="100"/>
+              <w:bottom w:type="dxa" w:w="50"/>
+              <w:right w:type="dxa" w:w="100"/>
+            </w:tcMar>
+          </w:tcPr>
+          <w:p>
+            <w:pPr>
+              <w:spacing w:after="0" w:before="0" w:line="210"/>
+            </w:pPr>
+            <w:r>
+              <w:rPr>
+                <w:rFonts w:ascii="Arial" w:cs="Arial" w:eastAsia="Arial" w:hAnsi="Arial"/>
+                <w:sz w:val="17"/>
+                <w:szCs w:val="17"/>
               </w:rPr>
               <w:t xml:space="preserve">skills/</w:t>
             </w:r>
@@ -4340,21 +4348,21 @@
               <w:right w:val="single" w:color="BBBBBB" w:sz="1"/>
             </w:tcBorders>
             <w:tcMar>
-              <w:top w:type="dxa" w:w="40"/>
-              <w:left w:type="dxa" w:w="80"/>
-              <w:bottom w:type="dxa" w:w="40"/>
-              <w:right w:type="dxa" w:w="80"/>
-            </w:tcMar>
-          </w:tcPr>
-          <w:p>
-            <w:pPr>
-              <w:spacing w:after="0" w:before="0" w:line="200"/>
-            </w:pPr>
-            <w:r>
-              <w:rPr>
-                <w:rFonts w:ascii="Consolas" w:cs="Consolas" w:eastAsia="Consolas" w:hAnsi="Consolas"/>
-                <w:sz w:val="15"/>
-                <w:szCs w:val="15"/>
+              <w:top w:type="dxa" w:w="50"/>
+              <w:left w:type="dxa" w:w="100"/>
+              <w:bottom w:type="dxa" w:w="50"/>
+              <w:right w:type="dxa" w:w="100"/>
+            </w:tcMar>
+          </w:tcPr>
+          <w:p>
+            <w:pPr>
+              <w:spacing w:after="0" w:before="0" w:line="210"/>
+            </w:pPr>
+            <w:r>
+              <w:rPr>
+                <w:rFonts w:ascii="Arial" w:cs="Arial" w:eastAsia="Arial" w:hAnsi="Arial"/>
+                <w:sz w:val="17"/>
+                <w:szCs w:val="17"/>
               </w:rPr>
               <w:t xml:space="preserve">~230 KB</w:t>
             </w:r>
@@ -4370,21 +4378,21 @@
               <w:right w:val="single" w:color="BBBBBB" w:sz="1"/>
             </w:tcBorders>
             <w:tcMar>
-              <w:top w:type="dxa" w:w="40"/>
-              <w:left w:type="dxa" w:w="80"/>
-              <w:bottom w:type="dxa" w:w="40"/>
-              <w:right w:type="dxa" w:w="80"/>
-            </w:tcMar>
-          </w:tcPr>
-          <w:p>
-            <w:pPr>
-              <w:spacing w:after="0" w:before="0" w:line="200"/>
-            </w:pPr>
-            <w:r>
-              <w:rPr>
-                <w:rFonts w:ascii="Consolas" w:cs="Consolas" w:eastAsia="Consolas" w:hAnsi="Consolas"/>
-                <w:sz w:val="15"/>
-                <w:szCs w:val="15"/>
+              <w:top w:type="dxa" w:w="50"/>
+              <w:left w:type="dxa" w:w="100"/>
+              <w:bottom w:type="dxa" w:w="50"/>
+              <w:right w:type="dxa" w:w="100"/>
+            </w:tcMar>
+          </w:tcPr>
+          <w:p>
+            <w:pPr>
+              <w:spacing w:after="0" w:before="0" w:line="210"/>
+            </w:pPr>
+            <w:r>
+              <w:rPr>
+                <w:rFonts w:ascii="Arial" w:cs="Arial" w:eastAsia="Arial" w:hAnsi="Arial"/>
+                <w:sz w:val="17"/>
+                <w:szCs w:val="17"/>
               </w:rPr>
               <w:t xml:space="preserve">35 目录</w:t>
             </w:r>
@@ -4400,21 +4408,21 @@
               <w:right w:val="single" w:color="BBBBBB" w:sz="1"/>
             </w:tcBorders>
             <w:tcMar>
-              <w:top w:type="dxa" w:w="40"/>
-              <w:left w:type="dxa" w:w="80"/>
-              <w:bottom w:type="dxa" w:w="40"/>
-              <w:right w:type="dxa" w:w="80"/>
-            </w:tcMar>
-          </w:tcPr>
-          <w:p>
-            <w:pPr>
-              <w:spacing w:after="0" w:before="0" w:line="200"/>
-            </w:pPr>
-            <w:r>
-              <w:rPr>
-                <w:rFonts w:ascii="Consolas" w:cs="Consolas" w:eastAsia="Consolas" w:hAnsi="Consolas"/>
-                <w:sz w:val="15"/>
-                <w:szCs w:val="15"/>
+              <w:top w:type="dxa" w:w="50"/>
+              <w:left w:type="dxa" w:w="100"/>
+              <w:bottom w:type="dxa" w:w="50"/>
+              <w:right w:type="dxa" w:w="100"/>
+            </w:tcMar>
+          </w:tcPr>
+          <w:p>
+            <w:pPr>
+              <w:spacing w:after="0" w:before="0" w:line="210"/>
+            </w:pPr>
+            <w:r>
+              <w:rPr>
+                <w:rFonts w:ascii="Arial" w:cs="Arial" w:eastAsia="Arial" w:hAnsi="Arial"/>
+                <w:sz w:val="17"/>
+                <w:szCs w:val="17"/>
               </w:rPr>
               <w:t xml:space="preserve">35 个 Agent 技能</w:t>
             </w:r>
@@ -4433,21 +4441,21 @@
             </w:tcBorders>
             <w:shd w:fill="F8F9FA" w:val="clear"/>
             <w:tcMar>
-              <w:top w:type="dxa" w:w="40"/>
-              <w:left w:type="dxa" w:w="80"/>
-              <w:bottom w:type="dxa" w:w="40"/>
-              <w:right w:type="dxa" w:w="80"/>
-            </w:tcMar>
-          </w:tcPr>
-          <w:p>
-            <w:pPr>
-              <w:spacing w:after="0" w:before="0" w:line="200"/>
-            </w:pPr>
-            <w:r>
-              <w:rPr>
-                <w:rFonts w:ascii="Consolas" w:cs="Consolas" w:eastAsia="Consolas" w:hAnsi="Consolas"/>
-                <w:sz w:val="15"/>
-                <w:szCs w:val="15"/>
+              <w:top w:type="dxa" w:w="50"/>
+              <w:left w:type="dxa" w:w="100"/>
+              <w:bottom w:type="dxa" w:w="50"/>
+              <w:right w:type="dxa" w:w="100"/>
+            </w:tcMar>
+          </w:tcPr>
+          <w:p>
+            <w:pPr>
+              <w:spacing w:after="0" w:before="0" w:line="210"/>
+            </w:pPr>
+            <w:r>
+              <w:rPr>
+                <w:rFonts w:ascii="Arial" w:cs="Arial" w:eastAsia="Arial" w:hAnsi="Arial"/>
+                <w:sz w:val="17"/>
+                <w:szCs w:val="17"/>
               </w:rPr>
               <w:t xml:space="preserve">node_modules/</w:t>
             </w:r>
@@ -4464,21 +4472,21 @@
             </w:tcBorders>
             <w:shd w:fill="F8F9FA" w:val="clear"/>
             <w:tcMar>
-              <w:top w:type="dxa" w:w="40"/>
-              <w:left w:type="dxa" w:w="80"/>
-              <w:bottom w:type="dxa" w:w="40"/>
-              <w:right w:type="dxa" w:w="80"/>
-            </w:tcMar>
-          </w:tcPr>
-          <w:p>
-            <w:pPr>
-              <w:spacing w:after="0" w:before="0" w:line="200"/>
-            </w:pPr>
-            <w:r>
-              <w:rPr>
-                <w:rFonts w:ascii="Consolas" w:cs="Consolas" w:eastAsia="Consolas" w:hAnsi="Consolas"/>
-                <w:sz w:val="15"/>
-                <w:szCs w:val="15"/>
+              <w:top w:type="dxa" w:w="50"/>
+              <w:left w:type="dxa" w:w="100"/>
+              <w:bottom w:type="dxa" w:w="50"/>
+              <w:right w:type="dxa" w:w="100"/>
+            </w:tcMar>
+          </w:tcPr>
+          <w:p>
+            <w:pPr>
+              <w:spacing w:after="0" w:before="0" w:line="210"/>
+            </w:pPr>
+            <w:r>
+              <w:rPr>
+                <w:rFonts w:ascii="Arial" w:cs="Arial" w:eastAsia="Arial" w:hAnsi="Arial"/>
+                <w:sz w:val="17"/>
+                <w:szCs w:val="17"/>
               </w:rPr>
               <w:t xml:space="preserve">~870 MB</w:t>
             </w:r>
@@ -4495,21 +4503,21 @@
             </w:tcBorders>
             <w:shd w:fill="F8F9FA" w:val="clear"/>
             <w:tcMar>
-              <w:top w:type="dxa" w:w="40"/>
-              <w:left w:type="dxa" w:w="80"/>
-              <w:bottom w:type="dxa" w:w="40"/>
-              <w:right w:type="dxa" w:w="80"/>
-            </w:tcMar>
-          </w:tcPr>
-          <w:p>
-            <w:pPr>
-              <w:spacing w:after="0" w:before="0" w:line="200"/>
-            </w:pPr>
-            <w:r>
-              <w:rPr>
-                <w:rFonts w:ascii="Consolas" w:cs="Consolas" w:eastAsia="Consolas" w:hAnsi="Consolas"/>
-                <w:sz w:val="15"/>
-                <w:szCs w:val="15"/>
+              <w:top w:type="dxa" w:w="50"/>
+              <w:left w:type="dxa" w:w="100"/>
+              <w:bottom w:type="dxa" w:w="50"/>
+              <w:right w:type="dxa" w:w="100"/>
+            </w:tcMar>
+          </w:tcPr>
+          <w:p>
+            <w:pPr>
+              <w:spacing w:after="0" w:before="0" w:line="210"/>
+            </w:pPr>
+            <w:r>
+              <w:rPr>
+                <w:rFonts w:ascii="Arial" w:cs="Arial" w:eastAsia="Arial" w:hAnsi="Arial"/>
+                <w:sz w:val="17"/>
+                <w:szCs w:val="17"/>
               </w:rPr>
               <w:t xml:space="preserve">15,002</w:t>
             </w:r>
@@ -4526,21 +4534,21 @@
             </w:tcBorders>
             <w:shd w:fill="F8F9FA" w:val="clear"/>
             <w:tcMar>
-              <w:top w:type="dxa" w:w="40"/>
-              <w:left w:type="dxa" w:w="80"/>
-              <w:bottom w:type="dxa" w:w="40"/>
-              <w:right w:type="dxa" w:w="80"/>
-            </w:tcMar>
-          </w:tcPr>
-          <w:p>
-            <w:pPr>
-              <w:spacing w:after="0" w:before="0" w:line="200"/>
-            </w:pPr>
-            <w:r>
-              <w:rPr>
-                <w:rFonts w:ascii="Consolas" w:cs="Consolas" w:eastAsia="Consolas" w:hAnsi="Consolas"/>
-                <w:sz w:val="15"/>
-                <w:szCs w:val="15"/>
+              <w:top w:type="dxa" w:w="50"/>
+              <w:left w:type="dxa" w:w="100"/>
+              <w:bottom w:type="dxa" w:w="50"/>
+              <w:right w:type="dxa" w:w="100"/>
+            </w:tcMar>
+          </w:tcPr>
+          <w:p>
+            <w:pPr>
+              <w:spacing w:after="0" w:before="0" w:line="210"/>
+            </w:pPr>
+            <w:r>
+              <w:rPr>
+                <w:rFonts w:ascii="Arial" w:cs="Arial" w:eastAsia="Arial" w:hAnsi="Arial"/>
+                <w:sz w:val="17"/>
+                <w:szCs w:val="17"/>
               </w:rPr>
               <w:t xml:space="preserve">完整运行时依赖</w:t>
             </w:r>
@@ -4558,21 +4566,21 @@
               <w:right w:val="single" w:color="BBBBBB" w:sz="1"/>
             </w:tcBorders>
             <w:tcMar>
-              <w:top w:type="dxa" w:w="40"/>
-              <w:left w:type="dxa" w:w="80"/>
-              <w:bottom w:type="dxa" w:w="40"/>
-              <w:right w:type="dxa" w:w="80"/>
-            </w:tcMar>
-          </w:tcPr>
-          <w:p>
-            <w:pPr>
-              <w:spacing w:after="0" w:before="0" w:line="200"/>
-            </w:pPr>
-            <w:r>
-              <w:rPr>
-                <w:rFonts w:ascii="Consolas" w:cs="Consolas" w:eastAsia="Consolas" w:hAnsi="Consolas"/>
-                <w:sz w:val="15"/>
-                <w:szCs w:val="15"/>
+              <w:top w:type="dxa" w:w="50"/>
+              <w:left w:type="dxa" w:w="100"/>
+              <w:bottom w:type="dxa" w:w="50"/>
+              <w:right w:type="dxa" w:w="100"/>
+            </w:tcMar>
+          </w:tcPr>
+          <w:p>
+            <w:pPr>
+              <w:spacing w:after="0" w:before="0" w:line="210"/>
+            </w:pPr>
+            <w:r>
+              <w:rPr>
+                <w:rFonts w:ascii="Arial" w:cs="Arial" w:eastAsia="Arial" w:hAnsi="Arial"/>
+                <w:sz w:val="17"/>
+                <w:szCs w:val="17"/>
               </w:rPr>
               <w:t xml:space="preserve">node.exe</w:t>
             </w:r>
@@ -4588,21 +4596,21 @@
               <w:right w:val="single" w:color="BBBBBB" w:sz="1"/>
             </w:tcBorders>
             <w:tcMar>
-              <w:top w:type="dxa" w:w="40"/>
-              <w:left w:type="dxa" w:w="80"/>
-              <w:bottom w:type="dxa" w:w="40"/>
-              <w:right w:type="dxa" w:w="80"/>
-            </w:tcMar>
-          </w:tcPr>
-          <w:p>
-            <w:pPr>
-              <w:spacing w:after="0" w:before="0" w:line="200"/>
-            </w:pPr>
-            <w:r>
-              <w:rPr>
-                <w:rFonts w:ascii="Consolas" w:cs="Consolas" w:eastAsia="Consolas" w:hAnsi="Consolas"/>
-                <w:sz w:val="15"/>
-                <w:szCs w:val="15"/>
+              <w:top w:type="dxa" w:w="50"/>
+              <w:left w:type="dxa" w:w="100"/>
+              <w:bottom w:type="dxa" w:w="50"/>
+              <w:right w:type="dxa" w:w="100"/>
+            </w:tcMar>
+          </w:tcPr>
+          <w:p>
+            <w:pPr>
+              <w:spacing w:after="0" w:before="0" w:line="210"/>
+            </w:pPr>
+            <w:r>
+              <w:rPr>
+                <w:rFonts w:ascii="Arial" w:cs="Arial" w:eastAsia="Arial" w:hAnsi="Arial"/>
+                <w:sz w:val="17"/>
+                <w:szCs w:val="17"/>
               </w:rPr>
               <w:t xml:space="preserve">87 MB</w:t>
             </w:r>
@@ -4618,21 +4626,21 @@
               <w:right w:val="single" w:color="BBBBBB" w:sz="1"/>
             </w:tcBorders>
             <w:tcMar>
-              <w:top w:type="dxa" w:w="40"/>
-              <w:left w:type="dxa" w:w="80"/>
-              <w:bottom w:type="dxa" w:w="40"/>
-              <w:right w:type="dxa" w:w="80"/>
-            </w:tcMar>
-          </w:tcPr>
-          <w:p>
-            <w:pPr>
-              <w:spacing w:after="0" w:before="0" w:line="200"/>
-            </w:pPr>
-            <w:r>
-              <w:rPr>
-                <w:rFonts w:ascii="Consolas" w:cs="Consolas" w:eastAsia="Consolas" w:hAnsi="Consolas"/>
-                <w:sz w:val="15"/>
-                <w:szCs w:val="15"/>
+              <w:top w:type="dxa" w:w="50"/>
+              <w:left w:type="dxa" w:w="100"/>
+              <w:bottom w:type="dxa" w:w="50"/>
+              <w:right w:type="dxa" w:w="100"/>
+            </w:tcMar>
+          </w:tcPr>
+          <w:p>
+            <w:pPr>
+              <w:spacing w:after="0" w:before="0" w:line="210"/>
+            </w:pPr>
+            <w:r>
+              <w:rPr>
+                <w:rFonts w:ascii="Arial" w:cs="Arial" w:eastAsia="Arial" w:hAnsi="Arial"/>
+                <w:sz w:val="17"/>
+                <w:szCs w:val="17"/>
               </w:rPr>
               <w:t xml:space="preserve">1</w:t>
             </w:r>
@@ -4648,21 +4656,21 @@
               <w:right w:val="single" w:color="BBBBBB" w:sz="1"/>
             </w:tcBorders>
             <w:tcMar>
-              <w:top w:type="dxa" w:w="40"/>
-              <w:left w:type="dxa" w:w="80"/>
-              <w:bottom w:type="dxa" w:w="40"/>
-              <w:right w:type="dxa" w:w="80"/>
-            </w:tcMar>
-          </w:tcPr>
-          <w:p>
-            <w:pPr>
-              <w:spacing w:after="0" w:before="0" w:line="200"/>
-            </w:pPr>
-            <w:r>
-              <w:rPr>
-                <w:rFonts w:ascii="Consolas" w:cs="Consolas" w:eastAsia="Consolas" w:hAnsi="Consolas"/>
-                <w:sz w:val="15"/>
-                <w:szCs w:val="15"/>
+              <w:top w:type="dxa" w:w="50"/>
+              <w:left w:type="dxa" w:w="100"/>
+              <w:bottom w:type="dxa" w:w="50"/>
+              <w:right w:type="dxa" w:w="100"/>
+            </w:tcMar>
+          </w:tcPr>
+          <w:p>
+            <w:pPr>
+              <w:spacing w:after="0" w:before="0" w:line="210"/>
+            </w:pPr>
+            <w:r>
+              <w:rPr>
+                <w:rFonts w:ascii="Arial" w:cs="Arial" w:eastAsia="Arial" w:hAnsi="Arial"/>
+                <w:sz w:val="17"/>
+                <w:szCs w:val="17"/>
               </w:rPr>
               <w:t xml:space="preserve">Node.js v24.14.0 运行时</w:t>
             </w:r>
@@ -4670,7 +4678,6 @@
         </w:tc>
       </w:tr>
     </w:tbl>
-    <w:p/>
     <w:tbl>
       <w:tblPr>
         <w:tblW w:type="dxa" w:w="10860"/>
@@ -4699,15 +4706,15 @@
             </w:tcBorders>
             <w:shd w:fill="E8ECF0" w:val="clear"/>
             <w:tcMar>
-              <w:top w:type="dxa" w:w="40"/>
-              <w:left w:type="dxa" w:w="80"/>
-              <w:bottom w:type="dxa" w:w="40"/>
-              <w:right w:type="dxa" w:w="80"/>
-            </w:tcMar>
-          </w:tcPr>
-          <w:p>
-            <w:pPr>
-              <w:spacing w:after="0" w:before="0" w:line="200"/>
+              <w:top w:type="dxa" w:w="50"/>
+              <w:left w:type="dxa" w:w="100"/>
+              <w:bottom w:type="dxa" w:w="50"/>
+              <w:right w:type="dxa" w:w="100"/>
+            </w:tcMar>
+          </w:tcPr>
+          <w:p>
+            <w:pPr>
+              <w:spacing w:after="60" w:before="0" w:line="260"/>
             </w:pPr>
             <w:r>
               <w:rPr>
@@ -4732,15 +4739,15 @@
             </w:tcBorders>
             <w:shd w:fill="E8ECF0" w:val="clear"/>
             <w:tcMar>
-              <w:top w:type="dxa" w:w="40"/>
-              <w:left w:type="dxa" w:w="80"/>
-              <w:bottom w:type="dxa" w:w="40"/>
-              <w:right w:type="dxa" w:w="80"/>
-            </w:tcMar>
-          </w:tcPr>
-          <w:p>
-            <w:pPr>
-              <w:spacing w:after="0" w:before="0" w:line="200"/>
+              <w:top w:type="dxa" w:w="50"/>
+              <w:left w:type="dxa" w:w="100"/>
+              <w:bottom w:type="dxa" w:w="50"/>
+              <w:right w:type="dxa" w:w="100"/>
+            </w:tcMar>
+          </w:tcPr>
+          <w:p>
+            <w:pPr>
+              <w:spacing w:after="60" w:before="0" w:line="260"/>
             </w:pPr>
             <w:r>
               <w:rPr>
@@ -4766,21 +4773,21 @@
               <w:right w:val="single" w:color="BBBBBB" w:sz="1"/>
             </w:tcBorders>
             <w:tcMar>
-              <w:top w:type="dxa" w:w="40"/>
-              <w:left w:type="dxa" w:w="80"/>
-              <w:bottom w:type="dxa" w:w="40"/>
-              <w:right w:type="dxa" w:w="80"/>
-            </w:tcMar>
-          </w:tcPr>
-          <w:p>
-            <w:pPr>
-              <w:spacing w:after="0" w:before="0" w:line="200"/>
-            </w:pPr>
-            <w:r>
-              <w:rPr>
-                <w:rFonts w:ascii="Consolas" w:cs="Consolas" w:eastAsia="Consolas" w:hAnsi="Consolas"/>
-                <w:sz w:val="15"/>
-                <w:szCs w:val="15"/>
+              <w:top w:type="dxa" w:w="50"/>
+              <w:left w:type="dxa" w:w="100"/>
+              <w:bottom w:type="dxa" w:w="50"/>
+              <w:right w:type="dxa" w:w="100"/>
+            </w:tcMar>
+          </w:tcPr>
+          <w:p>
+            <w:pPr>
+              <w:spacing w:after="0" w:before="0" w:line="210"/>
+            </w:pPr>
+            <w:r>
+              <w:rPr>
+                <w:rFonts w:ascii="Arial" w:cs="Arial" w:eastAsia="Arial" w:hAnsi="Arial"/>
+                <w:sz w:val="17"/>
+                <w:szCs w:val="17"/>
               </w:rPr>
               <w:t xml:space="preserve">格式</w:t>
             </w:r>
@@ -4796,21 +4803,21 @@
               <w:right w:val="single" w:color="BBBBBB" w:sz="1"/>
             </w:tcBorders>
             <w:tcMar>
-              <w:top w:type="dxa" w:w="40"/>
-              <w:left w:type="dxa" w:w="80"/>
-              <w:bottom w:type="dxa" w:w="40"/>
-              <w:right w:type="dxa" w:w="80"/>
-            </w:tcMar>
-          </w:tcPr>
-          <w:p>
-            <w:pPr>
-              <w:spacing w:after="0" w:before="0" w:line="200"/>
-            </w:pPr>
-            <w:r>
-              <w:rPr>
-                <w:rFonts w:ascii="Consolas" w:cs="Consolas" w:eastAsia="Consolas" w:hAnsi="Consolas"/>
-                <w:sz w:val="15"/>
-                <w:szCs w:val="15"/>
+              <w:top w:type="dxa" w:w="50"/>
+              <w:left w:type="dxa" w:w="100"/>
+              <w:bottom w:type="dxa" w:w="50"/>
+              <w:right w:type="dxa" w:w="100"/>
+            </w:tcMar>
+          </w:tcPr>
+          <w:p>
+            <w:pPr>
+              <w:spacing w:after="0" w:before="0" w:line="210"/>
+            </w:pPr>
+            <w:r>
+              <w:rPr>
+                <w:rFonts w:ascii="Arial" w:cs="Arial" w:eastAsia="Arial" w:hAnsi="Arial"/>
+                <w:sz w:val="17"/>
+                <w:szCs w:val="17"/>
               </w:rPr>
               <w:t xml:space="preserve">NSIS (Nullsoft Scriptable Install System)</w:t>
             </w:r>
@@ -4829,21 +4836,21 @@
             </w:tcBorders>
             <w:shd w:fill="F8F9FA" w:val="clear"/>
             <w:tcMar>
-              <w:top w:type="dxa" w:w="40"/>
-              <w:left w:type="dxa" w:w="80"/>
-              <w:bottom w:type="dxa" w:w="40"/>
-              <w:right w:type="dxa" w:w="80"/>
-            </w:tcMar>
-          </w:tcPr>
-          <w:p>
-            <w:pPr>
-              <w:spacing w:after="0" w:before="0" w:line="200"/>
-            </w:pPr>
-            <w:r>
-              <w:rPr>
-                <w:rFonts w:ascii="Consolas" w:cs="Consolas" w:eastAsia="Consolas" w:hAnsi="Consolas"/>
-                <w:sz w:val="15"/>
-                <w:szCs w:val="15"/>
+              <w:top w:type="dxa" w:w="50"/>
+              <w:left w:type="dxa" w:w="100"/>
+              <w:bottom w:type="dxa" w:w="50"/>
+              <w:right w:type="dxa" w:w="100"/>
+            </w:tcMar>
+          </w:tcPr>
+          <w:p>
+            <w:pPr>
+              <w:spacing w:after="0" w:before="0" w:line="210"/>
+            </w:pPr>
+            <w:r>
+              <w:rPr>
+                <w:rFonts w:ascii="Arial" w:cs="Arial" w:eastAsia="Arial" w:hAnsi="Arial"/>
+                <w:sz w:val="17"/>
+                <w:szCs w:val="17"/>
               </w:rPr>
               <w:t xml:space="preserve">安装方式</w:t>
             </w:r>
@@ -4860,21 +4867,21 @@
             </w:tcBorders>
             <w:shd w:fill="F8F9FA" w:val="clear"/>
             <w:tcMar>
-              <w:top w:type="dxa" w:w="40"/>
-              <w:left w:type="dxa" w:w="80"/>
-              <w:bottom w:type="dxa" w:w="40"/>
-              <w:right w:type="dxa" w:w="80"/>
-            </w:tcMar>
-          </w:tcPr>
-          <w:p>
-            <w:pPr>
-              <w:spacing w:after="0" w:before="0" w:line="200"/>
-            </w:pPr>
-            <w:r>
-              <w:rPr>
-                <w:rFonts w:ascii="Consolas" w:cs="Consolas" w:eastAsia="Consolas" w:hAnsi="Consolas"/>
-                <w:sz w:val="15"/>
-                <w:szCs w:val="15"/>
+              <w:top w:type="dxa" w:w="50"/>
+              <w:left w:type="dxa" w:w="100"/>
+              <w:bottom w:type="dxa" w:w="50"/>
+              <w:right w:type="dxa" w:w="100"/>
+            </w:tcMar>
+          </w:tcPr>
+          <w:p>
+            <w:pPr>
+              <w:spacing w:after="0" w:before="0" w:line="210"/>
+            </w:pPr>
+            <w:r>
+              <w:rPr>
+                <w:rFonts w:ascii="Arial" w:cs="Arial" w:eastAsia="Arial" w:hAnsi="Arial"/>
+                <w:sz w:val="17"/>
+                <w:szCs w:val="17"/>
               </w:rPr>
               <w:t xml:space="preserve">Per-user（无需管理员权限）</w:t>
             </w:r>
@@ -4892,21 +4899,21 @@
               <w:right w:val="single" w:color="BBBBBB" w:sz="1"/>
             </w:tcBorders>
             <w:tcMar>
-              <w:top w:type="dxa" w:w="40"/>
-              <w:left w:type="dxa" w:w="80"/>
-              <w:bottom w:type="dxa" w:w="40"/>
-              <w:right w:type="dxa" w:w="80"/>
-            </w:tcMar>
-          </w:tcPr>
-          <w:p>
-            <w:pPr>
-              <w:spacing w:after="0" w:before="0" w:line="200"/>
-            </w:pPr>
-            <w:r>
-              <w:rPr>
-                <w:rFonts w:ascii="Consolas" w:cs="Consolas" w:eastAsia="Consolas" w:hAnsi="Consolas"/>
-                <w:sz w:val="15"/>
-                <w:szCs w:val="15"/>
+              <w:top w:type="dxa" w:w="50"/>
+              <w:left w:type="dxa" w:w="100"/>
+              <w:bottom w:type="dxa" w:w="50"/>
+              <w:right w:type="dxa" w:w="100"/>
+            </w:tcMar>
+          </w:tcPr>
+          <w:p>
+            <w:pPr>
+              <w:spacing w:after="0" w:before="0" w:line="210"/>
+            </w:pPr>
+            <w:r>
+              <w:rPr>
+                <w:rFonts w:ascii="Arial" w:cs="Arial" w:eastAsia="Arial" w:hAnsi="Arial"/>
+                <w:sz w:val="17"/>
+                <w:szCs w:val="17"/>
               </w:rPr>
               <w:t xml:space="preserve">安装路径</w:t>
             </w:r>
@@ -4922,21 +4929,21 @@
               <w:right w:val="single" w:color="BBBBBB" w:sz="1"/>
             </w:tcBorders>
             <w:tcMar>
-              <w:top w:type="dxa" w:w="40"/>
-              <w:left w:type="dxa" w:w="80"/>
-              <w:bottom w:type="dxa" w:w="40"/>
-              <w:right w:type="dxa" w:w="80"/>
-            </w:tcMar>
-          </w:tcPr>
-          <w:p>
-            <w:pPr>
-              <w:spacing w:after="0" w:before="0" w:line="200"/>
-            </w:pPr>
-            <w:r>
-              <w:rPr>
-                <w:rFonts w:ascii="Consolas" w:cs="Consolas" w:eastAsia="Consolas" w:hAnsi="Consolas"/>
-                <w:sz w:val="15"/>
-                <w:szCs w:val="15"/>
+              <w:top w:type="dxa" w:w="50"/>
+              <w:left w:type="dxa" w:w="100"/>
+              <w:bottom w:type="dxa" w:w="50"/>
+              <w:right w:type="dxa" w:w="100"/>
+            </w:tcMar>
+          </w:tcPr>
+          <w:p>
+            <w:pPr>
+              <w:spacing w:after="0" w:before="0" w:line="210"/>
+            </w:pPr>
+            <w:r>
+              <w:rPr>
+                <w:rFonts w:ascii="Arial" w:cs="Arial" w:eastAsia="Arial" w:hAnsi="Arial"/>
+                <w:sz w:val="17"/>
+                <w:szCs w:val="17"/>
               </w:rPr>
               <w:t xml:space="preserve">%LOCALAPPDATA%\闪电树懒\</w:t>
             </w:r>
@@ -4955,21 +4962,21 @@
             </w:tcBorders>
             <w:shd w:fill="F8F9FA" w:val="clear"/>
             <w:tcMar>
-              <w:top w:type="dxa" w:w="40"/>
-              <w:left w:type="dxa" w:w="80"/>
-              <w:bottom w:type="dxa" w:w="40"/>
-              <w:right w:type="dxa" w:w="80"/>
-            </w:tcMar>
-          </w:tcPr>
-          <w:p>
-            <w:pPr>
-              <w:spacing w:after="0" w:before="0" w:line="200"/>
-            </w:pPr>
-            <w:r>
-              <w:rPr>
-                <w:rFonts w:ascii="Consolas" w:cs="Consolas" w:eastAsia="Consolas" w:hAnsi="Consolas"/>
-                <w:sz w:val="15"/>
-                <w:szCs w:val="15"/>
+              <w:top w:type="dxa" w:w="50"/>
+              <w:left w:type="dxa" w:w="100"/>
+              <w:bottom w:type="dxa" w:w="50"/>
+              <w:right w:type="dxa" w:w="100"/>
+            </w:tcMar>
+          </w:tcPr>
+          <w:p>
+            <w:pPr>
+              <w:spacing w:after="0" w:before="0" w:line="210"/>
+            </w:pPr>
+            <w:r>
+              <w:rPr>
+                <w:rFonts w:ascii="Arial" w:cs="Arial" w:eastAsia="Arial" w:hAnsi="Arial"/>
+                <w:sz w:val="17"/>
+                <w:szCs w:val="17"/>
               </w:rPr>
               <w:t xml:space="preserve">安装界面语言</w:t>
             </w:r>
@@ -4986,21 +4993,21 @@
             </w:tcBorders>
             <w:shd w:fill="F8F9FA" w:val="clear"/>
             <w:tcMar>
-              <w:top w:type="dxa" w:w="40"/>
-              <w:left w:type="dxa" w:w="80"/>
-              <w:bottom w:type="dxa" w:w="40"/>
-              <w:right w:type="dxa" w:w="80"/>
-            </w:tcMar>
-          </w:tcPr>
-          <w:p>
-            <w:pPr>
-              <w:spacing w:after="0" w:before="0" w:line="200"/>
-            </w:pPr>
-            <w:r>
-              <w:rPr>
-                <w:rFonts w:ascii="Consolas" w:cs="Consolas" w:eastAsia="Consolas" w:hAnsi="Consolas"/>
-                <w:sz w:val="15"/>
-                <w:szCs w:val="15"/>
+              <w:top w:type="dxa" w:w="50"/>
+              <w:left w:type="dxa" w:w="100"/>
+              <w:bottom w:type="dxa" w:w="50"/>
+              <w:right w:type="dxa" w:w="100"/>
+            </w:tcMar>
+          </w:tcPr>
+          <w:p>
+            <w:pPr>
+              <w:spacing w:after="0" w:before="0" w:line="210"/>
+            </w:pPr>
+            <w:r>
+              <w:rPr>
+                <w:rFonts w:ascii="Arial" w:cs="Arial" w:eastAsia="Arial" w:hAnsi="Arial"/>
+                <w:sz w:val="17"/>
+                <w:szCs w:val="17"/>
               </w:rPr>
               <w:t xml:space="preserve">简体中文（SimpChinese）</w:t>
             </w:r>
@@ -5018,21 +5025,21 @@
               <w:right w:val="single" w:color="BBBBBB" w:sz="1"/>
             </w:tcBorders>
             <w:tcMar>
-              <w:top w:type="dxa" w:w="40"/>
-              <w:left w:type="dxa" w:w="80"/>
-              <w:bottom w:type="dxa" w:w="40"/>
-              <w:right w:type="dxa" w:w="80"/>
-            </w:tcMar>
-          </w:tcPr>
-          <w:p>
-            <w:pPr>
-              <w:spacing w:after="0" w:before="0" w:line="200"/>
-            </w:pPr>
-            <w:r>
-              <w:rPr>
-                <w:rFonts w:ascii="Consolas" w:cs="Consolas" w:eastAsia="Consolas" w:hAnsi="Consolas"/>
-                <w:sz w:val="15"/>
-                <w:szCs w:val="15"/>
+              <w:top w:type="dxa" w:w="50"/>
+              <w:left w:type="dxa" w:w="100"/>
+              <w:bottom w:type="dxa" w:w="50"/>
+              <w:right w:type="dxa" w:w="100"/>
+            </w:tcMar>
+          </w:tcPr>
+          <w:p>
+            <w:pPr>
+              <w:spacing w:after="0" w:before="0" w:line="210"/>
+            </w:pPr>
+            <w:r>
+              <w:rPr>
+                <w:rFonts w:ascii="Arial" w:cs="Arial" w:eastAsia="Arial" w:hAnsi="Arial"/>
+                <w:sz w:val="17"/>
+                <w:szCs w:val="17"/>
               </w:rPr>
               <w:t xml:space="preserve">图标</w:t>
             </w:r>
@@ -5048,21 +5055,21 @@
               <w:right w:val="single" w:color="BBBBBB" w:sz="1"/>
             </w:tcBorders>
             <w:tcMar>
-              <w:top w:type="dxa" w:w="40"/>
-              <w:left w:type="dxa" w:w="80"/>
-              <w:bottom w:type="dxa" w:w="40"/>
-              <w:right w:type="dxa" w:w="80"/>
-            </w:tcMar>
-          </w:tcPr>
-          <w:p>
-            <w:pPr>
-              <w:spacing w:after="0" w:before="0" w:line="200"/>
-            </w:pPr>
-            <w:r>
-              <w:rPr>
-                <w:rFonts w:ascii="Consolas" w:cs="Consolas" w:eastAsia="Consolas" w:hAnsi="Consolas"/>
-                <w:sz w:val="15"/>
-                <w:szCs w:val="15"/>
+              <w:top w:type="dxa" w:w="50"/>
+              <w:left w:type="dxa" w:w="100"/>
+              <w:bottom w:type="dxa" w:w="50"/>
+              <w:right w:type="dxa" w:w="100"/>
+            </w:tcMar>
+          </w:tcPr>
+          <w:p>
+            <w:pPr>
+              <w:spacing w:after="0" w:before="0" w:line="210"/>
+            </w:pPr>
+            <w:r>
+              <w:rPr>
+                <w:rFonts w:ascii="Arial" w:cs="Arial" w:eastAsia="Arial" w:hAnsi="Arial"/>
+                <w:sz w:val="17"/>
+                <w:szCs w:val="17"/>
               </w:rPr>
               <w:t xml:space="preserve">app0.png → icon.ico（Tauri 官方工具生成）</w:t>
             </w:r>
@@ -5081,21 +5088,21 @@
             </w:tcBorders>
             <w:shd w:fill="F8F9FA" w:val="clear"/>
             <w:tcMar>
-              <w:top w:type="dxa" w:w="40"/>
-              <w:left w:type="dxa" w:w="80"/>
-              <w:bottom w:type="dxa" w:w="40"/>
-              <w:right w:type="dxa" w:w="80"/>
-            </w:tcMar>
-          </w:tcPr>
-          <w:p>
-            <w:pPr>
-              <w:spacing w:after="0" w:before="0" w:line="200"/>
-            </w:pPr>
-            <w:r>
-              <w:rPr>
-                <w:rFonts w:ascii="Consolas" w:cs="Consolas" w:eastAsia="Consolas" w:hAnsi="Consolas"/>
-                <w:sz w:val="15"/>
-                <w:szCs w:val="15"/>
+              <w:top w:type="dxa" w:w="50"/>
+              <w:left w:type="dxa" w:w="100"/>
+              <w:bottom w:type="dxa" w:w="50"/>
+              <w:right w:type="dxa" w:w="100"/>
+            </w:tcMar>
+          </w:tcPr>
+          <w:p>
+            <w:pPr>
+              <w:spacing w:after="0" w:before="0" w:line="210"/>
+            </w:pPr>
+            <w:r>
+              <w:rPr>
+                <w:rFonts w:ascii="Arial" w:cs="Arial" w:eastAsia="Arial" w:hAnsi="Arial"/>
+                <w:sz w:val="17"/>
+                <w:szCs w:val="17"/>
               </w:rPr>
               <w:t xml:space="preserve">压缩后大小</w:t>
             </w:r>
@@ -5112,21 +5119,21 @@
             </w:tcBorders>
             <w:shd w:fill="F8F9FA" w:val="clear"/>
             <w:tcMar>
-              <w:top w:type="dxa" w:w="40"/>
-              <w:left w:type="dxa" w:w="80"/>
-              <w:bottom w:type="dxa" w:w="40"/>
-              <w:right w:type="dxa" w:w="80"/>
-            </w:tcMar>
-          </w:tcPr>
-          <w:p>
-            <w:pPr>
-              <w:spacing w:after="0" w:before="0" w:line="200"/>
-            </w:pPr>
-            <w:r>
-              <w:rPr>
-                <w:rFonts w:ascii="Consolas" w:cs="Consolas" w:eastAsia="Consolas" w:hAnsi="Consolas"/>
-                <w:sz w:val="15"/>
-                <w:szCs w:val="15"/>
+              <w:top w:type="dxa" w:w="50"/>
+              <w:left w:type="dxa" w:w="100"/>
+              <w:bottom w:type="dxa" w:w="50"/>
+              <w:right w:type="dxa" w:w="100"/>
+            </w:tcMar>
+          </w:tcPr>
+          <w:p>
+            <w:pPr>
+              <w:spacing w:after="0" w:before="0" w:line="210"/>
+            </w:pPr>
+            <w:r>
+              <w:rPr>
+                <w:rFonts w:ascii="Arial" w:cs="Arial" w:eastAsia="Arial" w:hAnsi="Arial"/>
+                <w:sz w:val="17"/>
+                <w:szCs w:val="17"/>
               </w:rPr>
               <w:t xml:space="preserve">~186.4 MB</w:t>
             </w:r>
@@ -5144,21 +5151,21 @@
               <w:right w:val="single" w:color="BBBBBB" w:sz="1"/>
             </w:tcBorders>
             <w:tcMar>
-              <w:top w:type="dxa" w:w="40"/>
-              <w:left w:type="dxa" w:w="80"/>
-              <w:bottom w:type="dxa" w:w="40"/>
-              <w:right w:type="dxa" w:w="80"/>
-            </w:tcMar>
-          </w:tcPr>
-          <w:p>
-            <w:pPr>
-              <w:spacing w:after="0" w:before="0" w:line="200"/>
-            </w:pPr>
-            <w:r>
-              <w:rPr>
-                <w:rFonts w:ascii="Consolas" w:cs="Consolas" w:eastAsia="Consolas" w:hAnsi="Consolas"/>
-                <w:sz w:val="15"/>
-                <w:szCs w:val="15"/>
+              <w:top w:type="dxa" w:w="50"/>
+              <w:left w:type="dxa" w:w="100"/>
+              <w:bottom w:type="dxa" w:w="50"/>
+              <w:right w:type="dxa" w:w="100"/>
+            </w:tcMar>
+          </w:tcPr>
+          <w:p>
+            <w:pPr>
+              <w:spacing w:after="0" w:before="0" w:line="210"/>
+            </w:pPr>
+            <w:r>
+              <w:rPr>
+                <w:rFonts w:ascii="Arial" w:cs="Arial" w:eastAsia="Arial" w:hAnsi="Arial"/>
+                <w:sz w:val="17"/>
+                <w:szCs w:val="17"/>
               </w:rPr>
               <w:t xml:space="preserve">解压后大小</w:t>
             </w:r>
@@ -5174,21 +5181,21 @@
               <w:right w:val="single" w:color="BBBBBB" w:sz="1"/>
             </w:tcBorders>
             <w:tcMar>
-              <w:top w:type="dxa" w:w="40"/>
-              <w:left w:type="dxa" w:w="80"/>
-              <w:bottom w:type="dxa" w:w="40"/>
-              <w:right w:type="dxa" w:w="80"/>
-            </w:tcMar>
-          </w:tcPr>
-          <w:p>
-            <w:pPr>
-              <w:spacing w:after="0" w:before="0" w:line="200"/>
-            </w:pPr>
-            <w:r>
-              <w:rPr>
-                <w:rFonts w:ascii="Consolas" w:cs="Consolas" w:eastAsia="Consolas" w:hAnsi="Consolas"/>
-                <w:sz w:val="15"/>
-                <w:szCs w:val="15"/>
+              <w:top w:type="dxa" w:w="50"/>
+              <w:left w:type="dxa" w:w="100"/>
+              <w:bottom w:type="dxa" w:w="50"/>
+              <w:right w:type="dxa" w:w="100"/>
+            </w:tcMar>
+          </w:tcPr>
+          <w:p>
+            <w:pPr>
+              <w:spacing w:after="0" w:before="0" w:line="210"/>
+            </w:pPr>
+            <w:r>
+              <w:rPr>
+                <w:rFonts w:ascii="Arial" w:cs="Arial" w:eastAsia="Arial" w:hAnsi="Arial"/>
+                <w:sz w:val="17"/>
+                <w:szCs w:val="17"/>
               </w:rPr>
               <w:t xml:space="preserve">~985 MB</w:t>
             </w:r>
@@ -5199,22 +5206,22 @@
     <w:p>
       <w:pPr>
         <w:pStyle w:val="Heading1"/>
-        <w:spacing w:after="20" w:before="40" w:line="260"/>
+        <w:spacing w:after="80" w:before="200" w:line="300"/>
       </w:pPr>
       <w:r>
         <w:rPr>
           <w:rFonts w:ascii="Arial" w:cs="Arial" w:eastAsia="Arial" w:hAnsi="Arial"/>
           <w:b/>
           <w:bCs/>
-          <w:sz w:val="30"/>
-          <w:szCs w:val="30"/>
+          <w:sz w:val="32"/>
+          <w:szCs w:val="32"/>
         </w:rPr>
         <w:t xml:space="preserve">七、CORS 安全策略</w:t>
       </w:r>
     </w:p>
     <w:p>
       <w:pPr>
-        <w:spacing w:after="40" w:before="0" w:line="250"/>
+        <w:spacing w:after="60" w:before="0" w:line="260"/>
       </w:pPr>
       <w:r>
         <w:rPr>
@@ -5228,22 +5235,22 @@
     <w:p>
       <w:pPr>
         <w:pStyle w:val="Heading3"/>
-        <w:spacing w:after="10" w:before="20" w:line="250"/>
+        <w:spacing w:after="40" w:before="120" w:line="260"/>
       </w:pPr>
       <w:r>
         <w:rPr>
           <w:rFonts w:ascii="Arial" w:cs="Arial" w:eastAsia="Arial" w:hAnsi="Arial"/>
           <w:b/>
           <w:bCs/>
-          <w:sz w:val="22"/>
-          <w:szCs w:val="22"/>
+          <w:sz w:val="24"/>
+          <w:szCs w:val="24"/>
         </w:rPr>
         <w:t xml:space="preserve">Origin 白名单（isLoopbackOrigin）</w:t>
       </w:r>
     </w:p>
     <w:p>
       <w:pPr>
-        <w:spacing w:after="0" w:before="0" w:line="200"/>
+        <w:spacing w:after="0" w:before="0" w:line="210"/>
       </w:pPr>
       <w:r>
         <w:rPr>
@@ -5256,7 +5263,7 @@
     </w:p>
     <w:p>
       <w:pPr>
-        <w:spacing w:after="40" w:before="0" w:line="250"/>
+        <w:spacing w:after="60" w:before="0" w:line="260"/>
       </w:pPr>
       <w:r>
         <w:rPr>
@@ -5270,22 +5277,22 @@
     <w:p>
       <w:pPr>
         <w:pStyle w:val="Heading3"/>
-        <w:spacing w:after="10" w:before="20" w:line="250"/>
+        <w:spacing w:after="40" w:before="120" w:line="260"/>
       </w:pPr>
       <w:r>
         <w:rPr>
           <w:rFonts w:ascii="Arial" w:cs="Arial" w:eastAsia="Arial" w:hAnsi="Arial"/>
           <w:b/>
           <w:bCs/>
-          <w:sz w:val="22"/>
-          <w:szCs w:val="22"/>
+          <w:sz w:val="24"/>
+          <w:szCs w:val="24"/>
         </w:rPr>
         <w:t xml:space="preserve">敏感路径双重门控（requireLocalOrToken）</w:t>
       </w:r>
     </w:p>
     <w:p>
       <w:pPr>
-        <w:spacing w:after="40" w:before="0" w:line="250"/>
+        <w:spacing w:after="60" w:before="0" w:line="260"/>
       </w:pPr>
       <w:r>
         <w:rPr>
@@ -5298,7 +5305,7 @@
     </w:p>
     <w:p>
       <w:pPr>
-        <w:spacing w:after="40" w:before="0" w:line="250"/>
+        <w:spacing w:after="60" w:before="0" w:line="260"/>
       </w:pPr>
       <w:r>
         <w:rPr>
@@ -5312,15 +5319,15 @@
     <w:p>
       <w:pPr>
         <w:pStyle w:val="Heading1"/>
-        <w:spacing w:after="20" w:before="40" w:line="260"/>
+        <w:spacing w:after="80" w:before="200" w:line="300"/>
       </w:pPr>
       <w:r>
         <w:rPr>
           <w:rFonts w:ascii="Arial" w:cs="Arial" w:eastAsia="Arial" w:hAnsi="Arial"/>
           <w:b/>
           <w:bCs/>
-          <w:sz w:val="30"/>
-          <w:szCs w:val="30"/>
+          <w:sz w:val="32"/>
+          <w:szCs w:val="32"/>
         </w:rPr>
         <w:t xml:space="preserve">八、Agent 技能系统</w:t>
       </w:r>
@@ -5328,22 +5335,23 @@
     <w:p>
       <w:pPr>
         <w:pStyle w:val="Heading3"/>
-        <w:spacing w:after="10" w:before="20" w:line="250"/>
+        <w:spacing w:after="40" w:before="120" w:line="260"/>
       </w:pPr>
       <w:r>
         <w:rPr>
           <w:rFonts w:ascii="Arial" w:cs="Arial" w:eastAsia="Arial" w:hAnsi="Arial"/>
           <w:b/>
           <w:bCs/>
-          <w:sz w:val="22"/>
-          <w:szCs w:val="22"/>
+          <w:sz w:val="24"/>
+          <w:szCs w:val="24"/>
         </w:rPr>
         <w:t xml:space="preserve">匹配机制</w:t>
       </w:r>
     </w:p>
     <w:p>
       <w:pPr>
-        <w:spacing w:after="40" w:before="0" w:line="250"/>
+        <w:spacing w:after="30" w:before="0" w:line="250"/>
+        <w:ind w:left="360" w:hanging="180"/>
       </w:pPr>
       <w:r>
         <w:rPr>
@@ -5351,12 +5359,13 @@
           <w:sz w:val="20"/>
           <w:szCs w:val="20"/>
         </w:rPr>
-        <w:t xml:space="preserve">1. 扫描：refreshSkills() 遍历 bundledSkillsDir 下所有 SKILL.md</w:t>
-      </w:r>
-    </w:p>
-    <w:p>
-      <w:pPr>
-        <w:spacing w:after="40" w:before="0" w:line="250"/>
+        <w:t xml:space="preserve">扫描：refreshSkills() 遍历 bundledSkillsDir 下所有 SKILL.md</w:t>
+      </w:r>
+    </w:p>
+    <w:p>
+      <w:pPr>
+        <w:spacing w:after="30" w:before="0" w:line="250"/>
+        <w:ind w:left="360" w:hanging="180"/>
       </w:pPr>
       <w:r>
         <w:rPr>
@@ -5364,12 +5373,13 @@
           <w:sz w:val="20"/>
           <w:szCs w:val="20"/>
         </w:rPr>
-        <w:t xml:space="preserve">2. 解析：提取 YAML frontmatter（name + description + tags + aliases + triggers）</w:t>
-      </w:r>
-    </w:p>
-    <w:p>
-      <w:pPr>
-        <w:spacing w:after="40" w:before="0" w:line="250"/>
+        <w:t xml:space="preserve">解析：提取 YAML frontmatter（name + description + tags + aliases + triggers）</w:t>
+      </w:r>
+    </w:p>
+    <w:p>
+      <w:pPr>
+        <w:spacing w:after="30" w:before="0" w:line="250"/>
+        <w:ind w:left="360" w:hanging="180"/>
       </w:pPr>
       <w:r>
         <w:rPr>
@@ -5377,12 +5387,13 @@
           <w:sz w:val="20"/>
           <w:szCs w:val="20"/>
         </w:rPr>
-        <w:t xml:space="preserve">3. 匹配：selectSkillsForMessage() 对用户消息做关键词评分</w:t>
-      </w:r>
-    </w:p>
-    <w:p>
-      <w:pPr>
-        <w:spacing w:after="40" w:before="0" w:line="250"/>
+        <w:t xml:space="preserve">匹配：selectSkillsForMessage() 对用户消息做关键词评分</w:t>
+      </w:r>
+    </w:p>
+    <w:p>
+      <w:pPr>
+        <w:spacing w:after="30" w:before="0" w:line="250"/>
+        <w:ind w:left="360" w:hanging="180"/>
       </w:pPr>
       <w:r>
         <w:rPr>
@@ -5390,21 +5401,21 @@
           <w:sz w:val="20"/>
           <w:szCs w:val="20"/>
         </w:rPr>
-        <w:t xml:space="preserve">4. 注入：匹配度最高的 ≤3 个技能的完整正文注入 System Prompt</w:t>
+        <w:t xml:space="preserve">注入：匹配度最高的 ≤3 个技能的完整正文注入 System Prompt</w:t>
       </w:r>
     </w:p>
     <w:p>
       <w:pPr>
         <w:pStyle w:val="Heading3"/>
-        <w:spacing w:after="10" w:before="20" w:line="250"/>
+        <w:spacing w:after="40" w:before="120" w:line="260"/>
       </w:pPr>
       <w:r>
         <w:rPr>
           <w:rFonts w:ascii="Arial" w:cs="Arial" w:eastAsia="Arial" w:hAnsi="Arial"/>
           <w:b/>
           <w:bCs/>
-          <w:sz w:val="22"/>
-          <w:szCs w:val="22"/>
+          <w:sz w:val="24"/>
+          <w:szCs w:val="24"/>
         </w:rPr>
         <w:t xml:space="preserve">约束参数</w:t>
       </w:r>
@@ -5438,15 +5449,15 @@
             </w:tcBorders>
             <w:shd w:fill="E8ECF0" w:val="clear"/>
             <w:tcMar>
-              <w:top w:type="dxa" w:w="40"/>
-              <w:left w:type="dxa" w:w="80"/>
-              <w:bottom w:type="dxa" w:w="40"/>
-              <w:right w:type="dxa" w:w="80"/>
-            </w:tcMar>
-          </w:tcPr>
-          <w:p>
-            <w:pPr>
-              <w:spacing w:after="0" w:before="0" w:line="200"/>
+              <w:top w:type="dxa" w:w="50"/>
+              <w:left w:type="dxa" w:w="100"/>
+              <w:bottom w:type="dxa" w:w="50"/>
+              <w:right w:type="dxa" w:w="100"/>
+            </w:tcMar>
+          </w:tcPr>
+          <w:p>
+            <w:pPr>
+              <w:spacing w:after="60" w:before="0" w:line="260"/>
             </w:pPr>
             <w:r>
               <w:rPr>
@@ -5471,15 +5482,15 @@
             </w:tcBorders>
             <w:shd w:fill="E8ECF0" w:val="clear"/>
             <w:tcMar>
-              <w:top w:type="dxa" w:w="40"/>
-              <w:left w:type="dxa" w:w="80"/>
-              <w:bottom w:type="dxa" w:w="40"/>
-              <w:right w:type="dxa" w:w="80"/>
-            </w:tcMar>
-          </w:tcPr>
-          <w:p>
-            <w:pPr>
-              <w:spacing w:after="0" w:before="0" w:line="200"/>
+              <w:top w:type="dxa" w:w="50"/>
+              <w:left w:type="dxa" w:w="100"/>
+              <w:bottom w:type="dxa" w:w="50"/>
+              <w:right w:type="dxa" w:w="100"/>
+            </w:tcMar>
+          </w:tcPr>
+          <w:p>
+            <w:pPr>
+              <w:spacing w:after="60" w:before="0" w:line="260"/>
             </w:pPr>
             <w:r>
               <w:rPr>
@@ -5504,15 +5515,15 @@
             </w:tcBorders>
             <w:shd w:fill="E8ECF0" w:val="clear"/>
             <w:tcMar>
-              <w:top w:type="dxa" w:w="40"/>
-              <w:left w:type="dxa" w:w="80"/>
-              <w:bottom w:type="dxa" w:w="40"/>
-              <w:right w:type="dxa" w:w="80"/>
-            </w:tcMar>
-          </w:tcPr>
-          <w:p>
-            <w:pPr>
-              <w:spacing w:after="0" w:before="0" w:line="200"/>
+              <w:top w:type="dxa" w:w="50"/>
+              <w:left w:type="dxa" w:w="100"/>
+              <w:bottom w:type="dxa" w:w="50"/>
+              <w:right w:type="dxa" w:w="100"/>
+            </w:tcMar>
+          </w:tcPr>
+          <w:p>
+            <w:pPr>
+              <w:spacing w:after="60" w:before="0" w:line="260"/>
             </w:pPr>
             <w:r>
               <w:rPr>
@@ -5538,21 +5549,21 @@
               <w:right w:val="single" w:color="BBBBBB" w:sz="1"/>
             </w:tcBorders>
             <w:tcMar>
-              <w:top w:type="dxa" w:w="40"/>
-              <w:left w:type="dxa" w:w="80"/>
-              <w:bottom w:type="dxa" w:w="40"/>
-              <w:right w:type="dxa" w:w="80"/>
-            </w:tcMar>
-          </w:tcPr>
-          <w:p>
-            <w:pPr>
-              <w:spacing w:after="0" w:before="0" w:line="200"/>
-            </w:pPr>
-            <w:r>
-              <w:rPr>
-                <w:rFonts w:ascii="Consolas" w:cs="Consolas" w:eastAsia="Consolas" w:hAnsi="Consolas"/>
-                <w:sz w:val="15"/>
-                <w:szCs w:val="15"/>
+              <w:top w:type="dxa" w:w="50"/>
+              <w:left w:type="dxa" w:w="100"/>
+              <w:bottom w:type="dxa" w:w="50"/>
+              <w:right w:type="dxa" w:w="100"/>
+            </w:tcMar>
+          </w:tcPr>
+          <w:p>
+            <w:pPr>
+              <w:spacing w:after="0" w:before="0" w:line="210"/>
+            </w:pPr>
+            <w:r>
+              <w:rPr>
+                <w:rFonts w:ascii="Arial" w:cs="Arial" w:eastAsia="Arial" w:hAnsi="Arial"/>
+                <w:sz w:val="17"/>
+                <w:szCs w:val="17"/>
               </w:rPr>
               <w:t xml:space="preserve">MAX_ACTIVE_SKILLS</w:t>
             </w:r>
@@ -5568,21 +5579,21 @@
               <w:right w:val="single" w:color="BBBBBB" w:sz="1"/>
             </w:tcBorders>
             <w:tcMar>
-              <w:top w:type="dxa" w:w="40"/>
-              <w:left w:type="dxa" w:w="80"/>
-              <w:bottom w:type="dxa" w:w="40"/>
-              <w:right w:type="dxa" w:w="80"/>
-            </w:tcMar>
-          </w:tcPr>
-          <w:p>
-            <w:pPr>
-              <w:spacing w:after="0" w:before="0" w:line="200"/>
-            </w:pPr>
-            <w:r>
-              <w:rPr>
-                <w:rFonts w:ascii="Consolas" w:cs="Consolas" w:eastAsia="Consolas" w:hAnsi="Consolas"/>
-                <w:sz w:val="15"/>
-                <w:szCs w:val="15"/>
+              <w:top w:type="dxa" w:w="50"/>
+              <w:left w:type="dxa" w:w="100"/>
+              <w:bottom w:type="dxa" w:w="50"/>
+              <w:right w:type="dxa" w:w="100"/>
+            </w:tcMar>
+          </w:tcPr>
+          <w:p>
+            <w:pPr>
+              <w:spacing w:after="0" w:before="0" w:line="210"/>
+            </w:pPr>
+            <w:r>
+              <w:rPr>
+                <w:rFonts w:ascii="Arial" w:cs="Arial" w:eastAsia="Arial" w:hAnsi="Arial"/>
+                <w:sz w:val="17"/>
+                <w:szCs w:val="17"/>
               </w:rPr>
               <w:t xml:space="preserve">3</w:t>
             </w:r>
@@ -5598,21 +5609,21 @@
               <w:right w:val="single" w:color="BBBBBB" w:sz="1"/>
             </w:tcBorders>
             <w:tcMar>
-              <w:top w:type="dxa" w:w="40"/>
-              <w:left w:type="dxa" w:w="80"/>
-              <w:bottom w:type="dxa" w:w="40"/>
-              <w:right w:type="dxa" w:w="80"/>
-            </w:tcMar>
-          </w:tcPr>
-          <w:p>
-            <w:pPr>
-              <w:spacing w:after="0" w:before="0" w:line="200"/>
-            </w:pPr>
-            <w:r>
-              <w:rPr>
-                <w:rFonts w:ascii="Consolas" w:cs="Consolas" w:eastAsia="Consolas" w:hAnsi="Consolas"/>
-                <w:sz w:val="15"/>
-                <w:szCs w:val="15"/>
+              <w:top w:type="dxa" w:w="50"/>
+              <w:left w:type="dxa" w:w="100"/>
+              <w:bottom w:type="dxa" w:w="50"/>
+              <w:right w:type="dxa" w:w="100"/>
+            </w:tcMar>
+          </w:tcPr>
+          <w:p>
+            <w:pPr>
+              <w:spacing w:after="0" w:before="0" w:line="210"/>
+            </w:pPr>
+            <w:r>
+              <w:rPr>
+                <w:rFonts w:ascii="Arial" w:cs="Arial" w:eastAsia="Arial" w:hAnsi="Arial"/>
+                <w:sz w:val="17"/>
+                <w:szCs w:val="17"/>
               </w:rPr>
               <w:t xml:space="preserve">单轮最多加载 3 个技能</w:t>
             </w:r>
@@ -5631,21 +5642,21 @@
             </w:tcBorders>
             <w:shd w:fill="F8F9FA" w:val="clear"/>
             <w:tcMar>
-              <w:top w:type="dxa" w:w="40"/>
-              <w:left w:type="dxa" w:w="80"/>
-              <w:bottom w:type="dxa" w:w="40"/>
-              <w:right w:type="dxa" w:w="80"/>
-            </w:tcMar>
-          </w:tcPr>
-          <w:p>
-            <w:pPr>
-              <w:spacing w:after="0" w:before="0" w:line="200"/>
-            </w:pPr>
-            <w:r>
-              <w:rPr>
-                <w:rFonts w:ascii="Consolas" w:cs="Consolas" w:eastAsia="Consolas" w:hAnsi="Consolas"/>
-                <w:sz w:val="15"/>
-                <w:szCs w:val="15"/>
+              <w:top w:type="dxa" w:w="50"/>
+              <w:left w:type="dxa" w:w="100"/>
+              <w:bottom w:type="dxa" w:w="50"/>
+              <w:right w:type="dxa" w:w="100"/>
+            </w:tcMar>
+          </w:tcPr>
+          <w:p>
+            <w:pPr>
+              <w:spacing w:after="0" w:before="0" w:line="210"/>
+            </w:pPr>
+            <w:r>
+              <w:rPr>
+                <w:rFonts w:ascii="Arial" w:cs="Arial" w:eastAsia="Arial" w:hAnsi="Arial"/>
+                <w:sz w:val="17"/>
+                <w:szCs w:val="17"/>
               </w:rPr>
               <w:t xml:space="preserve">MAX_SKILL_BODY_CHARS</w:t>
             </w:r>
@@ -5662,21 +5673,21 @@
             </w:tcBorders>
             <w:shd w:fill="F8F9FA" w:val="clear"/>
             <w:tcMar>
-              <w:top w:type="dxa" w:w="40"/>
-              <w:left w:type="dxa" w:w="80"/>
-              <w:bottom w:type="dxa" w:w="40"/>
-              <w:right w:type="dxa" w:w="80"/>
-            </w:tcMar>
-          </w:tcPr>
-          <w:p>
-            <w:pPr>
-              <w:spacing w:after="0" w:before="0" w:line="200"/>
-            </w:pPr>
-            <w:r>
-              <w:rPr>
-                <w:rFonts w:ascii="Consolas" w:cs="Consolas" w:eastAsia="Consolas" w:hAnsi="Consolas"/>
-                <w:sz w:val="15"/>
-                <w:szCs w:val="15"/>
+              <w:top w:type="dxa" w:w="50"/>
+              <w:left w:type="dxa" w:w="100"/>
+              <w:bottom w:type="dxa" w:w="50"/>
+              <w:right w:type="dxa" w:w="100"/>
+            </w:tcMar>
+          </w:tcPr>
+          <w:p>
+            <w:pPr>
+              <w:spacing w:after="0" w:before="0" w:line="210"/>
+            </w:pPr>
+            <w:r>
+              <w:rPr>
+                <w:rFonts w:ascii="Arial" w:cs="Arial" w:eastAsia="Arial" w:hAnsi="Arial"/>
+                <w:sz w:val="17"/>
+                <w:szCs w:val="17"/>
               </w:rPr>
               <w:t xml:space="preserve">12,000</w:t>
             </w:r>
@@ -5693,21 +5704,21 @@
             </w:tcBorders>
             <w:shd w:fill="F8F9FA" w:val="clear"/>
             <w:tcMar>
-              <w:top w:type="dxa" w:w="40"/>
-              <w:left w:type="dxa" w:w="80"/>
-              <w:bottom w:type="dxa" w:w="40"/>
-              <w:right w:type="dxa" w:w="80"/>
-            </w:tcMar>
-          </w:tcPr>
-          <w:p>
-            <w:pPr>
-              <w:spacing w:after="0" w:before="0" w:line="200"/>
-            </w:pPr>
-            <w:r>
-              <w:rPr>
-                <w:rFonts w:ascii="Consolas" w:cs="Consolas" w:eastAsia="Consolas" w:hAnsi="Consolas"/>
-                <w:sz w:val="15"/>
-                <w:szCs w:val="15"/>
+              <w:top w:type="dxa" w:w="50"/>
+              <w:left w:type="dxa" w:w="100"/>
+              <w:bottom w:type="dxa" w:w="50"/>
+              <w:right w:type="dxa" w:w="100"/>
+            </w:tcMar>
+          </w:tcPr>
+          <w:p>
+            <w:pPr>
+              <w:spacing w:after="0" w:before="0" w:line="210"/>
+            </w:pPr>
+            <w:r>
+              <w:rPr>
+                <w:rFonts w:ascii="Arial" w:cs="Arial" w:eastAsia="Arial" w:hAnsi="Arial"/>
+                <w:sz w:val="17"/>
+                <w:szCs w:val="17"/>
               </w:rPr>
               <w:t xml:space="preserve">超长正文截断</w:t>
             </w:r>
@@ -5725,21 +5736,21 @@
               <w:right w:val="single" w:color="BBBBBB" w:sz="1"/>
             </w:tcBorders>
             <w:tcMar>
-              <w:top w:type="dxa" w:w="40"/>
-              <w:left w:type="dxa" w:w="80"/>
-              <w:bottom w:type="dxa" w:w="40"/>
-              <w:right w:type="dxa" w:w="80"/>
-            </w:tcMar>
-          </w:tcPr>
-          <w:p>
-            <w:pPr>
-              <w:spacing w:after="0" w:before="0" w:line="200"/>
-            </w:pPr>
-            <w:r>
-              <w:rPr>
-                <w:rFonts w:ascii="Consolas" w:cs="Consolas" w:eastAsia="Consolas" w:hAnsi="Consolas"/>
-                <w:sz w:val="15"/>
-                <w:szCs w:val="15"/>
+              <w:top w:type="dxa" w:w="50"/>
+              <w:left w:type="dxa" w:w="100"/>
+              <w:bottom w:type="dxa" w:w="50"/>
+              <w:right w:type="dxa" w:w="100"/>
+            </w:tcMar>
+          </w:tcPr>
+          <w:p>
+            <w:pPr>
+              <w:spacing w:after="0" w:before="0" w:line="210"/>
+            </w:pPr>
+            <w:r>
+              <w:rPr>
+                <w:rFonts w:ascii="Arial" w:cs="Arial" w:eastAsia="Arial" w:hAnsi="Arial"/>
+                <w:sz w:val="17"/>
+                <w:szCs w:val="17"/>
               </w:rPr>
               <w:t xml:space="preserve">MAX_CATALOG_SKILLS</w:t>
             </w:r>
@@ -5755,21 +5766,21 @@
               <w:right w:val="single" w:color="BBBBBB" w:sz="1"/>
             </w:tcBorders>
             <w:tcMar>
-              <w:top w:type="dxa" w:w="40"/>
-              <w:left w:type="dxa" w:w="80"/>
-              <w:bottom w:type="dxa" w:w="40"/>
-              <w:right w:type="dxa" w:w="80"/>
-            </w:tcMar>
-          </w:tcPr>
-          <w:p>
-            <w:pPr>
-              <w:spacing w:after="0" w:before="0" w:line="200"/>
-            </w:pPr>
-            <w:r>
-              <w:rPr>
-                <w:rFonts w:ascii="Consolas" w:cs="Consolas" w:eastAsia="Consolas" w:hAnsi="Consolas"/>
-                <w:sz w:val="15"/>
-                <w:szCs w:val="15"/>
+              <w:top w:type="dxa" w:w="50"/>
+              <w:left w:type="dxa" w:w="100"/>
+              <w:bottom w:type="dxa" w:w="50"/>
+              <w:right w:type="dxa" w:w="100"/>
+            </w:tcMar>
+          </w:tcPr>
+          <w:p>
+            <w:pPr>
+              <w:spacing w:after="0" w:before="0" w:line="210"/>
+            </w:pPr>
+            <w:r>
+              <w:rPr>
+                <w:rFonts w:ascii="Arial" w:cs="Arial" w:eastAsia="Arial" w:hAnsi="Arial"/>
+                <w:sz w:val="17"/>
+                <w:szCs w:val="17"/>
               </w:rPr>
               <w:t xml:space="preserve">40</w:t>
             </w:r>
@@ -5785,21 +5796,21 @@
               <w:right w:val="single" w:color="BBBBBB" w:sz="1"/>
             </w:tcBorders>
             <w:tcMar>
-              <w:top w:type="dxa" w:w="40"/>
-              <w:left w:type="dxa" w:w="80"/>
-              <w:bottom w:type="dxa" w:w="40"/>
-              <w:right w:type="dxa" w:w="80"/>
-            </w:tcMar>
-          </w:tcPr>
-          <w:p>
-            <w:pPr>
-              <w:spacing w:after="0" w:before="0" w:line="200"/>
-            </w:pPr>
-            <w:r>
-              <w:rPr>
-                <w:rFonts w:ascii="Consolas" w:cs="Consolas" w:eastAsia="Consolas" w:hAnsi="Consolas"/>
-                <w:sz w:val="15"/>
-                <w:szCs w:val="15"/>
+              <w:top w:type="dxa" w:w="50"/>
+              <w:left w:type="dxa" w:w="100"/>
+              <w:bottom w:type="dxa" w:w="50"/>
+              <w:right w:type="dxa" w:w="100"/>
+            </w:tcMar>
+          </w:tcPr>
+          <w:p>
+            <w:pPr>
+              <w:spacing w:after="0" w:before="0" w:line="210"/>
+            </w:pPr>
+            <w:r>
+              <w:rPr>
+                <w:rFonts w:ascii="Arial" w:cs="Arial" w:eastAsia="Arial" w:hAnsi="Arial"/>
+                <w:sz w:val="17"/>
+                <w:szCs w:val="17"/>
               </w:rPr>
               <w:t xml:space="preserve">列表最多显示 40 个</w:t>
             </w:r>
@@ -5818,21 +5829,21 @@
             </w:tcBorders>
             <w:shd w:fill="F8F9FA" w:val="clear"/>
             <w:tcMar>
-              <w:top w:type="dxa" w:w="40"/>
-              <w:left w:type="dxa" w:w="80"/>
-              <w:bottom w:type="dxa" w:w="40"/>
-              <w:right w:type="dxa" w:w="80"/>
-            </w:tcMar>
-          </w:tcPr>
-          <w:p>
-            <w:pPr>
-              <w:spacing w:after="0" w:before="0" w:line="200"/>
-            </w:pPr>
-            <w:r>
-              <w:rPr>
-                <w:rFonts w:ascii="Consolas" w:cs="Consolas" w:eastAsia="Consolas" w:hAnsi="Consolas"/>
-                <w:sz w:val="15"/>
-                <w:szCs w:val="15"/>
+              <w:top w:type="dxa" w:w="50"/>
+              <w:left w:type="dxa" w:w="100"/>
+              <w:bottom w:type="dxa" w:w="50"/>
+              <w:right w:type="dxa" w:w="100"/>
+            </w:tcMar>
+          </w:tcPr>
+          <w:p>
+            <w:pPr>
+              <w:spacing w:after="0" w:before="0" w:line="210"/>
+            </w:pPr>
+            <w:r>
+              <w:rPr>
+                <w:rFonts w:ascii="Arial" w:cs="Arial" w:eastAsia="Arial" w:hAnsi="Arial"/>
+                <w:sz w:val="17"/>
+                <w:szCs w:val="17"/>
               </w:rPr>
               <w:t xml:space="preserve">评分阈值</w:t>
             </w:r>
@@ -5849,21 +5860,21 @@
             </w:tcBorders>
             <w:shd w:fill="F8F9FA" w:val="clear"/>
             <w:tcMar>
-              <w:top w:type="dxa" w:w="40"/>
-              <w:left w:type="dxa" w:w="80"/>
-              <w:bottom w:type="dxa" w:w="40"/>
-              <w:right w:type="dxa" w:w="80"/>
-            </w:tcMar>
-          </w:tcPr>
-          <w:p>
-            <w:pPr>
-              <w:spacing w:after="0" w:before="0" w:line="200"/>
-            </w:pPr>
-            <w:r>
-              <w:rPr>
-                <w:rFonts w:ascii="Consolas" w:cs="Consolas" w:eastAsia="Consolas" w:hAnsi="Consolas"/>
-                <w:sz w:val="15"/>
-                <w:szCs w:val="15"/>
+              <w:top w:type="dxa" w:w="50"/>
+              <w:left w:type="dxa" w:w="100"/>
+              <w:bottom w:type="dxa" w:w="50"/>
+              <w:right w:type="dxa" w:w="100"/>
+            </w:tcMar>
+          </w:tcPr>
+          <w:p>
+            <w:pPr>
+              <w:spacing w:after="0" w:before="0" w:line="210"/>
+            </w:pPr>
+            <w:r>
+              <w:rPr>
+                <w:rFonts w:ascii="Arial" w:cs="Arial" w:eastAsia="Arial" w:hAnsi="Arial"/>
+                <w:sz w:val="17"/>
+                <w:szCs w:val="17"/>
               </w:rPr>
               <w:t xml:space="preserve">score &gt; 0</w:t>
             </w:r>
@@ -5880,21 +5891,21 @@
             </w:tcBorders>
             <w:shd w:fill="F8F9FA" w:val="clear"/>
             <w:tcMar>
-              <w:top w:type="dxa" w:w="40"/>
-              <w:left w:type="dxa" w:w="80"/>
-              <w:bottom w:type="dxa" w:w="40"/>
-              <w:right w:type="dxa" w:w="80"/>
-            </w:tcMar>
-          </w:tcPr>
-          <w:p>
-            <w:pPr>
-              <w:spacing w:after="0" w:before="0" w:line="200"/>
-            </w:pPr>
-            <w:r>
-              <w:rPr>
-                <w:rFonts w:ascii="Consolas" w:cs="Consolas" w:eastAsia="Consolas" w:hAnsi="Consolas"/>
-                <w:sz w:val="15"/>
-                <w:szCs w:val="15"/>
+              <w:top w:type="dxa" w:w="50"/>
+              <w:left w:type="dxa" w:w="100"/>
+              <w:bottom w:type="dxa" w:w="50"/>
+              <w:right w:type="dxa" w:w="100"/>
+            </w:tcMar>
+          </w:tcPr>
+          <w:p>
+            <w:pPr>
+              <w:spacing w:after="0" w:before="0" w:line="210"/>
+            </w:pPr>
+            <w:r>
+              <w:rPr>
+                <w:rFonts w:ascii="Arial" w:cs="Arial" w:eastAsia="Arial" w:hAnsi="Arial"/>
+                <w:sz w:val="17"/>
+                <w:szCs w:val="17"/>
               </w:rPr>
               <w:t xml:space="preserve">零分不加载</w:t>
             </w:r>
@@ -5912,21 +5923,21 @@
               <w:right w:val="single" w:color="BBBBBB" w:sz="1"/>
             </w:tcBorders>
             <w:tcMar>
-              <w:top w:type="dxa" w:w="40"/>
-              <w:left w:type="dxa" w:w="80"/>
-              <w:bottom w:type="dxa" w:w="40"/>
-              <w:right w:type="dxa" w:w="80"/>
-            </w:tcMar>
-          </w:tcPr>
-          <w:p>
-            <w:pPr>
-              <w:spacing w:after="0" w:before="0" w:line="200"/>
-            </w:pPr>
-            <w:r>
-              <w:rPr>
-                <w:rFonts w:ascii="Consolas" w:cs="Consolas" w:eastAsia="Consolas" w:hAnsi="Consolas"/>
-                <w:sz w:val="15"/>
-                <w:szCs w:val="15"/>
+              <w:top w:type="dxa" w:w="50"/>
+              <w:left w:type="dxa" w:w="100"/>
+              <w:bottom w:type="dxa" w:w="50"/>
+              <w:right w:type="dxa" w:w="100"/>
+            </w:tcMar>
+          </w:tcPr>
+          <w:p>
+            <w:pPr>
+              <w:spacing w:after="0" w:before="0" w:line="210"/>
+            </w:pPr>
+            <w:r>
+              <w:rPr>
+                <w:rFonts w:ascii="Arial" w:cs="Arial" w:eastAsia="Arial" w:hAnsi="Arial"/>
+                <w:sz w:val="17"/>
+                <w:szCs w:val="17"/>
               </w:rPr>
               <w:t xml:space="preserve">缓存 TTL</w:t>
             </w:r>
@@ -5942,21 +5953,21 @@
               <w:right w:val="single" w:color="BBBBBB" w:sz="1"/>
             </w:tcBorders>
             <w:tcMar>
-              <w:top w:type="dxa" w:w="40"/>
-              <w:left w:type="dxa" w:w="80"/>
-              <w:bottom w:type="dxa" w:w="40"/>
-              <w:right w:type="dxa" w:w="80"/>
-            </w:tcMar>
-          </w:tcPr>
-          <w:p>
-            <w:pPr>
-              <w:spacing w:after="0" w:before="0" w:line="200"/>
-            </w:pPr>
-            <w:r>
-              <w:rPr>
-                <w:rFonts w:ascii="Consolas" w:cs="Consolas" w:eastAsia="Consolas" w:hAnsi="Consolas"/>
-                <w:sz w:val="15"/>
-                <w:szCs w:val="15"/>
+              <w:top w:type="dxa" w:w="50"/>
+              <w:left w:type="dxa" w:w="100"/>
+              <w:bottom w:type="dxa" w:w="50"/>
+              <w:right w:type="dxa" w:w="100"/>
+            </w:tcMar>
+          </w:tcPr>
+          <w:p>
+            <w:pPr>
+              <w:spacing w:after="0" w:before="0" w:line="210"/>
+            </w:pPr>
+            <w:r>
+              <w:rPr>
+                <w:rFonts w:ascii="Arial" w:cs="Arial" w:eastAsia="Arial" w:hAnsi="Arial"/>
+                <w:sz w:val="17"/>
+                <w:szCs w:val="17"/>
               </w:rPr>
               <w:t xml:space="preserve">15s</w:t>
             </w:r>
@@ -5972,21 +5983,21 @@
               <w:right w:val="single" w:color="BBBBBB" w:sz="1"/>
             </w:tcBorders>
             <w:tcMar>
-              <w:top w:type="dxa" w:w="40"/>
-              <w:left w:type="dxa" w:w="80"/>
-              <w:bottom w:type="dxa" w:w="40"/>
-              <w:right w:type="dxa" w:w="80"/>
-            </w:tcMar>
-          </w:tcPr>
-          <w:p>
-            <w:pPr>
-              <w:spacing w:after="0" w:before="0" w:line="200"/>
-            </w:pPr>
-            <w:r>
-              <w:rPr>
-                <w:rFonts w:ascii="Consolas" w:cs="Consolas" w:eastAsia="Consolas" w:hAnsi="Consolas"/>
-                <w:sz w:val="15"/>
-                <w:szCs w:val="15"/>
+              <w:top w:type="dxa" w:w="50"/>
+              <w:left w:type="dxa" w:w="100"/>
+              <w:bottom w:type="dxa" w:w="50"/>
+              <w:right w:type="dxa" w:w="100"/>
+            </w:tcMar>
+          </w:tcPr>
+          <w:p>
+            <w:pPr>
+              <w:spacing w:after="0" w:before="0" w:line="210"/>
+            </w:pPr>
+            <w:r>
+              <w:rPr>
+                <w:rFonts w:ascii="Arial" w:cs="Arial" w:eastAsia="Arial" w:hAnsi="Arial"/>
+                <w:sz w:val="17"/>
+                <w:szCs w:val="17"/>
               </w:rPr>
               <w:t xml:space="preserve">避免频繁目录扫描</w:t>
             </w:r>
@@ -5997,22 +6008,22 @@
     <w:p>
       <w:pPr>
         <w:pStyle w:val="Heading3"/>
-        <w:spacing w:after="10" w:before="20" w:line="250"/>
+        <w:spacing w:after="40" w:before="120" w:line="260"/>
       </w:pPr>
       <w:r>
         <w:rPr>
           <w:rFonts w:ascii="Arial" w:cs="Arial" w:eastAsia="Arial" w:hAnsi="Arial"/>
           <w:b/>
           <w:bCs/>
-          <w:sz w:val="22"/>
-          <w:szCs w:val="22"/>
+          <w:sz w:val="24"/>
+          <w:szCs w:val="24"/>
         </w:rPr>
         <w:t xml:space="preserve">技能清单（35 个）</w:t>
       </w:r>
     </w:p>
     <w:p>
       <w:pPr>
-        <w:spacing w:after="40" w:before="0" w:line="250"/>
+        <w:spacing w:after="60" w:before="0" w:line="260"/>
       </w:pPr>
       <w:r>
         <w:rPr>
@@ -6035,7 +6046,7 @@
     </w:p>
     <w:p>
       <w:pPr>
-        <w:spacing w:after="40" w:before="0" w:line="250"/>
+        <w:spacing w:after="60" w:before="0" w:line="260"/>
       </w:pPr>
       <w:r>
         <w:rPr>
@@ -6058,7 +6069,7 @@
     </w:p>
     <w:p>
       <w:pPr>
-        <w:spacing w:after="40" w:before="0" w:line="250"/>
+        <w:spacing w:after="60" w:before="0" w:line="260"/>
       </w:pPr>
       <w:r>
         <w:rPr>
@@ -6081,7 +6092,7 @@
     </w:p>
     <w:p>
       <w:pPr>
-        <w:spacing w:after="40" w:before="0" w:line="250"/>
+        <w:spacing w:after="60" w:before="0" w:line="260"/>
       </w:pPr>
       <w:r>
         <w:rPr>
@@ -6104,7 +6115,7 @@
     </w:p>
     <w:p>
       <w:pPr>
-        <w:spacing w:after="40" w:before="0" w:line="250"/>
+        <w:spacing w:after="60" w:before="0" w:line="260"/>
       </w:pPr>
       <w:r>
         <w:rPr>
@@ -6127,7 +6138,7 @@
     </w:p>
     <w:p>
       <w:pPr>
-        <w:spacing w:after="40" w:before="0" w:line="250"/>
+        <w:spacing w:after="60" w:before="0" w:line="260"/>
       </w:pPr>
       <w:r>
         <w:rPr>
@@ -6151,15 +6162,15 @@
     <w:p>
       <w:pPr>
         <w:pStyle w:val="Heading1"/>
-        <w:spacing w:after="20" w:before="40" w:line="260"/>
+        <w:spacing w:after="80" w:before="200" w:line="300"/>
       </w:pPr>
       <w:r>
         <w:rPr>
           <w:rFonts w:ascii="Arial" w:cs="Arial" w:eastAsia="Arial" w:hAnsi="Arial"/>
           <w:b/>
           <w:bCs/>
-          <w:sz w:val="30"/>
-          <w:szCs w:val="30"/>
+          <w:sz w:val="32"/>
+          <w:szCs w:val="32"/>
         </w:rPr>
         <w:t xml:space="preserve">九、已知限制与风险</w:t>
       </w:r>
@@ -6193,15 +6204,15 @@
             </w:tcBorders>
             <w:shd w:fill="E8ECF0" w:val="clear"/>
             <w:tcMar>
-              <w:top w:type="dxa" w:w="40"/>
-              <w:left w:type="dxa" w:w="80"/>
-              <w:bottom w:type="dxa" w:w="40"/>
-              <w:right w:type="dxa" w:w="80"/>
-            </w:tcMar>
-          </w:tcPr>
-          <w:p>
-            <w:pPr>
-              <w:spacing w:after="0" w:before="0" w:line="200"/>
+              <w:top w:type="dxa" w:w="50"/>
+              <w:left w:type="dxa" w:w="100"/>
+              <w:bottom w:type="dxa" w:w="50"/>
+              <w:right w:type="dxa" w:w="100"/>
+            </w:tcMar>
+          </w:tcPr>
+          <w:p>
+            <w:pPr>
+              <w:spacing w:after="60" w:before="0" w:line="260"/>
             </w:pPr>
             <w:r>
               <w:rPr>
@@ -6226,15 +6237,15 @@
             </w:tcBorders>
             <w:shd w:fill="E8ECF0" w:val="clear"/>
             <w:tcMar>
-              <w:top w:type="dxa" w:w="40"/>
-              <w:left w:type="dxa" w:w="80"/>
-              <w:bottom w:type="dxa" w:w="40"/>
-              <w:right w:type="dxa" w:w="80"/>
-            </w:tcMar>
-          </w:tcPr>
-          <w:p>
-            <w:pPr>
-              <w:spacing w:after="0" w:before="0" w:line="200"/>
+              <w:top w:type="dxa" w:w="50"/>
+              <w:left w:type="dxa" w:w="100"/>
+              <w:bottom w:type="dxa" w:w="50"/>
+              <w:right w:type="dxa" w:w="100"/>
+            </w:tcMar>
+          </w:tcPr>
+          <w:p>
+            <w:pPr>
+              <w:spacing w:after="60" w:before="0" w:line="260"/>
             </w:pPr>
             <w:r>
               <w:rPr>
@@ -6259,15 +6270,15 @@
             </w:tcBorders>
             <w:shd w:fill="E8ECF0" w:val="clear"/>
             <w:tcMar>
-              <w:top w:type="dxa" w:w="40"/>
-              <w:left w:type="dxa" w:w="80"/>
-              <w:bottom w:type="dxa" w:w="40"/>
-              <w:right w:type="dxa" w:w="80"/>
-            </w:tcMar>
-          </w:tcPr>
-          <w:p>
-            <w:pPr>
-              <w:spacing w:after="0" w:before="0" w:line="200"/>
+              <w:top w:type="dxa" w:w="50"/>
+              <w:left w:type="dxa" w:w="100"/>
+              <w:bottom w:type="dxa" w:w="50"/>
+              <w:right w:type="dxa" w:w="100"/>
+            </w:tcMar>
+          </w:tcPr>
+          <w:p>
+            <w:pPr>
+              <w:spacing w:after="60" w:before="0" w:line="260"/>
             </w:pPr>
             <w:r>
               <w:rPr>
@@ -6293,21 +6304,21 @@
               <w:right w:val="single" w:color="BBBBBB" w:sz="1"/>
             </w:tcBorders>
             <w:tcMar>
-              <w:top w:type="dxa" w:w="40"/>
-              <w:left w:type="dxa" w:w="80"/>
-              <w:bottom w:type="dxa" w:w="40"/>
-              <w:right w:type="dxa" w:w="80"/>
-            </w:tcMar>
-          </w:tcPr>
-          <w:p>
-            <w:pPr>
-              <w:spacing w:after="0" w:before="0" w:line="200"/>
-            </w:pPr>
-            <w:r>
-              <w:rPr>
-                <w:rFonts w:ascii="Consolas" w:cs="Consolas" w:eastAsia="Consolas" w:hAnsi="Consolas"/>
-                <w:sz w:val="15"/>
-                <w:szCs w:val="15"/>
+              <w:top w:type="dxa" w:w="50"/>
+              <w:left w:type="dxa" w:w="100"/>
+              <w:bottom w:type="dxa" w:w="50"/>
+              <w:right w:type="dxa" w:w="100"/>
+            </w:tcMar>
+          </w:tcPr>
+          <w:p>
+            <w:pPr>
+              <w:spacing w:after="0" w:before="0" w:line="210"/>
+            </w:pPr>
+            <w:r>
+              <w:rPr>
+                <w:rFonts w:ascii="Arial" w:cs="Arial" w:eastAsia="Arial" w:hAnsi="Arial"/>
+                <w:sz w:val="17"/>
+                <w:szCs w:val="17"/>
               </w:rPr>
               <w:t xml:space="preserve">后端 stderr 被 Stdio::null() 吞掉</w:t>
             </w:r>
@@ -6323,21 +6334,21 @@
               <w:right w:val="single" w:color="BBBBBB" w:sz="1"/>
             </w:tcBorders>
             <w:tcMar>
-              <w:top w:type="dxa" w:w="40"/>
-              <w:left w:type="dxa" w:w="80"/>
-              <w:bottom w:type="dxa" w:w="40"/>
-              <w:right w:type="dxa" w:w="80"/>
-            </w:tcMar>
-          </w:tcPr>
-          <w:p>
-            <w:pPr>
-              <w:spacing w:after="0" w:before="0" w:line="200"/>
-            </w:pPr>
-            <w:r>
-              <w:rPr>
-                <w:rFonts w:ascii="Consolas" w:cs="Consolas" w:eastAsia="Consolas" w:hAnsi="Consolas"/>
-                <w:sz w:val="15"/>
-                <w:szCs w:val="15"/>
+              <w:top w:type="dxa" w:w="50"/>
+              <w:left w:type="dxa" w:w="100"/>
+              <w:bottom w:type="dxa" w:w="50"/>
+              <w:right w:type="dxa" w:w="100"/>
+            </w:tcMar>
+          </w:tcPr>
+          <w:p>
+            <w:pPr>
+              <w:spacing w:after="0" w:before="0" w:line="210"/>
+            </w:pPr>
+            <w:r>
+              <w:rPr>
+                <w:rFonts w:ascii="Arial" w:cs="Arial" w:eastAsia="Arial" w:hAnsi="Arial"/>
+                <w:sz w:val="17"/>
+                <w:szCs w:val="17"/>
               </w:rPr>
               <w:t xml:space="preserve">生产环境崩溃完全不可见，诊断盲区</w:t>
             </w:r>
@@ -6353,21 +6364,21 @@
               <w:right w:val="single" w:color="BBBBBB" w:sz="1"/>
             </w:tcBorders>
             <w:tcMar>
-              <w:top w:type="dxa" w:w="40"/>
-              <w:left w:type="dxa" w:w="80"/>
-              <w:bottom w:type="dxa" w:w="40"/>
-              <w:right w:type="dxa" w:w="80"/>
-            </w:tcMar>
-          </w:tcPr>
-          <w:p>
-            <w:pPr>
-              <w:spacing w:after="0" w:before="0" w:line="200"/>
-            </w:pPr>
-            <w:r>
-              <w:rPr>
-                <w:rFonts w:ascii="Consolas" w:cs="Consolas" w:eastAsia="Consolas" w:hAnsi="Consolas"/>
-                <w:sz w:val="15"/>
-                <w:szCs w:val="15"/>
+              <w:top w:type="dxa" w:w="50"/>
+              <w:left w:type="dxa" w:w="100"/>
+              <w:bottom w:type="dxa" w:w="50"/>
+              <w:right w:type="dxa" w:w="100"/>
+            </w:tcMar>
+          </w:tcPr>
+          <w:p>
+            <w:pPr>
+              <w:spacing w:after="0" w:before="0" w:line="210"/>
+            </w:pPr>
+            <w:r>
+              <w:rPr>
+                <w:rFonts w:ascii="Arial" w:cs="Arial" w:eastAsia="Arial" w:hAnsi="Arial"/>
+                <w:sz w:val="17"/>
+                <w:szCs w:val="17"/>
               </w:rPr>
               <w:t xml:space="preserve">高</w:t>
             </w:r>
@@ -6386,21 +6397,21 @@
             </w:tcBorders>
             <w:shd w:fill="F8F9FA" w:val="clear"/>
             <w:tcMar>
-              <w:top w:type="dxa" w:w="40"/>
-              <w:left w:type="dxa" w:w="80"/>
-              <w:bottom w:type="dxa" w:w="40"/>
-              <w:right w:type="dxa" w:w="80"/>
-            </w:tcMar>
-          </w:tcPr>
-          <w:p>
-            <w:pPr>
-              <w:spacing w:after="0" w:before="0" w:line="200"/>
-            </w:pPr>
-            <w:r>
-              <w:rPr>
-                <w:rFonts w:ascii="Consolas" w:cs="Consolas" w:eastAsia="Consolas" w:hAnsi="Consolas"/>
-                <w:sz w:val="15"/>
-                <w:szCs w:val="15"/>
+              <w:top w:type="dxa" w:w="50"/>
+              <w:left w:type="dxa" w:w="100"/>
+              <w:bottom w:type="dxa" w:w="50"/>
+              <w:right w:type="dxa" w:w="100"/>
+            </w:tcMar>
+          </w:tcPr>
+          <w:p>
+            <w:pPr>
+              <w:spacing w:after="0" w:before="0" w:line="210"/>
+            </w:pPr>
+            <w:r>
+              <w:rPr>
+                <w:rFonts w:ascii="Arial" w:cs="Arial" w:eastAsia="Arial" w:hAnsi="Arial"/>
+                <w:sz w:val="17"/>
+                <w:szCs w:val="17"/>
               </w:rPr>
               <w:t xml:space="preserve">前端 aiStatus 默认 online</w:t>
             </w:r>
@@ -6417,21 +6428,21 @@
             </w:tcBorders>
             <w:shd w:fill="F8F9FA" w:val="clear"/>
             <w:tcMar>
-              <w:top w:type="dxa" w:w="40"/>
-              <w:left w:type="dxa" w:w="80"/>
-              <w:bottom w:type="dxa" w:w="40"/>
-              <w:right w:type="dxa" w:w="80"/>
-            </w:tcMar>
-          </w:tcPr>
-          <w:p>
-            <w:pPr>
-              <w:spacing w:after="0" w:before="0" w:line="200"/>
-            </w:pPr>
-            <w:r>
-              <w:rPr>
-                <w:rFonts w:ascii="Consolas" w:cs="Consolas" w:eastAsia="Consolas" w:hAnsi="Consolas"/>
-                <w:sz w:val="15"/>
-                <w:szCs w:val="15"/>
+              <w:top w:type="dxa" w:w="50"/>
+              <w:left w:type="dxa" w:w="100"/>
+              <w:bottom w:type="dxa" w:w="50"/>
+              <w:right w:type="dxa" w:w="100"/>
+            </w:tcMar>
+          </w:tcPr>
+          <w:p>
+            <w:pPr>
+              <w:spacing w:after="0" w:before="0" w:line="210"/>
+            </w:pPr>
+            <w:r>
+              <w:rPr>
+                <w:rFonts w:ascii="Arial" w:cs="Arial" w:eastAsia="Arial" w:hAnsi="Arial"/>
+                <w:sz w:val="17"/>
+                <w:szCs w:val="17"/>
               </w:rPr>
               <w:t xml:space="preserve">后端离线时 UI 显示绿点"运行中"</w:t>
             </w:r>
@@ -6448,21 +6459,21 @@
             </w:tcBorders>
             <w:shd w:fill="F8F9FA" w:val="clear"/>
             <w:tcMar>
-              <w:top w:type="dxa" w:w="40"/>
-              <w:left w:type="dxa" w:w="80"/>
-              <w:bottom w:type="dxa" w:w="40"/>
-              <w:right w:type="dxa" w:w="80"/>
-            </w:tcMar>
-          </w:tcPr>
-          <w:p>
-            <w:pPr>
-              <w:spacing w:after="0" w:before="0" w:line="200"/>
-            </w:pPr>
-            <w:r>
-              <w:rPr>
-                <w:rFonts w:ascii="Consolas" w:cs="Consolas" w:eastAsia="Consolas" w:hAnsi="Consolas"/>
-                <w:sz w:val="15"/>
-                <w:szCs w:val="15"/>
+              <w:top w:type="dxa" w:w="50"/>
+              <w:left w:type="dxa" w:w="100"/>
+              <w:bottom w:type="dxa" w:w="50"/>
+              <w:right w:type="dxa" w:w="100"/>
+            </w:tcMar>
+          </w:tcPr>
+          <w:p>
+            <w:pPr>
+              <w:spacing w:after="0" w:before="0" w:line="210"/>
+            </w:pPr>
+            <w:r>
+              <w:rPr>
+                <w:rFonts w:ascii="Arial" w:cs="Arial" w:eastAsia="Arial" w:hAnsi="Arial"/>
+                <w:sz w:val="17"/>
+                <w:szCs w:val="17"/>
               </w:rPr>
               <w:t xml:space="preserve">中</w:t>
             </w:r>
@@ -6480,21 +6491,21 @@
               <w:right w:val="single" w:color="BBBBBB" w:sz="1"/>
             </w:tcBorders>
             <w:tcMar>
-              <w:top w:type="dxa" w:w="40"/>
-              <w:left w:type="dxa" w:w="80"/>
-              <w:bottom w:type="dxa" w:w="40"/>
-              <w:right w:type="dxa" w:w="80"/>
-            </w:tcMar>
-          </w:tcPr>
-          <w:p>
-            <w:pPr>
-              <w:spacing w:after="0" w:before="0" w:line="200"/>
-            </w:pPr>
-            <w:r>
-              <w:rPr>
-                <w:rFonts w:ascii="Consolas" w:cs="Consolas" w:eastAsia="Consolas" w:hAnsi="Consolas"/>
-                <w:sz w:val="15"/>
-                <w:szCs w:val="15"/>
+              <w:top w:type="dxa" w:w="50"/>
+              <w:left w:type="dxa" w:w="100"/>
+              <w:bottom w:type="dxa" w:w="50"/>
+              <w:right w:type="dxa" w:w="100"/>
+            </w:tcMar>
+          </w:tcPr>
+          <w:p>
+            <w:pPr>
+              <w:spacing w:after="0" w:before="0" w:line="210"/>
+            </w:pPr>
+            <w:r>
+              <w:rPr>
+                <w:rFonts w:ascii="Arial" w:cs="Arial" w:eastAsia="Arial" w:hAnsi="Arial"/>
+                <w:sz w:val="17"/>
+                <w:szCs w:val="17"/>
               </w:rPr>
               <w:t xml:space="preserve">技能关键词匹配（非语义）</w:t>
             </w:r>
@@ -6510,21 +6521,21 @@
               <w:right w:val="single" w:color="BBBBBB" w:sz="1"/>
             </w:tcBorders>
             <w:tcMar>
-              <w:top w:type="dxa" w:w="40"/>
-              <w:left w:type="dxa" w:w="80"/>
-              <w:bottom w:type="dxa" w:w="40"/>
-              <w:right w:type="dxa" w:w="80"/>
-            </w:tcMar>
-          </w:tcPr>
-          <w:p>
-            <w:pPr>
-              <w:spacing w:after="0" w:before="0" w:line="200"/>
-            </w:pPr>
-            <w:r>
-              <w:rPr>
-                <w:rFonts w:ascii="Consolas" w:cs="Consolas" w:eastAsia="Consolas" w:hAnsi="Consolas"/>
-                <w:sz w:val="15"/>
-                <w:szCs w:val="15"/>
+              <w:top w:type="dxa" w:w="50"/>
+              <w:left w:type="dxa" w:w="100"/>
+              <w:bottom w:type="dxa" w:w="50"/>
+              <w:right w:type="dxa" w:w="100"/>
+            </w:tcMar>
+          </w:tcPr>
+          <w:p>
+            <w:pPr>
+              <w:spacing w:after="0" w:before="0" w:line="210"/>
+            </w:pPr>
+            <w:r>
+              <w:rPr>
+                <w:rFonts w:ascii="Arial" w:cs="Arial" w:eastAsia="Arial" w:hAnsi="Arial"/>
+                <w:sz w:val="17"/>
+                <w:szCs w:val="17"/>
               </w:rPr>
               <w:t xml:space="preserve">模糊需求可能不命中</w:t>
             </w:r>
@@ -6540,21 +6551,21 @@
               <w:right w:val="single" w:color="BBBBBB" w:sz="1"/>
             </w:tcBorders>
             <w:tcMar>
-              <w:top w:type="dxa" w:w="40"/>
-              <w:left w:type="dxa" w:w="80"/>
-              <w:bottom w:type="dxa" w:w="40"/>
-              <w:right w:type="dxa" w:w="80"/>
-            </w:tcMar>
-          </w:tcPr>
-          <w:p>
-            <w:pPr>
-              <w:spacing w:after="0" w:before="0" w:line="200"/>
-            </w:pPr>
-            <w:r>
-              <w:rPr>
-                <w:rFonts w:ascii="Consolas" w:cs="Consolas" w:eastAsia="Consolas" w:hAnsi="Consolas"/>
-                <w:sz w:val="15"/>
-                <w:szCs w:val="15"/>
+              <w:top w:type="dxa" w:w="50"/>
+              <w:left w:type="dxa" w:w="100"/>
+              <w:bottom w:type="dxa" w:w="50"/>
+              <w:right w:type="dxa" w:w="100"/>
+            </w:tcMar>
+          </w:tcPr>
+          <w:p>
+            <w:pPr>
+              <w:spacing w:after="0" w:before="0" w:line="210"/>
+            </w:pPr>
+            <w:r>
+              <w:rPr>
+                <w:rFonts w:ascii="Arial" w:cs="Arial" w:eastAsia="Arial" w:hAnsi="Arial"/>
+                <w:sz w:val="17"/>
+                <w:szCs w:val="17"/>
               </w:rPr>
               <w:t xml:space="preserve">中</w:t>
             </w:r>
@@ -6573,21 +6584,21 @@
             </w:tcBorders>
             <w:shd w:fill="F8F9FA" w:val="clear"/>
             <w:tcMar>
-              <w:top w:type="dxa" w:w="40"/>
-              <w:left w:type="dxa" w:w="80"/>
-              <w:bottom w:type="dxa" w:w="40"/>
-              <w:right w:type="dxa" w:w="80"/>
-            </w:tcMar>
-          </w:tcPr>
-          <w:p>
-            <w:pPr>
-              <w:spacing w:after="0" w:before="0" w:line="200"/>
-            </w:pPr>
-            <w:r>
-              <w:rPr>
-                <w:rFonts w:ascii="Consolas" w:cs="Consolas" w:eastAsia="Consolas" w:hAnsi="Consolas"/>
-                <w:sz w:val="15"/>
-                <w:szCs w:val="15"/>
+              <w:top w:type="dxa" w:w="50"/>
+              <w:left w:type="dxa" w:w="100"/>
+              <w:bottom w:type="dxa" w:w="50"/>
+              <w:right w:type="dxa" w:w="100"/>
+            </w:tcMar>
+          </w:tcPr>
+          <w:p>
+            <w:pPr>
+              <w:spacing w:after="0" w:before="0" w:line="210"/>
+            </w:pPr>
+            <w:r>
+              <w:rPr>
+                <w:rFonts w:ascii="Arial" w:cs="Arial" w:eastAsia="Arial" w:hAnsi="Arial"/>
+                <w:sz w:val="17"/>
+                <w:szCs w:val="17"/>
               </w:rPr>
               <w:t xml:space="preserve">本地嵌入模型（312 MB）未打包</w:t>
             </w:r>
@@ -6604,21 +6615,21 @@
             </w:tcBorders>
             <w:shd w:fill="F8F9FA" w:val="clear"/>
             <w:tcMar>
-              <w:top w:type="dxa" w:w="40"/>
-              <w:left w:type="dxa" w:w="80"/>
-              <w:bottom w:type="dxa" w:w="40"/>
-              <w:right w:type="dxa" w:w="80"/>
-            </w:tcMar>
-          </w:tcPr>
-          <w:p>
-            <w:pPr>
-              <w:spacing w:after="0" w:before="0" w:line="200"/>
-            </w:pPr>
-            <w:r>
-              <w:rPr>
-                <w:rFonts w:ascii="Consolas" w:cs="Consolas" w:eastAsia="Consolas" w:hAnsi="Consolas"/>
-                <w:sz w:val="15"/>
-                <w:szCs w:val="15"/>
+              <w:top w:type="dxa" w:w="50"/>
+              <w:left w:type="dxa" w:w="100"/>
+              <w:bottom w:type="dxa" w:w="50"/>
+              <w:right w:type="dxa" w:w="100"/>
+            </w:tcMar>
+          </w:tcPr>
+          <w:p>
+            <w:pPr>
+              <w:spacing w:after="0" w:before="0" w:line="210"/>
+            </w:pPr>
+            <w:r>
+              <w:rPr>
+                <w:rFonts w:ascii="Arial" w:cs="Arial" w:eastAsia="Arial" w:hAnsi="Arial"/>
+                <w:sz w:val="17"/>
+                <w:szCs w:val="17"/>
               </w:rPr>
               <w:t xml:space="preserve">首次记忆向量化需联网下载 ONNX 模型</w:t>
             </w:r>
@@ -6635,21 +6646,21 @@
             </w:tcBorders>
             <w:shd w:fill="F8F9FA" w:val="clear"/>
             <w:tcMar>
-              <w:top w:type="dxa" w:w="40"/>
-              <w:left w:type="dxa" w:w="80"/>
-              <w:bottom w:type="dxa" w:w="40"/>
-              <w:right w:type="dxa" w:w="80"/>
-            </w:tcMar>
-          </w:tcPr>
-          <w:p>
-            <w:pPr>
-              <w:spacing w:after="0" w:before="0" w:line="200"/>
-            </w:pPr>
-            <w:r>
-              <w:rPr>
-                <w:rFonts w:ascii="Consolas" w:cs="Consolas" w:eastAsia="Consolas" w:hAnsi="Consolas"/>
-                <w:sz w:val="15"/>
-                <w:szCs w:val="15"/>
+              <w:top w:type="dxa" w:w="50"/>
+              <w:left w:type="dxa" w:w="100"/>
+              <w:bottom w:type="dxa" w:w="50"/>
+              <w:right w:type="dxa" w:w="100"/>
+            </w:tcMar>
+          </w:tcPr>
+          <w:p>
+            <w:pPr>
+              <w:spacing w:after="0" w:before="0" w:line="210"/>
+            </w:pPr>
+            <w:r>
+              <w:rPr>
+                <w:rFonts w:ascii="Arial" w:cs="Arial" w:eastAsia="Arial" w:hAnsi="Arial"/>
+                <w:sz w:val="17"/>
+                <w:szCs w:val="17"/>
               </w:rPr>
               <w:t xml:space="preserve">低</w:t>
             </w:r>
@@ -6667,21 +6678,21 @@
               <w:right w:val="single" w:color="BBBBBB" w:sz="1"/>
             </w:tcBorders>
             <w:tcMar>
-              <w:top w:type="dxa" w:w="40"/>
-              <w:left w:type="dxa" w:w="80"/>
-              <w:bottom w:type="dxa" w:w="40"/>
-              <w:right w:type="dxa" w:w="80"/>
-            </w:tcMar>
-          </w:tcPr>
-          <w:p>
-            <w:pPr>
-              <w:spacing w:after="0" w:before="0" w:line="200"/>
-            </w:pPr>
-            <w:r>
-              <w:rPr>
-                <w:rFonts w:ascii="Consolas" w:cs="Consolas" w:eastAsia="Consolas" w:hAnsi="Consolas"/>
-                <w:sz w:val="15"/>
-                <w:szCs w:val="15"/>
+              <w:top w:type="dxa" w:w="50"/>
+              <w:left w:type="dxa" w:w="100"/>
+              <w:bottom w:type="dxa" w:w="50"/>
+              <w:right w:type="dxa" w:w="100"/>
+            </w:tcMar>
+          </w:tcPr>
+          <w:p>
+            <w:pPr>
+              <w:spacing w:after="0" w:before="0" w:line="210"/>
+            </w:pPr>
+            <w:r>
+              <w:rPr>
+                <w:rFonts w:ascii="Arial" w:cs="Arial" w:eastAsia="Arial" w:hAnsi="Arial"/>
+                <w:sz w:val="17"/>
+                <w:szCs w:val="17"/>
               </w:rPr>
               <w:t xml:space="preserve">Piper TTS 未打包</w:t>
             </w:r>
@@ -6697,21 +6708,21 @@
               <w:right w:val="single" w:color="BBBBBB" w:sz="1"/>
             </w:tcBorders>
             <w:tcMar>
-              <w:top w:type="dxa" w:w="40"/>
-              <w:left w:type="dxa" w:w="80"/>
-              <w:bottom w:type="dxa" w:w="40"/>
-              <w:right w:type="dxa" w:w="80"/>
-            </w:tcMar>
-          </w:tcPr>
-          <w:p>
-            <w:pPr>
-              <w:spacing w:after="0" w:before="0" w:line="200"/>
-            </w:pPr>
-            <w:r>
-              <w:rPr>
-                <w:rFonts w:ascii="Consolas" w:cs="Consolas" w:eastAsia="Consolas" w:hAnsi="Consolas"/>
-                <w:sz w:val="15"/>
-                <w:szCs w:val="15"/>
+              <w:top w:type="dxa" w:w="50"/>
+              <w:left w:type="dxa" w:w="100"/>
+              <w:bottom w:type="dxa" w:w="50"/>
+              <w:right w:type="dxa" w:w="100"/>
+            </w:tcMar>
+          </w:tcPr>
+          <w:p>
+            <w:pPr>
+              <w:spacing w:after="0" w:before="0" w:line="210"/>
+            </w:pPr>
+            <w:r>
+              <w:rPr>
+                <w:rFonts w:ascii="Arial" w:cs="Arial" w:eastAsia="Arial" w:hAnsi="Arial"/>
+                <w:sz w:val="17"/>
+                <w:szCs w:val="17"/>
               </w:rPr>
               <w:t xml:space="preserve">自动降级到阿里云/芯云云 TTS</w:t>
             </w:r>
@@ -6727,21 +6738,21 @@
               <w:right w:val="single" w:color="BBBBBB" w:sz="1"/>
             </w:tcBorders>
             <w:tcMar>
-              <w:top w:type="dxa" w:w="40"/>
-              <w:left w:type="dxa" w:w="80"/>
-              <w:bottom w:type="dxa" w:w="40"/>
-              <w:right w:type="dxa" w:w="80"/>
-            </w:tcMar>
-          </w:tcPr>
-          <w:p>
-            <w:pPr>
-              <w:spacing w:after="0" w:before="0" w:line="200"/>
-            </w:pPr>
-            <w:r>
-              <w:rPr>
-                <w:rFonts w:ascii="Consolas" w:cs="Consolas" w:eastAsia="Consolas" w:hAnsi="Consolas"/>
-                <w:sz w:val="15"/>
-                <w:szCs w:val="15"/>
+              <w:top w:type="dxa" w:w="50"/>
+              <w:left w:type="dxa" w:w="100"/>
+              <w:bottom w:type="dxa" w:w="50"/>
+              <w:right w:type="dxa" w:w="100"/>
+            </w:tcMar>
+          </w:tcPr>
+          <w:p>
+            <w:pPr>
+              <w:spacing w:after="0" w:before="0" w:line="210"/>
+            </w:pPr>
+            <w:r>
+              <w:rPr>
+                <w:rFonts w:ascii="Arial" w:cs="Arial" w:eastAsia="Arial" w:hAnsi="Arial"/>
+                <w:sz w:val="17"/>
+                <w:szCs w:val="17"/>
               </w:rPr>
               <w:t xml:space="preserve">低</w:t>
             </w:r>
@@ -6760,21 +6771,21 @@
             </w:tcBorders>
             <w:shd w:fill="F8F9FA" w:val="clear"/>
             <w:tcMar>
-              <w:top w:type="dxa" w:w="40"/>
-              <w:left w:type="dxa" w:w="80"/>
-              <w:bottom w:type="dxa" w:w="40"/>
-              <w:right w:type="dxa" w:w="80"/>
-            </w:tcMar>
-          </w:tcPr>
-          <w:p>
-            <w:pPr>
-              <w:spacing w:after="0" w:before="0" w:line="200"/>
-            </w:pPr>
-            <w:r>
-              <w:rPr>
-                <w:rFonts w:ascii="Consolas" w:cs="Consolas" w:eastAsia="Consolas" w:hAnsi="Consolas"/>
-                <w:sz w:val="15"/>
-                <w:szCs w:val="15"/>
+              <w:top w:type="dxa" w:w="50"/>
+              <w:left w:type="dxa" w:w="100"/>
+              <w:bottom w:type="dxa" w:w="50"/>
+              <w:right w:type="dxa" w:w="100"/>
+            </w:tcMar>
+          </w:tcPr>
+          <w:p>
+            <w:pPr>
+              <w:spacing w:after="0" w:before="0" w:line="210"/>
+            </w:pPr>
+            <w:r>
+              <w:rPr>
+                <w:rFonts w:ascii="Arial" w:cs="Arial" w:eastAsia="Arial" w:hAnsi="Arial"/>
+                <w:sz w:val="17"/>
+                <w:szCs w:val="17"/>
               </w:rPr>
               <w:t xml:space="preserve">无自动更新通道</w:t>
             </w:r>
@@ -6791,21 +6802,21 @@
             </w:tcBorders>
             <w:shd w:fill="F8F9FA" w:val="clear"/>
             <w:tcMar>
-              <w:top w:type="dxa" w:w="40"/>
-              <w:left w:type="dxa" w:w="80"/>
-              <w:bottom w:type="dxa" w:w="40"/>
-              <w:right w:type="dxa" w:w="80"/>
-            </w:tcMar>
-          </w:tcPr>
-          <w:p>
-            <w:pPr>
-              <w:spacing w:after="0" w:before="0" w:line="200"/>
-            </w:pPr>
-            <w:r>
-              <w:rPr>
-                <w:rFonts w:ascii="Consolas" w:cs="Consolas" w:eastAsia="Consolas" w:hAnsi="Consolas"/>
-                <w:sz w:val="15"/>
-                <w:szCs w:val="15"/>
+              <w:top w:type="dxa" w:w="50"/>
+              <w:left w:type="dxa" w:w="100"/>
+              <w:bottom w:type="dxa" w:w="50"/>
+              <w:right w:type="dxa" w:w="100"/>
+            </w:tcMar>
+          </w:tcPr>
+          <w:p>
+            <w:pPr>
+              <w:spacing w:after="0" w:before="0" w:line="210"/>
+            </w:pPr>
+            <w:r>
+              <w:rPr>
+                <w:rFonts w:ascii="Arial" w:cs="Arial" w:eastAsia="Arial" w:hAnsi="Arial"/>
+                <w:sz w:val="17"/>
+                <w:szCs w:val="17"/>
               </w:rPr>
               <w:t xml:space="preserve">新版本需手动下载重新安装</w:t>
             </w:r>
@@ -6822,21 +6833,21 @@
             </w:tcBorders>
             <w:shd w:fill="F8F9FA" w:val="clear"/>
             <w:tcMar>
-              <w:top w:type="dxa" w:w="40"/>
-              <w:left w:type="dxa" w:w="80"/>
-              <w:bottom w:type="dxa" w:w="40"/>
-              <w:right w:type="dxa" w:w="80"/>
-            </w:tcMar>
-          </w:tcPr>
-          <w:p>
-            <w:pPr>
-              <w:spacing w:after="0" w:before="0" w:line="200"/>
-            </w:pPr>
-            <w:r>
-              <w:rPr>
-                <w:rFonts w:ascii="Consolas" w:cs="Consolas" w:eastAsia="Consolas" w:hAnsi="Consolas"/>
-                <w:sz w:val="15"/>
-                <w:szCs w:val="15"/>
+              <w:top w:type="dxa" w:w="50"/>
+              <w:left w:type="dxa" w:w="100"/>
+              <w:bottom w:type="dxa" w:w="50"/>
+              <w:right w:type="dxa" w:w="100"/>
+            </w:tcMar>
+          </w:tcPr>
+          <w:p>
+            <w:pPr>
+              <w:spacing w:after="0" w:before="0" w:line="210"/>
+            </w:pPr>
+            <w:r>
+              <w:rPr>
+                <w:rFonts w:ascii="Arial" w:cs="Arial" w:eastAsia="Arial" w:hAnsi="Arial"/>
+                <w:sz w:val="17"/>
+                <w:szCs w:val="17"/>
               </w:rPr>
               <w:t xml:space="preserve">低</w:t>
             </w:r>
@@ -6854,21 +6865,21 @@
               <w:right w:val="single" w:color="BBBBBB" w:sz="1"/>
             </w:tcBorders>
             <w:tcMar>
-              <w:top w:type="dxa" w:w="40"/>
-              <w:left w:type="dxa" w:w="80"/>
-              <w:bottom w:type="dxa" w:w="40"/>
-              <w:right w:type="dxa" w:w="80"/>
-            </w:tcMar>
-          </w:tcPr>
-          <w:p>
-            <w:pPr>
-              <w:spacing w:after="0" w:before="0" w:line="200"/>
-            </w:pPr>
-            <w:r>
-              <w:rPr>
-                <w:rFonts w:ascii="Consolas" w:cs="Consolas" w:eastAsia="Consolas" w:hAnsi="Consolas"/>
-                <w:sz w:val="15"/>
-                <w:szCs w:val="15"/>
+              <w:top w:type="dxa" w:w="50"/>
+              <w:left w:type="dxa" w:w="100"/>
+              <w:bottom w:type="dxa" w:w="50"/>
+              <w:right w:type="dxa" w:w="100"/>
+            </w:tcMar>
+          </w:tcPr>
+          <w:p>
+            <w:pPr>
+              <w:spacing w:after="0" w:before="0" w:line="210"/>
+            </w:pPr>
+            <w:r>
+              <w:rPr>
+                <w:rFonts w:ascii="Arial" w:cs="Arial" w:eastAsia="Arial" w:hAnsi="Arial"/>
+                <w:sz w:val="17"/>
+                <w:szCs w:val="17"/>
               </w:rPr>
               <w:t xml:space="preserve">启动首轮约 9-14s 延迟</w:t>
             </w:r>
@@ -6884,21 +6895,21 @@
               <w:right w:val="single" w:color="BBBBBB" w:sz="1"/>
             </w:tcBorders>
             <w:tcMar>
-              <w:top w:type="dxa" w:w="40"/>
-              <w:left w:type="dxa" w:w="80"/>
-              <w:bottom w:type="dxa" w:w="40"/>
-              <w:right w:type="dxa" w:w="80"/>
-            </w:tcMar>
-          </w:tcPr>
-          <w:p>
-            <w:pPr>
-              <w:spacing w:after="0" w:before="0" w:line="200"/>
-            </w:pPr>
-            <w:r>
-              <w:rPr>
-                <w:rFonts w:ascii="Consolas" w:cs="Consolas" w:eastAsia="Consolas" w:hAnsi="Consolas"/>
-                <w:sz w:val="15"/>
-                <w:szCs w:val="15"/>
+              <w:top w:type="dxa" w:w="50"/>
+              <w:left w:type="dxa" w:w="100"/>
+              <w:bottom w:type="dxa" w:w="50"/>
+              <w:right w:type="dxa" w:w="100"/>
+            </w:tcMar>
+          </w:tcPr>
+          <w:p>
+            <w:pPr>
+              <w:spacing w:after="0" w:before="0" w:line="210"/>
+            </w:pPr>
+            <w:r>
+              <w:rPr>
+                <w:rFonts w:ascii="Arial" w:cs="Arial" w:eastAsia="Arial" w:hAnsi="Arial"/>
+                <w:sz w:val="17"/>
+                <w:szCs w:val="17"/>
               </w:rPr>
               <w:t xml:space="preserve">系统/桌面/软件扫描在 startAPI() 前完成</w:t>
             </w:r>
@@ -6914,21 +6925,21 @@
               <w:right w:val="single" w:color="BBBBBB" w:sz="1"/>
             </w:tcBorders>
             <w:tcMar>
-              <w:top w:type="dxa" w:w="40"/>
-              <w:left w:type="dxa" w:w="80"/>
-              <w:bottom w:type="dxa" w:w="40"/>
-              <w:right w:type="dxa" w:w="80"/>
-            </w:tcMar>
-          </w:tcPr>
-          <w:p>
-            <w:pPr>
-              <w:spacing w:after="0" w:before="0" w:line="200"/>
-            </w:pPr>
-            <w:r>
-              <w:rPr>
-                <w:rFonts w:ascii="Consolas" w:cs="Consolas" w:eastAsia="Consolas" w:hAnsi="Consolas"/>
-                <w:sz w:val="15"/>
-                <w:szCs w:val="15"/>
+              <w:top w:type="dxa" w:w="50"/>
+              <w:left w:type="dxa" w:w="100"/>
+              <w:bottom w:type="dxa" w:w="50"/>
+              <w:right w:type="dxa" w:w="100"/>
+            </w:tcMar>
+          </w:tcPr>
+          <w:p>
+            <w:pPr>
+              <w:spacing w:after="0" w:before="0" w:line="210"/>
+            </w:pPr>
+            <w:r>
+              <w:rPr>
+                <w:rFonts w:ascii="Arial" w:cs="Arial" w:eastAsia="Arial" w:hAnsi="Arial"/>
+                <w:sz w:val="17"/>
+                <w:szCs w:val="17"/>
               </w:rPr>
               <w:t xml:space="preserve">低</w:t>
             </w:r>
@@ -6939,15 +6950,15 @@
     <w:p>
       <w:pPr>
         <w:pStyle w:val="Heading1"/>
-        <w:spacing w:after="20" w:before="40" w:line="260"/>
+        <w:spacing w:after="80" w:before="200" w:line="300"/>
       </w:pPr>
       <w:r>
         <w:rPr>
           <w:rFonts w:ascii="Arial" w:cs="Arial" w:eastAsia="Arial" w:hAnsi="Arial"/>
           <w:b/>
           <w:bCs/>
-          <w:sz w:val="30"/>
-          <w:szCs w:val="30"/>
+          <w:sz w:val="32"/>
+          <w:szCs w:val="32"/>
         </w:rPr>
         <w:t xml:space="preserve">十、开发与构建</w:t>
       </w:r>
@@ -6955,15 +6966,15 @@
     <w:p>
       <w:pPr>
         <w:pStyle w:val="Heading3"/>
-        <w:spacing w:after="10" w:before="20" w:line="250"/>
+        <w:spacing w:after="40" w:before="120" w:line="260"/>
       </w:pPr>
       <w:r>
         <w:rPr>
           <w:rFonts w:ascii="Arial" w:cs="Arial" w:eastAsia="Arial" w:hAnsi="Arial"/>
           <w:b/>
           <w:bCs/>
-          <w:sz w:val="22"/>
-          <w:szCs w:val="22"/>
+          <w:sz w:val="24"/>
+          <w:szCs w:val="24"/>
         </w:rPr>
         <w:t xml:space="preserve">开发环境要求</w:t>
       </w:r>
@@ -6996,15 +7007,15 @@
             </w:tcBorders>
             <w:shd w:fill="E8ECF0" w:val="clear"/>
             <w:tcMar>
-              <w:top w:type="dxa" w:w="40"/>
-              <w:left w:type="dxa" w:w="80"/>
-              <w:bottom w:type="dxa" w:w="40"/>
-              <w:right w:type="dxa" w:w="80"/>
-            </w:tcMar>
-          </w:tcPr>
-          <w:p>
-            <w:pPr>
-              <w:spacing w:after="0" w:before="0" w:line="200"/>
+              <w:top w:type="dxa" w:w="50"/>
+              <w:left w:type="dxa" w:w="100"/>
+              <w:bottom w:type="dxa" w:w="50"/>
+              <w:right w:type="dxa" w:w="100"/>
+            </w:tcMar>
+          </w:tcPr>
+          <w:p>
+            <w:pPr>
+              <w:spacing w:after="60" w:before="0" w:line="260"/>
             </w:pPr>
             <w:r>
               <w:rPr>
@@ -7029,15 +7040,15 @@
             </w:tcBorders>
             <w:shd w:fill="E8ECF0" w:val="clear"/>
             <w:tcMar>
-              <w:top w:type="dxa" w:w="40"/>
-              <w:left w:type="dxa" w:w="80"/>
-              <w:bottom w:type="dxa" w:w="40"/>
-              <w:right w:type="dxa" w:w="80"/>
-            </w:tcMar>
-          </w:tcPr>
-          <w:p>
-            <w:pPr>
-              <w:spacing w:after="0" w:before="0" w:line="200"/>
+              <w:top w:type="dxa" w:w="50"/>
+              <w:left w:type="dxa" w:w="100"/>
+              <w:bottom w:type="dxa" w:w="50"/>
+              <w:right w:type="dxa" w:w="100"/>
+            </w:tcMar>
+          </w:tcPr>
+          <w:p>
+            <w:pPr>
+              <w:spacing w:after="60" w:before="0" w:line="260"/>
             </w:pPr>
             <w:r>
               <w:rPr>
@@ -7063,21 +7074,21 @@
               <w:right w:val="single" w:color="BBBBBB" w:sz="1"/>
             </w:tcBorders>
             <w:tcMar>
-              <w:top w:type="dxa" w:w="40"/>
-              <w:left w:type="dxa" w:w="80"/>
-              <w:bottom w:type="dxa" w:w="40"/>
-              <w:right w:type="dxa" w:w="80"/>
-            </w:tcMar>
-          </w:tcPr>
-          <w:p>
-            <w:pPr>
-              <w:spacing w:after="0" w:before="0" w:line="200"/>
-            </w:pPr>
-            <w:r>
-              <w:rPr>
-                <w:rFonts w:ascii="Consolas" w:cs="Consolas" w:eastAsia="Consolas" w:hAnsi="Consolas"/>
-                <w:sz w:val="15"/>
-                <w:szCs w:val="15"/>
+              <w:top w:type="dxa" w:w="50"/>
+              <w:left w:type="dxa" w:w="100"/>
+              <w:bottom w:type="dxa" w:w="50"/>
+              <w:right w:type="dxa" w:w="100"/>
+            </w:tcMar>
+          </w:tcPr>
+          <w:p>
+            <w:pPr>
+              <w:spacing w:after="0" w:before="0" w:line="210"/>
+            </w:pPr>
+            <w:r>
+              <w:rPr>
+                <w:rFonts w:ascii="Arial" w:cs="Arial" w:eastAsia="Arial" w:hAnsi="Arial"/>
+                <w:sz w:val="17"/>
+                <w:szCs w:val="17"/>
               </w:rPr>
               <w:t xml:space="preserve">Node.js</w:t>
             </w:r>
@@ -7093,21 +7104,21 @@
               <w:right w:val="single" w:color="BBBBBB" w:sz="1"/>
             </w:tcBorders>
             <w:tcMar>
-              <w:top w:type="dxa" w:w="40"/>
-              <w:left w:type="dxa" w:w="80"/>
-              <w:bottom w:type="dxa" w:w="40"/>
-              <w:right w:type="dxa" w:w="80"/>
-            </w:tcMar>
-          </w:tcPr>
-          <w:p>
-            <w:pPr>
-              <w:spacing w:after="0" w:before="0" w:line="200"/>
-            </w:pPr>
-            <w:r>
-              <w:rPr>
-                <w:rFonts w:ascii="Consolas" w:cs="Consolas" w:eastAsia="Consolas" w:hAnsi="Consolas"/>
-                <w:sz w:val="15"/>
-                <w:szCs w:val="15"/>
+              <w:top w:type="dxa" w:w="50"/>
+              <w:left w:type="dxa" w:w="100"/>
+              <w:bottom w:type="dxa" w:w="50"/>
+              <w:right w:type="dxa" w:w="100"/>
+            </w:tcMar>
+          </w:tcPr>
+          <w:p>
+            <w:pPr>
+              <w:spacing w:after="0" w:before="0" w:line="210"/>
+            </w:pPr>
+            <w:r>
+              <w:rPr>
+                <w:rFonts w:ascii="Arial" w:cs="Arial" w:eastAsia="Arial" w:hAnsi="Arial"/>
+                <w:sz w:val="17"/>
+                <w:szCs w:val="17"/>
               </w:rPr>
               <w:t xml:space="preserve">≥ 22</w:t>
             </w:r>
@@ -7126,21 +7137,21 @@
             </w:tcBorders>
             <w:shd w:fill="F8F9FA" w:val="clear"/>
             <w:tcMar>
-              <w:top w:type="dxa" w:w="40"/>
-              <w:left w:type="dxa" w:w="80"/>
-              <w:bottom w:type="dxa" w:w="40"/>
-              <w:right w:type="dxa" w:w="80"/>
-            </w:tcMar>
-          </w:tcPr>
-          <w:p>
-            <w:pPr>
-              <w:spacing w:after="0" w:before="0" w:line="200"/>
-            </w:pPr>
-            <w:r>
-              <w:rPr>
-                <w:rFonts w:ascii="Consolas" w:cs="Consolas" w:eastAsia="Consolas" w:hAnsi="Consolas"/>
-                <w:sz w:val="15"/>
-                <w:szCs w:val="15"/>
+              <w:top w:type="dxa" w:w="50"/>
+              <w:left w:type="dxa" w:w="100"/>
+              <w:bottom w:type="dxa" w:w="50"/>
+              <w:right w:type="dxa" w:w="100"/>
+            </w:tcMar>
+          </w:tcPr>
+          <w:p>
+            <w:pPr>
+              <w:spacing w:after="0" w:before="0" w:line="210"/>
+            </w:pPr>
+            <w:r>
+              <w:rPr>
+                <w:rFonts w:ascii="Arial" w:cs="Arial" w:eastAsia="Arial" w:hAnsi="Arial"/>
+                <w:sz w:val="17"/>
+                <w:szCs w:val="17"/>
               </w:rPr>
               <w:t xml:space="preserve">Rust</w:t>
             </w:r>
@@ -7157,21 +7168,21 @@
             </w:tcBorders>
             <w:shd w:fill="F8F9FA" w:val="clear"/>
             <w:tcMar>
-              <w:top w:type="dxa" w:w="40"/>
-              <w:left w:type="dxa" w:w="80"/>
-              <w:bottom w:type="dxa" w:w="40"/>
-              <w:right w:type="dxa" w:w="80"/>
-            </w:tcMar>
-          </w:tcPr>
-          <w:p>
-            <w:pPr>
-              <w:spacing w:after="0" w:before="0" w:line="200"/>
-            </w:pPr>
-            <w:r>
-              <w:rPr>
-                <w:rFonts w:ascii="Consolas" w:cs="Consolas" w:eastAsia="Consolas" w:hAnsi="Consolas"/>
-                <w:sz w:val="15"/>
-                <w:szCs w:val="15"/>
+              <w:top w:type="dxa" w:w="50"/>
+              <w:left w:type="dxa" w:w="100"/>
+              <w:bottom w:type="dxa" w:w="50"/>
+              <w:right w:type="dxa" w:w="100"/>
+            </w:tcMar>
+          </w:tcPr>
+          <w:p>
+            <w:pPr>
+              <w:spacing w:after="0" w:before="0" w:line="210"/>
+            </w:pPr>
+            <w:r>
+              <w:rPr>
+                <w:rFonts w:ascii="Arial" w:cs="Arial" w:eastAsia="Arial" w:hAnsi="Arial"/>
+                <w:sz w:val="17"/>
+                <w:szCs w:val="17"/>
               </w:rPr>
               <w:t xml:space="preserve">≥ 1.77.2</w:t>
             </w:r>
@@ -7189,21 +7200,21 @@
               <w:right w:val="single" w:color="BBBBBB" w:sz="1"/>
             </w:tcBorders>
             <w:tcMar>
-              <w:top w:type="dxa" w:w="40"/>
-              <w:left w:type="dxa" w:w="80"/>
-              <w:bottom w:type="dxa" w:w="40"/>
-              <w:right w:type="dxa" w:w="80"/>
-            </w:tcMar>
-          </w:tcPr>
-          <w:p>
-            <w:pPr>
-              <w:spacing w:after="0" w:before="0" w:line="200"/>
-            </w:pPr>
-            <w:r>
-              <w:rPr>
-                <w:rFonts w:ascii="Consolas" w:cs="Consolas" w:eastAsia="Consolas" w:hAnsi="Consolas"/>
-                <w:sz w:val="15"/>
-                <w:szCs w:val="15"/>
+              <w:top w:type="dxa" w:w="50"/>
+              <w:left w:type="dxa" w:w="100"/>
+              <w:bottom w:type="dxa" w:w="50"/>
+              <w:right w:type="dxa" w:w="100"/>
+            </w:tcMar>
+          </w:tcPr>
+          <w:p>
+            <w:pPr>
+              <w:spacing w:after="0" w:before="0" w:line="210"/>
+            </w:pPr>
+            <w:r>
+              <w:rPr>
+                <w:rFonts w:ascii="Arial" w:cs="Arial" w:eastAsia="Arial" w:hAnsi="Arial"/>
+                <w:sz w:val="17"/>
+                <w:szCs w:val="17"/>
               </w:rPr>
               <w:t xml:space="preserve">npm</w:t>
             </w:r>
@@ -7219,21 +7230,21 @@
               <w:right w:val="single" w:color="BBBBBB" w:sz="1"/>
             </w:tcBorders>
             <w:tcMar>
-              <w:top w:type="dxa" w:w="40"/>
-              <w:left w:type="dxa" w:w="80"/>
-              <w:bottom w:type="dxa" w:w="40"/>
-              <w:right w:type="dxa" w:w="80"/>
-            </w:tcMar>
-          </w:tcPr>
-          <w:p>
-            <w:pPr>
-              <w:spacing w:after="0" w:before="0" w:line="200"/>
-            </w:pPr>
-            <w:r>
-              <w:rPr>
-                <w:rFonts w:ascii="Consolas" w:cs="Consolas" w:eastAsia="Consolas" w:hAnsi="Consolas"/>
-                <w:sz w:val="15"/>
-                <w:szCs w:val="15"/>
+              <w:top w:type="dxa" w:w="50"/>
+              <w:left w:type="dxa" w:w="100"/>
+              <w:bottom w:type="dxa" w:w="50"/>
+              <w:right w:type="dxa" w:w="100"/>
+            </w:tcMar>
+          </w:tcPr>
+          <w:p>
+            <w:pPr>
+              <w:spacing w:after="0" w:before="0" w:line="210"/>
+            </w:pPr>
+            <w:r>
+              <w:rPr>
+                <w:rFonts w:ascii="Arial" w:cs="Arial" w:eastAsia="Arial" w:hAnsi="Arial"/>
+                <w:sz w:val="17"/>
+                <w:szCs w:val="17"/>
               </w:rPr>
               <w:t xml:space="preserve">≥ 10</w:t>
             </w:r>
@@ -7241,26 +7252,25 @@
         </w:tc>
       </w:tr>
     </w:tbl>
-    <w:p/>
     <w:p>
       <w:pPr>
         <w:pStyle w:val="Heading3"/>
-        <w:spacing w:after="10" w:before="20" w:line="250"/>
+        <w:spacing w:after="40" w:before="120" w:line="260"/>
       </w:pPr>
       <w:r>
         <w:rPr>
           <w:rFonts w:ascii="Arial" w:cs="Arial" w:eastAsia="Arial" w:hAnsi="Arial"/>
           <w:b/>
           <w:bCs/>
-          <w:sz w:val="22"/>
-          <w:szCs w:val="22"/>
+          <w:sz w:val="24"/>
+          <w:szCs w:val="24"/>
         </w:rPr>
         <w:t xml:space="preserve">开发命令</w:t>
       </w:r>
     </w:p>
     <w:p>
       <w:pPr>
-        <w:spacing w:after="0" w:before="0" w:line="200"/>
+        <w:spacing w:after="0" w:before="0" w:line="210"/>
       </w:pPr>
       <w:r>
         <w:rPr>
@@ -7273,7 +7283,7 @@
     </w:p>
     <w:p>
       <w:pPr>
-        <w:spacing w:after="0" w:before="0" w:line="200"/>
+        <w:spacing w:after="0" w:before="0" w:line="210"/>
       </w:pPr>
       <w:r>
         <w:rPr>
@@ -7286,7 +7296,7 @@
     </w:p>
     <w:p>
       <w:pPr>
-        <w:spacing w:after="0" w:before="0" w:line="200"/>
+        <w:spacing w:after="0" w:before="0" w:line="210"/>
       </w:pPr>
       <w:r>
         <w:rPr>
@@ -7299,7 +7309,7 @@
     </w:p>
     <w:p>
       <w:pPr>
-        <w:spacing w:after="0" w:before="0" w:line="200"/>
+        <w:spacing w:after="0" w:before="0" w:line="210"/>
       </w:pPr>
       <w:r>
         <w:rPr>
@@ -7312,7 +7322,7 @@
     </w:p>
     <w:p>
       <w:pPr>
-        <w:spacing w:after="0" w:before="0" w:line="200"/>
+        <w:spacing w:after="0" w:before="0" w:line="210"/>
       </w:pPr>
       <w:r>
         <w:rPr>
@@ -7325,7 +7335,7 @@
     </w:p>
     <w:p>
       <w:pPr>
-        <w:spacing w:after="0" w:before="0" w:line="200"/>
+        <w:spacing w:after="0" w:before="0" w:line="210"/>
       </w:pPr>
       <w:r>
         <w:rPr>
@@ -7338,7 +7348,7 @@
     </w:p>
     <w:p>
       <w:pPr>
-        <w:spacing w:after="0" w:before="0" w:line="200"/>
+        <w:spacing w:after="0" w:before="0" w:line="210"/>
       </w:pPr>
       <w:r>
         <w:rPr>
@@ -7351,7 +7361,7 @@
     </w:p>
     <w:p>
       <w:pPr>
-        <w:spacing w:after="0" w:before="0" w:line="200"/>
+        <w:spacing w:after="0" w:before="0" w:line="210"/>
       </w:pPr>
       <w:r>
         <w:rPr>
@@ -7364,7 +7374,7 @@
     </w:p>
     <w:p>
       <w:pPr>
-        <w:spacing w:after="0" w:before="0" w:line="200"/>
+        <w:spacing w:after="0" w:before="0" w:line="210"/>
       </w:pPr>
       <w:r>
         <w:rPr>
@@ -7377,7 +7387,7 @@
     </w:p>
     <w:p>
       <w:pPr>
-        <w:spacing w:after="0" w:before="0" w:line="200"/>
+        <w:spacing w:after="0" w:before="0" w:line="210"/>
       </w:pPr>
       <w:r>
         <w:rPr>
@@ -7390,7 +7400,7 @@
     </w:p>
     <w:p>
       <w:pPr>
-        <w:spacing w:after="0" w:before="0" w:line="200"/>
+        <w:spacing w:after="0" w:before="0" w:line="210"/>
       </w:pPr>
       <w:r>
         <w:rPr>
@@ -7403,7 +7413,7 @@
     </w:p>
     <w:p>
       <w:pPr>
-        <w:spacing w:after="0" w:before="0" w:line="200"/>
+        <w:spacing w:after="0" w:before="0" w:line="210"/>
       </w:pPr>
       <w:r>
         <w:rPr>
@@ -7417,22 +7427,22 @@
     <w:p>
       <w:pPr>
         <w:pStyle w:val="Heading3"/>
-        <w:spacing w:after="10" w:before="20" w:line="250"/>
+        <w:spacing w:after="40" w:before="120" w:line="260"/>
       </w:pPr>
       <w:r>
         <w:rPr>
           <w:rFonts w:ascii="Arial" w:cs="Arial" w:eastAsia="Arial" w:hAnsi="Arial"/>
           <w:b/>
           <w:bCs/>
-          <w:sz w:val="22"/>
-          <w:szCs w:val="22"/>
+          <w:sz w:val="24"/>
+          <w:szCs w:val="24"/>
         </w:rPr>
         <w:t xml:space="preserve">构建命令</w:t>
       </w:r>
     </w:p>
     <w:p>
       <w:pPr>
-        <w:spacing w:after="0" w:before="0" w:line="200"/>
+        <w:spacing w:after="0" w:before="0" w:line="210"/>
       </w:pPr>
       <w:r>
         <w:rPr>
@@ -7445,7 +7455,7 @@
     </w:p>
     <w:p>
       <w:pPr>
-        <w:spacing w:after="0" w:before="0" w:line="200"/>
+        <w:spacing w:after="0" w:before="0" w:line="210"/>
       </w:pPr>
       <w:r>
         <w:rPr>
@@ -7458,7 +7468,7 @@
     </w:p>
     <w:p>
       <w:pPr>
-        <w:spacing w:after="0" w:before="0" w:line="200"/>
+        <w:spacing w:after="0" w:before="0" w:line="210"/>
       </w:pPr>
       <w:r>
         <w:rPr>
@@ -7471,7 +7481,7 @@
     </w:p>
     <w:p>
       <w:pPr>
-        <w:spacing w:after="0" w:before="0" w:line="200"/>
+        <w:spacing w:after="0" w:before="0" w:line="210"/>
       </w:pPr>
       <w:r>
         <w:rPr>
@@ -7484,7 +7494,7 @@
     </w:p>
     <w:p>
       <w:pPr>
-        <w:spacing w:after="0" w:before="0" w:line="200"/>
+        <w:spacing w:after="0" w:before="0" w:line="210"/>
       </w:pPr>
       <w:r>
         <w:rPr>
@@ -7497,7 +7507,7 @@
     </w:p>
     <w:p>
       <w:pPr>
-        <w:spacing w:after="40" w:before="0" w:line="250"/>
+        <w:spacing w:after="60" w:before="0" w:line="260"/>
       </w:pPr>
       <w:r>
         <w:rPr>
@@ -7511,22 +7521,23 @@
     <w:p>
       <w:pPr>
         <w:pStyle w:val="Heading3"/>
-        <w:spacing w:after="10" w:before="20" w:line="250"/>
+        <w:spacing w:after="40" w:before="120" w:line="260"/>
       </w:pPr>
       <w:r>
         <w:rPr>
           <w:rFonts w:ascii="Arial" w:cs="Arial" w:eastAsia="Arial" w:hAnsi="Arial"/>
           <w:b/>
           <w:bCs/>
-          <w:sz w:val="22"/>
-          <w:szCs w:val="22"/>
+          <w:sz w:val="24"/>
+          <w:szCs w:val="24"/>
         </w:rPr>
         <w:t xml:space="preserve">打包前检查清单</w:t>
       </w:r>
     </w:p>
     <w:p>
       <w:pPr>
-        <w:spacing w:after="40" w:before="0" w:line="250"/>
+        <w:spacing w:after="30" w:before="0" w:line="250"/>
+        <w:ind w:left="360" w:hanging="180"/>
       </w:pPr>
       <w:r>
         <w:rPr>
@@ -7534,12 +7545,13 @@
           <w:sz w:val="20"/>
           <w:szCs w:val="20"/>
         </w:rPr>
-        <w:t xml:space="preserve">☑ tauri.conf.json resources 映射完整</w:t>
-      </w:r>
-    </w:p>
-    <w:p>
-      <w:pPr>
-        <w:spacing w:after="40" w:before="0" w:line="250"/>
+        <w:t xml:space="preserve">tauri.conf.json resources 映射完整</w:t>
+      </w:r>
+    </w:p>
+    <w:p>
+      <w:pPr>
+        <w:spacing w:after="30" w:before="0" w:line="250"/>
+        <w:ind w:left="360" w:hanging="180"/>
       </w:pPr>
       <w:r>
         <w:rPr>
@@ -7547,12 +7559,13 @@
           <w:sz w:val="20"/>
           <w:szCs w:val="20"/>
         </w:rPr>
-        <w:t xml:space="preserve">☑ api.js CORS 白名单含 tauri.localhost</w:t>
-      </w:r>
-    </w:p>
-    <w:p>
-      <w:pPr>
-        <w:spacing w:after="40" w:before="0" w:line="250"/>
+        <w:t xml:space="preserve">api.js CORS 白名单含 tauri.localhost</w:t>
+      </w:r>
+    </w:p>
+    <w:p>
+      <w:pPr>
+        <w:spacing w:after="30" w:before="0" w:line="250"/>
+        <w:ind w:left="360" w:hanging="180"/>
       </w:pPr>
       <w:r>
         <w:rPr>
@@ -7560,12 +7573,13 @@
           <w:sz w:val="20"/>
           <w:szCs w:val="20"/>
         </w:rPr>
-        <w:t xml:space="preserve">☑ lib.rs 注入 BAILONGMA_USER_DIR + BAILONGMA_RESOURCES_DIR</w:t>
-      </w:r>
-    </w:p>
-    <w:p>
-      <w:pPr>
-        <w:spacing w:after="40" w:before="0" w:line="250"/>
+        <w:t xml:space="preserve">lib.rs 注入 BAILONGMA_USER_DIR + BAILONGMA_RESOURCES_DIR</w:t>
+      </w:r>
+    </w:p>
+    <w:p>
+      <w:pPr>
+        <w:spacing w:after="30" w:before="0" w:line="250"/>
+        <w:ind w:left="360" w:hanging="180"/>
       </w:pPr>
       <w:r>
         <w:rPr>
@@ -7573,12 +7587,13 @@
           <w:sz w:val="20"/>
           <w:szCs w:val="20"/>
         </w:rPr>
-        <w:t xml:space="preserve">☑ .env 未在 resources 映射中（Key 不泄露）</w:t>
-      </w:r>
-    </w:p>
-    <w:p>
-      <w:pPr>
-        <w:spacing w:after="40" w:before="0" w:line="250"/>
+        <w:t xml:space="preserve">.env 未在 resources 映射中（Key 不泄露）</w:t>
+      </w:r>
+    </w:p>
+    <w:p>
+      <w:pPr>
+        <w:spacing w:after="30" w:before="0" w:line="250"/>
+        <w:ind w:left="360" w:hanging="180"/>
       </w:pPr>
       <w:r>
         <w:rPr>
@@ -7586,12 +7601,13 @@
           <w:sz w:val="20"/>
           <w:szCs w:val="20"/>
         </w:rPr>
-        <w:t xml:space="preserve">☑ build/icon.ico 与 apps/src-tauri/icons/icon.ico 一致</w:t>
-      </w:r>
-    </w:p>
-    <w:p>
-      <w:pPr>
-        <w:spacing w:after="40" w:before="0" w:line="250"/>
+        <w:t xml:space="preserve">build/icon.ico 与 apps/src-tauri/icons/icon.ico 一致</w:t>
+      </w:r>
+    </w:p>
+    <w:p>
+      <w:pPr>
+        <w:spacing w:after="30" w:before="0" w:line="250"/>
+        <w:ind w:left="360" w:hanging="180"/>
       </w:pPr>
       <w:r>
         <w:rPr>
@@ -7599,12 +7615,13 @@
           <w:sz w:val="20"/>
           <w:szCs w:val="20"/>
         </w:rPr>
-        <w:t xml:space="preserve">☑ 所有技能 SKILL.md 含 name + description frontmatter</w:t>
-      </w:r>
-    </w:p>
-    <w:p>
-      <w:pPr>
-        <w:spacing w:after="40" w:before="0" w:line="250"/>
+        <w:t xml:space="preserve">所有技能 SKILL.md 含 name + description frontmatter</w:t>
+      </w:r>
+    </w:p>
+    <w:p>
+      <w:pPr>
+        <w:spacing w:after="30" w:before="0" w:line="250"/>
+        <w:ind w:left="360" w:hanging="180"/>
       </w:pPr>
       <w:r>
         <w:rPr>
@@ -7612,28 +7629,28 @@
           <w:sz w:val="20"/>
           <w:szCs w:val="20"/>
         </w:rPr>
-        <w:t xml:space="preserve">☑ TypeScript 编译无错误</w:t>
+        <w:t xml:space="preserve">TypeScript 编译无错误</w:t>
       </w:r>
     </w:p>
     <w:p>
       <w:pPr>
         <w:pStyle w:val="Heading1"/>
-        <w:spacing w:after="20" w:before="40" w:line="260"/>
+        <w:spacing w:after="80" w:before="200" w:line="300"/>
       </w:pPr>
       <w:r>
         <w:rPr>
           <w:rFonts w:ascii="Arial" w:cs="Arial" w:eastAsia="Arial" w:hAnsi="Arial"/>
           <w:b/>
           <w:bCs/>
-          <w:sz w:val="30"/>
-          <w:szCs w:val="30"/>
+          <w:sz w:val="32"/>
+          <w:szCs w:val="32"/>
         </w:rPr>
         <w:t xml:space="preserve">十一、用户首次使用流程</w:t>
       </w:r>
     </w:p>
     <w:p>
       <w:pPr>
-        <w:spacing w:after="0" w:before="0" w:line="200"/>
+        <w:spacing w:after="0" w:before="0" w:line="210"/>
       </w:pPr>
       <w:r>
         <w:rPr>
@@ -7646,7 +7663,7 @@
     </w:p>
     <w:p>
       <w:pPr>
-        <w:spacing w:after="0" w:before="0" w:line="200"/>
+        <w:spacing w:after="0" w:before="0" w:line="210"/>
       </w:pPr>
       <w:r>
         <w:rPr>
@@ -7659,7 +7676,7 @@
     </w:p>
     <w:p>
       <w:pPr>
-        <w:spacing w:after="0" w:before="0" w:line="200"/>
+        <w:spacing w:after="0" w:before="0" w:line="210"/>
       </w:pPr>
       <w:r>
         <w:rPr>
@@ -7672,7 +7689,7 @@
     </w:p>
     <w:p>
       <w:pPr>
-        <w:spacing w:after="0" w:before="0" w:line="200"/>
+        <w:spacing w:after="0" w:before="0" w:line="210"/>
       </w:pPr>
       <w:r>
         <w:rPr>
@@ -7685,7 +7702,7 @@
     </w:p>
     <w:p>
       <w:pPr>
-        <w:spacing w:after="0" w:before="0" w:line="200"/>
+        <w:spacing w:after="0" w:before="0" w:line="210"/>
       </w:pPr>
       <w:r>
         <w:rPr>
@@ -7698,7 +7715,7 @@
     </w:p>
     <w:p>
       <w:pPr>
-        <w:spacing w:after="0" w:before="0" w:line="200"/>
+        <w:spacing w:after="0" w:before="0" w:line="210"/>
       </w:pPr>
       <w:r>
         <w:rPr>
@@ -7711,7 +7728,7 @@
     </w:p>
     <w:p>
       <w:pPr>
-        <w:spacing w:after="0" w:before="0" w:line="200"/>
+        <w:spacing w:after="0" w:before="0" w:line="210"/>
       </w:pPr>
       <w:r>
         <w:rPr>
@@ -7724,7 +7741,7 @@
     </w:p>
     <w:p>
       <w:pPr>
-        <w:spacing w:after="40" w:before="0" w:line="250"/>
+        <w:spacing w:after="60" w:before="0" w:line="260"/>
       </w:pPr>
       <w:r>
         <w:rPr>
@@ -7738,15 +7755,15 @@
     <w:p>
       <w:pPr>
         <w:pStyle w:val="Heading1"/>
-        <w:spacing w:after="20" w:before="40" w:line="260"/>
+        <w:spacing w:after="80" w:before="200" w:line="300"/>
       </w:pPr>
       <w:r>
         <w:rPr>
           <w:rFonts w:ascii="Arial" w:cs="Arial" w:eastAsia="Arial" w:hAnsi="Arial"/>
           <w:b/>
           <w:bCs/>
-          <w:sz w:val="30"/>
-          <w:szCs w:val="30"/>
+          <w:sz w:val="32"/>
+          <w:szCs w:val="32"/>
         </w:rPr>
         <w:t xml:space="preserve">十二、已有修复汇总</w:t>
       </w:r>
@@ -7780,15 +7797,15 @@
             </w:tcBorders>
             <w:shd w:fill="E8ECF0" w:val="clear"/>
             <w:tcMar>
-              <w:top w:type="dxa" w:w="40"/>
-              <w:left w:type="dxa" w:w="80"/>
-              <w:bottom w:type="dxa" w:w="40"/>
-              <w:right w:type="dxa" w:w="80"/>
-            </w:tcMar>
-          </w:tcPr>
-          <w:p>
-            <w:pPr>
-              <w:spacing w:after="0" w:before="0" w:line="200"/>
+              <w:top w:type="dxa" w:w="50"/>
+              <w:left w:type="dxa" w:w="100"/>
+              <w:bottom w:type="dxa" w:w="50"/>
+              <w:right w:type="dxa" w:w="100"/>
+            </w:tcMar>
+          </w:tcPr>
+          <w:p>
+            <w:pPr>
+              <w:spacing w:after="60" w:before="0" w:line="260"/>
             </w:pPr>
             <w:r>
               <w:rPr>
@@ -7813,15 +7830,15 @@
             </w:tcBorders>
             <w:shd w:fill="E8ECF0" w:val="clear"/>
             <w:tcMar>
-              <w:top w:type="dxa" w:w="40"/>
-              <w:left w:type="dxa" w:w="80"/>
-              <w:bottom w:type="dxa" w:w="40"/>
-              <w:right w:type="dxa" w:w="80"/>
-            </w:tcMar>
-          </w:tcPr>
-          <w:p>
-            <w:pPr>
-              <w:spacing w:after="0" w:before="0" w:line="200"/>
+              <w:top w:type="dxa" w:w="50"/>
+              <w:left w:type="dxa" w:w="100"/>
+              <w:bottom w:type="dxa" w:w="50"/>
+              <w:right w:type="dxa" w:w="100"/>
+            </w:tcMar>
+          </w:tcPr>
+          <w:p>
+            <w:pPr>
+              <w:spacing w:after="60" w:before="0" w:line="260"/>
             </w:pPr>
             <w:r>
               <w:rPr>
@@ -7846,15 +7863,15 @@
             </w:tcBorders>
             <w:shd w:fill="E8ECF0" w:val="clear"/>
             <w:tcMar>
-              <w:top w:type="dxa" w:w="40"/>
-              <w:left w:type="dxa" w:w="80"/>
-              <w:bottom w:type="dxa" w:w="40"/>
-              <w:right w:type="dxa" w:w="80"/>
-            </w:tcMar>
-          </w:tcPr>
-          <w:p>
-            <w:pPr>
-              <w:spacing w:after="0" w:before="0" w:line="200"/>
+              <w:top w:type="dxa" w:w="50"/>
+              <w:left w:type="dxa" w:w="100"/>
+              <w:bottom w:type="dxa" w:w="50"/>
+              <w:right w:type="dxa" w:w="100"/>
+            </w:tcMar>
+          </w:tcPr>
+          <w:p>
+            <w:pPr>
+              <w:spacing w:after="60" w:before="0" w:line="260"/>
             </w:pPr>
             <w:r>
               <w:rPr>
@@ -7880,21 +7897,21 @@
               <w:right w:val="single" w:color="BBBBBB" w:sz="1"/>
             </w:tcBorders>
             <w:tcMar>
-              <w:top w:type="dxa" w:w="40"/>
-              <w:left w:type="dxa" w:w="80"/>
-              <w:bottom w:type="dxa" w:w="40"/>
-              <w:right w:type="dxa" w:w="80"/>
-            </w:tcMar>
-          </w:tcPr>
-          <w:p>
-            <w:pPr>
-              <w:spacing w:after="0" w:before="0" w:line="200"/>
-            </w:pPr>
-            <w:r>
-              <w:rPr>
-                <w:rFonts w:ascii="Consolas" w:cs="Consolas" w:eastAsia="Consolas" w:hAnsi="Consolas"/>
-                <w:sz w:val="15"/>
-                <w:szCs w:val="15"/>
+              <w:top w:type="dxa" w:w="50"/>
+              <w:left w:type="dxa" w:w="100"/>
+              <w:bottom w:type="dxa" w:w="50"/>
+              <w:right w:type="dxa" w:w="100"/>
+            </w:tcMar>
+          </w:tcPr>
+          <w:p>
+            <w:pPr>
+              <w:spacing w:after="0" w:before="0" w:line="210"/>
+            </w:pPr>
+            <w:r>
+              <w:rPr>
+                <w:rFonts w:ascii="Arial" w:cs="Arial" w:eastAsia="Arial" w:hAnsi="Arial"/>
+                <w:sz w:val="17"/>
+                <w:szCs w:val="17"/>
               </w:rPr>
               <w:t xml:space="preserve">1</w:t>
             </w:r>
@@ -7910,21 +7927,21 @@
               <w:right w:val="single" w:color="BBBBBB" w:sz="1"/>
             </w:tcBorders>
             <w:tcMar>
-              <w:top w:type="dxa" w:w="40"/>
-              <w:left w:type="dxa" w:w="80"/>
-              <w:bottom w:type="dxa" w:w="40"/>
-              <w:right w:type="dxa" w:w="80"/>
-            </w:tcMar>
-          </w:tcPr>
-          <w:p>
-            <w:pPr>
-              <w:spacing w:after="0" w:before="0" w:line="200"/>
-            </w:pPr>
-            <w:r>
-              <w:rPr>
-                <w:rFonts w:ascii="Consolas" w:cs="Consolas" w:eastAsia="Consolas" w:hAnsi="Consolas"/>
-                <w:sz w:val="15"/>
-                <w:szCs w:val="15"/>
+              <w:top w:type="dxa" w:w="50"/>
+              <w:left w:type="dxa" w:w="100"/>
+              <w:bottom w:type="dxa" w:w="50"/>
+              <w:right w:type="dxa" w:w="100"/>
+            </w:tcMar>
+          </w:tcPr>
+          <w:p>
+            <w:pPr>
+              <w:spacing w:after="0" w:before="0" w:line="210"/>
+            </w:pPr>
+            <w:r>
+              <w:rPr>
+                <w:rFonts w:ascii="Arial" w:cs="Arial" w:eastAsia="Arial" w:hAnsi="Arial"/>
+                <w:sz w:val="17"/>
+                <w:szCs w:val="17"/>
               </w:rPr>
               <w:t xml:space="preserve">node_modules 未打包 → 后端启动崩溃</w:t>
             </w:r>
@@ -7940,21 +7957,21 @@
               <w:right w:val="single" w:color="BBBBBB" w:sz="1"/>
             </w:tcBorders>
             <w:tcMar>
-              <w:top w:type="dxa" w:w="40"/>
-              <w:left w:type="dxa" w:w="80"/>
-              <w:bottom w:type="dxa" w:w="40"/>
-              <w:right w:type="dxa" w:w="80"/>
-            </w:tcMar>
-          </w:tcPr>
-          <w:p>
-            <w:pPr>
-              <w:spacing w:after="0" w:before="0" w:line="200"/>
-            </w:pPr>
-            <w:r>
-              <w:rPr>
-                <w:rFonts w:ascii="Consolas" w:cs="Consolas" w:eastAsia="Consolas" w:hAnsi="Consolas"/>
-                <w:sz w:val="15"/>
-                <w:szCs w:val="15"/>
+              <w:top w:type="dxa" w:w="50"/>
+              <w:left w:type="dxa" w:w="100"/>
+              <w:bottom w:type="dxa" w:w="50"/>
+              <w:right w:type="dxa" w:w="100"/>
+            </w:tcMar>
+          </w:tcPr>
+          <w:p>
+            <w:pPr>
+              <w:spacing w:after="0" w:before="0" w:line="210"/>
+            </w:pPr>
+            <w:r>
+              <w:rPr>
+                <w:rFonts w:ascii="Arial" w:cs="Arial" w:eastAsia="Arial" w:hAnsi="Arial"/>
+                <w:sz w:val="17"/>
+                <w:szCs w:val="17"/>
               </w:rPr>
               <w:t xml:space="preserve">tauri.conf.json</w:t>
             </w:r>
@@ -7973,21 +7990,21 @@
             </w:tcBorders>
             <w:shd w:fill="F8F9FA" w:val="clear"/>
             <w:tcMar>
-              <w:top w:type="dxa" w:w="40"/>
-              <w:left w:type="dxa" w:w="80"/>
-              <w:bottom w:type="dxa" w:w="40"/>
-              <w:right w:type="dxa" w:w="80"/>
-            </w:tcMar>
-          </w:tcPr>
-          <w:p>
-            <w:pPr>
-              <w:spacing w:after="0" w:before="0" w:line="200"/>
-            </w:pPr>
-            <w:r>
-              <w:rPr>
-                <w:rFonts w:ascii="Consolas" w:cs="Consolas" w:eastAsia="Consolas" w:hAnsi="Consolas"/>
-                <w:sz w:val="15"/>
-                <w:szCs w:val="15"/>
+              <w:top w:type="dxa" w:w="50"/>
+              <w:left w:type="dxa" w:w="100"/>
+              <w:bottom w:type="dxa" w:w="50"/>
+              <w:right w:type="dxa" w:w="100"/>
+            </w:tcMar>
+          </w:tcPr>
+          <w:p>
+            <w:pPr>
+              <w:spacing w:after="0" w:before="0" w:line="210"/>
+            </w:pPr>
+            <w:r>
+              <w:rPr>
+                <w:rFonts w:ascii="Arial" w:cs="Arial" w:eastAsia="Arial" w:hAnsi="Arial"/>
+                <w:sz w:val="17"/>
+                <w:szCs w:val="17"/>
               </w:rPr>
               <w:t xml:space="preserve">2</w:t>
             </w:r>
@@ -8004,21 +8021,21 @@
             </w:tcBorders>
             <w:shd w:fill="F8F9FA" w:val="clear"/>
             <w:tcMar>
-              <w:top w:type="dxa" w:w="40"/>
-              <w:left w:type="dxa" w:w="80"/>
-              <w:bottom w:type="dxa" w:w="40"/>
-              <w:right w:type="dxa" w:w="80"/>
-            </w:tcMar>
-          </w:tcPr>
-          <w:p>
-            <w:pPr>
-              <w:spacing w:after="0" w:before="0" w:line="200"/>
-            </w:pPr>
-            <w:r>
-              <w:rPr>
-                <w:rFonts w:ascii="Consolas" w:cs="Consolas" w:eastAsia="Consolas" w:hAnsi="Consolas"/>
-                <w:sz w:val="15"/>
-                <w:szCs w:val="15"/>
+              <w:top w:type="dxa" w:w="50"/>
+              <w:left w:type="dxa" w:w="100"/>
+              <w:bottom w:type="dxa" w:w="50"/>
+              <w:right w:type="dxa" w:w="100"/>
+            </w:tcMar>
+          </w:tcPr>
+          <w:p>
+            <w:pPr>
+              <w:spacing w:after="0" w:before="0" w:line="210"/>
+            </w:pPr>
+            <w:r>
+              <w:rPr>
+                <w:rFonts w:ascii="Arial" w:cs="Arial" w:eastAsia="Arial" w:hAnsi="Arial"/>
+                <w:sz w:val="17"/>
+                <w:szCs w:val="17"/>
               </w:rPr>
               <w:t xml:space="preserve">scripts/seed-memories.js 未打包 → 首次启动必崩</w:t>
             </w:r>
@@ -8035,21 +8052,21 @@
             </w:tcBorders>
             <w:shd w:fill="F8F9FA" w:val="clear"/>
             <w:tcMar>
-              <w:top w:type="dxa" w:w="40"/>
-              <w:left w:type="dxa" w:w="80"/>
-              <w:bottom w:type="dxa" w:w="40"/>
-              <w:right w:type="dxa" w:w="80"/>
-            </w:tcMar>
-          </w:tcPr>
-          <w:p>
-            <w:pPr>
-              <w:spacing w:after="0" w:before="0" w:line="200"/>
-            </w:pPr>
-            <w:r>
-              <w:rPr>
-                <w:rFonts w:ascii="Consolas" w:cs="Consolas" w:eastAsia="Consolas" w:hAnsi="Consolas"/>
-                <w:sz w:val="15"/>
-                <w:szCs w:val="15"/>
+              <w:top w:type="dxa" w:w="50"/>
+              <w:left w:type="dxa" w:w="100"/>
+              <w:bottom w:type="dxa" w:w="50"/>
+              <w:right w:type="dxa" w:w="100"/>
+            </w:tcMar>
+          </w:tcPr>
+          <w:p>
+            <w:pPr>
+              <w:spacing w:after="0" w:before="0" w:line="210"/>
+            </w:pPr>
+            <w:r>
+              <w:rPr>
+                <w:rFonts w:ascii="Arial" w:cs="Arial" w:eastAsia="Arial" w:hAnsi="Arial"/>
+                <w:sz w:val="17"/>
+                <w:szCs w:val="17"/>
               </w:rPr>
               <w:t xml:space="preserve">tauri.conf.json</w:t>
             </w:r>
@@ -8067,21 +8084,21 @@
               <w:right w:val="single" w:color="BBBBBB" w:sz="1"/>
             </w:tcBorders>
             <w:tcMar>
-              <w:top w:type="dxa" w:w="40"/>
-              <w:left w:type="dxa" w:w="80"/>
-              <w:bottom w:type="dxa" w:w="40"/>
-              <w:right w:type="dxa" w:w="80"/>
-            </w:tcMar>
-          </w:tcPr>
-          <w:p>
-            <w:pPr>
-              <w:spacing w:after="0" w:before="0" w:line="200"/>
-            </w:pPr>
-            <w:r>
-              <w:rPr>
-                <w:rFonts w:ascii="Consolas" w:cs="Consolas" w:eastAsia="Consolas" w:hAnsi="Consolas"/>
-                <w:sz w:val="15"/>
-                <w:szCs w:val="15"/>
+              <w:top w:type="dxa" w:w="50"/>
+              <w:left w:type="dxa" w:w="100"/>
+              <w:bottom w:type="dxa" w:w="50"/>
+              <w:right w:type="dxa" w:w="100"/>
+            </w:tcMar>
+          </w:tcPr>
+          <w:p>
+            <w:pPr>
+              <w:spacing w:after="0" w:before="0" w:line="210"/>
+            </w:pPr>
+            <w:r>
+              <w:rPr>
+                <w:rFonts w:ascii="Arial" w:cs="Arial" w:eastAsia="Arial" w:hAnsi="Arial"/>
+                <w:sz w:val="17"/>
+                <w:szCs w:val="17"/>
               </w:rPr>
               <w:t xml:space="preserve">3</w:t>
             </w:r>
@@ -8097,21 +8114,21 @@
               <w:right w:val="single" w:color="BBBBBB" w:sz="1"/>
             </w:tcBorders>
             <w:tcMar>
-              <w:top w:type="dxa" w:w="40"/>
-              <w:left w:type="dxa" w:w="80"/>
-              <w:bottom w:type="dxa" w:w="40"/>
-              <w:right w:type="dxa" w:w="80"/>
-            </w:tcMar>
-          </w:tcPr>
-          <w:p>
-            <w:pPr>
-              <w:spacing w:after="0" w:before="0" w:line="200"/>
-            </w:pPr>
-            <w:r>
-              <w:rPr>
-                <w:rFonts w:ascii="Consolas" w:cs="Consolas" w:eastAsia="Consolas" w:hAnsi="Consolas"/>
-                <w:sz w:val="15"/>
-                <w:szCs w:val="15"/>
+              <w:top w:type="dxa" w:w="50"/>
+              <w:left w:type="dxa" w:w="100"/>
+              <w:bottom w:type="dxa" w:w="50"/>
+              <w:right w:type="dxa" w:w="100"/>
+            </w:tcMar>
+          </w:tcPr>
+          <w:p>
+            <w:pPr>
+              <w:spacing w:after="0" w:before="0" w:line="210"/>
+            </w:pPr>
+            <w:r>
+              <w:rPr>
+                <w:rFonts w:ascii="Arial" w:cs="Arial" w:eastAsia="Arial" w:hAnsi="Arial"/>
+                <w:sz w:val="17"/>
+                <w:szCs w:val="17"/>
               </w:rPr>
               <w:t xml:space="preserve">CORS tauri.localhost 被 403</w:t>
             </w:r>
@@ -8127,21 +8144,21 @@
               <w:right w:val="single" w:color="BBBBBB" w:sz="1"/>
             </w:tcBorders>
             <w:tcMar>
-              <w:top w:type="dxa" w:w="40"/>
-              <w:left w:type="dxa" w:w="80"/>
-              <w:bottom w:type="dxa" w:w="40"/>
-              <w:right w:type="dxa" w:w="80"/>
-            </w:tcMar>
-          </w:tcPr>
-          <w:p>
-            <w:pPr>
-              <w:spacing w:after="0" w:before="0" w:line="200"/>
-            </w:pPr>
-            <w:r>
-              <w:rPr>
-                <w:rFonts w:ascii="Consolas" w:cs="Consolas" w:eastAsia="Consolas" w:hAnsi="Consolas"/>
-                <w:sz w:val="15"/>
-                <w:szCs w:val="15"/>
+              <w:top w:type="dxa" w:w="50"/>
+              <w:left w:type="dxa" w:w="100"/>
+              <w:bottom w:type="dxa" w:w="50"/>
+              <w:right w:type="dxa" w:w="100"/>
+            </w:tcMar>
+          </w:tcPr>
+          <w:p>
+            <w:pPr>
+              <w:spacing w:after="0" w:before="0" w:line="210"/>
+            </w:pPr>
+            <w:r>
+              <w:rPr>
+                <w:rFonts w:ascii="Arial" w:cs="Arial" w:eastAsia="Arial" w:hAnsi="Arial"/>
+                <w:sz w:val="17"/>
+                <w:szCs w:val="17"/>
               </w:rPr>
               <w:t xml:space="preserve">src/api.js</w:t>
             </w:r>
@@ -8160,21 +8177,21 @@
             </w:tcBorders>
             <w:shd w:fill="F8F9FA" w:val="clear"/>
             <w:tcMar>
-              <w:top w:type="dxa" w:w="40"/>
-              <w:left w:type="dxa" w:w="80"/>
-              <w:bottom w:type="dxa" w:w="40"/>
-              <w:right w:type="dxa" w:w="80"/>
-            </w:tcMar>
-          </w:tcPr>
-          <w:p>
-            <w:pPr>
-              <w:spacing w:after="0" w:before="0" w:line="200"/>
-            </w:pPr>
-            <w:r>
-              <w:rPr>
-                <w:rFonts w:ascii="Consolas" w:cs="Consolas" w:eastAsia="Consolas" w:hAnsi="Consolas"/>
-                <w:sz w:val="15"/>
-                <w:szCs w:val="15"/>
+              <w:top w:type="dxa" w:w="50"/>
+              <w:left w:type="dxa" w:w="100"/>
+              <w:bottom w:type="dxa" w:w="50"/>
+              <w:right w:type="dxa" w:w="100"/>
+            </w:tcMar>
+          </w:tcPr>
+          <w:p>
+            <w:pPr>
+              <w:spacing w:after="0" w:before="0" w:line="210"/>
+            </w:pPr>
+            <w:r>
+              <w:rPr>
+                <w:rFonts w:ascii="Arial" w:cs="Arial" w:eastAsia="Arial" w:hAnsi="Arial"/>
+                <w:sz w:val="17"/>
+                <w:szCs w:val="17"/>
               </w:rPr>
               <w:t xml:space="preserve">4</w:t>
             </w:r>
@@ -8191,21 +8208,21 @@
             </w:tcBorders>
             <w:shd w:fill="F8F9FA" w:val="clear"/>
             <w:tcMar>
-              <w:top w:type="dxa" w:w="40"/>
-              <w:left w:type="dxa" w:w="80"/>
-              <w:bottom w:type="dxa" w:w="40"/>
-              <w:right w:type="dxa" w:w="80"/>
-            </w:tcMar>
-          </w:tcPr>
-          <w:p>
-            <w:pPr>
-              <w:spacing w:after="0" w:before="0" w:line="200"/>
-            </w:pPr>
-            <w:r>
-              <w:rPr>
-                <w:rFonts w:ascii="Consolas" w:cs="Consolas" w:eastAsia="Consolas" w:hAnsi="Consolas"/>
-                <w:sz w:val="15"/>
-                <w:szCs w:val="15"/>
+              <w:top w:type="dxa" w:w="50"/>
+              <w:left w:type="dxa" w:w="100"/>
+              <w:bottom w:type="dxa" w:w="50"/>
+              <w:right w:type="dxa" w:w="100"/>
+            </w:tcMar>
+          </w:tcPr>
+          <w:p>
+            <w:pPr>
+              <w:spacing w:after="0" w:before="0" w:line="210"/>
+            </w:pPr>
+            <w:r>
+              <w:rPr>
+                <w:rFonts w:ascii="Arial" w:cs="Arial" w:eastAsia="Arial" w:hAnsi="Arial"/>
+                <w:sz w:val="17"/>
+                <w:szCs w:val="17"/>
               </w:rPr>
               <w:t xml:space="preserve">数据目录写权限（Program Files 只读）</w:t>
             </w:r>
@@ -8222,21 +8239,21 @@
             </w:tcBorders>
             <w:shd w:fill="F8F9FA" w:val="clear"/>
             <w:tcMar>
-              <w:top w:type="dxa" w:w="40"/>
-              <w:left w:type="dxa" w:w="80"/>
-              <w:bottom w:type="dxa" w:w="40"/>
-              <w:right w:type="dxa" w:w="80"/>
-            </w:tcMar>
-          </w:tcPr>
-          <w:p>
-            <w:pPr>
-              <w:spacing w:after="0" w:before="0" w:line="200"/>
-            </w:pPr>
-            <w:r>
-              <w:rPr>
-                <w:rFonts w:ascii="Consolas" w:cs="Consolas" w:eastAsia="Consolas" w:hAnsi="Consolas"/>
-                <w:sz w:val="15"/>
-                <w:szCs w:val="15"/>
+              <w:top w:type="dxa" w:w="50"/>
+              <w:left w:type="dxa" w:w="100"/>
+              <w:bottom w:type="dxa" w:w="50"/>
+              <w:right w:type="dxa" w:w="100"/>
+            </w:tcMar>
+          </w:tcPr>
+          <w:p>
+            <w:pPr>
+              <w:spacing w:after="0" w:before="0" w:line="210"/>
+            </w:pPr>
+            <w:r>
+              <w:rPr>
+                <w:rFonts w:ascii="Arial" w:cs="Arial" w:eastAsia="Arial" w:hAnsi="Arial"/>
+                <w:sz w:val="17"/>
+                <w:szCs w:val="17"/>
               </w:rPr>
               <w:t xml:space="preserve">lib.rs → BAILONGMA_USER_DIR</w:t>
             </w:r>
@@ -8254,21 +8271,21 @@
               <w:right w:val="single" w:color="BBBBBB" w:sz="1"/>
             </w:tcBorders>
             <w:tcMar>
-              <w:top w:type="dxa" w:w="40"/>
-              <w:left w:type="dxa" w:w="80"/>
-              <w:bottom w:type="dxa" w:w="40"/>
-              <w:right w:type="dxa" w:w="80"/>
-            </w:tcMar>
-          </w:tcPr>
-          <w:p>
-            <w:pPr>
-              <w:spacing w:after="0" w:before="0" w:line="200"/>
-            </w:pPr>
-            <w:r>
-              <w:rPr>
-                <w:rFonts w:ascii="Consolas" w:cs="Consolas" w:eastAsia="Consolas" w:hAnsi="Consolas"/>
-                <w:sz w:val="15"/>
-                <w:szCs w:val="15"/>
+              <w:top w:type="dxa" w:w="50"/>
+              <w:left w:type="dxa" w:w="100"/>
+              <w:bottom w:type="dxa" w:w="50"/>
+              <w:right w:type="dxa" w:w="100"/>
+            </w:tcMar>
+          </w:tcPr>
+          <w:p>
+            <w:pPr>
+              <w:spacing w:after="0" w:before="0" w:line="210"/>
+            </w:pPr>
+            <w:r>
+              <w:rPr>
+                <w:rFonts w:ascii="Arial" w:cs="Arial" w:eastAsia="Arial" w:hAnsi="Arial"/>
+                <w:sz w:val="17"/>
+                <w:szCs w:val="17"/>
               </w:rPr>
               <w:t xml:space="preserve">5</w:t>
             </w:r>
@@ -8284,21 +8301,21 @@
               <w:right w:val="single" w:color="BBBBBB" w:sz="1"/>
             </w:tcBorders>
             <w:tcMar>
-              <w:top w:type="dxa" w:w="40"/>
-              <w:left w:type="dxa" w:w="80"/>
-              <w:bottom w:type="dxa" w:w="40"/>
-              <w:right w:type="dxa" w:w="80"/>
-            </w:tcMar>
-          </w:tcPr>
-          <w:p>
-            <w:pPr>
-              <w:spacing w:after="0" w:before="0" w:line="200"/>
-            </w:pPr>
-            <w:r>
-              <w:rPr>
-                <w:rFonts w:ascii="Consolas" w:cs="Consolas" w:eastAsia="Consolas" w:hAnsi="Consolas"/>
-                <w:sz w:val="15"/>
-                <w:szCs w:val="15"/>
+              <w:top w:type="dxa" w:w="50"/>
+              <w:left w:type="dxa" w:w="100"/>
+              <w:bottom w:type="dxa" w:w="50"/>
+              <w:right w:type="dxa" w:w="100"/>
+            </w:tcMar>
+          </w:tcPr>
+          <w:p>
+            <w:pPr>
+              <w:spacing w:after="0" w:before="0" w:line="210"/>
+            </w:pPr>
+            <w:r>
+              <w:rPr>
+                <w:rFonts w:ascii="Arial" w:cs="Arial" w:eastAsia="Arial" w:hAnsi="Arial"/>
+                <w:sz w:val="17"/>
+                <w:szCs w:val="17"/>
               </w:rPr>
               <w:t xml:space="preserve">.env 空文件导致 Node v24 硬错误</w:t>
             </w:r>
@@ -8314,21 +8331,21 @@
               <w:right w:val="single" w:color="BBBBBB" w:sz="1"/>
             </w:tcBorders>
             <w:tcMar>
-              <w:top w:type="dxa" w:w="40"/>
-              <w:left w:type="dxa" w:w="80"/>
-              <w:bottom w:type="dxa" w:w="40"/>
-              <w:right w:type="dxa" w:w="80"/>
-            </w:tcMar>
-          </w:tcPr>
-          <w:p>
-            <w:pPr>
-              <w:spacing w:after="0" w:before="0" w:line="200"/>
-            </w:pPr>
-            <w:r>
-              <w:rPr>
-                <w:rFonts w:ascii="Consolas" w:cs="Consolas" w:eastAsia="Consolas" w:hAnsi="Consolas"/>
-                <w:sz w:val="15"/>
-                <w:szCs w:val="15"/>
+              <w:top w:type="dxa" w:w="50"/>
+              <w:left w:type="dxa" w:w="100"/>
+              <w:bottom w:type="dxa" w:w="50"/>
+              <w:right w:type="dxa" w:w="100"/>
+            </w:tcMar>
+          </w:tcPr>
+          <w:p>
+            <w:pPr>
+              <w:spacing w:after="0" w:before="0" w:line="210"/>
+            </w:pPr>
+            <w:r>
+              <w:rPr>
+                <w:rFonts w:ascii="Arial" w:cs="Arial" w:eastAsia="Arial" w:hAnsi="Arial"/>
+                <w:sz w:val="17"/>
+                <w:szCs w:val="17"/>
               </w:rPr>
               <w:t xml:space="preserve">lib.rs 非空检查</w:t>
             </w:r>
@@ -8347,21 +8364,21 @@
             </w:tcBorders>
             <w:shd w:fill="F8F9FA" w:val="clear"/>
             <w:tcMar>
-              <w:top w:type="dxa" w:w="40"/>
-              <w:left w:type="dxa" w:w="80"/>
-              <w:bottom w:type="dxa" w:w="40"/>
-              <w:right w:type="dxa" w:w="80"/>
-            </w:tcMar>
-          </w:tcPr>
-          <w:p>
-            <w:pPr>
-              <w:spacing w:after="0" w:before="0" w:line="200"/>
-            </w:pPr>
-            <w:r>
-              <w:rPr>
-                <w:rFonts w:ascii="Consolas" w:cs="Consolas" w:eastAsia="Consolas" w:hAnsi="Consolas"/>
-                <w:sz w:val="15"/>
-                <w:szCs w:val="15"/>
+              <w:top w:type="dxa" w:w="50"/>
+              <w:left w:type="dxa" w:w="100"/>
+              <w:bottom w:type="dxa" w:w="50"/>
+              <w:right w:type="dxa" w:w="100"/>
+            </w:tcMar>
+          </w:tcPr>
+          <w:p>
+            <w:pPr>
+              <w:spacing w:after="0" w:before="0" w:line="210"/>
+            </w:pPr>
+            <w:r>
+              <w:rPr>
+                <w:rFonts w:ascii="Arial" w:cs="Arial" w:eastAsia="Arial" w:hAnsi="Arial"/>
+                <w:sz w:val="17"/>
+                <w:szCs w:val="17"/>
               </w:rPr>
               <w:t xml:space="preserve">6</w:t>
             </w:r>
@@ -8378,21 +8395,21 @@
             </w:tcBorders>
             <w:shd w:fill="F8F9FA" w:val="clear"/>
             <w:tcMar>
-              <w:top w:type="dxa" w:w="40"/>
-              <w:left w:type="dxa" w:w="80"/>
-              <w:bottom w:type="dxa" w:w="40"/>
-              <w:right w:type="dxa" w:w="80"/>
-            </w:tcMar>
-          </w:tcPr>
-          <w:p>
-            <w:pPr>
-              <w:spacing w:after="0" w:before="0" w:line="200"/>
-            </w:pPr>
-            <w:r>
-              <w:rPr>
-                <w:rFonts w:ascii="Consolas" w:cs="Consolas" w:eastAsia="Consolas" w:hAnsi="Consolas"/>
-                <w:sz w:val="15"/>
-                <w:szCs w:val="15"/>
+              <w:top w:type="dxa" w:w="50"/>
+              <w:left w:type="dxa" w:w="100"/>
+              <w:bottom w:type="dxa" w:w="50"/>
+              <w:right w:type="dxa" w:w="100"/>
+            </w:tcMar>
+          </w:tcPr>
+          <w:p>
+            <w:pPr>
+              <w:spacing w:after="0" w:before="0" w:line="210"/>
+            </w:pPr>
+            <w:r>
+              <w:rPr>
+                <w:rFonts w:ascii="Arial" w:cs="Arial" w:eastAsia="Arial" w:hAnsi="Arial"/>
+                <w:sz w:val="17"/>
+                <w:szCs w:val="17"/>
               </w:rPr>
               <w:t xml:space="preserve">启动慢导致激活误报</w:t>
             </w:r>
@@ -8409,21 +8426,21 @@
             </w:tcBorders>
             <w:shd w:fill="F8F9FA" w:val="clear"/>
             <w:tcMar>
-              <w:top w:type="dxa" w:w="40"/>
-              <w:left w:type="dxa" w:w="80"/>
-              <w:bottom w:type="dxa" w:w="40"/>
-              <w:right w:type="dxa" w:w="80"/>
-            </w:tcMar>
-          </w:tcPr>
-          <w:p>
-            <w:pPr>
-              <w:spacing w:after="0" w:before="0" w:line="200"/>
-            </w:pPr>
-            <w:r>
-              <w:rPr>
-                <w:rFonts w:ascii="Consolas" w:cs="Consolas" w:eastAsia="Consolas" w:hAnsi="Consolas"/>
-                <w:sz w:val="15"/>
-                <w:szCs w:val="15"/>
+              <w:top w:type="dxa" w:w="50"/>
+              <w:left w:type="dxa" w:w="100"/>
+              <w:bottom w:type="dxa" w:w="50"/>
+              <w:right w:type="dxa" w:w="100"/>
+            </w:tcMar>
+          </w:tcPr>
+          <w:p>
+            <w:pPr>
+              <w:spacing w:after="0" w:before="0" w:line="210"/>
+            </w:pPr>
+            <w:r>
+              <w:rPr>
+                <w:rFonts w:ascii="Arial" w:cs="Arial" w:eastAsia="Arial" w:hAnsi="Arial"/>
+                <w:sz w:val="17"/>
+                <w:szCs w:val="17"/>
               </w:rPr>
               <w:t xml:space="preserve">SettingsPage.tsx 30s 重试</w:t>
             </w:r>
@@ -8441,21 +8458,21 @@
               <w:right w:val="single" w:color="BBBBBB" w:sz="1"/>
             </w:tcBorders>
             <w:tcMar>
-              <w:top w:type="dxa" w:w="40"/>
-              <w:left w:type="dxa" w:w="80"/>
-              <w:bottom w:type="dxa" w:w="40"/>
-              <w:right w:type="dxa" w:w="80"/>
-            </w:tcMar>
-          </w:tcPr>
-          <w:p>
-            <w:pPr>
-              <w:spacing w:after="0" w:before="0" w:line="200"/>
-            </w:pPr>
-            <w:r>
-              <w:rPr>
-                <w:rFonts w:ascii="Consolas" w:cs="Consolas" w:eastAsia="Consolas" w:hAnsi="Consolas"/>
-                <w:sz w:val="15"/>
-                <w:szCs w:val="15"/>
+              <w:top w:type="dxa" w:w="50"/>
+              <w:left w:type="dxa" w:w="100"/>
+              <w:bottom w:type="dxa" w:w="50"/>
+              <w:right w:type="dxa" w:w="100"/>
+            </w:tcMar>
+          </w:tcPr>
+          <w:p>
+            <w:pPr>
+              <w:spacing w:after="0" w:before="0" w:line="210"/>
+            </w:pPr>
+            <w:r>
+              <w:rPr>
+                <w:rFonts w:ascii="Arial" w:cs="Arial" w:eastAsia="Arial" w:hAnsi="Arial"/>
+                <w:sz w:val="17"/>
+                <w:szCs w:val="17"/>
               </w:rPr>
               <w:t xml:space="preserve">7</w:t>
             </w:r>
@@ -8471,21 +8488,21 @@
               <w:right w:val="single" w:color="BBBBBB" w:sz="1"/>
             </w:tcBorders>
             <w:tcMar>
-              <w:top w:type="dxa" w:w="40"/>
-              <w:left w:type="dxa" w:w="80"/>
-              <w:bottom w:type="dxa" w:w="40"/>
-              <w:right w:type="dxa" w:w="80"/>
-            </w:tcMar>
-          </w:tcPr>
-          <w:p>
-            <w:pPr>
-              <w:spacing w:after="0" w:before="0" w:line="200"/>
-            </w:pPr>
-            <w:r>
-              <w:rPr>
-                <w:rFonts w:ascii="Consolas" w:cs="Consolas" w:eastAsia="Consolas" w:hAnsi="Consolas"/>
-                <w:sz w:val="15"/>
-                <w:szCs w:val="15"/>
+              <w:top w:type="dxa" w:w="50"/>
+              <w:left w:type="dxa" w:w="100"/>
+              <w:bottom w:type="dxa" w:w="50"/>
+              <w:right w:type="dxa" w:w="100"/>
+            </w:tcMar>
+          </w:tcPr>
+          <w:p>
+            <w:pPr>
+              <w:spacing w:after="0" w:before="0" w:line="210"/>
+            </w:pPr>
+            <w:r>
+              <w:rPr>
+                <w:rFonts w:ascii="Arial" w:cs="Arial" w:eastAsia="Arial" w:hAnsi="Arial"/>
+                <w:sz w:val="17"/>
+                <w:szCs w:val="17"/>
               </w:rPr>
               <w:t xml:space="preserve">安装包图标非 app0.png</w:t>
             </w:r>
@@ -8501,21 +8518,21 @@
               <w:right w:val="single" w:color="BBBBBB" w:sz="1"/>
             </w:tcBorders>
             <w:tcMar>
-              <w:top w:type="dxa" w:w="40"/>
-              <w:left w:type="dxa" w:w="80"/>
-              <w:bottom w:type="dxa" w:w="40"/>
-              <w:right w:type="dxa" w:w="80"/>
-            </w:tcMar>
-          </w:tcPr>
-          <w:p>
-            <w:pPr>
-              <w:spacing w:after="0" w:before="0" w:line="200"/>
-            </w:pPr>
-            <w:r>
-              <w:rPr>
-                <w:rFonts w:ascii="Consolas" w:cs="Consolas" w:eastAsia="Consolas" w:hAnsi="Consolas"/>
-                <w:sz w:val="15"/>
-                <w:szCs w:val="15"/>
+              <w:top w:type="dxa" w:w="50"/>
+              <w:left w:type="dxa" w:w="100"/>
+              <w:bottom w:type="dxa" w:w="50"/>
+              <w:right w:type="dxa" w:w="100"/>
+            </w:tcMar>
+          </w:tcPr>
+          <w:p>
+            <w:pPr>
+              <w:spacing w:after="0" w:before="0" w:line="210"/>
+            </w:pPr>
+            <w:r>
+              <w:rPr>
+                <w:rFonts w:ascii="Arial" w:cs="Arial" w:eastAsia="Arial" w:hAnsi="Arial"/>
+                <w:sz w:val="17"/>
+                <w:szCs w:val="17"/>
               </w:rPr>
               <w:t xml:space="preserve">build/icon.ico 替换</w:t>
             </w:r>
@@ -8534,21 +8551,21 @@
             </w:tcBorders>
             <w:shd w:fill="F8F9FA" w:val="clear"/>
             <w:tcMar>
-              <w:top w:type="dxa" w:w="40"/>
-              <w:left w:type="dxa" w:w="80"/>
-              <w:bottom w:type="dxa" w:w="40"/>
-              <w:right w:type="dxa" w:w="80"/>
-            </w:tcMar>
-          </w:tcPr>
-          <w:p>
-            <w:pPr>
-              <w:spacing w:after="0" w:before="0" w:line="200"/>
-            </w:pPr>
-            <w:r>
-              <w:rPr>
-                <w:rFonts w:ascii="Consolas" w:cs="Consolas" w:eastAsia="Consolas" w:hAnsi="Consolas"/>
-                <w:sz w:val="15"/>
-                <w:szCs w:val="15"/>
+              <w:top w:type="dxa" w:w="50"/>
+              <w:left w:type="dxa" w:w="100"/>
+              <w:bottom w:type="dxa" w:w="50"/>
+              <w:right w:type="dxa" w:w="100"/>
+            </w:tcMar>
+          </w:tcPr>
+          <w:p>
+            <w:pPr>
+              <w:spacing w:after="0" w:before="0" w:line="210"/>
+            </w:pPr>
+            <w:r>
+              <w:rPr>
+                <w:rFonts w:ascii="Arial" w:cs="Arial" w:eastAsia="Arial" w:hAnsi="Arial"/>
+                <w:sz w:val="17"/>
+                <w:szCs w:val="17"/>
               </w:rPr>
               <w:t xml:space="preserve">8</w:t>
             </w:r>
@@ -8565,21 +8582,21 @@
             </w:tcBorders>
             <w:shd w:fill="F8F9FA" w:val="clear"/>
             <w:tcMar>
-              <w:top w:type="dxa" w:w="40"/>
-              <w:left w:type="dxa" w:w="80"/>
-              <w:bottom w:type="dxa" w:w="40"/>
-              <w:right w:type="dxa" w:w="80"/>
-            </w:tcMar>
-          </w:tcPr>
-          <w:p>
-            <w:pPr>
-              <w:spacing w:after="0" w:before="0" w:line="200"/>
-            </w:pPr>
-            <w:r>
-              <w:rPr>
-                <w:rFonts w:ascii="Consolas" w:cs="Consolas" w:eastAsia="Consolas" w:hAnsi="Consolas"/>
-                <w:sz w:val="15"/>
-                <w:szCs w:val="15"/>
+              <w:top w:type="dxa" w:w="50"/>
+              <w:left w:type="dxa" w:w="100"/>
+              <w:bottom w:type="dxa" w:w="50"/>
+              <w:right w:type="dxa" w:w="100"/>
+            </w:tcMar>
+          </w:tcPr>
+          <w:p>
+            <w:pPr>
+              <w:spacing w:after="0" w:before="0" w:line="210"/>
+            </w:pPr>
+            <w:r>
+              <w:rPr>
+                <w:rFonts w:ascii="Arial" w:cs="Arial" w:eastAsia="Arial" w:hAnsi="Arial"/>
+                <w:sz w:val="17"/>
+                <w:szCs w:val="17"/>
               </w:rPr>
               <w:t xml:space="preserve">世界杯显示"不可达"</w:t>
             </w:r>
@@ -8596,21 +8613,21 @@
             </w:tcBorders>
             <w:shd w:fill="F8F9FA" w:val="clear"/>
             <w:tcMar>
-              <w:top w:type="dxa" w:w="40"/>
-              <w:left w:type="dxa" w:w="80"/>
-              <w:bottom w:type="dxa" w:w="40"/>
-              <w:right w:type="dxa" w:w="80"/>
-            </w:tcMar>
-          </w:tcPr>
-          <w:p>
-            <w:pPr>
-              <w:spacing w:after="0" w:before="0" w:line="200"/>
-            </w:pPr>
-            <w:r>
-              <w:rPr>
-                <w:rFonts w:ascii="Consolas" w:cs="Consolas" w:eastAsia="Consolas" w:hAnsi="Consolas"/>
-                <w:sz w:val="15"/>
-                <w:szCs w:val="15"/>
+              <w:top w:type="dxa" w:w="50"/>
+              <w:left w:type="dxa" w:w="100"/>
+              <w:bottom w:type="dxa" w:w="50"/>
+              <w:right w:type="dxa" w:w="100"/>
+            </w:tcMar>
+          </w:tcPr>
+          <w:p>
+            <w:pPr>
+              <w:spacing w:after="0" w:before="0" w:line="210"/>
+            </w:pPr>
+            <w:r>
+              <w:rPr>
+                <w:rFonts w:ascii="Arial" w:cs="Arial" w:eastAsia="Arial" w:hAnsi="Arial"/>
+                <w:sz w:val="17"/>
+                <w:szCs w:val="17"/>
               </w:rPr>
               <w:t xml:space="preserve">worldcup-broadcast-v2.html</w:t>
             </w:r>
@@ -8628,21 +8645,21 @@
               <w:right w:val="single" w:color="BBBBBB" w:sz="1"/>
             </w:tcBorders>
             <w:tcMar>
-              <w:top w:type="dxa" w:w="40"/>
-              <w:left w:type="dxa" w:w="80"/>
-              <w:bottom w:type="dxa" w:w="40"/>
-              <w:right w:type="dxa" w:w="80"/>
-            </w:tcMar>
-          </w:tcPr>
-          <w:p>
-            <w:pPr>
-              <w:spacing w:after="0" w:before="0" w:line="200"/>
-            </w:pPr>
-            <w:r>
-              <w:rPr>
-                <w:rFonts w:ascii="Consolas" w:cs="Consolas" w:eastAsia="Consolas" w:hAnsi="Consolas"/>
-                <w:sz w:val="15"/>
-                <w:szCs w:val="15"/>
+              <w:top w:type="dxa" w:w="50"/>
+              <w:left w:type="dxa" w:w="100"/>
+              <w:bottom w:type="dxa" w:w="50"/>
+              <w:right w:type="dxa" w:w="100"/>
+            </w:tcMar>
+          </w:tcPr>
+          <w:p>
+            <w:pPr>
+              <w:spacing w:after="0" w:before="0" w:line="210"/>
+            </w:pPr>
+            <w:r>
+              <w:rPr>
+                <w:rFonts w:ascii="Arial" w:cs="Arial" w:eastAsia="Arial" w:hAnsi="Arial"/>
+                <w:sz w:val="17"/>
+                <w:szCs w:val="17"/>
               </w:rPr>
               <w:t xml:space="preserve">9</w:t>
             </w:r>
@@ -8658,21 +8675,21 @@
               <w:right w:val="single" w:color="BBBBBB" w:sz="1"/>
             </w:tcBorders>
             <w:tcMar>
-              <w:top w:type="dxa" w:w="40"/>
-              <w:left w:type="dxa" w:w="80"/>
-              <w:bottom w:type="dxa" w:w="40"/>
-              <w:right w:type="dxa" w:w="80"/>
-            </w:tcMar>
-          </w:tcPr>
-          <w:p>
-            <w:pPr>
-              <w:spacing w:after="0" w:before="0" w:line="200"/>
-            </w:pPr>
-            <w:r>
-              <w:rPr>
-                <w:rFonts w:ascii="Consolas" w:cs="Consolas" w:eastAsia="Consolas" w:hAnsi="Consolas"/>
-                <w:sz w:val="15"/>
-                <w:szCs w:val="15"/>
+              <w:top w:type="dxa" w:w="50"/>
+              <w:left w:type="dxa" w:w="100"/>
+              <w:bottom w:type="dxa" w:w="50"/>
+              <w:right w:type="dxa" w:w="100"/>
+            </w:tcMar>
+          </w:tcPr>
+          <w:p>
+            <w:pPr>
+              <w:spacing w:after="0" w:before="0" w:line="210"/>
+            </w:pPr>
+            <w:r>
+              <w:rPr>
+                <w:rFonts w:ascii="Arial" w:cs="Arial" w:eastAsia="Arial" w:hAnsi="Arial"/>
+                <w:sz w:val="17"/>
+                <w:szCs w:val="17"/>
               </w:rPr>
               <w:t xml:space="preserve">品牌不统一</w:t>
             </w:r>
@@ -8688,21 +8705,21 @@
               <w:right w:val="single" w:color="BBBBBB" w:sz="1"/>
             </w:tcBorders>
             <w:tcMar>
-              <w:top w:type="dxa" w:w="40"/>
-              <w:left w:type="dxa" w:w="80"/>
-              <w:bottom w:type="dxa" w:w="40"/>
-              <w:right w:type="dxa" w:w="80"/>
-            </w:tcMar>
-          </w:tcPr>
-          <w:p>
-            <w:pPr>
-              <w:spacing w:after="0" w:before="0" w:line="200"/>
-            </w:pPr>
-            <w:r>
-              <w:rPr>
-                <w:rFonts w:ascii="Consolas" w:cs="Consolas" w:eastAsia="Consolas" w:hAnsi="Consolas"/>
-                <w:sz w:val="15"/>
-                <w:szCs w:val="15"/>
+              <w:top w:type="dxa" w:w="50"/>
+              <w:left w:type="dxa" w:w="100"/>
+              <w:bottom w:type="dxa" w:w="50"/>
+              <w:right w:type="dxa" w:w="100"/>
+            </w:tcMar>
+          </w:tcPr>
+          <w:p>
+            <w:pPr>
+              <w:spacing w:after="0" w:before="0" w:line="210"/>
+            </w:pPr>
+            <w:r>
+              <w:rPr>
+                <w:rFonts w:ascii="Arial" w:cs="Arial" w:eastAsia="Arial" w:hAnsi="Arial"/>
+                <w:sz w:val="17"/>
+                <w:szCs w:val="17"/>
               </w:rPr>
               <w:t xml:space="preserve">17 个文件 VeloraAgent→闪电树懒</w:t>
             </w:r>
@@ -8721,21 +8738,21 @@
             </w:tcBorders>
             <w:shd w:fill="F8F9FA" w:val="clear"/>
             <w:tcMar>
-              <w:top w:type="dxa" w:w="40"/>
-              <w:left w:type="dxa" w:w="80"/>
-              <w:bottom w:type="dxa" w:w="40"/>
-              <w:right w:type="dxa" w:w="80"/>
-            </w:tcMar>
-          </w:tcPr>
-          <w:p>
-            <w:pPr>
-              <w:spacing w:after="0" w:before="0" w:line="200"/>
-            </w:pPr>
-            <w:r>
-              <w:rPr>
-                <w:rFonts w:ascii="Consolas" w:cs="Consolas" w:eastAsia="Consolas" w:hAnsi="Consolas"/>
-                <w:sz w:val="15"/>
-                <w:szCs w:val="15"/>
+              <w:top w:type="dxa" w:w="50"/>
+              <w:left w:type="dxa" w:w="100"/>
+              <w:bottom w:type="dxa" w:w="50"/>
+              <w:right w:type="dxa" w:w="100"/>
+            </w:tcMar>
+          </w:tcPr>
+          <w:p>
+            <w:pPr>
+              <w:spacing w:after="0" w:before="0" w:line="210"/>
+            </w:pPr>
+            <w:r>
+              <w:rPr>
+                <w:rFonts w:ascii="Arial" w:cs="Arial" w:eastAsia="Arial" w:hAnsi="Arial"/>
+                <w:sz w:val="17"/>
+                <w:szCs w:val="17"/>
               </w:rPr>
               <w:t xml:space="preserve">10</w:t>
             </w:r>
@@ -8752,21 +8769,21 @@
             </w:tcBorders>
             <w:shd w:fill="F8F9FA" w:val="clear"/>
             <w:tcMar>
-              <w:top w:type="dxa" w:w="40"/>
-              <w:left w:type="dxa" w:w="80"/>
-              <w:bottom w:type="dxa" w:w="40"/>
-              <w:right w:type="dxa" w:w="80"/>
-            </w:tcMar>
-          </w:tcPr>
-          <w:p>
-            <w:pPr>
-              <w:spacing w:after="0" w:before="0" w:line="200"/>
-            </w:pPr>
-            <w:r>
-              <w:rPr>
-                <w:rFonts w:ascii="Consolas" w:cs="Consolas" w:eastAsia="Consolas" w:hAnsi="Consolas"/>
-                <w:sz w:val="15"/>
-                <w:szCs w:val="15"/>
+              <w:top w:type="dxa" w:w="50"/>
+              <w:left w:type="dxa" w:w="100"/>
+              <w:bottom w:type="dxa" w:w="50"/>
+              <w:right w:type="dxa" w:w="100"/>
+            </w:tcMar>
+          </w:tcPr>
+          <w:p>
+            <w:pPr>
+              <w:spacing w:after="0" w:before="0" w:line="210"/>
+            </w:pPr>
+            <w:r>
+              <w:rPr>
+                <w:rFonts w:ascii="Arial" w:cs="Arial" w:eastAsia="Arial" w:hAnsi="Arial"/>
+                <w:sz w:val="17"/>
+                <w:szCs w:val="17"/>
               </w:rPr>
               <w:t xml:space="preserve">AI 回复误报"超时"</w:t>
             </w:r>
@@ -8783,21 +8800,21 @@
             </w:tcBorders>
             <w:shd w:fill="F8F9FA" w:val="clear"/>
             <w:tcMar>
-              <w:top w:type="dxa" w:w="40"/>
-              <w:left w:type="dxa" w:w="80"/>
-              <w:bottom w:type="dxa" w:w="40"/>
-              <w:right w:type="dxa" w:w="80"/>
-            </w:tcMar>
-          </w:tcPr>
-          <w:p>
-            <w:pPr>
-              <w:spacing w:after="0" w:before="0" w:line="200"/>
-            </w:pPr>
-            <w:r>
-              <w:rPr>
-                <w:rFonts w:ascii="Consolas" w:cs="Consolas" w:eastAsia="Consolas" w:hAnsi="Consolas"/>
-                <w:sz w:val="15"/>
-                <w:szCs w:val="15"/>
+              <w:top w:type="dxa" w:w="50"/>
+              <w:left w:type="dxa" w:w="100"/>
+              <w:bottom w:type="dxa" w:w="50"/>
+              <w:right w:type="dxa" w:w="100"/>
+            </w:tcMar>
+          </w:tcPr>
+          <w:p>
+            <w:pPr>
+              <w:spacing w:after="0" w:before="0" w:line="210"/>
+            </w:pPr>
+            <w:r>
+              <w:rPr>
+                <w:rFonts w:ascii="Arial" w:cs="Arial" w:eastAsia="Arial" w:hAnsi="Arial"/>
+                <w:sz w:val="17"/>
+                <w:szCs w:val="17"/>
               </w:rPr>
               <w:t xml:space="preserve">ChatMessageList.tsx 20s→60s</w:t>
             </w:r>
@@ -8815,21 +8832,21 @@
               <w:right w:val="single" w:color="BBBBBB" w:sz="1"/>
             </w:tcBorders>
             <w:tcMar>
-              <w:top w:type="dxa" w:w="40"/>
-              <w:left w:type="dxa" w:w="80"/>
-              <w:bottom w:type="dxa" w:w="40"/>
-              <w:right w:type="dxa" w:w="80"/>
-            </w:tcMar>
-          </w:tcPr>
-          <w:p>
-            <w:pPr>
-              <w:spacing w:after="0" w:before="0" w:line="200"/>
-            </w:pPr>
-            <w:r>
-              <w:rPr>
-                <w:rFonts w:ascii="Consolas" w:cs="Consolas" w:eastAsia="Consolas" w:hAnsi="Consolas"/>
-                <w:sz w:val="15"/>
-                <w:szCs w:val="15"/>
+              <w:top w:type="dxa" w:w="50"/>
+              <w:left w:type="dxa" w:w="100"/>
+              <w:bottom w:type="dxa" w:w="50"/>
+              <w:right w:type="dxa" w:w="100"/>
+            </w:tcMar>
+          </w:tcPr>
+          <w:p>
+            <w:pPr>
+              <w:spacing w:after="0" w:before="0" w:line="210"/>
+            </w:pPr>
+            <w:r>
+              <w:rPr>
+                <w:rFonts w:ascii="Arial" w:cs="Arial" w:eastAsia="Arial" w:hAnsi="Arial"/>
+                <w:sz w:val="17"/>
+                <w:szCs w:val="17"/>
               </w:rPr>
               <w:t xml:space="preserve">11</w:t>
             </w:r>
@@ -8845,21 +8862,21 @@
               <w:right w:val="single" w:color="BBBBBB" w:sz="1"/>
             </w:tcBorders>
             <w:tcMar>
-              <w:top w:type="dxa" w:w="40"/>
-              <w:left w:type="dxa" w:w="80"/>
-              <w:bottom w:type="dxa" w:w="40"/>
-              <w:right w:type="dxa" w:w="80"/>
-            </w:tcMar>
-          </w:tcPr>
-          <w:p>
-            <w:pPr>
-              <w:spacing w:after="0" w:before="0" w:line="200"/>
-            </w:pPr>
-            <w:r>
-              <w:rPr>
-                <w:rFonts w:ascii="Consolas" w:cs="Consolas" w:eastAsia="Consolas" w:hAnsi="Consolas"/>
-                <w:sz w:val="15"/>
-                <w:szCs w:val="15"/>
+              <w:top w:type="dxa" w:w="50"/>
+              <w:left w:type="dxa" w:w="100"/>
+              <w:bottom w:type="dxa" w:w="50"/>
+              <w:right w:type="dxa" w:w="100"/>
+            </w:tcMar>
+          </w:tcPr>
+          <w:p>
+            <w:pPr>
+              <w:spacing w:after="0" w:before="0" w:line="210"/>
+            </w:pPr>
+            <w:r>
+              <w:rPr>
+                <w:rFonts w:ascii="Arial" w:cs="Arial" w:eastAsia="Arial" w:hAnsi="Arial"/>
+                <w:sz w:val="17"/>
+                <w:szCs w:val="17"/>
               </w:rPr>
               <w:t xml:space="preserve">沙箱开关初始值不一致</w:t>
             </w:r>
@@ -8875,21 +8892,21 @@
               <w:right w:val="single" w:color="BBBBBB" w:sz="1"/>
             </w:tcBorders>
             <w:tcMar>
-              <w:top w:type="dxa" w:w="40"/>
-              <w:left w:type="dxa" w:w="80"/>
-              <w:bottom w:type="dxa" w:w="40"/>
-              <w:right w:type="dxa" w:w="80"/>
-            </w:tcMar>
-          </w:tcPr>
-          <w:p>
-            <w:pPr>
-              <w:spacing w:after="0" w:before="0" w:line="200"/>
-            </w:pPr>
-            <w:r>
-              <w:rPr>
-                <w:rFonts w:ascii="Consolas" w:cs="Consolas" w:eastAsia="Consolas" w:hAnsi="Consolas"/>
-                <w:sz w:val="15"/>
-                <w:szCs w:val="15"/>
+              <w:top w:type="dxa" w:w="50"/>
+              <w:left w:type="dxa" w:w="100"/>
+              <w:bottom w:type="dxa" w:w="50"/>
+              <w:right w:type="dxa" w:w="100"/>
+            </w:tcMar>
+          </w:tcPr>
+          <w:p>
+            <w:pPr>
+              <w:spacing w:after="0" w:before="0" w:line="210"/>
+            </w:pPr>
+            <w:r>
+              <w:rPr>
+                <w:rFonts w:ascii="Arial" w:cs="Arial" w:eastAsia="Arial" w:hAnsi="Arial"/>
+                <w:sz w:val="17"/>
+                <w:szCs w:val="17"/>
               </w:rPr>
               <w:t xml:space="preserve">SettingsPage.tsx useState(true)</w:t>
             </w:r>
@@ -8908,21 +8925,21 @@
             </w:tcBorders>
             <w:shd w:fill="F8F9FA" w:val="clear"/>
             <w:tcMar>
-              <w:top w:type="dxa" w:w="40"/>
-              <w:left w:type="dxa" w:w="80"/>
-              <w:bottom w:type="dxa" w:w="40"/>
-              <w:right w:type="dxa" w:w="80"/>
-            </w:tcMar>
-          </w:tcPr>
-          <w:p>
-            <w:pPr>
-              <w:spacing w:after="0" w:before="0" w:line="200"/>
-            </w:pPr>
-            <w:r>
-              <w:rPr>
-                <w:rFonts w:ascii="Consolas" w:cs="Consolas" w:eastAsia="Consolas" w:hAnsi="Consolas"/>
-                <w:sz w:val="15"/>
-                <w:szCs w:val="15"/>
+              <w:top w:type="dxa" w:w="50"/>
+              <w:left w:type="dxa" w:w="100"/>
+              <w:bottom w:type="dxa" w:w="50"/>
+              <w:right w:type="dxa" w:w="100"/>
+            </w:tcMar>
+          </w:tcPr>
+          <w:p>
+            <w:pPr>
+              <w:spacing w:after="0" w:before="0" w:line="210"/>
+            </w:pPr>
+            <w:r>
+              <w:rPr>
+                <w:rFonts w:ascii="Arial" w:cs="Arial" w:eastAsia="Arial" w:hAnsi="Arial"/>
+                <w:sz w:val="17"/>
+                <w:szCs w:val="17"/>
               </w:rPr>
               <w:t xml:space="preserve">12</w:t>
             </w:r>
@@ -8939,21 +8956,21 @@
             </w:tcBorders>
             <w:shd w:fill="F8F9FA" w:val="clear"/>
             <w:tcMar>
-              <w:top w:type="dxa" w:w="40"/>
-              <w:left w:type="dxa" w:w="80"/>
-              <w:bottom w:type="dxa" w:w="40"/>
-              <w:right w:type="dxa" w:w="80"/>
-            </w:tcMar>
-          </w:tcPr>
-          <w:p>
-            <w:pPr>
-              <w:spacing w:after="0" w:before="0" w:line="200"/>
-            </w:pPr>
-            <w:r>
-              <w:rPr>
-                <w:rFonts w:ascii="Consolas" w:cs="Consolas" w:eastAsia="Consolas" w:hAnsi="Consolas"/>
-                <w:sz w:val="15"/>
-                <w:szCs w:val="15"/>
+              <w:top w:type="dxa" w:w="50"/>
+              <w:left w:type="dxa" w:w="100"/>
+              <w:bottom w:type="dxa" w:w="50"/>
+              <w:right w:type="dxa" w:w="100"/>
+            </w:tcMar>
+          </w:tcPr>
+          <w:p>
+            <w:pPr>
+              <w:spacing w:after="0" w:before="0" w:line="210"/>
+            </w:pPr>
+            <w:r>
+              <w:rPr>
+                <w:rFonts w:ascii="Arial" w:cs="Arial" w:eastAsia="Arial" w:hAnsi="Arial"/>
+                <w:sz w:val="17"/>
+                <w:szCs w:val="17"/>
               </w:rPr>
               <w:t xml:space="preserve">沙箱保存无重试</w:t>
             </w:r>
@@ -8970,21 +8987,21 @@
             </w:tcBorders>
             <w:shd w:fill="F8F9FA" w:val="clear"/>
             <w:tcMar>
-              <w:top w:type="dxa" w:w="40"/>
-              <w:left w:type="dxa" w:w="80"/>
-              <w:bottom w:type="dxa" w:w="40"/>
-              <w:right w:type="dxa" w:w="80"/>
-            </w:tcMar>
-          </w:tcPr>
-          <w:p>
-            <w:pPr>
-              <w:spacing w:after="0" w:before="0" w:line="200"/>
-            </w:pPr>
-            <w:r>
-              <w:rPr>
-                <w:rFonts w:ascii="Consolas" w:cs="Consolas" w:eastAsia="Consolas" w:hAnsi="Consolas"/>
-                <w:sz w:val="15"/>
-                <w:szCs w:val="15"/>
+              <w:top w:type="dxa" w:w="50"/>
+              <w:left w:type="dxa" w:w="100"/>
+              <w:bottom w:type="dxa" w:w="50"/>
+              <w:right w:type="dxa" w:w="100"/>
+            </w:tcMar>
+          </w:tcPr>
+          <w:p>
+            <w:pPr>
+              <w:spacing w:after="0" w:before="0" w:line="210"/>
+            </w:pPr>
+            <w:r>
+              <w:rPr>
+                <w:rFonts w:ascii="Arial" w:cs="Arial" w:eastAsia="Arial" w:hAnsi="Arial"/>
+                <w:sz w:val="17"/>
+                <w:szCs w:val="17"/>
               </w:rPr>
               <w:t xml:space="preserve">SettingsPage.tsx postJsonRetry</w:t>
             </w:r>
@@ -8997,7 +9014,7 @@
         <w:pBdr>
           <w:bottom w:val="single" w:color="CCCCCC" w:sz="2" w:space="4"/>
         </w:pBdr>
-        <w:spacing w:after="20" w:before="20"/>
+        <w:spacing w:after="40" w:before="40"/>
       </w:pPr>
     </w:p>
     <w:p>
@@ -9008,8 +9025,6 @@
       <w:r>
         <w:rPr>
           <w:rFonts w:ascii="Arial" w:cs="Arial" w:eastAsia="Arial" w:hAnsi="Arial"/>
-          <w:i/>
-          <w:iCs/>
           <w:sz w:val="17"/>
           <w:szCs w:val="17"/>
         </w:rPr>
@@ -9035,7 +9050,7 @@
     </w:p>
     <w:sectPr>
       <w:pgSz w:w="12240" w:h="15840" w:orient="portrait"/>
-      <w:pgMar w:top="680" w:right="680" w:bottom="680" w:left="680" w:header="708" w:footer="708" w:gutter="0"/>
+      <w:pgMar w:top="720" w:right="720" w:bottom="720" w:left="720" w:header="708" w:footer="708" w:gutter="0"/>
       <w:pgNumType/>
       <w:docGrid w:linePitch="360"/>
     </w:sectPr>
@@ -9405,15 +9420,15 @@
     <w:next w:val="Normal"/>
     <w:qFormat/>
     <w:pPr>
-      <w:spacing w:after="40" w:before="100"/>
+      <w:spacing w:after="80" w:before="200"/>
       <w:outlineLvl w:val="0"/>
     </w:pPr>
     <w:rPr>
       <w:rFonts w:ascii="Arial" w:cs="Arial" w:eastAsia="Arial" w:hAnsi="Arial"/>
       <w:b/>
       <w:bCs/>
-      <w:sz w:val="30"/>
-      <w:szCs w:val="30"/>
+      <w:sz w:val="32"/>
+      <w:szCs w:val="32"/>
     </w:rPr>
   </w:style>
   <w:style w:type="paragraph" w:styleId="Heading2">
@@ -9422,15 +9437,15 @@
     <w:next w:val="Normal"/>
     <w:qFormat/>
     <w:pPr>
-      <w:spacing w:after="30" w:before="80"/>
+      <w:spacing w:after="60" w:before="160"/>
       <w:outlineLvl w:val="1"/>
     </w:pPr>
     <w:rPr>
       <w:rFonts w:ascii="Arial" w:cs="Arial" w:eastAsia="Arial" w:hAnsi="Arial"/>
       <w:b/>
       <w:bCs/>
-      <w:sz w:val="26"/>
-      <w:szCs w:val="26"/>
+      <w:sz w:val="28"/>
+      <w:szCs w:val="28"/>
     </w:rPr>
   </w:style>
   <w:style w:type="paragraph" w:styleId="Heading3">
@@ -9439,15 +9454,15 @@
     <w:next w:val="Normal"/>
     <w:qFormat/>
     <w:pPr>
-      <w:spacing w:after="20" w:before="60"/>
+      <w:spacing w:after="40" w:before="120"/>
       <w:outlineLvl w:val="2"/>
     </w:pPr>
     <w:rPr>
       <w:rFonts w:ascii="Arial" w:cs="Arial" w:eastAsia="Arial" w:hAnsi="Arial"/>
       <w:b/>
       <w:bCs/>
-      <w:sz w:val="22"/>
-      <w:szCs w:val="22"/>
+      <w:sz w:val="24"/>
+      <w:szCs w:val="24"/>
     </w:rPr>
   </w:style>
 </w:styles>
